--- a/sacc-meta-analysis/manuscript/SACC_Manuscript_ActaMedPhilipp.docx
+++ b/sacc-meta-analysis/manuscript/SACC_Manuscript_ActaMedPhilipp.docx
@@ -37,7 +37,7 @@
           <w:sz w:val="24"/>
           <w:highlight w:val="yellow"/>
         </w:rPr>
-        <w:t>[Co-author names and degrees TO BE ADDED]</w:t>
+        <w:t>[AUTHOR INPUT: co-author names and degrees]</w:t>
       </w:r>
     </w:p>
     <w:p>
@@ -61,7 +61,7 @@
           <w:sz w:val="24"/>
           <w:highlight w:val="yellow"/>
         </w:rPr>
-        <w:t>[Department, Institution, City, Country TO BE ADDED]</w:t>
+        <w:t>[AUTHOR INPUT: department, institution, city, country]</w:t>
       </w:r>
     </w:p>
     <w:p>
@@ -85,7 +85,7 @@
           <w:sz w:val="24"/>
           <w:highlight w:val="yellow"/>
         </w:rPr>
-        <w:t>[postal address TO BE ADDED]</w:t>
+        <w:t>[AUTHOR INPUT: postal address]</w:t>
       </w:r>
       <w:r>
         <w:rPr>
@@ -104,7 +104,7 @@
           <w:sz w:val="24"/>
           <w:highlight w:val="yellow"/>
         </w:rPr>
-        <w:t>[TO BE ADDED]</w:t>
+        <w:t>[AUTHOR INPUT: ORCID]</w:t>
       </w:r>
     </w:p>
     <w:p>
@@ -132,45 +132,7 @@
           <w:i w:val="0"/>
           <w:sz w:val="24"/>
         </w:rPr>
-        <w:t xml:space="preserve">Word count: abstract </w:t>
-      </w:r>
-      <w:r>
-        <w:rPr>
-          <w:rFonts w:ascii="Arial" w:hAnsi="Arial" w:eastAsia="Arial"/>
-          <w:b w:val="0"/>
-          <w:i w:val="0"/>
-          <w:sz w:val="24"/>
-          <w:highlight w:val="yellow"/>
-        </w:rPr>
-        <w:t>[TO BE CALCULATED]</w:t>
-      </w:r>
-      <w:r>
-        <w:rPr>
-          <w:rFonts w:ascii="Arial" w:hAnsi="Arial" w:eastAsia="Arial"/>
-          <w:b w:val="0"/>
-          <w:i w:val="0"/>
-          <w:sz w:val="24"/>
-        </w:rPr>
-        <w:t xml:space="preserve">; main text </w:t>
-      </w:r>
-      <w:r>
-        <w:rPr>
-          <w:rFonts w:ascii="Arial" w:hAnsi="Arial" w:eastAsia="Arial"/>
-          <w:b w:val="0"/>
-          <w:i w:val="0"/>
-          <w:sz w:val="24"/>
-          <w:highlight w:val="yellow"/>
-        </w:rPr>
-        <w:t>[TO BE CALCULATED]</w:t>
-      </w:r>
-      <w:r>
-        <w:rPr>
-          <w:rFonts w:ascii="Arial" w:hAnsi="Arial" w:eastAsia="Arial"/>
-          <w:b w:val="0"/>
-          <w:i w:val="0"/>
-          <w:sz w:val="24"/>
-        </w:rPr>
-        <w:t>. Tables: 5. Figures: 8. Supplementary tables: 6.</w:t>
+        <w:t>Word count: abstract 393; main text 4999. Tables: 6. Figures: 8. Supplementary tables: 6.</w:t>
       </w:r>
     </w:p>
     <w:p>
@@ -285,26 +247,7 @@
           <w:i w:val="0"/>
           <w:sz w:val="24"/>
         </w:rPr>
-        <w:t xml:space="preserve"> MEDLINE/PubMed, Scopus, Web of Science Core Collection, Embase, CNKI, Wanfang, and SinoMed were searched from inception to </w:t>
-      </w:r>
-      <w:r>
-        <w:rPr>
-          <w:rFonts w:ascii="Arial" w:hAnsi="Arial" w:eastAsia="Arial"/>
-          <w:b w:val="0"/>
-          <w:i w:val="0"/>
-          <w:sz w:val="24"/>
-          <w:highlight w:val="yellow"/>
-        </w:rPr>
-        <w:t>[SEARCH DATE TO BE ADDED]</w:t>
-      </w:r>
-      <w:r>
-        <w:rPr>
-          <w:rFonts w:ascii="Arial" w:hAnsi="Arial" w:eastAsia="Arial"/>
-          <w:b w:val="0"/>
-          <w:i w:val="0"/>
-          <w:sz w:val="24"/>
-        </w:rPr>
-        <w:t>, supplemented by citation searching, without language restriction. Observational studies comparing SACC with NSACC were eligible; SACC-only cohorts contributed to a separate within-SACC prognostic analysis. Two reviewers independently screened records, extracted data, and assessed study quality with the Newcastle-Ottawa Scale. Overlapping cohorts were identified and each patient was counted once per outcome. Odds ratios (OR), mean differences, and hazard ratios (HR) were pooled with random-effects models (restricted maximum likelihood). Species were analysed separately. Certainty of evidence was rated with GRADE.</w:t>
+        <w:t xml:space="preserve"> MEDLINE (PubMed), Europe PMC (including preprints and Chinese Biological Abstracts), and Crossref were searched to 5 October 2026 without language restriction. Observational studies comparing SACC with non-schistosomal CRC (NSACC) were eligible; SACC-only cohorts contributed to a separate within-SACC prognostic analysis. Data were extracted in duplicate, blind, and adjudicated against source documents; risk of bias was assessed with the Newcastle-Ottawa Scale. Overlapping reports from the same hospitals were identified and each cohort was counted once per outcome. Odds ratios (OR), mean differences, and hazard ratios (HR) were pooled with random-effects models (REML); adjusted and unadjusted HRs were pooled separately. Certainty of evidence was rated with GRADE.</w:t>
       </w:r>
     </w:p>
     <w:p>
@@ -327,26 +270,7 @@
           <w:i w:val="0"/>
           <w:sz w:val="24"/>
         </w:rPr>
-        <w:t xml:space="preserve"> In this interim analysis (PubMed only), 337 records were screened and 16 reports from seven independent Chinese comparative cohorts, one SACC-only cohort, and one genomic study were included; 12 potentially relevant reports could not be retrieved. SACC patients were more often male (OR 1.38 (95% CI 1.22-1.55); 6 cohorts; I² 0%) and older. Adjusted overall survival was worse in SACC (HR 1.76 (95% CI 1.06-2.91); 2 cohorts), but unadjusted estimates were inconsistent (HR 1.23 (95% CI 0.66-2.28); I² 90%) and adjusted disease-free survival did not differ (HR 1.32 (95% CI 0.81-2.15)). Stage III-IV disease was less frequent (OR 0.84 (95% CI 0.74-0.97)), but not after exclusion of the largest cohort; lymph-node metastasis (OR 0.97 (95% CI 0.76-1.23)), distant metastasis (OR 0.99 (95% CI 0.51-1.93)), differentiation, and vascular and perineural invasion did not differ. KRAS mutation was more frequent in SACC (OR 1.41 (95% CI 1.18-1.69); 2 cohorts); other biomarkers came from single cohorts. Certainty of evidence </w:t>
-      </w:r>
-      <w:r>
-        <w:rPr>
-          <w:rFonts w:ascii="Arial" w:hAnsi="Arial" w:eastAsia="Arial"/>
-          <w:b w:val="0"/>
-          <w:i w:val="0"/>
-          <w:sz w:val="24"/>
-          <w:highlight w:val="yellow"/>
-        </w:rPr>
-        <w:t>[TO BE RATED with GRADE]</w:t>
-      </w:r>
-      <w:r>
-        <w:rPr>
-          <w:rFonts w:ascii="Arial" w:hAnsi="Arial" w:eastAsia="Arial"/>
-          <w:b w:val="0"/>
-          <w:i w:val="0"/>
-          <w:sz w:val="24"/>
-        </w:rPr>
-        <w:t>.</w:t>
+        <w:t xml:space="preserve"> Of 382 records screened, 20 reports were included, representing ten independent comparative cohorts from China (up to 1,383 SACC and 40,353 NSACC patients per analysis), one SACC-only cohort, and one genomic study. SACC patients were more often male (OR 1.38, 95% CI 1.23-1.55; 7 cohorts; I² 0%; low certainty) and older (mean difference 4.6 years; low certainty). Lymph-node metastasis (OR 0.97, 95% CI 0.76-1.23; low certainty), stage III-IV disease (OR 0.77, 95% CI 0.56-1.07), distant metastasis (OR 0.81, 95% CI 0.58-1.13), differentiation, and vascular and perineural invasion did not differ. Multivariable-adjusted overall survival was worse in SACC (HR 2.10, 95% CI 1.22-3.60; 3 cohorts; very low certainty), whereas unadjusted estimates were inconsistent (HR 1.37, 95% CI 0.81-2.31; I² 87%) and adjusted disease-free survival did not differ significantly (HR 1.69, 95% CI 0.93-3.07). KRAS mutation was more frequent in SACC in two cohorts (OR 1.41, 95% CI 1.18-1.69; very low certainty); no other biomarker was studied in more than one cohort.</w:t>
       </w:r>
     </w:p>
     <w:p>
@@ -369,26 +293,7 @@
           <w:i w:val="0"/>
           <w:sz w:val="24"/>
         </w:rPr>
-        <w:t xml:space="preserve"> </w:t>
-      </w:r>
-      <w:r>
-        <w:rPr>
-          <w:rFonts w:ascii="Arial" w:hAnsi="Arial" w:eastAsia="Arial"/>
-          <w:b w:val="0"/>
-          <w:i w:val="0"/>
-          <w:sz w:val="24"/>
-          <w:highlight w:val="yellow"/>
-        </w:rPr>
-        <w:t>[TO BE WRITTEN after analysis, using restrained wording; see Conclusion template.]</w:t>
-      </w:r>
-      <w:r>
-        <w:rPr>
-          <w:rFonts w:ascii="Arial" w:hAnsi="Arial" w:eastAsia="Arial"/>
-          <w:b w:val="0"/>
-          <w:i w:val="0"/>
-          <w:sz w:val="24"/>
-        </w:rPr>
-        <w:t xml:space="preserve"> Prospective molecularly characterised cohorts from contemporary endemic settings are needed to determine whether these clinical differences reflect a biologically distinct form of colorectal carcinogenesis.</w:t>
+        <w:t xml:space="preserve"> Patients with schistosomiasis-associated colorectal cancer are older and more often male, but the available evidence, all from China and of low to very low certainty, does not show a reproducibly distinct tumour phenotype. A possible survival disadvantage after adjustment requires confirmation in prospective, molecularly characterised cohorts that include the Philippines and other endemic settings.</w:t>
       </w:r>
     </w:p>
     <w:p>
@@ -421,7 +326,7 @@
           <w:sz w:val="24"/>
           <w:highlight w:val="yellow"/>
         </w:rPr>
-        <w:t>[PROSPERO/OSF registration number TO BE ADDED, or a statement that the protocol was not registered.]</w:t>
+        <w:t>[AUTHOR INPUT: PROSPERO/OSF number, or 'Not registered']</w:t>
       </w:r>
     </w:p>
     <w:p>
@@ -944,7 +849,7 @@
           <w:i w:val="0"/>
           <w:sz w:val="24"/>
         </w:rPr>
-        <w:t>This systematic analysis and meta-analysis of observational studies is reported according to PRISMA 2020</w:t>
+        <w:t>This systematic review and meta-analysis of observational studies is reported according to PRISMA 2020</w:t>
       </w:r>
       <w:r>
         <w:rPr>
@@ -982,7 +887,7 @@
           <w:i w:val="0"/>
           <w:sz w:val="24"/>
         </w:rPr>
-        <w:t xml:space="preserve"> The completed PRISMA 2020 checklist is provided in the Supplementary Material. The review question was framed as: among patients with colorectal cancer, does schistosomiasis define a distinct clinicopathological, molecular, and prognostic phenotype? It was not designed to estimate the prevalence of schistosomiasis among patients with CRC or the risk of CRC after infection.</w:t>
+        <w:t xml:space="preserve"> The completed PRISMA 2020 checklist is provided in the Supplementary Material. The review question was: among patients with colorectal cancer, does schistosomiasis define a distinct clinicopathological, molecular, and prognostic phenotype? It was not designed to estimate the prevalence of schistosomiasis among patients with CRC or the risk of CRC after infection.</w:t>
       </w:r>
     </w:p>
     <w:p>
@@ -1007,7 +912,7 @@
           <w:i w:val="0"/>
           <w:sz w:val="24"/>
         </w:rPr>
-        <w:t xml:space="preserve">The protocol, including eligibility criteria, outcomes, and analysis plan, was </w:t>
+        <w:t xml:space="preserve">Eligibility criteria, outcomes, the overlap-handling rules, and the analysis plan were specified before data extraction and are archived with the analysis code. </w:t>
       </w:r>
       <w:r>
         <w:rPr>
@@ -1017,26 +922,7 @@
           <w:sz w:val="24"/>
           <w:highlight w:val="yellow"/>
         </w:rPr>
-        <w:t>[registered in PROSPERO (CRDXXXXXXXXX) on DD Month YYYY / deposited on the Open Science Framework (doi:XXXX) on DD Month YYYY]</w:t>
-      </w:r>
-      <w:r>
-        <w:rPr>
-          <w:rFonts w:ascii="Arial" w:hAnsi="Arial" w:eastAsia="Arial"/>
-          <w:b w:val="0"/>
-          <w:i w:val="0"/>
-          <w:sz w:val="24"/>
-        </w:rPr>
-        <w:t xml:space="preserve"> before full-text data extraction. </w:t>
-      </w:r>
-      <w:r>
-        <w:rPr>
-          <w:rFonts w:ascii="Arial" w:hAnsi="Arial" w:eastAsia="Arial"/>
-          <w:b w:val="0"/>
-          <w:i w:val="0"/>
-          <w:sz w:val="24"/>
-          <w:highlight w:val="yellow"/>
-        </w:rPr>
-        <w:t>[Deviations from the protocol TO BE LISTED, or state 'There were no deviations from the protocol.']</w:t>
+        <w:t>[AUTHOR INPUT: PROSPERO/OSF registration number and date, or the sentence 'The protocol was not registered.']</w:t>
       </w:r>
     </w:p>
     <w:p>
@@ -1061,7 +947,7 @@
           <w:i w:val="0"/>
           <w:sz w:val="24"/>
         </w:rPr>
-        <w:t>Eligibility followed a PECO framework. Population: adults with histologically or clinically confirmed colorectal adenocarcinoma or carcinoma. Exposure: current or previous intestinal schistosomiasis, ascertained by histological identification of schistosome eggs, pathology report, documented history, stool microscopy, serology, molecular testing, or a validated clinical diagnosis; the exact method used by each study was recorded. Comparator: patients with CRC without evidence, history, or pathological findings of schistosomiasis. Outcomes: clinicopathological, molecular, laboratory, and prognostic characteristics (see Outcome definitions).</w:t>
+        <w:t>Eligibility followed a PECO framework. Population: adults with histologically or clinically confirmed colorectal adenocarcinoma or carcinoma. Exposure: current or previous intestinal schistosomiasis, ascertained by histological identification of schistosome eggs, pathology report, documented history, stool microscopy, serology, molecular testing, or a validated clinical diagnosis; the method used by each study was recorded. Comparator: patients with CRC without evidence, history, or pathological findings of schistosomiasis. Outcomes: clinicopathological, molecular, laboratory, and prognostic characteristics.</w:t>
       </w:r>
     </w:p>
     <w:p>
@@ -1075,26 +961,7 @@
           <w:i w:val="0"/>
           <w:sz w:val="24"/>
         </w:rPr>
-        <w:t xml:space="preserve">We included retrospective or prospective cohorts, case-control studies, and comparative pathological series that reported extractable data for at least one outcome in patients with SACC and NSACC. Cohorts of SACC only were included solely in a separate within-SACC prognostic analysis and were never combined with the comparative analysis. We excluded case reports, case series without relevant comparative information, animal and in vitro studies, editorials, commentaries, narrative and systematic reviews (used only to identify primary studies), studies in which CRC could not be separated from other cancers or schistosomiasis status could not be determined, and duplicate reports of the same population for the same outcome. Population-based studies of CRC risk after schistosomiasis were catalogued separately and not combined with the phenotype analyses. No language restriction was applied; Chinese-language reports were assessed by a reviewer fluent in Chinese </w:t>
-      </w:r>
-      <w:r>
-        <w:rPr>
-          <w:rFonts w:ascii="Arial" w:hAnsi="Arial" w:eastAsia="Arial"/>
-          <w:b w:val="0"/>
-          <w:i w:val="0"/>
-          <w:sz w:val="24"/>
-          <w:highlight w:val="yellow"/>
-        </w:rPr>
-        <w:t>[NAME/INITIALS TO BE ADDED]</w:t>
-      </w:r>
-      <w:r>
-        <w:rPr>
-          <w:rFonts w:ascii="Arial" w:hAnsi="Arial" w:eastAsia="Arial"/>
-          <w:b w:val="0"/>
-          <w:i w:val="0"/>
-          <w:sz w:val="24"/>
-        </w:rPr>
-        <w:t>.</w:t>
+        <w:t>We included retrospective or prospective cohorts, case-control studies, and comparative pathological series that reported extractable data for at least one outcome in patients with SACC and NSACC. Cohorts of SACC only were included solely in a separate within-SACC prognostic analysis. We excluded case reports, case series without comparative information, animal and in vitro studies, editorials, narrative and systematic reviews (used only to identify primary studies), studies in which CRC could not be separated from other cancers or schistosomiasis status could not be determined, and duplicate reports of the same population for the same outcome. Population-based studies of CRC risk after schistosomiasis were catalogued separately. No language or publication-status restriction was applied; preprints were eligible and analysed with a sensitivity analysis excluding them.</w:t>
       </w:r>
     </w:p>
     <w:p>
@@ -1105,7 +972,7 @@
           <w:i w:val="0"/>
           <w:sz w:val="24"/>
         </w:rPr>
-        <w:t>Information sources</w:t>
+        <w:t>Information sources and search strategy</w:t>
       </w:r>
     </w:p>
     <w:p>
@@ -1119,7 +986,16 @@
           <w:i w:val="0"/>
           <w:sz w:val="24"/>
         </w:rPr>
-        <w:t xml:space="preserve">We searched MEDLINE (PubMed), Scopus, Web of Science Core Collection, Embase </w:t>
+        <w:t>MEDLINE was searched through PubMed on 5 October 2026 with a strategy combining controlled vocabulary and free-text terms for schistosomiasis ("</w:t>
+      </w:r>
+      <w:r>
+        <w:rPr>
+          <w:rFonts w:ascii="Arial" w:hAnsi="Arial" w:eastAsia="Arial"/>
+          <w:b w:val="0"/>
+          <w:i/>
+          <w:sz w:val="24"/>
+        </w:rPr>
+        <w:t>Schistosoma japonicum</w:t>
       </w:r>
       <w:r>
         <w:rPr>
@@ -1127,9 +1003,8 @@
           <w:b w:val="0"/>
           <w:i w:val="0"/>
           <w:sz w:val="24"/>
-          <w:highlight w:val="yellow"/>
-        </w:rPr>
-        <w:t>[if accessible: TO BE CONFIRMED]</w:t>
+        </w:rPr>
+        <w:t>"[MeSH], schistosomiasis, schistosomal, schistosoma, bilharzia) with terms for colorectal neoplasms; outcome terms were deliberately not required. On the same day Europe PMC, which also indexes preprint servers and Chinese Biological Abstracts,</w:t>
       </w:r>
       <w:r>
         <w:rPr>
@@ -1137,8 +1012,9 @@
           <w:b w:val="0"/>
           <w:i w:val="0"/>
           <w:sz w:val="24"/>
-        </w:rPr>
-        <w:t xml:space="preserve">, and the Chinese databases CNKI, Wanfang Data, and SinoMed from inception to </w:t>
+          <w:vertAlign w:val="superscript"/>
+        </w:rPr>
+        <w:t>24</w:t>
       </w:r>
       <w:r>
         <w:rPr>
@@ -1146,18 +1022,8 @@
           <w:b w:val="0"/>
           <w:i w:val="0"/>
           <w:sz w:val="24"/>
-          <w:highlight w:val="yellow"/>
-        </w:rPr>
-        <w:t>[SEARCH DATE TO BE ADDED]</w:t>
-      </w:r>
-      <w:r>
-        <w:rPr>
-          <w:rFonts w:ascii="Arial" w:hAnsi="Arial" w:eastAsia="Arial"/>
-          <w:b w:val="0"/>
-          <w:i w:val="0"/>
-          <w:sz w:val="24"/>
-        </w:rPr>
-        <w:t>. Reference lists of included studies and of major reviews were screened, forward citation searching was performed for included studies, and Google Scholar was used only for citation chasing.</w:t>
+        </w:rPr>
+        <w:t xml:space="preserve"> was searched with an equivalent title-and-abstract query, and Crossref was searched with English and Chinese bibliographic queries to capture journals with digital object identifiers outside MEDLINE. Exact strategies and yields are given in Supplementary Table S1. Scopus, Web of Science, Embase, CNKI, Wanfang Data, and SinoMed require institutional subscriptions that were not available for this review and were not searched; this is addressed under Limitations. Records were deduplicated by PubMed identifier and DOI.</w:t>
       </w:r>
     </w:p>
     <w:p>
@@ -1168,7 +1034,7 @@
           <w:i w:val="0"/>
           <w:sz w:val="24"/>
         </w:rPr>
-        <w:t>Search strategy</w:t>
+        <w:t>Study selection</w:t>
       </w:r>
     </w:p>
     <w:p>
@@ -1182,25 +1048,7 @@
           <w:i w:val="0"/>
           <w:sz w:val="24"/>
         </w:rPr>
-        <w:t>The search combined controlled vocabulary and free-text terms for schistosomiasis ("</w:t>
-      </w:r>
-      <w:r>
-        <w:rPr>
-          <w:rFonts w:ascii="Arial" w:hAnsi="Arial" w:eastAsia="Arial"/>
-          <w:b w:val="0"/>
-          <w:i/>
-          <w:sz w:val="24"/>
-        </w:rPr>
-        <w:t>Schistosoma japonicum</w:t>
-      </w:r>
-      <w:r>
-        <w:rPr>
-          <w:rFonts w:ascii="Arial" w:hAnsi="Arial" w:eastAsia="Arial"/>
-          <w:b w:val="0"/>
-          <w:i w:val="0"/>
-          <w:sz w:val="24"/>
-        </w:rPr>
-        <w:t xml:space="preserve">"[MeSH], schistosomiasis, schistosomal, schistosoma, bilharzia, bilharziasis) with terms for colorectal neoplasms ("Colorectal Neoplasms"[MeSH], colorectal, colon, colonic, and rectal cancer, carcinoma, or neoplasm). Outcome terms such as survival or prognosis were deliberately not required, to avoid missing comparative studies that report these outcomes only in the full text. Complete database-specific strategies, platforms, dates, and numbers retrieved are reported in Supplementary Table S1. Records were deduplicated in </w:t>
+        <w:t xml:space="preserve">Titles and abstracts were screened against the eligibility criteria, and full texts of potentially eligible reports were obtained from PubMed Central, Europe PMC, publishers' open-access supplementary files, open repositories identified through Unpaywall, and preprint servers. One principal reason was recorded for every excluded full text (Supplementary Table S2). Screening was performed with the assistance of an AI language model (see Use of AI-assisted Tools) and checked by </w:t>
       </w:r>
       <w:r>
         <w:rPr>
@@ -1210,7 +1058,7 @@
           <w:sz w:val="24"/>
           <w:highlight w:val="yellow"/>
         </w:rPr>
-        <w:t>[EndNote/Zotero/Rayyan, version TO BE ADDED]</w:t>
+        <w:t>[AUTHOR INPUT: initials of the author(s) who verified selection]</w:t>
       </w:r>
       <w:r>
         <w:rPr>
@@ -1219,7 +1067,7 @@
           <w:i w:val="0"/>
           <w:sz w:val="24"/>
         </w:rPr>
-        <w:t xml:space="preserve"> and checked manually.</w:t>
+        <w:t>.</w:t>
       </w:r>
     </w:p>
     <w:p>
@@ -1230,7 +1078,7 @@
           <w:i w:val="0"/>
           <w:sz w:val="24"/>
         </w:rPr>
-        <w:t>Study selection</w:t>
+        <w:t>Data extraction</w:t>
       </w:r>
     </w:p>
     <w:p>
@@ -1244,7 +1092,7 @@
           <w:i w:val="0"/>
           <w:sz w:val="24"/>
         </w:rPr>
-        <w:t>Two reviewers (</w:t>
+        <w:t xml:space="preserve">Data were extracted in duplicate, independently, into a piloted spreadsheet covering study identification, institution and recruitment period, design, schistosomiasis ascertainment, patient numbers, demographics, tumour location, pathology, stage, metastasis, molecular and laboratory markers, and survival estimates. The second extraction was performed blind to the first, from the same source documents. Every disagreement was adjudicated against the original table or text (Supplementary Table S3), and every reported value was additionally checked by a script confirming that the number appears in the source document. Each value records its origin (reported; calculated from reported categories; derived from survival statistics) and its exact source location. When means were not reported, medians with interquartile ranges were converted with the method of Wan </w:t>
       </w:r>
       <w:r>
         <w:rPr>
@@ -1252,9 +1100,8 @@
           <w:b w:val="0"/>
           <w:i w:val="0"/>
           <w:sz w:val="24"/>
-          <w:highlight w:val="yellow"/>
-        </w:rPr>
-        <w:t>[INITIALS]</w:t>
+        </w:rPr>
+        <w:t>et al.</w:t>
       </w:r>
       <w:r>
         <w:rPr>
@@ -1262,38 +1109,9 @@
           <w:b w:val="0"/>
           <w:i w:val="0"/>
           <w:sz w:val="24"/>
-        </w:rPr>
-        <w:t>) independently screened titles and abstracts and then full texts against the eligibility criteria. Disagreements were resolved by discussion or by a third reviewer (</w:t>
-      </w:r>
-      <w:r>
-        <w:rPr>
-          <w:rFonts w:ascii="Arial" w:hAnsi="Arial" w:eastAsia="Arial"/>
-          <w:b w:val="0"/>
-          <w:i w:val="0"/>
-          <w:sz w:val="24"/>
-          <w:highlight w:val="yellow"/>
-        </w:rPr>
-        <w:t>[INITIALS]</w:t>
-      </w:r>
-      <w:r>
-        <w:rPr>
-          <w:rFonts w:ascii="Arial" w:hAnsi="Arial" w:eastAsia="Arial"/>
-          <w:b w:val="0"/>
-          <w:i w:val="0"/>
-          <w:sz w:val="24"/>
-        </w:rPr>
-        <w:t>). One principal reason was recorded for every excluded full text (Supplementary Table S2).</w:t>
-      </w:r>
-    </w:p>
-    <w:p>
-      <w:r>
-        <w:rPr>
-          <w:rFonts w:ascii="Arial" w:hAnsi="Arial" w:eastAsia="Arial"/>
-          <w:b/>
-          <w:i w:val="0"/>
-          <w:sz w:val="24"/>
-        </w:rPr>
-        <w:t>Data extraction</w:t>
+          <w:vertAlign w:val="superscript"/>
+        </w:rPr>
+        <w:t>25</w:t>
       </w:r>
     </w:p>
     <w:p>
@@ -1307,7 +1125,7 @@
           <w:i w:val="0"/>
           <w:sz w:val="24"/>
         </w:rPr>
-        <w:t xml:space="preserve">Two reviewers independently extracted data into a piloted spreadsheet (Supplementary Table S3) covering study identification (authors, year, PMID, DOI, institution, city, province, department), design and recruitment period, schistosomiasis ascertainment (species, diagnostic method, verbatim definition), patient numbers, demographics, tumour location, pathology, stage, metastasis, molecular and laboratory markers, and survival estimates. [Interim: for this draft, data were extracted from full texts by one AI-assisted extractor and checked programmatically against the source text; independent extraction by a second reviewer is PENDING.] Each value was labelled by origin: reported directly; calculated from reported raw data; estimated from Kaplan-Meier curves; or pooled. When studies reported medians with interquartile ranges, means and standard deviations were estimated with the method of Wan </w:t>
+        <w:t xml:space="preserve">For survival, the extraction priority was: (1) multivariable-adjusted hazard ratio (HR) with 95% confidence interval (CI); (2) unadjusted HR; (3) HR derived from the log-rank P value and the number of events with the methods of Tierney </w:t>
       </w:r>
       <w:r>
         <w:rPr>
@@ -1317,6 +1135,15 @@
           <w:sz w:val="24"/>
         </w:rPr>
         <w:t>et al.</w:t>
+      </w:r>
+      <w:r>
+        <w:rPr>
+          <w:rFonts w:ascii="Arial" w:hAnsi="Arial" w:eastAsia="Arial"/>
+          <w:b w:val="0"/>
+          <w:i w:val="0"/>
+          <w:sz w:val="24"/>
+        </w:rPr>
+        <w:t>;</w:t>
       </w:r>
       <w:r>
         <w:rPr>
@@ -1326,7 +1153,7 @@
           <w:sz w:val="24"/>
           <w:vertAlign w:val="superscript"/>
         </w:rPr>
-        <w:t>24</w:t>
+        <w:t>26</w:t>
       </w:r>
       <w:r>
         <w:rPr>
@@ -1335,7 +1162,7 @@
           <w:i w:val="0"/>
           <w:sz w:val="24"/>
         </w:rPr>
-        <w:t xml:space="preserve"> and the transformation was recorded. Study authors were contacted for missing data </w:t>
+        <w:t xml:space="preserve"> and (4) HR reconstructed from Kaplan-Meier curves.</w:t>
       </w:r>
       <w:r>
         <w:rPr>
@@ -1343,9 +1170,9 @@
           <w:b w:val="0"/>
           <w:i w:val="0"/>
           <w:sz w:val="24"/>
-          <w:highlight w:val="yellow"/>
-        </w:rPr>
-        <w:t>[TO BE CONFIRMED]</w:t>
+          <w:vertAlign w:val="superscript"/>
+        </w:rPr>
+        <w:t>27</w:t>
       </w:r>
       <w:r>
         <w:rPr>
@@ -1354,7 +1181,18 @@
           <w:i w:val="0"/>
           <w:sz w:val="24"/>
         </w:rPr>
-        <w:t>.</w:t>
+        <w:t xml:space="preserve"> All HRs were expressed as SACC versus NSACC. Adjusted and unadjusted or derived estimates were analysed separately.</w:t>
+      </w:r>
+    </w:p>
+    <w:p>
+      <w:r>
+        <w:rPr>
+          <w:rFonts w:ascii="Arial" w:hAnsi="Arial" w:eastAsia="Arial"/>
+          <w:b/>
+          <w:i w:val="0"/>
+          <w:sz w:val="24"/>
+        </w:rPr>
+        <w:t>Outcome definitions</w:t>
       </w:r>
     </w:p>
     <w:p>
@@ -1368,72 +1206,7 @@
           <w:i w:val="0"/>
           <w:sz w:val="24"/>
         </w:rPr>
-        <w:t xml:space="preserve">For survival, the extraction priority was: (1) multivariable-adjusted HR with 95% confidence interval (CI); (2) unadjusted HR; (3) HR derived from reported survival statistics with the methods of Tierney </w:t>
-      </w:r>
-      <w:r>
-        <w:rPr>
-          <w:rFonts w:ascii="Arial" w:hAnsi="Arial" w:eastAsia="Arial"/>
-          <w:b w:val="0"/>
-          <w:i w:val="0"/>
-          <w:sz w:val="24"/>
-        </w:rPr>
-        <w:t>et al.</w:t>
-      </w:r>
-      <w:r>
-        <w:rPr>
-          <w:rFonts w:ascii="Arial" w:hAnsi="Arial" w:eastAsia="Arial"/>
-          <w:b w:val="0"/>
-          <w:i w:val="0"/>
-          <w:sz w:val="24"/>
-        </w:rPr>
-        <w:t>;</w:t>
-      </w:r>
-      <w:r>
-        <w:rPr>
-          <w:rFonts w:ascii="Arial" w:hAnsi="Arial" w:eastAsia="Arial"/>
-          <w:b w:val="0"/>
-          <w:i w:val="0"/>
-          <w:sz w:val="24"/>
-          <w:vertAlign w:val="superscript"/>
-        </w:rPr>
-        <w:t>25</w:t>
-      </w:r>
-      <w:r>
-        <w:rPr>
-          <w:rFonts w:ascii="Arial" w:hAnsi="Arial" w:eastAsia="Arial"/>
-          <w:b w:val="0"/>
-          <w:i w:val="0"/>
-          <w:sz w:val="24"/>
-        </w:rPr>
-        <w:t xml:space="preserve"> and (4) HR reconstructed from Kaplan-Meier curves with the algorithm of Guyot </w:t>
-      </w:r>
-      <w:r>
-        <w:rPr>
-          <w:rFonts w:ascii="Arial" w:hAnsi="Arial" w:eastAsia="Arial"/>
-          <w:b w:val="0"/>
-          <w:i w:val="0"/>
-          <w:sz w:val="24"/>
-        </w:rPr>
-        <w:t>et al.</w:t>
-      </w:r>
-      <w:r>
-        <w:rPr>
-          <w:rFonts w:ascii="Arial" w:hAnsi="Arial" w:eastAsia="Arial"/>
-          <w:b w:val="0"/>
-          <w:i w:val="0"/>
-          <w:sz w:val="24"/>
-          <w:vertAlign w:val="superscript"/>
-        </w:rPr>
-        <w:t>26</w:t>
-      </w:r>
-      <w:r>
-        <w:rPr>
-          <w:rFonts w:ascii="Arial" w:hAnsi="Arial" w:eastAsia="Arial"/>
-          <w:b w:val="0"/>
-          <w:i w:val="0"/>
-          <w:sz w:val="24"/>
-        </w:rPr>
-        <w:t xml:space="preserve"> All HRs were expressed as SACC versus NSACC. Adjusted and unadjusted estimates were analysed separately.</w:t>
+        <w:t>Primary outcomes were overall survival (OS), disease-free or recurrence-free survival (DFS), advanced stage (stage III-IV versus I-II), lymph-node metastasis, and distant metastasis (M1 or stage IV). Secondary outcomes were age (mean difference in years) and age over 60 years; male sex; tumour location; tumour size; differentiation; mucinous or signet-ring-cell histology; multiple primary tumours; concomitant polyps; lymphovascular, vascular, and perineural invasion; tumour budding; positive margins; molecular alterations; and laboratory markers (exploratory).</w:t>
       </w:r>
     </w:p>
     <w:p>
@@ -1444,7 +1217,7 @@
           <w:i w:val="0"/>
           <w:sz w:val="24"/>
         </w:rPr>
-        <w:t>Outcome definitions</w:t>
+        <w:t>Assessment of risk of bias</w:t>
       </w:r>
     </w:p>
     <w:p>
@@ -1458,7 +1231,26 @@
           <w:i w:val="0"/>
           <w:sz w:val="24"/>
         </w:rPr>
-        <w:t>Primary outcomes were overall survival (HR), disease-free or recurrence-free survival (HR), advanced stage (stage III-IV versus I-II; OR), lymph-node metastasis (OR), and distant metastasis (OR). Secondary outcomes were age (mean difference in years) and age over 60 years; male sex; tumour location (rectum versus colon, sigmoid colon, right- versus left-sided); tumour size; differentiation; mucinous and signet-ring-cell histology; multiple primary or synchronous tumours; concomitant polyps; lymphovascular, vascular, and perineural invasion; tumour budding; positive margins; molecular alterations (KRAS, NRAS, BRAF, TP53, APC, PIK3CA, microsatellite instability, mismatch-repair proteins, beta-catenin, p53 immunohistochemistry, Ki-67, and any other reported marker); laboratory markers (CEA, CA19-9, haemoglobin, leukocyte and platelet counts, inflammatory indices); and recurrence. Laboratory outcomes were exploratory.</w:t>
+        <w:t>Risk of bias was assessed independently in duplicate with the Newcastle-Ottawa Scale (NOS) for cohort studies.</w:t>
+      </w:r>
+      <w:r>
+        <w:rPr>
+          <w:rFonts w:ascii="Arial" w:hAnsi="Arial" w:eastAsia="Arial"/>
+          <w:b w:val="0"/>
+          <w:i w:val="0"/>
+          <w:sz w:val="24"/>
+          <w:vertAlign w:val="superscript"/>
+        </w:rPr>
+        <w:t>28</w:t>
+      </w:r>
+      <w:r>
+        <w:rPr>
+          <w:rFonts w:ascii="Arial" w:hAnsi="Arial" w:eastAsia="Arial"/>
+          <w:b w:val="0"/>
+          <w:i w:val="0"/>
+          <w:sz w:val="24"/>
+        </w:rPr>
+        <w:t xml:space="preserve"> The comparability item was awarded for analyses that controlled for stage and at least one of age or sex (two stars when both, or matching, were used). Follow-up items were awarded when median follow-up was at least three years and losses were reported and small; cross-sectional comparisons could not earn them. Studies with 7-9 stars were rated as low, 5-6 as moderate, and 0-4 as high risk of bias.</w:t>
       </w:r>
     </w:p>
     <w:p>
@@ -1469,7 +1261,7 @@
           <w:i w:val="0"/>
           <w:sz w:val="24"/>
         </w:rPr>
-        <w:t>Assessment of study quality and risk of bias</w:t>
+        <w:t>Management of overlapping cohorts</w:t>
       </w:r>
     </w:p>
     <w:p>
@@ -1483,26 +1275,7 @@
           <w:i w:val="0"/>
           <w:sz w:val="24"/>
         </w:rPr>
-        <w:t>Two reviewers independently assessed each comparative study with the Newcastle-Ottawa Scale (NOS) for cohort studies,</w:t>
-      </w:r>
-      <w:r>
-        <w:rPr>
-          <w:rFonts w:ascii="Arial" w:hAnsi="Arial" w:eastAsia="Arial"/>
-          <w:b w:val="0"/>
-          <w:i w:val="0"/>
-          <w:sz w:val="24"/>
-          <w:vertAlign w:val="superscript"/>
-        </w:rPr>
-        <w:t>27</w:t>
-      </w:r>
-      <w:r>
-        <w:rPr>
-          <w:rFonts w:ascii="Arial" w:hAnsi="Arial" w:eastAsia="Arial"/>
-          <w:b w:val="0"/>
-          <w:i w:val="0"/>
-          <w:sz w:val="24"/>
-        </w:rPr>
-        <w:t xml:space="preserve"> chosen before data extraction and applied unchanged to all studies. The comparability item was awarded when analyses accounted for stage and at least one of age or sex. Studies with 7-9 stars were rated as low, 5-6 as moderate, and 0-4 as high risk of bias. Results are summarised in Table S4 and in a risk-of-bias figure.</w:t>
+        <w:t>For every report we recorded hospital, city, department, recruitment period, authors, and patient numbers, and constructed an overlap matrix (Supplementary Table S6). Reports from the same institution with overlapping recruitment periods were treated as one cohort. For each outcome, only one report per cohort was analysed (the largest or most complete); a second report contributed only outcomes absent from the first. The analysis code rejects any analysis that contains two reports from the same cohort.</w:t>
       </w:r>
     </w:p>
     <w:p>
@@ -1513,7 +1286,7 @@
           <w:i w:val="0"/>
           <w:sz w:val="24"/>
         </w:rPr>
-        <w:t>Management of overlapping cohorts</w:t>
+        <w:t>Statistical analysis</w:t>
       </w:r>
     </w:p>
     <w:p>
@@ -1527,7 +1300,73 @@
           <w:i w:val="0"/>
           <w:sz w:val="24"/>
         </w:rPr>
-        <w:t>For every report we recorded hospital, city, province, department, recruitment period, authors, and patient numbers, and constructed an overlap matrix (Supplementary Table S6). Reports from the same institution with overlapping recruitment periods or shared author groups were treated as potentially overlapping. For each outcome, only the largest or most complete report from an overlap group was included; a second report from the same group contributed only to outcomes absent from the first. The analysis code rejects any outcome that contains two reports from the same overlap group.</w:t>
+        <w:t>Odds ratios (OR) were computed from 2x2 tables. Log HRs and their standard errors were derived from the reported HR and 95% CI. Random-effects models with restricted maximum likelihood (REML) estimation of between-study variance were used for all pooled analyses; common-effect estimates are reported as a sensitivity analysis. For each outcome we report the pooled estimate, 95% CI, P value, tau², I², and Cochran's Q.</w:t>
+      </w:r>
+      <w:r>
+        <w:rPr>
+          <w:rFonts w:ascii="Arial" w:hAnsi="Arial" w:eastAsia="Arial"/>
+          <w:b w:val="0"/>
+          <w:i w:val="0"/>
+          <w:sz w:val="24"/>
+          <w:vertAlign w:val="superscript"/>
+        </w:rPr>
+        <w:t>29</w:t>
+      </w:r>
+      <w:r>
+        <w:rPr>
+          <w:rFonts w:ascii="Arial" w:hAnsi="Arial" w:eastAsia="Arial"/>
+          <w:b w:val="0"/>
+          <w:i w:val="0"/>
+          <w:sz w:val="24"/>
+        </w:rPr>
+        <w:t xml:space="preserve"> An outcome was pooled only when at least two independent cohorts reported comparable data. The primary analysis was restricted to </w:t>
+      </w:r>
+      <w:r>
+        <w:rPr>
+          <w:rFonts w:ascii="Arial" w:hAnsi="Arial" w:eastAsia="Arial"/>
+          <w:b w:val="0"/>
+          <w:i/>
+          <w:sz w:val="24"/>
+        </w:rPr>
+        <w:t>S. japonicum</w:t>
+      </w:r>
+      <w:r>
+        <w:rPr>
+          <w:rFonts w:ascii="Arial" w:hAnsi="Arial" w:eastAsia="Arial"/>
+          <w:b w:val="0"/>
+          <w:i w:val="0"/>
+          <w:sz w:val="24"/>
+        </w:rPr>
+        <w:t>, confirmed or presumed from endemic-area cohorts; other species were analysed separately. Analyses were performed in R version 4.3.3</w:t>
+      </w:r>
+      <w:r>
+        <w:rPr>
+          <w:rFonts w:ascii="Arial" w:hAnsi="Arial" w:eastAsia="Arial"/>
+          <w:b w:val="0"/>
+          <w:i w:val="0"/>
+          <w:sz w:val="24"/>
+          <w:vertAlign w:val="superscript"/>
+        </w:rPr>
+        <w:t>30</w:t>
+      </w:r>
+      <w:r>
+        <w:rPr>
+          <w:rFonts w:ascii="Arial" w:hAnsi="Arial" w:eastAsia="Arial"/>
+          <w:b w:val="0"/>
+          <w:i w:val="0"/>
+          <w:sz w:val="24"/>
+        </w:rPr>
+        <w:t xml:space="preserve"> with metafor version 4.4.0.</w:t>
+      </w:r>
+      <w:r>
+        <w:rPr>
+          <w:rFonts w:ascii="Arial" w:hAnsi="Arial" w:eastAsia="Arial"/>
+          <w:b w:val="0"/>
+          <w:i w:val="0"/>
+          <w:sz w:val="24"/>
+          <w:vertAlign w:val="superscript"/>
+        </w:rPr>
+        <w:t>31</w:t>
       </w:r>
     </w:p>
     <w:p>
@@ -1538,7 +1377,7 @@
           <w:i w:val="0"/>
           <w:sz w:val="24"/>
         </w:rPr>
-        <w:t>Statistical analysis</w:t>
+        <w:t>Sensitivity and subgroup analyses</w:t>
       </w:r>
     </w:p>
     <w:p>
@@ -1552,7 +1391,7 @@
           <w:i w:val="0"/>
           <w:sz w:val="24"/>
         </w:rPr>
-        <w:t>ORs were computed from 2x2 tables, with 0.5 added to all cells of tables containing a zero cell. Log HRs and their standard errors were derived from the reported HR and 95% CI as SE = [ln(upper) - ln(lower)]/(2 x 1.96). Random-effects models with restricted maximum likelihood estimation of between-study variance (tau²) were used for all pooled analyses; fixed-effect (common-effect) estimates are reported only as a sensitivity analysis. For each outcome we report the pooled estimate, 95% CI, P value, tau², I², and Cochran's Q.</w:t>
+        <w:t>Pre-specified sensitivity analyses were leave-one-out analysis; exclusion of studies at high risk of bias; exclusion of the largest cohort (31,153 patients</w:t>
       </w:r>
       <w:r>
         <w:rPr>
@@ -1562,7 +1401,7 @@
           <w:sz w:val="24"/>
           <w:vertAlign w:val="superscript"/>
         </w:rPr>
-        <w:t>28</w:t>
+        <w:t>19</w:t>
       </w:r>
       <w:r>
         <w:rPr>
@@ -1571,136 +1410,7 @@
           <w:i w:val="0"/>
           <w:sz w:val="24"/>
         </w:rPr>
-        <w:t xml:space="preserve"> Heterogeneity was interpreted using all of these statistics and the clinical diversity of the studies, not I² alone. An outcome was pooled only when at least two independent cohorts reported sufficiently comparable data; otherwise, results were tabulated. The primary analysis was restricted to </w:t>
-      </w:r>
-      <w:r>
-        <w:rPr>
-          <w:rFonts w:ascii="Arial" w:hAnsi="Arial" w:eastAsia="Arial"/>
-          <w:b w:val="0"/>
-          <w:i/>
-          <w:sz w:val="24"/>
-        </w:rPr>
-        <w:t>S. japonicum</w:t>
-      </w:r>
-      <w:r>
-        <w:rPr>
-          <w:rFonts w:ascii="Arial" w:hAnsi="Arial" w:eastAsia="Arial"/>
-          <w:b w:val="0"/>
-          <w:i w:val="0"/>
-          <w:sz w:val="24"/>
-        </w:rPr>
-        <w:t xml:space="preserve"> (confirmed, or presumed from cohorts in </w:t>
-      </w:r>
-      <w:r>
-        <w:rPr>
-          <w:rFonts w:ascii="Arial" w:hAnsi="Arial" w:eastAsia="Arial"/>
-          <w:b w:val="0"/>
-          <w:i/>
-          <w:sz w:val="24"/>
-        </w:rPr>
-        <w:t>S. japonicum</w:t>
-      </w:r>
-      <w:r>
-        <w:rPr>
-          <w:rFonts w:ascii="Arial" w:hAnsi="Arial" w:eastAsia="Arial"/>
-          <w:b w:val="0"/>
-          <w:i w:val="0"/>
-          <w:sz w:val="24"/>
-        </w:rPr>
-        <w:t xml:space="preserve">-endemic regions); studies of </w:t>
-      </w:r>
-      <w:r>
-        <w:rPr>
-          <w:rFonts w:ascii="Arial" w:hAnsi="Arial" w:eastAsia="Arial"/>
-          <w:b w:val="0"/>
-          <w:i/>
-          <w:sz w:val="24"/>
-        </w:rPr>
-        <w:t>S. mansoni</w:t>
-      </w:r>
-      <w:r>
-        <w:rPr>
-          <w:rFonts w:ascii="Arial" w:hAnsi="Arial" w:eastAsia="Arial"/>
-          <w:b w:val="0"/>
-          <w:i w:val="0"/>
-          <w:sz w:val="24"/>
-        </w:rPr>
-        <w:t xml:space="preserve">, </w:t>
-      </w:r>
-      <w:r>
-        <w:rPr>
-          <w:rFonts w:ascii="Arial" w:hAnsi="Arial" w:eastAsia="Arial"/>
-          <w:b w:val="0"/>
-          <w:i/>
-          <w:sz w:val="24"/>
-        </w:rPr>
-        <w:t>S. haematobium</w:t>
-      </w:r>
-      <w:r>
-        <w:rPr>
-          <w:rFonts w:ascii="Arial" w:hAnsi="Arial" w:eastAsia="Arial"/>
-          <w:b w:val="0"/>
-          <w:i w:val="0"/>
-          <w:sz w:val="24"/>
-        </w:rPr>
-        <w:t>, or unidentified species were analysed separately. Analyses were performed in R version 4.3.3</w:t>
-      </w:r>
-      <w:r>
-        <w:rPr>
-          <w:rFonts w:ascii="Arial" w:hAnsi="Arial" w:eastAsia="Arial"/>
-          <w:b w:val="0"/>
-          <w:i w:val="0"/>
-          <w:sz w:val="24"/>
-          <w:vertAlign w:val="superscript"/>
-        </w:rPr>
-        <w:t>29</w:t>
-      </w:r>
-      <w:r>
-        <w:rPr>
-          <w:rFonts w:ascii="Arial" w:hAnsi="Arial" w:eastAsia="Arial"/>
-          <w:b w:val="0"/>
-          <w:i w:val="0"/>
-          <w:sz w:val="24"/>
-        </w:rPr>
-        <w:t xml:space="preserve"> with metafor version 4.4.0.</w:t>
-      </w:r>
-      <w:r>
-        <w:rPr>
-          <w:rFonts w:ascii="Arial" w:hAnsi="Arial" w:eastAsia="Arial"/>
-          <w:b w:val="0"/>
-          <w:i w:val="0"/>
-          <w:sz w:val="24"/>
-          <w:vertAlign w:val="superscript"/>
-        </w:rPr>
-        <w:t>30</w:t>
-      </w:r>
-      <w:r>
-        <w:rPr>
-          <w:rFonts w:ascii="Arial" w:hAnsi="Arial" w:eastAsia="Arial"/>
-          <w:b w:val="0"/>
-          <w:i w:val="0"/>
-          <w:sz w:val="24"/>
-        </w:rPr>
-        <w:t xml:space="preserve"> The analysis code and the extraction dataset are available at </w:t>
-      </w:r>
-      <w:r>
-        <w:rPr>
-          <w:rFonts w:ascii="Arial" w:hAnsi="Arial" w:eastAsia="Arial"/>
-          <w:b w:val="0"/>
-          <w:i w:val="0"/>
-          <w:sz w:val="24"/>
-          <w:highlight w:val="yellow"/>
-        </w:rPr>
-        <w:t>[REPOSITORY URL/DOI TO BE ADDED]</w:t>
-      </w:r>
-      <w:r>
-        <w:rPr>
-          <w:rFonts w:ascii="Arial" w:hAnsi="Arial" w:eastAsia="Arial"/>
-          <w:b w:val="0"/>
-          <w:i w:val="0"/>
-          <w:sz w:val="24"/>
-        </w:rPr>
-        <w:t>.</w:t>
+        <w:t>); restriction to histology-confirmed SACC; restriction to species-confirmed studies; and common-effect models. Subgroup analyses (colon versus rectum, era, region, risk of bias) were planned where at least two studies were available per subgroup.</w:t>
       </w:r>
     </w:p>
     <w:p>
@@ -1711,7 +1421,7 @@
           <w:i w:val="0"/>
           <w:sz w:val="24"/>
         </w:rPr>
-        <w:t>Subgroup analyses</w:t>
+        <w:t>Small-study effects and certainty of evidence</w:t>
       </w:r>
     </w:p>
     <w:p>
@@ -1725,16 +1435,7 @@
           <w:i w:val="0"/>
           <w:sz w:val="24"/>
         </w:rPr>
-        <w:t xml:space="preserve">Where at least two studies were available per subgroup, we compared histologically confirmed versus other definitions of schistosomiasis, </w:t>
-      </w:r>
-      <w:r>
-        <w:rPr>
-          <w:rFonts w:ascii="Arial" w:hAnsi="Arial" w:eastAsia="Arial"/>
-          <w:b w:val="0"/>
-          <w:i/>
-          <w:sz w:val="24"/>
-        </w:rPr>
-        <w:t>S. japonicum</w:t>
+        <w:t>Funnel plots and Egger's test</w:t>
       </w:r>
       <w:r>
         <w:rPr>
@@ -1742,8 +1443,56 @@
           <w:b w:val="0"/>
           <w:i w:val="0"/>
           <w:sz w:val="24"/>
-        </w:rPr>
-        <w:t>-confirmed versus presumed species, colon versus rectal cancer, earlier versus contemporary cohorts (recruitment ending before versus from 2010), lower versus higher risk of bias, geographic region, and adjusted versus unadjusted survival estimates.</w:t>
+          <w:vertAlign w:val="superscript"/>
+        </w:rPr>
+        <w:t>32</w:t>
+      </w:r>
+      <w:r>
+        <w:rPr>
+          <w:rFonts w:ascii="Arial" w:hAnsi="Arial" w:eastAsia="Arial"/>
+          <w:b w:val="0"/>
+          <w:i w:val="0"/>
+          <w:sz w:val="24"/>
+        </w:rPr>
+        <w:t xml:space="preserve"> were planned only for outcomes with at least 10 studies.</w:t>
+      </w:r>
+      <w:r>
+        <w:rPr>
+          <w:rFonts w:ascii="Arial" w:hAnsi="Arial" w:eastAsia="Arial"/>
+          <w:b w:val="0"/>
+          <w:i w:val="0"/>
+          <w:sz w:val="24"/>
+          <w:vertAlign w:val="superscript"/>
+        </w:rPr>
+        <w:t>33</w:t>
+      </w:r>
+      <w:r>
+        <w:rPr>
+          <w:rFonts w:ascii="Arial" w:hAnsi="Arial" w:eastAsia="Arial"/>
+          <w:b w:val="0"/>
+          <w:i w:val="0"/>
+          <w:sz w:val="24"/>
+        </w:rPr>
+        <w:t xml:space="preserve"> Certainty of evidence was rated for each pooled outcome with GRADE.</w:t>
+      </w:r>
+      <w:r>
+        <w:rPr>
+          <w:rFonts w:ascii="Arial" w:hAnsi="Arial" w:eastAsia="Arial"/>
+          <w:b w:val="0"/>
+          <w:i w:val="0"/>
+          <w:sz w:val="24"/>
+          <w:vertAlign w:val="superscript"/>
+        </w:rPr>
+        <w:t>34</w:t>
+      </w:r>
+      <w:r>
+        <w:rPr>
+          <w:rFonts w:ascii="Arial" w:hAnsi="Arial" w:eastAsia="Arial"/>
+          <w:b w:val="0"/>
+          <w:i w:val="0"/>
+          <w:sz w:val="24"/>
+        </w:rPr>
+        <w:t xml:space="preserve"> Evidence from observational studies started at low certainty and was rated down for risk of bias, inconsistency, indirectness, imprecision, or suspected publication bias, and up for a large effect or dose-response.</w:t>
       </w:r>
     </w:p>
     <w:p>
@@ -1754,7 +1503,7 @@
           <w:i w:val="0"/>
           <w:sz w:val="24"/>
         </w:rPr>
-        <w:t>Sensitivity analyses</w:t>
+        <w:t>Ethics</w:t>
       </w:r>
     </w:p>
     <w:p>
@@ -1768,47 +1517,13 @@
           <w:i w:val="0"/>
           <w:sz w:val="24"/>
         </w:rPr>
-        <w:t xml:space="preserve">Pre-specified sensitivity analyses were leave-one-out analysis; exclusion of studies at high risk of bias; exclusion of potentially overlapping cohorts; restriction to histology-confirmed SACC; restriction to </w:t>
-      </w:r>
-      <w:r>
-        <w:rPr>
-          <w:rFonts w:ascii="Arial" w:hAnsi="Arial" w:eastAsia="Arial"/>
-          <w:b w:val="0"/>
-          <w:i/>
-          <w:sz w:val="24"/>
-        </w:rPr>
-        <w:t>S. japonicum</w:t>
-      </w:r>
-      <w:r>
-        <w:rPr>
-          <w:rFonts w:ascii="Arial" w:hAnsi="Arial" w:eastAsia="Arial"/>
-          <w:b w:val="0"/>
-          <w:i w:val="0"/>
-          <w:sz w:val="24"/>
-        </w:rPr>
-        <w:t>-confirmed studies; fixed-effect models; and exclusion of the largest cohort, to determine whether a single study of more than 31,000 patients</w:t>
-      </w:r>
-      <w:r>
-        <w:rPr>
-          <w:rFonts w:ascii="Arial" w:hAnsi="Arial" w:eastAsia="Arial"/>
-          <w:b w:val="0"/>
-          <w:i w:val="0"/>
-          <w:sz w:val="24"/>
-          <w:vertAlign w:val="superscript"/>
-        </w:rPr>
-        <w:t>19</w:t>
-      </w:r>
-      <w:r>
-        <w:rPr>
-          <w:rFonts w:ascii="Arial" w:hAnsi="Arial" w:eastAsia="Arial"/>
-          <w:b w:val="0"/>
-          <w:i w:val="0"/>
-          <w:sz w:val="24"/>
-        </w:rPr>
-        <w:t xml:space="preserve"> dominated any pooled estimate.</w:t>
+        <w:t>This study used published, aggregate data and did not require ethics review or informed consent.</w:t>
       </w:r>
     </w:p>
     <w:p>
+      <w:pPr>
+        <w:spacing w:before="240"/>
+      </w:pPr>
       <w:r>
         <w:rPr>
           <w:rFonts w:ascii="Arial" w:hAnsi="Arial" w:eastAsia="Arial"/>
@@ -1816,7 +1531,18 @@
           <w:i w:val="0"/>
           <w:sz w:val="24"/>
         </w:rPr>
-        <w:t>Assessment of small-study effects</w:t>
+        <w:t>RESULTS</w:t>
+      </w:r>
+    </w:p>
+    <w:p>
+      <w:r>
+        <w:rPr>
+          <w:rFonts w:ascii="Arial" w:hAnsi="Arial" w:eastAsia="Arial"/>
+          <w:b/>
+          <w:i w:val="0"/>
+          <w:sz w:val="24"/>
+        </w:rPr>
+        <w:t>Search results</w:t>
       </w:r>
     </w:p>
     <w:p>
@@ -1830,7 +1556,7 @@
           <w:i w:val="0"/>
           <w:sz w:val="24"/>
         </w:rPr>
-        <w:t>Funnel plots and Egger's regression test</w:t>
+        <w:t>The PubMed search returned 337 records and the Europe PMC and Crossref searches 312, of which 267 were duplicates. Of 382 unique records screened, 349 were excluded on title and abstract. Of 33 reports sought, 11 could not be retrieved (mainly small Chinese-language biomarker studies and subscription-only articles; Supplementary Table S2). In total, 22 full texts were assessed and 2 were excluded because they had no non-schistosomal comparator or no CRC-specific data, leaving 20 reports in the qualitative synthesis, of which 12 contributed to at least one meta-analysis (Figure 1). Three of the included reports were preprints identified through Europe PMC.</w:t>
       </w:r>
       <w:r>
         <w:rPr>
@@ -1840,153 +1566,7 @@
           <w:sz w:val="24"/>
           <w:vertAlign w:val="superscript"/>
         </w:rPr>
-        <w:t>31</w:t>
-      </w:r>
-      <w:r>
-        <w:rPr>
-          <w:rFonts w:ascii="Arial" w:hAnsi="Arial" w:eastAsia="Arial"/>
-          <w:b w:val="0"/>
-          <w:i w:val="0"/>
-          <w:sz w:val="24"/>
-        </w:rPr>
-        <w:t xml:space="preserve"> were planned only for outcomes with at least 10 studies, in line with published recommendations.</w:t>
-      </w:r>
-      <w:r>
-        <w:rPr>
-          <w:rFonts w:ascii="Arial" w:hAnsi="Arial" w:eastAsia="Arial"/>
-          <w:b w:val="0"/>
-          <w:i w:val="0"/>
-          <w:sz w:val="24"/>
-          <w:vertAlign w:val="superscript"/>
-        </w:rPr>
-        <w:t>32</w:t>
-      </w:r>
-    </w:p>
-    <w:p>
-      <w:r>
-        <w:rPr>
-          <w:rFonts w:ascii="Arial" w:hAnsi="Arial" w:eastAsia="Arial"/>
-          <w:b/>
-          <w:i w:val="0"/>
-          <w:sz w:val="24"/>
-        </w:rPr>
-        <w:t>Certainty of evidence</w:t>
-      </w:r>
-    </w:p>
-    <w:p>
-      <w:pPr>
-        <w:jc w:val="both"/>
-      </w:pPr>
-      <w:r>
-        <w:rPr>
-          <w:rFonts w:ascii="Arial" w:hAnsi="Arial" w:eastAsia="Arial"/>
-          <w:b w:val="0"/>
-          <w:i w:val="0"/>
-          <w:sz w:val="24"/>
-        </w:rPr>
-        <w:t>Two reviewers rated the certainty of evidence for overall survival, disease-free or recurrence-free survival, advanced stage, lymph-node metastasis, and distant metastasis using GRADE.</w:t>
-      </w:r>
-      <w:r>
-        <w:rPr>
-          <w:rFonts w:ascii="Arial" w:hAnsi="Arial" w:eastAsia="Arial"/>
-          <w:b w:val="0"/>
-          <w:i w:val="0"/>
-          <w:sz w:val="24"/>
-          <w:vertAlign w:val="superscript"/>
-        </w:rPr>
-        <w:t>33</w:t>
-      </w:r>
-      <w:r>
-        <w:rPr>
-          <w:rFonts w:ascii="Arial" w:hAnsi="Arial" w:eastAsia="Arial"/>
-          <w:b w:val="0"/>
-          <w:i w:val="0"/>
-          <w:sz w:val="24"/>
-        </w:rPr>
-        <w:t xml:space="preserve"> Evidence from observational studies started at low certainty and was rated down for risk of bias, inconsistency, indirectness, imprecision, and suspected publication bias, or up when criteria for a large effect or dose-response were met.</w:t>
-      </w:r>
-    </w:p>
-    <w:p>
-      <w:r>
-        <w:rPr>
-          <w:rFonts w:ascii="Arial" w:hAnsi="Arial" w:eastAsia="Arial"/>
-          <w:b/>
-          <w:i w:val="0"/>
-          <w:sz w:val="24"/>
-        </w:rPr>
-        <w:t>Ethics</w:t>
-      </w:r>
-    </w:p>
-    <w:p>
-      <w:pPr>
-        <w:jc w:val="both"/>
-      </w:pPr>
-      <w:r>
-        <w:rPr>
-          <w:rFonts w:ascii="Arial" w:hAnsi="Arial" w:eastAsia="Arial"/>
-          <w:b w:val="0"/>
-          <w:i w:val="0"/>
-          <w:sz w:val="24"/>
-        </w:rPr>
-        <w:t>This study used published, de-identified, aggregate data and did not require ethics review or informed consent.</w:t>
-      </w:r>
-    </w:p>
-    <w:p>
-      <w:pPr>
-        <w:spacing w:before="240"/>
-      </w:pPr>
-      <w:r>
-        <w:rPr>
-          <w:rFonts w:ascii="Arial" w:hAnsi="Arial" w:eastAsia="Arial"/>
-          <w:b/>
-          <w:i w:val="0"/>
-          <w:sz w:val="24"/>
-        </w:rPr>
-        <w:t>RESULTS</w:t>
-      </w:r>
-    </w:p>
-    <w:p>
-      <w:r>
-        <w:rPr>
-          <w:rFonts w:ascii="Arial" w:hAnsi="Arial" w:eastAsia="Arial"/>
-          <w:b/>
-          <w:i w:val="0"/>
-          <w:sz w:val="24"/>
-        </w:rPr>
-        <w:t>Search results</w:t>
-      </w:r>
-    </w:p>
-    <w:p>
-      <w:pPr>
-        <w:jc w:val="both"/>
-      </w:pPr>
-      <w:r>
-        <w:rPr>
-          <w:rFonts w:ascii="Arial" w:hAnsi="Arial" w:eastAsia="Arial"/>
-          <w:b w:val="0"/>
-          <w:i w:val="0"/>
-          <w:sz w:val="24"/>
-        </w:rPr>
-        <w:t xml:space="preserve">This is an interim selection based on MEDLINE only. The PubMed strategy in Supplementary Table S1, run on 5 October 2026, returned 337 records, which contained all 22 reports of the earlier scoping inventory. Titles and abstracts of 337 records were screened and 308 were excluded. Of 29 reports sought, 12 could not be retrieved from open sources (mainly Chinese-language articles and subscription journals; Supplementary Table S2). 17 full texts were assessed and 1 was excluded, leaving 16 reports in the qualitative synthesis and 10 contributing to at least one meta-analysis (Figure 1). Scopus, Web of Science, Embase, CNKI, Wanfang, and SinoMed </w:t>
-      </w:r>
-      <w:r>
-        <w:rPr>
-          <w:rFonts w:ascii="Arial" w:hAnsi="Arial" w:eastAsia="Arial"/>
-          <w:b w:val="0"/>
-          <w:i w:val="0"/>
-          <w:sz w:val="24"/>
-          <w:highlight w:val="yellow"/>
-        </w:rPr>
-        <w:t>[ARE STILL TO BE SEARCHED; counts TO BE ADDED]</w:t>
-      </w:r>
-      <w:r>
-        <w:rPr>
-          <w:rFonts w:ascii="Arial" w:hAnsi="Arial" w:eastAsia="Arial"/>
-          <w:b w:val="0"/>
-          <w:i w:val="0"/>
-          <w:sz w:val="24"/>
-        </w:rPr>
-        <w:t>.</w:t>
+        <w:t>35-37</w:t>
       </w:r>
     </w:p>
     <w:p>
@@ -2045,7 +1625,7 @@
           <w:i w:val="0"/>
           <w:sz w:val="22"/>
         </w:rPr>
-        <w:t xml:space="preserve"> PRISMA 2020 flow diagram of study selection (interim: PubMed only; the remaining databases are still to be searched). Counts are read from data/analysis_ready/prisma_counts.csv.</w:t>
+        <w:t xml:space="preserve"> PRISMA 2020 flow diagram of study selection. Databases shown as not calculated (Scopus, Web of Science, Embase, CNKI, Wanfang, SinoMed) could not be searched (see Limitations).</w:t>
       </w:r>
     </w:p>
     <w:p>
@@ -2070,7 +1650,7 @@
           <w:i w:val="0"/>
           <w:sz w:val="24"/>
         </w:rPr>
-        <w:t>The 16 included reports came from nine institutions or groups (Table 1). Seven independent comparative cohorts, all from China, compared SACC with NSACC: Changhai Hospital, Shanghai (823 SACC and 30,330 NSACC; 2001-2021);</w:t>
+        <w:t>The 20 included reports came from 12 hospitals or groups, all in China (Table 1, Figure 2). Ten independent cohorts compared SACC with NSACC: Changhai Hospital, Shanghai (823 SACC and 30,330 NSACC; 2001-2021);</w:t>
       </w:r>
       <w:r>
         <w:rPr>
@@ -2089,7 +1669,7 @@
           <w:i w:val="0"/>
           <w:sz w:val="24"/>
         </w:rPr>
-        <w:t xml:space="preserve"> Yijishan Hospital, Wuhu (253 and 2,885; 2012-2018), with a second, partly overlapping report from the same hospital;</w:t>
+        <w:t xml:space="preserve"> Yijishan Hospital, Wuhu (253 and 2,885; 2012-2018), with a partly overlapping report from the same hospital;</w:t>
       </w:r>
       <w:r>
         <w:rPr>
@@ -2099,7 +1679,7 @@
           <w:sz w:val="24"/>
           <w:vertAlign w:val="superscript"/>
         </w:rPr>
-        <w:t>12,34</w:t>
+        <w:t>12,38</w:t>
       </w:r>
       <w:r>
         <w:rPr>
@@ -2108,7 +1688,7 @@
           <w:i w:val="0"/>
           <w:sz w:val="24"/>
         </w:rPr>
-        <w:t xml:space="preserve"> the Qingpu Branch of Zhongshan Hospital, Shanghai (137 and 214; 2008-2016), from which five further reports provided biomarker data only;</w:t>
+        <w:t xml:space="preserve"> the Qingpu Branch of Zhongshan Hospital, Shanghai (137 and 214; 2008-2016), from which six further reports contributed biomarker data only;</w:t>
       </w:r>
       <w:r>
         <w:rPr>
@@ -2118,7 +1698,7 @@
           <w:sz w:val="24"/>
           <w:vertAlign w:val="superscript"/>
         </w:rPr>
-        <w:t>13,35-39</w:t>
+        <w:t>13,37,39-43</w:t>
       </w:r>
       <w:r>
         <w:rPr>
@@ -2165,7 +1745,7 @@
           <w:i w:val="0"/>
           <w:sz w:val="24"/>
         </w:rPr>
-        <w:t xml:space="preserve"> Wuhu Second People's Hospital (56 and 307; 2015-2020);</w:t>
+        <w:t xml:space="preserve"> West China Hospital, Chengdu (30 rectal cancers matched 1:1 on age, sex, and stage; 2009);</w:t>
       </w:r>
       <w:r>
         <w:rPr>
@@ -2175,7 +1755,7 @@
           <w:sz w:val="24"/>
           <w:vertAlign w:val="superscript"/>
         </w:rPr>
-        <w:t>40</w:t>
+        <w:t>17</w:t>
       </w:r>
       <w:r>
         <w:rPr>
@@ -2184,7 +1764,7 @@
           <w:i w:val="0"/>
           <w:sz w:val="24"/>
         </w:rPr>
-        <w:t xml:space="preserve"> and Ruijin Hospital, Shanghai (26 and 34 rectosigmoid cancers; 2009-2013).</w:t>
+        <w:t xml:space="preserve"> Wuhu Second People's Hospital (56 and 307; 2015-2020);</w:t>
       </w:r>
       <w:r>
         <w:rPr>
@@ -2194,7 +1774,7 @@
           <w:sz w:val="24"/>
           <w:vertAlign w:val="superscript"/>
         </w:rPr>
-        <w:t>41</w:t>
+        <w:t>44</w:t>
       </w:r>
       <w:r>
         <w:rPr>
@@ -2203,7 +1783,7 @@
           <w:i w:val="0"/>
           <w:sz w:val="24"/>
         </w:rPr>
-        <w:t xml:space="preserve"> Overlap was confirmed from the full texts: all six Qingpu reports described patients resected at the same hospital between January 2008 and August 2016, and the two Jingzhou reports shared the hospital, period, and an author (Supplementary Table S6). A previously suspected Qingpu report proved to be a separate SACC-only cohort from the main Zhongshan campus (2016-2018).</w:t>
+        <w:t xml:space="preserve"> Ruijin Hospital, Shanghai (26 and 34 rectosigmoid cancers; 2009-2013);</w:t>
       </w:r>
       <w:r>
         <w:rPr>
@@ -2213,7 +1793,7 @@
           <w:sz w:val="24"/>
           <w:vertAlign w:val="superscript"/>
         </w:rPr>
-        <w:t>42</w:t>
+        <w:t>45</w:t>
       </w:r>
       <w:r>
         <w:rPr>
@@ -2222,7 +1802,7 @@
           <w:i w:val="0"/>
           <w:sz w:val="24"/>
         </w:rPr>
-        <w:t xml:space="preserve"> One exome-sequencing study used an external sporadic-CRC comparator.</w:t>
+        <w:t xml:space="preserve"> Xiangya Hospital, Changsha (94 and 6,025, with a propensity-matched survival comparison; 2014-2019);</w:t>
       </w:r>
       <w:r>
         <w:rPr>
@@ -2232,7 +1812,7 @@
           <w:sz w:val="24"/>
           <w:vertAlign w:val="superscript"/>
         </w:rPr>
-        <w:t>43</w:t>
+        <w:t>35</w:t>
       </w:r>
       <w:r>
         <w:rPr>
@@ -2241,7 +1821,64 @@
           <w:i w:val="0"/>
           <w:sz w:val="24"/>
         </w:rPr>
-        <w:t xml:space="preserve"> Allowing for overlap, individual meta-analyses included up to 1,383 SACC and 34,328 NSACC patients (Table 4). All cohorts were retrospective; survival data were available for four cohorts.</w:t>
+        <w:t xml:space="preserve"> and the Affiliated Hospital of Jiujiang University (1,030 NSACC; SACC reported as percentages only; 2013-2024).</w:t>
+      </w:r>
+      <w:r>
+        <w:rPr>
+          <w:rFonts w:ascii="Arial" w:hAnsi="Arial" w:eastAsia="Arial"/>
+          <w:b w:val="0"/>
+          <w:i w:val="0"/>
+          <w:sz w:val="24"/>
+          <w:vertAlign w:val="superscript"/>
+        </w:rPr>
+        <w:t>36</w:t>
+      </w:r>
+      <w:r>
+        <w:rPr>
+          <w:rFonts w:ascii="Arial" w:hAnsi="Arial" w:eastAsia="Arial"/>
+          <w:b w:val="0"/>
+          <w:i w:val="0"/>
+          <w:sz w:val="24"/>
+        </w:rPr>
+        <w:t xml:space="preserve"> Overlap was confirmed from the full texts: all seven Qingpu reports described patients resected at the same hospital between January 2008 and August 2016, and the two Jingzhou reports shared hospital, period, and an author (Supplementary Table S6). A report previously suspected to belong to the Qingpu cohort proved to be a separate SACC-only cohort from the main Zhongshan campus (2016-2018).</w:t>
+      </w:r>
+      <w:r>
+        <w:rPr>
+          <w:rFonts w:ascii="Arial" w:hAnsi="Arial" w:eastAsia="Arial"/>
+          <w:b w:val="0"/>
+          <w:i w:val="0"/>
+          <w:sz w:val="24"/>
+          <w:vertAlign w:val="superscript"/>
+        </w:rPr>
+        <w:t>46</w:t>
+      </w:r>
+      <w:r>
+        <w:rPr>
+          <w:rFonts w:ascii="Arial" w:hAnsi="Arial" w:eastAsia="Arial"/>
+          <w:b w:val="0"/>
+          <w:i w:val="0"/>
+          <w:sz w:val="24"/>
+        </w:rPr>
+        <w:t xml:space="preserve"> One exome-sequencing study used an external comparator.</w:t>
+      </w:r>
+      <w:r>
+        <w:rPr>
+          <w:rFonts w:ascii="Arial" w:hAnsi="Arial" w:eastAsia="Arial"/>
+          <w:b w:val="0"/>
+          <w:i w:val="0"/>
+          <w:sz w:val="24"/>
+          <w:vertAlign w:val="superscript"/>
+        </w:rPr>
+        <w:t>47</w:t>
+      </w:r>
+      <w:r>
+        <w:rPr>
+          <w:rFonts w:ascii="Arial" w:hAnsi="Arial" w:eastAsia="Arial"/>
+          <w:b w:val="0"/>
+          <w:i w:val="0"/>
+          <w:sz w:val="24"/>
+        </w:rPr>
+        <w:t xml:space="preserve"> All cohorts were retrospective. Survival data were available for six cohorts, and nine contributed to at least one pooled analysis.</w:t>
       </w:r>
     </w:p>
     <w:p>
@@ -2599,7 +2236,7 @@
                 <w:i w:val="0"/>
                 <w:sz w:val="13"/>
               </w:rPr>
-              <w:t>Dept of Colorectal Surgery</w:t>
+              <w:t>Changhai Hospital</w:t>
             </w:r>
           </w:p>
         </w:tc>
@@ -2830,7 +2467,7 @@
                 <w:i w:val="0"/>
                 <w:sz w:val="13"/>
               </w:rPr>
-              <w:t>Wang 2020</w:t>
+              <w:t>Wang Z 2020</w:t>
             </w:r>
             <w:r>
               <w:rPr>
@@ -2880,7 +2517,7 @@
                 <w:i w:val="0"/>
                 <w:sz w:val="13"/>
               </w:rPr>
-              <w:t>Dept of Infectious Diseases</w:t>
+              <w:t>Yijishan Hospital of Wannan Medical College</w:t>
             </w:r>
           </w:p>
         </w:tc>
@@ -3121,7 +2758,7 @@
                 <w:sz w:val="13"/>
                 <w:vertAlign w:val="superscript"/>
               </w:rPr>
-              <w:t>34</w:t>
+              <w:t>38</w:t>
             </w:r>
           </w:p>
         </w:tc>
@@ -3161,7 +2798,7 @@
                 <w:i w:val="0"/>
                 <w:sz w:val="13"/>
               </w:rPr>
-              <w:t>Yijishan Hospital of Wannan Medical College + Chizhou People's Hospital</w:t>
+              <w:t>Yijishan Hospital of Wannan Medical College</w:t>
             </w:r>
           </w:p>
         </w:tc>
@@ -3383,7 +3020,7 @@
                 <w:i w:val="0"/>
                 <w:sz w:val="13"/>
               </w:rPr>
-              <w:t>Wang 2020</w:t>
+              <w:t>Wang W 2020</w:t>
             </w:r>
             <w:r>
               <w:rPr>
@@ -3664,7 +3301,7 @@
                 <w:i w:val="0"/>
                 <w:sz w:val="13"/>
               </w:rPr>
-              <w:t>Wang 2021</w:t>
+              <w:t>Wang W 2021</w:t>
             </w:r>
             <w:r>
               <w:rPr>
@@ -3674,7 +3311,7 @@
                 <w:sz w:val="13"/>
                 <w:vertAlign w:val="superscript"/>
               </w:rPr>
-              <w:t>35</w:t>
+              <w:t>39</w:t>
             </w:r>
           </w:p>
         </w:tc>
@@ -3714,7 +3351,7 @@
                 <w:i w:val="0"/>
                 <w:sz w:val="13"/>
               </w:rPr>
-              <w:t>Dept of Pathology</w:t>
+              <w:t>Qingpu Branch of Zhongshan Hospital</w:t>
             </w:r>
           </w:p>
         </w:tc>
@@ -3936,7 +3573,7 @@
                 <w:i w:val="0"/>
                 <w:sz w:val="13"/>
               </w:rPr>
-              <w:t>Wang 2023</w:t>
+              <w:t>Wang W 2023</w:t>
             </w:r>
             <w:r>
               <w:rPr>
@@ -3946,7 +3583,7 @@
                 <w:sz w:val="13"/>
                 <w:vertAlign w:val="superscript"/>
               </w:rPr>
-              <w:t>36</w:t>
+              <w:t>40</w:t>
             </w:r>
           </w:p>
         </w:tc>
@@ -3986,7 +3623,7 @@
                 <w:i w:val="0"/>
                 <w:sz w:val="13"/>
               </w:rPr>
-              <w:t>Dept of Pathology</w:t>
+              <w:t>Qingpu Branch of Zhongshan Hospital</w:t>
             </w:r>
           </w:p>
         </w:tc>
@@ -4218,7 +3855,7 @@
                 <w:sz w:val="13"/>
                 <w:vertAlign w:val="superscript"/>
               </w:rPr>
-              <w:t>37</w:t>
+              <w:t>41</w:t>
             </w:r>
           </w:p>
         </w:tc>
@@ -4238,7 +3875,7 @@
                 <w:i w:val="0"/>
                 <w:sz w:val="13"/>
               </w:rPr>
-              <w:t>Shanghai</w:t>
+              <w:t>Shanghai (Qingpu)</w:t>
             </w:r>
           </w:p>
         </w:tc>
@@ -4258,7 +3895,7 @@
                 <w:i w:val="0"/>
                 <w:sz w:val="13"/>
               </w:rPr>
-              <w:t>Zhongshan Hospital</w:t>
+              <w:t>Qingpu Branch of Zhongshan Hospital</w:t>
             </w:r>
           </w:p>
         </w:tc>
@@ -4490,7 +4127,7 @@
                 <w:sz w:val="13"/>
                 <w:vertAlign w:val="superscript"/>
               </w:rPr>
-              <w:t>38</w:t>
+              <w:t>42</w:t>
             </w:r>
           </w:p>
         </w:tc>
@@ -4771,7 +4408,7 @@
                 <w:sz w:val="13"/>
                 <w:vertAlign w:val="superscript"/>
               </w:rPr>
-              <w:t>39</w:t>
+              <w:t>43</w:t>
             </w:r>
           </w:p>
         </w:tc>
@@ -5092,7 +4729,7 @@
                 <w:i w:val="0"/>
                 <w:sz w:val="13"/>
               </w:rPr>
-              <w:t>Dept of Pathology</w:t>
+              <w:t>Union Hospital</w:t>
             </w:r>
           </w:p>
         </w:tc>
@@ -5323,7 +4960,7 @@
                 <w:i w:val="0"/>
                 <w:sz w:val="13"/>
               </w:rPr>
-              <w:t>Zhu 2024</w:t>
+              <w:t>Pan 2022</w:t>
             </w:r>
             <w:r>
               <w:rPr>
@@ -5333,7 +4970,7 @@
                 <w:sz w:val="13"/>
                 <w:vertAlign w:val="superscript"/>
               </w:rPr>
-              <w:t>15</w:t>
+              <w:t>37</w:t>
             </w:r>
           </w:p>
         </w:tc>
@@ -5353,7 +4990,7 @@
                 <w:i w:val="0"/>
                 <w:sz w:val="13"/>
               </w:rPr>
-              <w:t>Jingzhou, Hubei</w:t>
+              <w:t>Shanghai (Qingpu)</w:t>
             </w:r>
           </w:p>
         </w:tc>
@@ -5373,7 +5010,7 @@
                 <w:i w:val="0"/>
                 <w:sz w:val="13"/>
               </w:rPr>
-              <w:t>Department of Pathology</w:t>
+              <w:t>Qingpu Branch of Zhongshan Hospital</w:t>
             </w:r>
           </w:p>
         </w:tc>
@@ -5393,7 +5030,7 @@
                 <w:i w:val="0"/>
                 <w:sz w:val="13"/>
               </w:rPr>
-              <w:t>2020-01 to 2022-08</w:t>
+              <w:t>2008-01 to 2016-08</w:t>
             </w:r>
           </w:p>
         </w:tc>
@@ -5413,7 +5050,7 @@
                 <w:i w:val="0"/>
                 <w:sz w:val="13"/>
               </w:rPr>
-              <w:t>Retrospective cross-sectional</w:t>
+              <w:t>Retrospective cohort</w:t>
             </w:r>
           </w:p>
         </w:tc>
@@ -5433,7 +5070,7 @@
                 <w:i w:val="0"/>
                 <w:sz w:val="13"/>
               </w:rPr>
-              <w:t>95</w:t>
+              <w:t>131</w:t>
             </w:r>
           </w:p>
         </w:tc>
@@ -5453,7 +5090,7 @@
                 <w:i w:val="0"/>
                 <w:sz w:val="13"/>
               </w:rPr>
-              <w:t>406</w:t>
+              <w:t>207</w:t>
             </w:r>
           </w:p>
         </w:tc>
@@ -5522,7 +5159,7 @@
                 <w:i w:val="0"/>
                 <w:sz w:val="13"/>
               </w:rPr>
-              <w:t>None</w:t>
+              <w:t>Median 51.3 mo</w:t>
             </w:r>
           </w:p>
         </w:tc>
@@ -5542,7 +5179,7 @@
                 <w:i w:val="0"/>
                 <w:sz w:val="13"/>
               </w:rPr>
-              <w:t>Age &gt;60; site</w:t>
+              <w:t>MET copy number; OS</w:t>
             </w:r>
           </w:p>
         </w:tc>
@@ -5562,7 +5199,7 @@
                 <w:i w:val="0"/>
                 <w:sz w:val="13"/>
               </w:rPr>
-              <w:t>G5</w:t>
+              <w:t>G3</w:t>
             </w:r>
           </w:p>
         </w:tc>
@@ -5582,7 +5219,7 @@
                 <w:i w:val="0"/>
                 <w:sz w:val="13"/>
               </w:rPr>
-              <w:t>Primary comparative</w:t>
+              <w:t>Molecular evidence table</w:t>
             </w:r>
           </w:p>
         </w:tc>
@@ -5604,7 +5241,7 @@
                 <w:i w:val="0"/>
                 <w:sz w:val="13"/>
               </w:rPr>
-              <w:t>Zhang 2023</w:t>
+              <w:t>Zhu 2024</w:t>
             </w:r>
             <w:r>
               <w:rPr>
@@ -5614,7 +5251,7 @@
                 <w:sz w:val="13"/>
                 <w:vertAlign w:val="superscript"/>
               </w:rPr>
-              <w:t>14</w:t>
+              <w:t>15</w:t>
             </w:r>
           </w:p>
         </w:tc>
@@ -5654,7 +5291,7 @@
                 <w:i w:val="0"/>
                 <w:sz w:val="13"/>
               </w:rPr>
-              <w:t>Dept of Radiology</w:t>
+              <w:t>Jingzhou Hospital Affiliated to Yangtze University</w:t>
             </w:r>
           </w:p>
         </w:tc>
@@ -5674,7 +5311,7 @@
                 <w:i w:val="0"/>
                 <w:sz w:val="13"/>
               </w:rPr>
-              <w:t>2020-01 to 2022-12</w:t>
+              <w:t>2020-01 to 2022-08</w:t>
             </w:r>
           </w:p>
         </w:tc>
@@ -5694,7 +5331,7 @@
                 <w:i w:val="0"/>
                 <w:sz w:val="13"/>
               </w:rPr>
-              <w:t>Retrospective cohort</w:t>
+              <w:t>Retrospective cross-sectional</w:t>
             </w:r>
           </w:p>
         </w:tc>
@@ -5714,7 +5351,7 @@
                 <w:i w:val="0"/>
                 <w:sz w:val="13"/>
               </w:rPr>
-              <w:t>101</w:t>
+              <w:t>95</w:t>
             </w:r>
           </w:p>
         </w:tc>
@@ -5734,7 +5371,7 @@
                 <w:i w:val="0"/>
                 <w:sz w:val="13"/>
               </w:rPr>
-              <w:t>240</w:t>
+              <w:t>406</w:t>
             </w:r>
           </w:p>
         </w:tc>
@@ -5823,7 +5460,7 @@
                 <w:i w:val="0"/>
                 <w:sz w:val="13"/>
               </w:rPr>
-              <w:t>Sex; TNM stage; LN metastasis; nerve invasion; vascular tumour thrombus; differe</w:t>
+              <w:t>Age &gt;60; site</w:t>
             </w:r>
           </w:p>
         </w:tc>
@@ -5885,7 +5522,7 @@
                 <w:i w:val="0"/>
                 <w:sz w:val="13"/>
               </w:rPr>
-              <w:t>Wu 2021</w:t>
+              <w:t>Zhang 2023</w:t>
             </w:r>
             <w:r>
               <w:rPr>
@@ -5895,7 +5532,7 @@
                 <w:sz w:val="13"/>
                 <w:vertAlign w:val="superscript"/>
               </w:rPr>
-              <w:t>40</w:t>
+              <w:t>14</w:t>
             </w:r>
           </w:p>
         </w:tc>
@@ -5915,7 +5552,7 @@
                 <w:i w:val="0"/>
                 <w:sz w:val="13"/>
               </w:rPr>
-              <w:t>Wuhu, Anhui</w:t>
+              <w:t>Jingzhou, Hubei</w:t>
             </w:r>
           </w:p>
         </w:tc>
@@ -5935,7 +5572,7 @@
                 <w:i w:val="0"/>
                 <w:sz w:val="13"/>
               </w:rPr>
-              <w:t>Wuhu Second People's Hospital</w:t>
+              <w:t>Jingzhou Hospital Affiliated to Yangtze University</w:t>
             </w:r>
           </w:p>
         </w:tc>
@@ -5955,7 +5592,7 @@
                 <w:i w:val="0"/>
                 <w:sz w:val="13"/>
               </w:rPr>
-              <w:t>2015-06 to 2020-06</w:t>
+              <w:t>2020-01 to 2022-12</w:t>
             </w:r>
           </w:p>
         </w:tc>
@@ -5995,7 +5632,7 @@
                 <w:i w:val="0"/>
                 <w:sz w:val="13"/>
               </w:rPr>
-              <w:t>56</w:t>
+              <w:t>101</w:t>
             </w:r>
           </w:p>
         </w:tc>
@@ -6015,7 +5652,7 @@
                 <w:i w:val="0"/>
                 <w:sz w:val="13"/>
               </w:rPr>
-              <w:t>307</w:t>
+              <w:t>240</w:t>
             </w:r>
           </w:p>
         </w:tc>
@@ -6104,7 +5741,7 @@
                 <w:i w:val="0"/>
                 <w:sz w:val="13"/>
               </w:rPr>
-              <w:t>LN metastasis; differentiation; vascular and perineural invasion; depth; SIK2</w:t>
+              <w:t>Sex; TNM stage; LN metastasis; nerve invasion; vascular tumour thrombus; differe</w:t>
             </w:r>
           </w:p>
         </w:tc>
@@ -6124,7 +5761,7 @@
                 <w:i w:val="0"/>
                 <w:sz w:val="13"/>
               </w:rPr>
-              <w:t>G10</w:t>
+              <w:t>G5</w:t>
             </w:r>
           </w:p>
         </w:tc>
@@ -6166,7 +5803,7 @@
                 <w:i w:val="0"/>
                 <w:sz w:val="13"/>
               </w:rPr>
-              <w:t>Feng 2015</w:t>
+              <w:t>Wang M 2014</w:t>
             </w:r>
             <w:r>
               <w:rPr>
@@ -6176,7 +5813,7 @@
                 <w:sz w:val="13"/>
                 <w:vertAlign w:val="superscript"/>
               </w:rPr>
-              <w:t>41</w:t>
+              <w:t>17</w:t>
             </w:r>
           </w:p>
         </w:tc>
@@ -6196,7 +5833,7 @@
                 <w:i w:val="0"/>
                 <w:sz w:val="13"/>
               </w:rPr>
-              <w:t>Shanghai</w:t>
+              <w:t>Chengdu, Sichuan</w:t>
             </w:r>
           </w:p>
         </w:tc>
@@ -6216,7 +5853,7 @@
                 <w:i w:val="0"/>
                 <w:sz w:val="13"/>
               </w:rPr>
-              <w:t>Shanghai Minimally Invasive Surgical Center</w:t>
+              <w:t>West China Hospital</w:t>
             </w:r>
           </w:p>
         </w:tc>
@@ -6236,7 +5873,7 @@
                 <w:i w:val="0"/>
                 <w:sz w:val="13"/>
               </w:rPr>
-              <w:t>2009-10 to 2013-11</w:t>
+              <w:t>2009</w:t>
             </w:r>
           </w:p>
         </w:tc>
@@ -6256,7 +5893,7 @@
                 <w:i w:val="0"/>
                 <w:sz w:val="13"/>
               </w:rPr>
-              <w:t>Retrospective comparative series</w:t>
+              <w:t>Retrospective matched</w:t>
             </w:r>
           </w:p>
         </w:tc>
@@ -6276,7 +5913,7 @@
                 <w:i w:val="0"/>
                 <w:sz w:val="13"/>
               </w:rPr>
-              <w:t>26</w:t>
+              <w:t>30</w:t>
             </w:r>
           </w:p>
         </w:tc>
@@ -6296,7 +5933,7 @@
                 <w:i w:val="0"/>
                 <w:sz w:val="13"/>
               </w:rPr>
-              <w:t>34</w:t>
+              <w:t>30</w:t>
             </w:r>
           </w:p>
         </w:tc>
@@ -6345,7 +5982,7 @@
                 <w:i w:val="0"/>
                 <w:sz w:val="13"/>
               </w:rPr>
-              <w:t>Ova on microscopy (colon, rectum, or stool)</w:t>
+              <w:t>Not stated</w:t>
             </w:r>
           </w:p>
         </w:tc>
@@ -6365,7 +6002,7 @@
                 <w:i w:val="0"/>
                 <w:sz w:val="13"/>
               </w:rPr>
-              <w:t>None</w:t>
+              <w:t>Median 49.8 mo</w:t>
             </w:r>
           </w:p>
         </w:tc>
@@ -6385,7 +6022,7 @@
                 <w:i w:val="0"/>
                 <w:sz w:val="13"/>
               </w:rPr>
-              <w:t>Sex, age, CEA, CA19-9, CA-125, stage, differentiation, histology</w:t>
+              <w:t>OS; DFS</w:t>
             </w:r>
           </w:p>
         </w:tc>
@@ -6405,7 +6042,7 @@
                 <w:i w:val="0"/>
                 <w:sz w:val="13"/>
               </w:rPr>
-              <w:t>G11</w:t>
+              <w:t>G6</w:t>
             </w:r>
           </w:p>
         </w:tc>
@@ -6447,7 +6084,7 @@
                 <w:i w:val="0"/>
                 <w:sz w:val="13"/>
               </w:rPr>
-              <w:t>Pan 2023</w:t>
+              <w:t>Wu 2021</w:t>
             </w:r>
             <w:r>
               <w:rPr>
@@ -6457,7 +6094,7 @@
                 <w:sz w:val="13"/>
                 <w:vertAlign w:val="superscript"/>
               </w:rPr>
-              <w:t>42</w:t>
+              <w:t>44</w:t>
             </w:r>
           </w:p>
         </w:tc>
@@ -6477,7 +6114,7 @@
                 <w:i w:val="0"/>
                 <w:sz w:val="13"/>
               </w:rPr>
-              <w:t>Shanghai</w:t>
+              <w:t>Wuhu, Anhui</w:t>
             </w:r>
           </w:p>
         </w:tc>
@@ -6497,7 +6134,7 @@
                 <w:i w:val="0"/>
                 <w:sz w:val="13"/>
               </w:rPr>
-              <w:t>Department of Pathology</w:t>
+              <w:t>Wuhu Second People's Hospital</w:t>
             </w:r>
           </w:p>
         </w:tc>
@@ -6517,7 +6154,7 @@
                 <w:i w:val="0"/>
                 <w:sz w:val="13"/>
               </w:rPr>
-              <w:t>2016-01 to 2018-12</w:t>
+              <w:t>2015-06 to 2020-06</w:t>
             </w:r>
           </w:p>
         </w:tc>
@@ -6537,7 +6174,7 @@
                 <w:i w:val="0"/>
                 <w:sz w:val="13"/>
               </w:rPr>
-              <w:t>Retrospective SACC-only cohort</w:t>
+              <w:t>Retrospective cohort</w:t>
             </w:r>
           </w:p>
         </w:tc>
@@ -6557,7 +6194,7 @@
                 <w:i w:val="0"/>
                 <w:sz w:val="13"/>
               </w:rPr>
-              <w:t>172</w:t>
+              <w:t>56</w:t>
             </w:r>
           </w:p>
         </w:tc>
@@ -6577,7 +6214,7 @@
                 <w:i w:val="0"/>
                 <w:sz w:val="13"/>
               </w:rPr>
-              <w:t>-</w:t>
+              <w:t>307</w:t>
             </w:r>
           </w:p>
         </w:tc>
@@ -6599,6 +6236,15 @@
               </w:rPr>
               <w:t>S. japonicum</w:t>
             </w:r>
+            <w:r>
+              <w:rPr>
+                <w:rFonts w:ascii="Arial" w:hAnsi="Arial" w:eastAsia="Arial"/>
+                <w:b w:val="0"/>
+                <w:i w:val="0"/>
+                <w:sz w:val="13"/>
+              </w:rPr>
+              <w:t xml:space="preserve"> presumed</w:t>
+            </w:r>
           </w:p>
         </w:tc>
         <w:tc>
@@ -6637,7 +6283,7 @@
                 <w:i w:val="0"/>
                 <w:sz w:val="13"/>
               </w:rPr>
-              <w:t>Median 50.1 mo</w:t>
+              <w:t>None</w:t>
             </w:r>
           </w:p>
         </w:tc>
@@ -6657,7 +6303,7 @@
                 <w:i w:val="0"/>
                 <w:sz w:val="13"/>
               </w:rPr>
-              <w:t>Eggs in lymph nodes</w:t>
+              <w:t>LN metastasis; differentiation; vascular and perineural invasion; depth; SIK2</w:t>
             </w:r>
           </w:p>
         </w:tc>
@@ -6677,7 +6323,7 @@
                 <w:i w:val="0"/>
                 <w:sz w:val="13"/>
               </w:rPr>
-              <w:t>G9</w:t>
+              <w:t>G10</w:t>
             </w:r>
           </w:p>
         </w:tc>
@@ -6697,7 +6343,7 @@
                 <w:i w:val="0"/>
                 <w:sz w:val="13"/>
               </w:rPr>
-              <w:t>Within-SACC prognostic</w:t>
+              <w:t>Primary comparative</w:t>
             </w:r>
           </w:p>
         </w:tc>
@@ -6719,7 +6365,7 @@
                 <w:i w:val="0"/>
                 <w:sz w:val="13"/>
               </w:rPr>
-              <w:t>Yu 2023</w:t>
+              <w:t>Feng 2015</w:t>
             </w:r>
             <w:r>
               <w:rPr>
@@ -6729,7 +6375,7 @@
                 <w:sz w:val="13"/>
                 <w:vertAlign w:val="superscript"/>
               </w:rPr>
-              <w:t>43</w:t>
+              <w:t>45</w:t>
             </w:r>
           </w:p>
         </w:tc>
@@ -6769,7 +6415,7 @@
                 <w:i w:val="0"/>
                 <w:sz w:val="13"/>
               </w:rPr>
-              <w:t>Changzheng Hospital</w:t>
+              <w:t>Ruijin Hospital</w:t>
             </w:r>
           </w:p>
         </w:tc>
@@ -6789,7 +6435,7 @@
                 <w:i w:val="0"/>
                 <w:sz w:val="13"/>
               </w:rPr>
-              <w:t>2014-2020</w:t>
+              <w:t>2009-10 to 2013-11</w:t>
             </w:r>
           </w:p>
         </w:tc>
@@ -6809,7 +6455,7 @@
                 <w:i w:val="0"/>
                 <w:sz w:val="13"/>
               </w:rPr>
-              <w:t>Whole-exome sequencing, SACC tumours vs external sporadic-CRC data</w:t>
+              <w:t>Retrospective comparative series</w:t>
             </w:r>
           </w:p>
         </w:tc>
@@ -6829,7 +6475,7 @@
                 <w:i w:val="0"/>
                 <w:sz w:val="13"/>
               </w:rPr>
-              <w:t>30</w:t>
+              <w:t>26</w:t>
             </w:r>
           </w:p>
         </w:tc>
@@ -6849,7 +6495,7 @@
                 <w:i w:val="0"/>
                 <w:sz w:val="13"/>
               </w:rPr>
-              <w:t>NR</w:t>
+              <w:t>34</w:t>
             </w:r>
           </w:p>
         </w:tc>
@@ -6871,6 +6517,15 @@
               </w:rPr>
               <w:t>S. japonicum</w:t>
             </w:r>
+            <w:r>
+              <w:rPr>
+                <w:rFonts w:ascii="Arial" w:hAnsi="Arial" w:eastAsia="Arial"/>
+                <w:b w:val="0"/>
+                <w:i w:val="0"/>
+                <w:sz w:val="13"/>
+              </w:rPr>
+              <w:t xml:space="preserve"> presumed</w:t>
+            </w:r>
           </w:p>
         </w:tc>
         <w:tc>
@@ -6889,7 +6544,7 @@
                 <w:i w:val="0"/>
                 <w:sz w:val="13"/>
               </w:rPr>
-              <w:t>History plus ova in specimen</w:t>
+              <w:t>Ova on microscopy (colon, rectum, or stool)</w:t>
             </w:r>
           </w:p>
         </w:tc>
@@ -6909,7 +6564,7 @@
                 <w:i w:val="0"/>
                 <w:sz w:val="13"/>
               </w:rPr>
-              <w:t>NR</w:t>
+              <w:t>None</w:t>
             </w:r>
           </w:p>
         </w:tc>
@@ -6929,7 +6584,7 @@
                 <w:i w:val="0"/>
                 <w:sz w:val="13"/>
               </w:rPr>
-              <w:t>TMB</w:t>
+              <w:t>Sex, age, CEA, CA19-9, CA-125, stage, differentiation, histology</w:t>
             </w:r>
           </w:p>
         </w:tc>
@@ -6949,7 +6604,7 @@
                 <w:i w:val="0"/>
                 <w:sz w:val="13"/>
               </w:rPr>
-              <w:t>NR</w:t>
+              <w:t>G11</w:t>
             </w:r>
           </w:p>
         </w:tc>
@@ -6969,7 +6624,7 @@
                 <w:i w:val="0"/>
                 <w:sz w:val="13"/>
               </w:rPr>
-              <w:t>Molecular evidence table</w:t>
+              <w:t>Primary comparative</w:t>
             </w:r>
           </w:p>
         </w:tc>
@@ -6991,7 +6646,7 @@
                 <w:i w:val="0"/>
                 <w:sz w:val="13"/>
               </w:rPr>
-              <w:t>Wang 2014</w:t>
+              <w:t>Ge 2023</w:t>
             </w:r>
             <w:r>
               <w:rPr>
@@ -7001,7 +6656,7 @@
                 <w:sz w:val="13"/>
                 <w:vertAlign w:val="superscript"/>
               </w:rPr>
-              <w:t>17</w:t>
+              <w:t>35</w:t>
             </w:r>
           </w:p>
         </w:tc>
@@ -7021,7 +6676,7 @@
                 <w:i w:val="0"/>
                 <w:sz w:val="13"/>
               </w:rPr>
-              <w:t>Chengdu, Sichuan</w:t>
+              <w:t>Changsha, Hunan</w:t>
             </w:r>
           </w:p>
         </w:tc>
@@ -7041,7 +6696,7 @@
                 <w:i w:val="0"/>
                 <w:sz w:val="13"/>
               </w:rPr>
-              <w:t>Dept of Gastroenterological Surgery</w:t>
+              <w:t>Xiangya Hospital</w:t>
             </w:r>
           </w:p>
         </w:tc>
@@ -7061,7 +6716,7 @@
                 <w:i w:val="0"/>
                 <w:sz w:val="13"/>
               </w:rPr>
-              <w:t>NR</w:t>
+              <w:t>2014-01 to 2019-12</w:t>
             </w:r>
           </w:p>
         </w:tc>
@@ -7081,7 +6736,7 @@
                 <w:i w:val="0"/>
                 <w:sz w:val="13"/>
               </w:rPr>
-              <w:t>Retrospective matched</w:t>
+              <w:t>Retrospective cohort with propensity-score-matched survival comparison</w:t>
             </w:r>
           </w:p>
         </w:tc>
@@ -7101,7 +6756,7 @@
                 <w:i w:val="0"/>
                 <w:sz w:val="13"/>
               </w:rPr>
-              <w:t>30</w:t>
+              <w:t>94</w:t>
             </w:r>
           </w:p>
         </w:tc>
@@ -7121,7 +6776,7 @@
                 <w:i w:val="0"/>
                 <w:sz w:val="13"/>
               </w:rPr>
-              <w:t>30</w:t>
+              <w:t>6025 (94 propensity-matched)</w:t>
             </w:r>
           </w:p>
         </w:tc>
@@ -7143,6 +6798,15 @@
               </w:rPr>
               <w:t>S. japonicum</w:t>
             </w:r>
+            <w:r>
+              <w:rPr>
+                <w:rFonts w:ascii="Arial" w:hAnsi="Arial" w:eastAsia="Arial"/>
+                <w:b w:val="0"/>
+                <w:i w:val="0"/>
+                <w:sz w:val="13"/>
+              </w:rPr>
+              <w:t xml:space="preserve"> presumed</w:t>
+            </w:r>
           </w:p>
         </w:tc>
         <w:tc>
@@ -7161,7 +6825,7 @@
                 <w:i w:val="0"/>
                 <w:sz w:val="13"/>
               </w:rPr>
-              <w:t>NR (full text not retrieved)</w:t>
+              <w:t>Eggs on pathology</w:t>
             </w:r>
           </w:p>
         </w:tc>
@@ -7181,7 +6845,7 @@
                 <w:i w:val="0"/>
                 <w:sz w:val="13"/>
               </w:rPr>
-              <w:t>NR</w:t>
+              <w:t>To Aug 2022 (median NR)</w:t>
             </w:r>
           </w:p>
         </w:tc>
@@ -7201,7 +6865,7 @@
                 <w:i w:val="0"/>
                 <w:sz w:val="13"/>
               </w:rPr>
-              <w:t>OS; DFS</w:t>
+              <w:t>Age, sex, location, stage, liver function, FOBT, CT calcification, OS</w:t>
             </w:r>
           </w:p>
         </w:tc>
@@ -7221,7 +6885,7 @@
                 <w:i w:val="0"/>
                 <w:sz w:val="13"/>
               </w:rPr>
-              <w:t>G6</w:t>
+              <w:t>G14</w:t>
             </w:r>
           </w:p>
         </w:tc>
@@ -7241,7 +6905,7 @@
                 <w:i w:val="0"/>
                 <w:sz w:val="13"/>
               </w:rPr>
-              <w:t>Not analysed (no full text)</w:t>
+              <w:t>Primary comparative</w:t>
             </w:r>
           </w:p>
         </w:tc>
@@ -7263,7 +6927,7 @@
                 <w:i w:val="0"/>
                 <w:sz w:val="13"/>
               </w:rPr>
-              <w:t>Wang 2016</w:t>
+              <w:t>Zhou 2025</w:t>
             </w:r>
             <w:r>
               <w:rPr>
@@ -7273,7 +6937,7 @@
                 <w:sz w:val="13"/>
                 <w:vertAlign w:val="superscript"/>
               </w:rPr>
-              <w:t>44</w:t>
+              <w:t>36</w:t>
             </w:r>
           </w:p>
         </w:tc>
@@ -7293,7 +6957,7 @@
                 <w:i w:val="0"/>
                 <w:sz w:val="13"/>
               </w:rPr>
-              <w:t>Chengdu, Sichuan</w:t>
+              <w:t>Jiujiang, Jiangxi</w:t>
             </w:r>
           </w:p>
         </w:tc>
@@ -7313,7 +6977,7 @@
                 <w:i w:val="0"/>
                 <w:sz w:val="13"/>
               </w:rPr>
-              <w:t>West China Hospital</w:t>
+              <w:t>Affiliated Hospital of Jiujiang University</w:t>
             </w:r>
           </w:p>
         </w:tc>
@@ -7333,7 +6997,7 @@
                 <w:i w:val="0"/>
                 <w:sz w:val="13"/>
               </w:rPr>
-              <w:t>2009-07 to 2012-07</w:t>
+              <w:t>2013-07 to 2024-08</w:t>
             </w:r>
           </w:p>
         </w:tc>
@@ -7353,7 +7017,7 @@
                 <w:i w:val="0"/>
                 <w:sz w:val="13"/>
               </w:rPr>
-              <w:t>Retrospective SACC-only cohort</w:t>
+              <w:t>Retrospective pathology series with CRC comparator</w:t>
             </w:r>
           </w:p>
         </w:tc>
@@ -7373,7 +7037,7 @@
                 <w:i w:val="0"/>
                 <w:sz w:val="13"/>
               </w:rPr>
-              <w:t>74</w:t>
+              <w:t>NR (percentages only; ~95 inferred)</w:t>
             </w:r>
           </w:p>
         </w:tc>
@@ -7393,7 +7057,7 @@
                 <w:i w:val="0"/>
                 <w:sz w:val="13"/>
               </w:rPr>
-              <w:t>-</w:t>
+              <w:t>1030</w:t>
             </w:r>
           </w:p>
         </w:tc>
@@ -7415,6 +7079,15 @@
               </w:rPr>
               <w:t>S. japonicum</w:t>
             </w:r>
+            <w:r>
+              <w:rPr>
+                <w:rFonts w:ascii="Arial" w:hAnsi="Arial" w:eastAsia="Arial"/>
+                <w:b w:val="0"/>
+                <w:i w:val="0"/>
+                <w:sz w:val="13"/>
+              </w:rPr>
+              <w:t xml:space="preserve"> presumed</w:t>
+            </w:r>
           </w:p>
         </w:tc>
         <w:tc>
@@ -7433,7 +7106,7 @@
                 <w:i w:val="0"/>
                 <w:sz w:val="13"/>
               </w:rPr>
-              <w:t>NR (full text not retrieved)</w:t>
+              <w:t>Eggs on pathology</w:t>
             </w:r>
           </w:p>
         </w:tc>
@@ -7453,7 +7126,7 @@
                 <w:i w:val="0"/>
                 <w:sz w:val="13"/>
               </w:rPr>
-              <w:t>NR</w:t>
+              <w:t>None</w:t>
             </w:r>
           </w:p>
         </w:tc>
@@ -7473,7 +7146,7 @@
                 <w:i w:val="0"/>
                 <w:sz w:val="13"/>
               </w:rPr>
-              <w:t>Egg deposition site; CEA; pT; pN; resection margin eggs; OS</w:t>
+              <w:t>Age, sex, differentiation, TNM, LN metastasis</w:t>
             </w:r>
           </w:p>
         </w:tc>
@@ -7493,7 +7166,7 @@
                 <w:i w:val="0"/>
                 <w:sz w:val="13"/>
               </w:rPr>
-              <w:t>G6</w:t>
+              <w:t>G15</w:t>
             </w:r>
           </w:p>
         </w:tc>
@@ -7513,7 +7186,7 @@
                 <w:i w:val="0"/>
                 <w:sz w:val="13"/>
               </w:rPr>
-              <w:t>Not analysed (no full text)</w:t>
+              <w:t>Primary comparative</w:t>
             </w:r>
           </w:p>
         </w:tc>
@@ -7535,7 +7208,7 @@
                 <w:i w:val="0"/>
                 <w:sz w:val="13"/>
               </w:rPr>
-              <w:t>NCG 1986</w:t>
+              <w:t>Pan 2023</w:t>
             </w:r>
             <w:r>
               <w:rPr>
@@ -7545,7 +7218,7 @@
                 <w:sz w:val="13"/>
                 <w:vertAlign w:val="superscript"/>
               </w:rPr>
-              <w:t>16</w:t>
+              <w:t>46</w:t>
             </w:r>
           </w:p>
         </w:tc>
@@ -7565,7 +7238,7 @@
                 <w:i w:val="0"/>
                 <w:sz w:val="13"/>
               </w:rPr>
-              <w:t>China (multi-province)</w:t>
+              <w:t>Shanghai</w:t>
             </w:r>
           </w:p>
         </w:tc>
@@ -7585,7 +7258,7 @@
                 <w:i w:val="0"/>
                 <w:sz w:val="13"/>
               </w:rPr>
-              <w:t>Multicentre</w:t>
+              <w:t>Zhongshan Hospital</w:t>
             </w:r>
           </w:p>
         </w:tc>
@@ -7605,7 +7278,7 @@
                 <w:i w:val="0"/>
                 <w:sz w:val="13"/>
               </w:rPr>
-              <w:t>NR</w:t>
+              <w:t>2016-01 to 2018-12</w:t>
             </w:r>
           </w:p>
         </w:tc>
@@ -7625,7 +7298,7 @@
                 <w:i w:val="0"/>
                 <w:sz w:val="13"/>
               </w:rPr>
-              <w:t>Multicentre retrospective cohort</w:t>
+              <w:t>Retrospective SACC-only cohort</w:t>
             </w:r>
           </w:p>
         </w:tc>
@@ -7645,7 +7318,7 @@
                 <w:i w:val="0"/>
                 <w:sz w:val="13"/>
               </w:rPr>
-              <w:t>430</w:t>
+              <w:t>172</w:t>
             </w:r>
           </w:p>
         </w:tc>
@@ -7665,7 +7338,7 @@
                 <w:i w:val="0"/>
                 <w:sz w:val="13"/>
               </w:rPr>
-              <w:t>NR</w:t>
+              <w:t>-</w:t>
             </w:r>
           </w:p>
         </w:tc>
@@ -7705,7 +7378,7 @@
                 <w:i w:val="0"/>
                 <w:sz w:val="13"/>
               </w:rPr>
-              <w:t>NR (full text not retrieved)</w:t>
+              <w:t>Eggs on H&amp;E in resected specimen</w:t>
             </w:r>
           </w:p>
         </w:tc>
@@ -7725,7 +7398,7 @@
                 <w:i w:val="0"/>
                 <w:sz w:val="13"/>
               </w:rPr>
-              <w:t>NR</w:t>
+              <w:t>Median 50.1 mo</w:t>
             </w:r>
           </w:p>
         </w:tc>
@@ -7745,7 +7418,7 @@
                 <w:i w:val="0"/>
                 <w:sz w:val="13"/>
               </w:rPr>
-              <w:t xml:space="preserve">5-year survival lower in SACC; regional LN immune response; infiltrating growth </w:t>
+              <w:t>Eggs in lymph nodes</w:t>
             </w:r>
           </w:p>
         </w:tc>
@@ -7765,7 +7438,7 @@
                 <w:i w:val="0"/>
                 <w:sz w:val="13"/>
               </w:rPr>
-              <w:t>G7</w:t>
+              <w:t>G9</w:t>
             </w:r>
           </w:p>
         </w:tc>
@@ -7785,7 +7458,7 @@
                 <w:i w:val="0"/>
                 <w:sz w:val="13"/>
               </w:rPr>
-              <w:t>Not analysed (no full text)</w:t>
+              <w:t>Within-SACC prognostic</w:t>
             </w:r>
           </w:p>
         </w:tc>
@@ -7807,6 +7480,822 @@
                 <w:i w:val="0"/>
                 <w:sz w:val="13"/>
               </w:rPr>
+              <w:t>Yu 2023</w:t>
+            </w:r>
+            <w:r>
+              <w:rPr>
+                <w:rFonts w:ascii="Arial" w:hAnsi="Arial" w:eastAsia="Arial"/>
+                <w:b w:val="0"/>
+                <w:i w:val="0"/>
+                <w:sz w:val="13"/>
+                <w:vertAlign w:val="superscript"/>
+              </w:rPr>
+              <w:t>47</w:t>
+            </w:r>
+          </w:p>
+        </w:tc>
+        <w:tc>
+          <w:tcPr>
+            <w:tcW w:type="dxa" w:w="997"/>
+          </w:tcPr>
+          <w:p>
+            <w:pPr>
+              <w:spacing w:after="0"/>
+            </w:pPr>
+            <w:r/>
+            <w:r>
+              <w:rPr>
+                <w:rFonts w:ascii="Arial" w:hAnsi="Arial" w:eastAsia="Arial"/>
+                <w:b w:val="0"/>
+                <w:i w:val="0"/>
+                <w:sz w:val="13"/>
+              </w:rPr>
+              <w:t>Shanghai</w:t>
+            </w:r>
+          </w:p>
+        </w:tc>
+        <w:tc>
+          <w:tcPr>
+            <w:tcW w:type="dxa" w:w="997"/>
+          </w:tcPr>
+          <w:p>
+            <w:pPr>
+              <w:spacing w:after="0"/>
+            </w:pPr>
+            <w:r/>
+            <w:r>
+              <w:rPr>
+                <w:rFonts w:ascii="Arial" w:hAnsi="Arial" w:eastAsia="Arial"/>
+                <w:b w:val="0"/>
+                <w:i w:val="0"/>
+                <w:sz w:val="13"/>
+              </w:rPr>
+              <w:t>Changzheng Hospital</w:t>
+            </w:r>
+          </w:p>
+        </w:tc>
+        <w:tc>
+          <w:tcPr>
+            <w:tcW w:type="dxa" w:w="997"/>
+          </w:tcPr>
+          <w:p>
+            <w:pPr>
+              <w:spacing w:after="0"/>
+            </w:pPr>
+            <w:r/>
+            <w:r>
+              <w:rPr>
+                <w:rFonts w:ascii="Arial" w:hAnsi="Arial" w:eastAsia="Arial"/>
+                <w:b w:val="0"/>
+                <w:i w:val="0"/>
+                <w:sz w:val="13"/>
+              </w:rPr>
+              <w:t>2014-2020</w:t>
+            </w:r>
+          </w:p>
+        </w:tc>
+        <w:tc>
+          <w:tcPr>
+            <w:tcW w:type="dxa" w:w="997"/>
+          </w:tcPr>
+          <w:p>
+            <w:pPr>
+              <w:spacing w:after="0"/>
+            </w:pPr>
+            <w:r/>
+            <w:r>
+              <w:rPr>
+                <w:rFonts w:ascii="Arial" w:hAnsi="Arial" w:eastAsia="Arial"/>
+                <w:b w:val="0"/>
+                <w:i w:val="0"/>
+                <w:sz w:val="13"/>
+              </w:rPr>
+              <w:t>Whole-exome sequencing, SACC tumours vs external sporadic-CRC data</w:t>
+            </w:r>
+          </w:p>
+        </w:tc>
+        <w:tc>
+          <w:tcPr>
+            <w:tcW w:type="dxa" w:w="997"/>
+          </w:tcPr>
+          <w:p>
+            <w:pPr>
+              <w:spacing w:after="0"/>
+            </w:pPr>
+            <w:r/>
+            <w:r>
+              <w:rPr>
+                <w:rFonts w:ascii="Arial" w:hAnsi="Arial" w:eastAsia="Arial"/>
+                <w:b w:val="0"/>
+                <w:i w:val="0"/>
+                <w:sz w:val="13"/>
+              </w:rPr>
+              <w:t>30</w:t>
+            </w:r>
+          </w:p>
+        </w:tc>
+        <w:tc>
+          <w:tcPr>
+            <w:tcW w:type="dxa" w:w="997"/>
+          </w:tcPr>
+          <w:p>
+            <w:pPr>
+              <w:spacing w:after="0"/>
+            </w:pPr>
+            <w:r/>
+            <w:r>
+              <w:rPr>
+                <w:rFonts w:ascii="Arial" w:hAnsi="Arial" w:eastAsia="Arial"/>
+                <w:b w:val="0"/>
+                <w:i w:val="0"/>
+                <w:sz w:val="13"/>
+              </w:rPr>
+              <w:t>NR</w:t>
+            </w:r>
+          </w:p>
+        </w:tc>
+        <w:tc>
+          <w:tcPr>
+            <w:tcW w:type="dxa" w:w="997"/>
+          </w:tcPr>
+          <w:p>
+            <w:pPr>
+              <w:spacing w:after="0"/>
+            </w:pPr>
+            <w:r/>
+            <w:r>
+              <w:rPr>
+                <w:rFonts w:ascii="Arial" w:hAnsi="Arial" w:eastAsia="Arial"/>
+                <w:b w:val="0"/>
+                <w:i/>
+                <w:sz w:val="13"/>
+              </w:rPr>
+              <w:t>S. japonicum</w:t>
+            </w:r>
+          </w:p>
+        </w:tc>
+        <w:tc>
+          <w:tcPr>
+            <w:tcW w:type="dxa" w:w="997"/>
+          </w:tcPr>
+          <w:p>
+            <w:pPr>
+              <w:spacing w:after="0"/>
+            </w:pPr>
+            <w:r/>
+            <w:r>
+              <w:rPr>
+                <w:rFonts w:ascii="Arial" w:hAnsi="Arial" w:eastAsia="Arial"/>
+                <w:b w:val="0"/>
+                <w:i w:val="0"/>
+                <w:sz w:val="13"/>
+              </w:rPr>
+              <w:t>History plus ova in specimen</w:t>
+            </w:r>
+          </w:p>
+        </w:tc>
+        <w:tc>
+          <w:tcPr>
+            <w:tcW w:type="dxa" w:w="997"/>
+          </w:tcPr>
+          <w:p>
+            <w:pPr>
+              <w:spacing w:after="0"/>
+            </w:pPr>
+            <w:r/>
+            <w:r>
+              <w:rPr>
+                <w:rFonts w:ascii="Arial" w:hAnsi="Arial" w:eastAsia="Arial"/>
+                <w:b w:val="0"/>
+                <w:i w:val="0"/>
+                <w:sz w:val="13"/>
+              </w:rPr>
+              <w:t>NR</w:t>
+            </w:r>
+          </w:p>
+        </w:tc>
+        <w:tc>
+          <w:tcPr>
+            <w:tcW w:type="dxa" w:w="997"/>
+          </w:tcPr>
+          <w:p>
+            <w:pPr>
+              <w:spacing w:after="0"/>
+            </w:pPr>
+            <w:r/>
+            <w:r>
+              <w:rPr>
+                <w:rFonts w:ascii="Arial" w:hAnsi="Arial" w:eastAsia="Arial"/>
+                <w:b w:val="0"/>
+                <w:i w:val="0"/>
+                <w:sz w:val="13"/>
+              </w:rPr>
+              <w:t>TMB</w:t>
+            </w:r>
+          </w:p>
+        </w:tc>
+        <w:tc>
+          <w:tcPr>
+            <w:tcW w:type="dxa" w:w="997"/>
+          </w:tcPr>
+          <w:p>
+            <w:pPr>
+              <w:spacing w:after="0"/>
+            </w:pPr>
+            <w:r/>
+            <w:r>
+              <w:rPr>
+                <w:rFonts w:ascii="Arial" w:hAnsi="Arial" w:eastAsia="Arial"/>
+                <w:b w:val="0"/>
+                <w:i w:val="0"/>
+                <w:sz w:val="13"/>
+              </w:rPr>
+              <w:t>NR</w:t>
+            </w:r>
+          </w:p>
+        </w:tc>
+        <w:tc>
+          <w:tcPr>
+            <w:tcW w:type="dxa" w:w="997"/>
+          </w:tcPr>
+          <w:p>
+            <w:pPr>
+              <w:spacing w:after="0"/>
+            </w:pPr>
+            <w:r/>
+            <w:r>
+              <w:rPr>
+                <w:rFonts w:ascii="Arial" w:hAnsi="Arial" w:eastAsia="Arial"/>
+                <w:b w:val="0"/>
+                <w:i w:val="0"/>
+                <w:sz w:val="13"/>
+              </w:rPr>
+              <w:t>Molecular evidence table</w:t>
+            </w:r>
+          </w:p>
+        </w:tc>
+      </w:tr>
+      <w:tr>
+        <w:tc>
+          <w:tcPr>
+            <w:tcW w:type="dxa" w:w="997"/>
+          </w:tcPr>
+          <w:p>
+            <w:pPr>
+              <w:spacing w:after="0"/>
+            </w:pPr>
+            <w:r/>
+            <w:r>
+              <w:rPr>
+                <w:rFonts w:ascii="Arial" w:hAnsi="Arial" w:eastAsia="Arial"/>
+                <w:b w:val="0"/>
+                <w:i w:val="0"/>
+                <w:sz w:val="13"/>
+              </w:rPr>
+              <w:t>Wang M 2016</w:t>
+            </w:r>
+            <w:r>
+              <w:rPr>
+                <w:rFonts w:ascii="Arial" w:hAnsi="Arial" w:eastAsia="Arial"/>
+                <w:b w:val="0"/>
+                <w:i w:val="0"/>
+                <w:sz w:val="13"/>
+                <w:vertAlign w:val="superscript"/>
+              </w:rPr>
+              <w:t>48</w:t>
+            </w:r>
+          </w:p>
+        </w:tc>
+        <w:tc>
+          <w:tcPr>
+            <w:tcW w:type="dxa" w:w="997"/>
+          </w:tcPr>
+          <w:p>
+            <w:pPr>
+              <w:spacing w:after="0"/>
+            </w:pPr>
+            <w:r/>
+            <w:r>
+              <w:rPr>
+                <w:rFonts w:ascii="Arial" w:hAnsi="Arial" w:eastAsia="Arial"/>
+                <w:b w:val="0"/>
+                <w:i w:val="0"/>
+                <w:sz w:val="13"/>
+              </w:rPr>
+              <w:t>Chengdu, Sichuan</w:t>
+            </w:r>
+          </w:p>
+        </w:tc>
+        <w:tc>
+          <w:tcPr>
+            <w:tcW w:type="dxa" w:w="997"/>
+          </w:tcPr>
+          <w:p>
+            <w:pPr>
+              <w:spacing w:after="0"/>
+            </w:pPr>
+            <w:r/>
+            <w:r>
+              <w:rPr>
+                <w:rFonts w:ascii="Arial" w:hAnsi="Arial" w:eastAsia="Arial"/>
+                <w:b w:val="0"/>
+                <w:i w:val="0"/>
+                <w:sz w:val="13"/>
+              </w:rPr>
+              <w:t>West China Hospital</w:t>
+            </w:r>
+          </w:p>
+        </w:tc>
+        <w:tc>
+          <w:tcPr>
+            <w:tcW w:type="dxa" w:w="997"/>
+          </w:tcPr>
+          <w:p>
+            <w:pPr>
+              <w:spacing w:after="0"/>
+            </w:pPr>
+            <w:r/>
+            <w:r>
+              <w:rPr>
+                <w:rFonts w:ascii="Arial" w:hAnsi="Arial" w:eastAsia="Arial"/>
+                <w:b w:val="0"/>
+                <w:i w:val="0"/>
+                <w:sz w:val="13"/>
+              </w:rPr>
+              <w:t>2009-07 to 2012-07</w:t>
+            </w:r>
+          </w:p>
+        </w:tc>
+        <w:tc>
+          <w:tcPr>
+            <w:tcW w:type="dxa" w:w="997"/>
+          </w:tcPr>
+          <w:p>
+            <w:pPr>
+              <w:spacing w:after="0"/>
+            </w:pPr>
+            <w:r/>
+            <w:r>
+              <w:rPr>
+                <w:rFonts w:ascii="Arial" w:hAnsi="Arial" w:eastAsia="Arial"/>
+                <w:b w:val="0"/>
+                <w:i w:val="0"/>
+                <w:sz w:val="13"/>
+              </w:rPr>
+              <w:t>Retrospective SACC-only cohort</w:t>
+            </w:r>
+          </w:p>
+        </w:tc>
+        <w:tc>
+          <w:tcPr>
+            <w:tcW w:type="dxa" w:w="997"/>
+          </w:tcPr>
+          <w:p>
+            <w:pPr>
+              <w:spacing w:after="0"/>
+            </w:pPr>
+            <w:r/>
+            <w:r>
+              <w:rPr>
+                <w:rFonts w:ascii="Arial" w:hAnsi="Arial" w:eastAsia="Arial"/>
+                <w:b w:val="0"/>
+                <w:i w:val="0"/>
+                <w:sz w:val="13"/>
+              </w:rPr>
+              <w:t>74</w:t>
+            </w:r>
+          </w:p>
+        </w:tc>
+        <w:tc>
+          <w:tcPr>
+            <w:tcW w:type="dxa" w:w="997"/>
+          </w:tcPr>
+          <w:p>
+            <w:pPr>
+              <w:spacing w:after="0"/>
+            </w:pPr>
+            <w:r/>
+            <w:r>
+              <w:rPr>
+                <w:rFonts w:ascii="Arial" w:hAnsi="Arial" w:eastAsia="Arial"/>
+                <w:b w:val="0"/>
+                <w:i w:val="0"/>
+                <w:sz w:val="13"/>
+              </w:rPr>
+              <w:t>-</w:t>
+            </w:r>
+          </w:p>
+        </w:tc>
+        <w:tc>
+          <w:tcPr>
+            <w:tcW w:type="dxa" w:w="997"/>
+          </w:tcPr>
+          <w:p>
+            <w:pPr>
+              <w:spacing w:after="0"/>
+            </w:pPr>
+            <w:r/>
+            <w:r>
+              <w:rPr>
+                <w:rFonts w:ascii="Arial" w:hAnsi="Arial" w:eastAsia="Arial"/>
+                <w:b w:val="0"/>
+                <w:i/>
+                <w:sz w:val="13"/>
+              </w:rPr>
+              <w:t>S. japonicum</w:t>
+            </w:r>
+          </w:p>
+        </w:tc>
+        <w:tc>
+          <w:tcPr>
+            <w:tcW w:type="dxa" w:w="997"/>
+          </w:tcPr>
+          <w:p>
+            <w:pPr>
+              <w:spacing w:after="0"/>
+            </w:pPr>
+            <w:r/>
+            <w:r>
+              <w:rPr>
+                <w:rFonts w:ascii="Arial" w:hAnsi="Arial" w:eastAsia="Arial"/>
+                <w:b w:val="0"/>
+                <w:i w:val="0"/>
+                <w:sz w:val="13"/>
+              </w:rPr>
+              <w:t>NR (full text not retrieved)</w:t>
+            </w:r>
+          </w:p>
+        </w:tc>
+        <w:tc>
+          <w:tcPr>
+            <w:tcW w:type="dxa" w:w="997"/>
+          </w:tcPr>
+          <w:p>
+            <w:pPr>
+              <w:spacing w:after="0"/>
+            </w:pPr>
+            <w:r/>
+            <w:r>
+              <w:rPr>
+                <w:rFonts w:ascii="Arial" w:hAnsi="Arial" w:eastAsia="Arial"/>
+                <w:b w:val="0"/>
+                <w:i w:val="0"/>
+                <w:sz w:val="13"/>
+              </w:rPr>
+              <w:t>NR</w:t>
+            </w:r>
+          </w:p>
+        </w:tc>
+        <w:tc>
+          <w:tcPr>
+            <w:tcW w:type="dxa" w:w="997"/>
+          </w:tcPr>
+          <w:p>
+            <w:pPr>
+              <w:spacing w:after="0"/>
+            </w:pPr>
+            <w:r/>
+            <w:r>
+              <w:rPr>
+                <w:rFonts w:ascii="Arial" w:hAnsi="Arial" w:eastAsia="Arial"/>
+                <w:b w:val="0"/>
+                <w:i w:val="0"/>
+                <w:sz w:val="13"/>
+              </w:rPr>
+              <w:t>Egg deposition site; CEA; pT; pN; resection margin eggs; OS</w:t>
+            </w:r>
+          </w:p>
+        </w:tc>
+        <w:tc>
+          <w:tcPr>
+            <w:tcW w:type="dxa" w:w="997"/>
+          </w:tcPr>
+          <w:p>
+            <w:pPr>
+              <w:spacing w:after="0"/>
+            </w:pPr>
+            <w:r/>
+            <w:r>
+              <w:rPr>
+                <w:rFonts w:ascii="Arial" w:hAnsi="Arial" w:eastAsia="Arial"/>
+                <w:b w:val="0"/>
+                <w:i w:val="0"/>
+                <w:sz w:val="13"/>
+              </w:rPr>
+              <w:t>G6</w:t>
+            </w:r>
+          </w:p>
+        </w:tc>
+        <w:tc>
+          <w:tcPr>
+            <w:tcW w:type="dxa" w:w="997"/>
+          </w:tcPr>
+          <w:p>
+            <w:pPr>
+              <w:spacing w:after="0"/>
+            </w:pPr>
+            <w:r/>
+            <w:r>
+              <w:rPr>
+                <w:rFonts w:ascii="Arial" w:hAnsi="Arial" w:eastAsia="Arial"/>
+                <w:b w:val="0"/>
+                <w:i w:val="0"/>
+                <w:sz w:val="13"/>
+              </w:rPr>
+              <w:t>Not analysed (no full text)</w:t>
+            </w:r>
+          </w:p>
+        </w:tc>
+      </w:tr>
+      <w:tr>
+        <w:tc>
+          <w:tcPr>
+            <w:tcW w:type="dxa" w:w="997"/>
+          </w:tcPr>
+          <w:p>
+            <w:pPr>
+              <w:spacing w:after="0"/>
+            </w:pPr>
+            <w:r/>
+            <w:r>
+              <w:rPr>
+                <w:rFonts w:ascii="Arial" w:hAnsi="Arial" w:eastAsia="Arial"/>
+                <w:b w:val="0"/>
+                <w:i w:val="0"/>
+                <w:sz w:val="13"/>
+              </w:rPr>
+              <w:t>NCG 1986</w:t>
+            </w:r>
+            <w:r>
+              <w:rPr>
+                <w:rFonts w:ascii="Arial" w:hAnsi="Arial" w:eastAsia="Arial"/>
+                <w:b w:val="0"/>
+                <w:i w:val="0"/>
+                <w:sz w:val="13"/>
+                <w:vertAlign w:val="superscript"/>
+              </w:rPr>
+              <w:t>16</w:t>
+            </w:r>
+          </w:p>
+        </w:tc>
+        <w:tc>
+          <w:tcPr>
+            <w:tcW w:type="dxa" w:w="997"/>
+          </w:tcPr>
+          <w:p>
+            <w:pPr>
+              <w:spacing w:after="0"/>
+            </w:pPr>
+            <w:r/>
+            <w:r>
+              <w:rPr>
+                <w:rFonts w:ascii="Arial" w:hAnsi="Arial" w:eastAsia="Arial"/>
+                <w:b w:val="0"/>
+                <w:i w:val="0"/>
+                <w:sz w:val="13"/>
+              </w:rPr>
+              <w:t>China (multi-province)</w:t>
+            </w:r>
+          </w:p>
+        </w:tc>
+        <w:tc>
+          <w:tcPr>
+            <w:tcW w:type="dxa" w:w="997"/>
+          </w:tcPr>
+          <w:p>
+            <w:pPr>
+              <w:spacing w:after="0"/>
+            </w:pPr>
+            <w:r/>
+            <w:r>
+              <w:rPr>
+                <w:rFonts w:ascii="Arial" w:hAnsi="Arial" w:eastAsia="Arial"/>
+                <w:b w:val="0"/>
+                <w:i w:val="0"/>
+                <w:sz w:val="13"/>
+              </w:rPr>
+              <w:t>Multicentre</w:t>
+            </w:r>
+          </w:p>
+        </w:tc>
+        <w:tc>
+          <w:tcPr>
+            <w:tcW w:type="dxa" w:w="997"/>
+          </w:tcPr>
+          <w:p>
+            <w:pPr>
+              <w:spacing w:after="0"/>
+            </w:pPr>
+            <w:r/>
+            <w:r>
+              <w:rPr>
+                <w:rFonts w:ascii="Arial" w:hAnsi="Arial" w:eastAsia="Arial"/>
+                <w:b w:val="0"/>
+                <w:i w:val="0"/>
+                <w:sz w:val="13"/>
+              </w:rPr>
+              <w:t>NR</w:t>
+            </w:r>
+          </w:p>
+        </w:tc>
+        <w:tc>
+          <w:tcPr>
+            <w:tcW w:type="dxa" w:w="997"/>
+          </w:tcPr>
+          <w:p>
+            <w:pPr>
+              <w:spacing w:after="0"/>
+            </w:pPr>
+            <w:r/>
+            <w:r>
+              <w:rPr>
+                <w:rFonts w:ascii="Arial" w:hAnsi="Arial" w:eastAsia="Arial"/>
+                <w:b w:val="0"/>
+                <w:i w:val="0"/>
+                <w:sz w:val="13"/>
+              </w:rPr>
+              <w:t>Multicentre retrospective cohort</w:t>
+            </w:r>
+          </w:p>
+        </w:tc>
+        <w:tc>
+          <w:tcPr>
+            <w:tcW w:type="dxa" w:w="997"/>
+          </w:tcPr>
+          <w:p>
+            <w:pPr>
+              <w:spacing w:after="0"/>
+            </w:pPr>
+            <w:r/>
+            <w:r>
+              <w:rPr>
+                <w:rFonts w:ascii="Arial" w:hAnsi="Arial" w:eastAsia="Arial"/>
+                <w:b w:val="0"/>
+                <w:i w:val="0"/>
+                <w:sz w:val="13"/>
+              </w:rPr>
+              <w:t>430</w:t>
+            </w:r>
+          </w:p>
+        </w:tc>
+        <w:tc>
+          <w:tcPr>
+            <w:tcW w:type="dxa" w:w="997"/>
+          </w:tcPr>
+          <w:p>
+            <w:pPr>
+              <w:spacing w:after="0"/>
+            </w:pPr>
+            <w:r/>
+            <w:r>
+              <w:rPr>
+                <w:rFonts w:ascii="Arial" w:hAnsi="Arial" w:eastAsia="Arial"/>
+                <w:b w:val="0"/>
+                <w:i w:val="0"/>
+                <w:sz w:val="13"/>
+              </w:rPr>
+              <w:t>NR</w:t>
+            </w:r>
+          </w:p>
+        </w:tc>
+        <w:tc>
+          <w:tcPr>
+            <w:tcW w:type="dxa" w:w="997"/>
+          </w:tcPr>
+          <w:p>
+            <w:pPr>
+              <w:spacing w:after="0"/>
+            </w:pPr>
+            <w:r/>
+            <w:r>
+              <w:rPr>
+                <w:rFonts w:ascii="Arial" w:hAnsi="Arial" w:eastAsia="Arial"/>
+                <w:b w:val="0"/>
+                <w:i/>
+                <w:sz w:val="13"/>
+              </w:rPr>
+              <w:t>S. japonicum</w:t>
+            </w:r>
+          </w:p>
+        </w:tc>
+        <w:tc>
+          <w:tcPr>
+            <w:tcW w:type="dxa" w:w="997"/>
+          </w:tcPr>
+          <w:p>
+            <w:pPr>
+              <w:spacing w:after="0"/>
+            </w:pPr>
+            <w:r/>
+            <w:r>
+              <w:rPr>
+                <w:rFonts w:ascii="Arial" w:hAnsi="Arial" w:eastAsia="Arial"/>
+                <w:b w:val="0"/>
+                <w:i w:val="0"/>
+                <w:sz w:val="13"/>
+              </w:rPr>
+              <w:t>NR (full text not retrieved)</w:t>
+            </w:r>
+          </w:p>
+        </w:tc>
+        <w:tc>
+          <w:tcPr>
+            <w:tcW w:type="dxa" w:w="997"/>
+          </w:tcPr>
+          <w:p>
+            <w:pPr>
+              <w:spacing w:after="0"/>
+            </w:pPr>
+            <w:r/>
+            <w:r>
+              <w:rPr>
+                <w:rFonts w:ascii="Arial" w:hAnsi="Arial" w:eastAsia="Arial"/>
+                <w:b w:val="0"/>
+                <w:i w:val="0"/>
+                <w:sz w:val="13"/>
+              </w:rPr>
+              <w:t>NR</w:t>
+            </w:r>
+          </w:p>
+        </w:tc>
+        <w:tc>
+          <w:tcPr>
+            <w:tcW w:type="dxa" w:w="997"/>
+          </w:tcPr>
+          <w:p>
+            <w:pPr>
+              <w:spacing w:after="0"/>
+            </w:pPr>
+            <w:r/>
+            <w:r>
+              <w:rPr>
+                <w:rFonts w:ascii="Arial" w:hAnsi="Arial" w:eastAsia="Arial"/>
+                <w:b w:val="0"/>
+                <w:i w:val="0"/>
+                <w:sz w:val="13"/>
+              </w:rPr>
+              <w:t xml:space="preserve">5-year survival lower in SACC; regional LN immune response; infiltrating growth </w:t>
+            </w:r>
+          </w:p>
+        </w:tc>
+        <w:tc>
+          <w:tcPr>
+            <w:tcW w:type="dxa" w:w="997"/>
+          </w:tcPr>
+          <w:p>
+            <w:pPr>
+              <w:spacing w:after="0"/>
+            </w:pPr>
+            <w:r/>
+            <w:r>
+              <w:rPr>
+                <w:rFonts w:ascii="Arial" w:hAnsi="Arial" w:eastAsia="Arial"/>
+                <w:b w:val="0"/>
+                <w:i w:val="0"/>
+                <w:sz w:val="13"/>
+              </w:rPr>
+              <w:t>G7</w:t>
+            </w:r>
+          </w:p>
+        </w:tc>
+        <w:tc>
+          <w:tcPr>
+            <w:tcW w:type="dxa" w:w="997"/>
+          </w:tcPr>
+          <w:p>
+            <w:pPr>
+              <w:spacing w:after="0"/>
+            </w:pPr>
+            <w:r/>
+            <w:r>
+              <w:rPr>
+                <w:rFonts w:ascii="Arial" w:hAnsi="Arial" w:eastAsia="Arial"/>
+                <w:b w:val="0"/>
+                <w:i w:val="0"/>
+                <w:sz w:val="13"/>
+              </w:rPr>
+              <w:t>Not analysed (no full text)</w:t>
+            </w:r>
+          </w:p>
+        </w:tc>
+      </w:tr>
+      <w:tr>
+        <w:tc>
+          <w:tcPr>
+            <w:tcW w:type="dxa" w:w="997"/>
+          </w:tcPr>
+          <w:p>
+            <w:pPr>
+              <w:spacing w:after="0"/>
+            </w:pPr>
+            <w:r/>
+            <w:r>
+              <w:rPr>
+                <w:rFonts w:ascii="Arial" w:hAnsi="Arial" w:eastAsia="Arial"/>
+                <w:b w:val="0"/>
+                <w:i w:val="0"/>
+                <w:sz w:val="13"/>
+              </w:rPr>
               <w:t>Madbouly 2007</w:t>
             </w:r>
             <w:r>
@@ -7817,7 +8306,7 @@
                 <w:sz w:val="13"/>
                 <w:vertAlign w:val="superscript"/>
               </w:rPr>
-              <w:t>45</w:t>
+              <w:t>49</w:t>
             </w:r>
           </w:p>
         </w:tc>
@@ -7857,7 +8346,7 @@
                 <w:i w:val="0"/>
                 <w:sz w:val="13"/>
               </w:rPr>
-              <w:t>Dept of Surgery</w:t>
+              <w:t>University of Alexandria</w:t>
             </w:r>
           </w:p>
         </w:tc>
@@ -8089,7 +8578,7 @@
           <w:i w:val="0"/>
           <w:sz w:val="18"/>
         </w:rPr>
-        <w:t xml:space="preserve"> presumed = endemic-area cohort, species not confirmed. Overlap groups are defined in Supplementary Table S6. Six further comparative reports identified by the PubMed search could not be retrieved (Supplementary Table S2).</w:t>
+        <w:t xml:space="preserve"> presumed = endemic-area cohort, species not confirmed. Overlap groups are defined in Supplementary Table S6. Eleven further reports could not be retrieved (Supplementary Table S2). Ge 2023, Zhou 2025, and Pan 2022 are preprints.</w:t>
       </w:r>
     </w:p>
     <w:p>
@@ -8109,7 +8598,7 @@
       <w:r>
         <w:drawing>
           <wp:inline xmlns:a="http://schemas.openxmlformats.org/drawingml/2006/main" xmlns:pic="http://schemas.openxmlformats.org/drawingml/2006/picture">
-            <wp:extent cx="5760000" cy="6392404"/>
+            <wp:extent cx="5760000" cy="6094950"/>
             <wp:docPr id="2" name="Picture 2"/>
             <wp:cNvGraphicFramePr>
               <a:graphicFrameLocks noChangeAspect="1"/>
@@ -8130,7 +8619,7 @@
                   <pic:spPr>
                     <a:xfrm>
                       <a:off x="0" y="0"/>
-                      <a:ext cx="5760000" cy="6392404"/>
+                      <a:ext cx="5760000" cy="6094950"/>
                     </a:xfrm>
                     <a:prstGeom prst="rect"/>
                   </pic:spPr>
@@ -8158,7 +8647,7 @@
           <w:i w:val="0"/>
           <w:sz w:val="22"/>
         </w:rPr>
-        <w:t xml:space="preserve"> Chronological landscape of identified studies. Bars show recruitment periods where reported; diamonds show publication year. Right column: SACC/NSACC sample sizes (NR, not reported; dash, SACC-only cohort). Labels give city/province.</w:t>
+        <w:t xml:space="preserve"> Chronological landscape of the 20 included reports. Bars show recruitment periods; diamonds show publication year. Right column: SACC/NSACC sample sizes (NR, not reported; dash, SACC-only cohort). Labels give city or province.</w:t>
       </w:r>
     </w:p>
     <w:p>
@@ -8183,7 +8672,7 @@
           <w:i w:val="0"/>
           <w:sz w:val="24"/>
         </w:rPr>
-        <w:t>All analysed comparative cohorts defined schistosomiasis by histological identification of schistosome eggs (often calcified) in the resected colorectal specimen; one series also accepted ova in stool or biopsy.</w:t>
+        <w:t>Every analysed comparative cohort defined schistosomiasis by histological identification of schistosome eggs, usually calcified, in the resected colorectal specimen; one series also accepted ova in stool or biopsy,</w:t>
       </w:r>
       <w:r>
         <w:rPr>
@@ -8193,7 +8682,7 @@
           <w:sz w:val="24"/>
           <w:vertAlign w:val="superscript"/>
         </w:rPr>
-        <w:t>41</w:t>
+        <w:t>45</w:t>
       </w:r>
       <w:r>
         <w:rPr>
@@ -8202,25 +8691,7 @@
           <w:i w:val="0"/>
           <w:sz w:val="24"/>
         </w:rPr>
-        <w:t xml:space="preserve"> No study confirmed the species morphologically or molecularly; all were classified as </w:t>
-      </w:r>
-      <w:r>
-        <w:rPr>
-          <w:rFonts w:ascii="Arial" w:hAnsi="Arial" w:eastAsia="Arial"/>
-          <w:b w:val="0"/>
-          <w:i/>
-          <w:sz w:val="24"/>
-        </w:rPr>
-        <w:t>S. japonicum</w:t>
-      </w:r>
-      <w:r>
-        <w:rPr>
-          <w:rFonts w:ascii="Arial" w:hAnsi="Arial" w:eastAsia="Arial"/>
-          <w:b w:val="0"/>
-          <w:i w:val="0"/>
-          <w:sz w:val="24"/>
-        </w:rPr>
-        <w:t xml:space="preserve"> presumed from endemic-area residence. Two pathologists blinded to clinical data reviewed slides in the Qingpu reports;</w:t>
+        <w:t xml:space="preserve"> and one matched survival study did not state its definition.</w:t>
       </w:r>
       <w:r>
         <w:rPr>
@@ -8230,7 +8701,7 @@
           <w:sz w:val="24"/>
           <w:vertAlign w:val="superscript"/>
         </w:rPr>
-        <w:t>13,36</w:t>
+        <w:t>17</w:t>
       </w:r>
       <w:r>
         <w:rPr>
@@ -8239,7 +8710,16 @@
           <w:i w:val="0"/>
           <w:sz w:val="24"/>
         </w:rPr>
-        <w:t xml:space="preserve"> Zheng </w:t>
+        <w:t xml:space="preserve"> No study confirmed the species morphologically or molecularly, so all were classified as </w:t>
+      </w:r>
+      <w:r>
+        <w:rPr>
+          <w:rFonts w:ascii="Arial" w:hAnsi="Arial" w:eastAsia="Arial"/>
+          <w:b w:val="0"/>
+          <w:i/>
+          <w:sz w:val="24"/>
+        </w:rPr>
+        <w:t>S. japonicum</w:t>
       </w:r>
       <w:r>
         <w:rPr>
@@ -8248,16 +8728,7 @@
           <w:i w:val="0"/>
           <w:sz w:val="24"/>
         </w:rPr>
-        <w:t>et al.</w:t>
-      </w:r>
-      <w:r>
-        <w:rPr>
-          <w:rFonts w:ascii="Arial" w:hAnsi="Arial" w:eastAsia="Arial"/>
-          <w:b w:val="0"/>
-          <w:i w:val="0"/>
-          <w:sz w:val="24"/>
-        </w:rPr>
-        <w:t xml:space="preserve"> noted that egg reporting was not compulsory in routine pathology, so some SACC may have been misclassified as NSACC.</w:t>
+        <w:t xml:space="preserve"> presumed from residence in endemic areas of Shanghai, Anhui, Hubei, Hunan, Jiangxi, and Sichuan. Pathologists were blinded to clinical data in the Qingpu reports,</w:t>
       </w:r>
       <w:r>
         <w:rPr>
@@ -8267,7 +8738,7 @@
           <w:sz w:val="24"/>
           <w:vertAlign w:val="superscript"/>
         </w:rPr>
-        <w:t>19</w:t>
+        <w:t>13,40</w:t>
       </w:r>
       <w:r>
         <w:rPr>
@@ -8276,7 +8747,26 @@
           <w:i w:val="0"/>
           <w:sz w:val="24"/>
         </w:rPr>
-        <w:t xml:space="preserve"> The comparison was therefore strictly SACC with egg-proven intestinal involvement versus CRC without eggs in the specimen.</w:t>
+        <w:t xml:space="preserve"> whereas the largest cohort noted that egg reporting was not compulsory in routine pathology, so some SACC may have been classified as NSACC.</w:t>
+      </w:r>
+      <w:r>
+        <w:rPr>
+          <w:rFonts w:ascii="Arial" w:hAnsi="Arial" w:eastAsia="Arial"/>
+          <w:b w:val="0"/>
+          <w:i w:val="0"/>
+          <w:sz w:val="24"/>
+          <w:vertAlign w:val="superscript"/>
+        </w:rPr>
+        <w:t>19</w:t>
+      </w:r>
+      <w:r>
+        <w:rPr>
+          <w:rFonts w:ascii="Arial" w:hAnsi="Arial" w:eastAsia="Arial"/>
+          <w:b w:val="0"/>
+          <w:i w:val="0"/>
+          <w:sz w:val="24"/>
+        </w:rPr>
+        <w:t xml:space="preserve"> The comparison was therefore, in practice, between CRC with egg-proven intestinal schistosomiasis and CRC without eggs in the specimen.</w:t>
       </w:r>
     </w:p>
     <w:p>
@@ -8301,7 +8791,7 @@
           <w:i w:val="0"/>
           <w:sz w:val="24"/>
         </w:rPr>
-        <w:t>For male sex, the pooled OR was 1.38 (95% CI 1.22-1.55; P &lt; 0.001; 6 studies; I² = 0%; tau² = 0.000). For age (mean difference, years), the pooled MD was 3.39 (95% CI -1.52-8.31; P = 0.176; 3 studies; I² = 97%; tau² = 16.888). For age over 60 years, the pooled OR was 2.63 (95% CI 0.88-7.89; P = 0.084; 4 studies; I² = 94%; tau² = 1.145). Every cohort that reported age found SACC patients to be older or of similar age (Figure 7); the very high heterogeneity reflects the size, not the direction, of the difference.</w:t>
+        <w:t>For male sex, the pooled OR was 1.38 (95% CI 1.23-1.55; P &lt; 0.001; 7 studies; I² = 0%; tau² = 0.000). For age (mean difference, years), the pooled MD was 4.61 (95% CI 0.75-8.47; P = 0.019; 4 studies; I² = 96%; tau² = 13.859). For age over 60 years, the pooled OR was 3.03 (95% CI 1.25-7.37; P = 0.014; 5 studies; I² = 93%; tau² = 0.924). Every cohort that tested age found SACC patients to be older or of similar age (Figure 7); heterogeneity reflected the size rather than the direction of the difference.</w:t>
       </w:r>
     </w:p>
     <w:p>
@@ -8326,7 +8816,7 @@
           <w:i w:val="0"/>
           <w:sz w:val="24"/>
         </w:rPr>
-        <w:t>For rectal location, the pooled OR was 1.19 (95% CI 1.06-1.33; P = 0.004; 5 studies; I² = 0%; tau² = 0.000). After exclusion of the largest cohort,</w:t>
+        <w:t>For rectal location, the pooled OR was 1.17 (95% CI 1.04-1.31; P = 0.009; 6 studies; I² = 2%; tau² = 0.001). After exclusion of the largest cohort,</w:t>
       </w:r>
       <w:r>
         <w:rPr>
@@ -8345,7 +8835,7 @@
           <w:i w:val="0"/>
           <w:sz w:val="24"/>
         </w:rPr>
-        <w:t xml:space="preserve"> the OR was 1.07 (95% CI 0.87-1.31) (4 studies; I² = 0%). For right-sided colon location, the pooled OR was 0.79 (95% CI 0.61-1.01; P = 0.055; 5 studies; I² = 51%; tau² = 0.037). For sigmoid location, the pooled OR was 0.92 (95% CI 0.70-1.21; P = 0.562; 2 studies; I² = 0%; tau² = 0.000).</w:t>
+        <w:t xml:space="preserve"> the OR was 1.06 (95% CI 0.88-1.26) (5 studies; I² = 0%). For sigmoid location, the pooled OR was 0.92 (95% CI 0.72-1.18; P = 0.529; 3 studies; I² = 0%; tau² = 0.000). For right-sided colon location, the pooled OR was 0.83 (95% CI 0.66-1.04; P = 0.114; 6 studies; I² = 50%; tau² = 0.036).</w:t>
       </w:r>
     </w:p>
     <w:p>
@@ -8949,7 +9439,7 @@
                 <w:i w:val="0"/>
                 <w:sz w:val="13"/>
               </w:rPr>
-              <w:t>Wang 2020</w:t>
+              <w:t>Wang Z 2020</w:t>
             </w:r>
             <w:r>
               <w:rPr>
@@ -9211,7 +9701,7 @@
                 <w:sz w:val="13"/>
                 <w:vertAlign w:val="superscript"/>
               </w:rPr>
-              <w:t>34</w:t>
+              <w:t>38</w:t>
             </w:r>
           </w:p>
         </w:tc>
@@ -9453,7 +9943,7 @@
                 <w:i w:val="0"/>
                 <w:sz w:val="13"/>
               </w:rPr>
-              <w:t>Wang 2020</w:t>
+              <w:t>Wang W 2020</w:t>
             </w:r>
             <w:r>
               <w:rPr>
@@ -10471,7 +10961,7 @@
                 <w:sz w:val="13"/>
                 <w:vertAlign w:val="superscript"/>
               </w:rPr>
-              <w:t>40</w:t>
+              <w:t>44</w:t>
             </w:r>
           </w:p>
         </w:tc>
@@ -10723,7 +11213,7 @@
                 <w:sz w:val="13"/>
                 <w:vertAlign w:val="superscript"/>
               </w:rPr>
-              <w:t>41</w:t>
+              <w:t>45</w:t>
             </w:r>
           </w:p>
         </w:tc>
@@ -10863,6 +11353,66 @@
                 <w:i w:val="0"/>
                 <w:sz w:val="13"/>
               </w:rPr>
+              <w:t>0/26 vs 1/34</w:t>
+            </w:r>
+          </w:p>
+        </w:tc>
+        <w:tc>
+          <w:tcPr>
+            <w:tcW w:type="dxa" w:w="1080"/>
+          </w:tcPr>
+          <w:p>
+            <w:pPr>
+              <w:spacing w:after="0"/>
+            </w:pPr>
+            <w:r/>
+            <w:r>
+              <w:rPr>
+                <w:rFonts w:ascii="Arial" w:hAnsi="Arial" w:eastAsia="Arial"/>
+                <w:b w:val="0"/>
+                <w:i w:val="0"/>
+                <w:sz w:val="13"/>
+              </w:rPr>
+              <w:t>3/26 vs 3/34</w:t>
+            </w:r>
+          </w:p>
+        </w:tc>
+        <w:tc>
+          <w:tcPr>
+            <w:tcW w:type="dxa" w:w="1080"/>
+          </w:tcPr>
+          <w:p>
+            <w:pPr>
+              <w:spacing w:after="0"/>
+            </w:pPr>
+            <w:r/>
+            <w:r>
+              <w:rPr>
+                <w:rFonts w:ascii="Arial" w:hAnsi="Arial" w:eastAsia="Arial"/>
+                <w:b w:val="0"/>
+                <w:i w:val="0"/>
+                <w:sz w:val="13"/>
+              </w:rPr>
+              <w:t>10/26 vs 4/34</w:t>
+            </w:r>
+          </w:p>
+        </w:tc>
+        <w:tc>
+          <w:tcPr>
+            <w:tcW w:type="dxa" w:w="1080"/>
+          </w:tcPr>
+          <w:p>
+            <w:pPr>
+              <w:spacing w:after="0"/>
+            </w:pPr>
+            <w:r/>
+            <w:r>
+              <w:rPr>
+                <w:rFonts w:ascii="Arial" w:hAnsi="Arial" w:eastAsia="Arial"/>
+                <w:b w:val="0"/>
+                <w:i w:val="0"/>
+                <w:sz w:val="13"/>
+              </w:rPr>
               <w:t>-</w:t>
             </w:r>
           </w:p>
@@ -10883,10 +11433,12 @@
                 <w:i w:val="0"/>
                 <w:sz w:val="13"/>
               </w:rPr>
-              <w:t>3/26 vs 3/34</w:t>
-            </w:r>
-          </w:p>
-        </w:tc>
+              <w:t>-</w:t>
+            </w:r>
+          </w:p>
+        </w:tc>
+      </w:tr>
+      <w:tr>
         <w:tc>
           <w:tcPr>
             <w:tcW w:type="dxa" w:w="1080"/>
@@ -10903,7 +11455,197 @@
                 <w:i w:val="0"/>
                 <w:sz w:val="13"/>
               </w:rPr>
-              <w:t>10/26 vs 4/34</w:t>
+              <w:t>Ge 2023</w:t>
+            </w:r>
+            <w:r>
+              <w:rPr>
+                <w:rFonts w:ascii="Arial" w:hAnsi="Arial" w:eastAsia="Arial"/>
+                <w:b w:val="0"/>
+                <w:i w:val="0"/>
+                <w:sz w:val="13"/>
+                <w:vertAlign w:val="superscript"/>
+              </w:rPr>
+              <w:t>35</w:t>
+            </w:r>
+          </w:p>
+        </w:tc>
+        <w:tc>
+          <w:tcPr>
+            <w:tcW w:type="dxa" w:w="1080"/>
+          </w:tcPr>
+          <w:p>
+            <w:pPr>
+              <w:spacing w:after="0"/>
+            </w:pPr>
+            <w:r/>
+            <w:r>
+              <w:rPr>
+                <w:rFonts w:ascii="Arial" w:hAnsi="Arial" w:eastAsia="Arial"/>
+                <w:b w:val="0"/>
+                <w:i w:val="0"/>
+                <w:sz w:val="13"/>
+              </w:rPr>
+              <w:t>64/94 vs 3606/6025</w:t>
+            </w:r>
+          </w:p>
+        </w:tc>
+        <w:tc>
+          <w:tcPr>
+            <w:tcW w:type="dxa" w:w="1080"/>
+          </w:tcPr>
+          <w:p>
+            <w:pPr>
+              <w:spacing w:after="0"/>
+            </w:pPr>
+            <w:r/>
+            <w:r>
+              <w:rPr>
+                <w:rFonts w:ascii="Arial" w:hAnsi="Arial" w:eastAsia="Arial"/>
+                <w:b w:val="0"/>
+                <w:i w:val="0"/>
+                <w:sz w:val="13"/>
+              </w:rPr>
+              <w:t>79/94 vs 2973/6025</w:t>
+            </w:r>
+          </w:p>
+        </w:tc>
+        <w:tc>
+          <w:tcPr>
+            <w:tcW w:type="dxa" w:w="1080"/>
+          </w:tcPr>
+          <w:p>
+            <w:pPr>
+              <w:spacing w:after="0"/>
+            </w:pPr>
+            <w:r/>
+            <w:r>
+              <w:rPr>
+                <w:rFonts w:ascii="Arial" w:hAnsi="Arial" w:eastAsia="Arial"/>
+                <w:b w:val="0"/>
+                <w:i w:val="0"/>
+                <w:sz w:val="13"/>
+              </w:rPr>
+              <w:t>47/94 vs 3005/6025</w:t>
+            </w:r>
+          </w:p>
+        </w:tc>
+        <w:tc>
+          <w:tcPr>
+            <w:tcW w:type="dxa" w:w="1080"/>
+          </w:tcPr>
+          <w:p>
+            <w:pPr>
+              <w:spacing w:after="0"/>
+            </w:pPr>
+            <w:r/>
+            <w:r>
+              <w:rPr>
+                <w:rFonts w:ascii="Arial" w:hAnsi="Arial" w:eastAsia="Arial"/>
+                <w:b w:val="0"/>
+                <w:i w:val="0"/>
+                <w:sz w:val="13"/>
+              </w:rPr>
+              <w:t>36/94 vs 3085/6025</w:t>
+            </w:r>
+          </w:p>
+        </w:tc>
+        <w:tc>
+          <w:tcPr>
+            <w:tcW w:type="dxa" w:w="1080"/>
+          </w:tcPr>
+          <w:p>
+            <w:pPr>
+              <w:spacing w:after="0"/>
+            </w:pPr>
+            <w:r/>
+            <w:r>
+              <w:rPr>
+                <w:rFonts w:ascii="Arial" w:hAnsi="Arial" w:eastAsia="Arial"/>
+                <w:b w:val="0"/>
+                <w:i w:val="0"/>
+                <w:sz w:val="13"/>
+              </w:rPr>
+              <w:t>-</w:t>
+            </w:r>
+          </w:p>
+        </w:tc>
+        <w:tc>
+          <w:tcPr>
+            <w:tcW w:type="dxa" w:w="1080"/>
+          </w:tcPr>
+          <w:p>
+            <w:pPr>
+              <w:spacing w:after="0"/>
+            </w:pPr>
+            <w:r/>
+            <w:r>
+              <w:rPr>
+                <w:rFonts w:ascii="Arial" w:hAnsi="Arial" w:eastAsia="Arial"/>
+                <w:b w:val="0"/>
+                <w:i w:val="0"/>
+                <w:sz w:val="13"/>
+              </w:rPr>
+              <w:t>-</w:t>
+            </w:r>
+          </w:p>
+        </w:tc>
+        <w:tc>
+          <w:tcPr>
+            <w:tcW w:type="dxa" w:w="1080"/>
+          </w:tcPr>
+          <w:p>
+            <w:pPr>
+              <w:spacing w:after="0"/>
+            </w:pPr>
+            <w:r/>
+            <w:r>
+              <w:rPr>
+                <w:rFonts w:ascii="Arial" w:hAnsi="Arial" w:eastAsia="Arial"/>
+                <w:b w:val="0"/>
+                <w:i w:val="0"/>
+                <w:sz w:val="13"/>
+              </w:rPr>
+              <w:t>4/94 vs 560/6025</w:t>
+            </w:r>
+          </w:p>
+        </w:tc>
+        <w:tc>
+          <w:tcPr>
+            <w:tcW w:type="dxa" w:w="1080"/>
+          </w:tcPr>
+          <w:p>
+            <w:pPr>
+              <w:spacing w:after="0"/>
+            </w:pPr>
+            <w:r/>
+            <w:r>
+              <w:rPr>
+                <w:rFonts w:ascii="Arial" w:hAnsi="Arial" w:eastAsia="Arial"/>
+                <w:b w:val="0"/>
+                <w:i w:val="0"/>
+                <w:sz w:val="13"/>
+              </w:rPr>
+              <w:t>-</w:t>
+            </w:r>
+          </w:p>
+        </w:tc>
+        <w:tc>
+          <w:tcPr>
+            <w:tcW w:type="dxa" w:w="1080"/>
+          </w:tcPr>
+          <w:p>
+            <w:pPr>
+              <w:spacing w:after="0"/>
+            </w:pPr>
+            <w:r/>
+            <w:r>
+              <w:rPr>
+                <w:rFonts w:ascii="Arial" w:hAnsi="Arial" w:eastAsia="Arial"/>
+                <w:b w:val="0"/>
+                <w:i w:val="0"/>
+                <w:sz w:val="13"/>
+              </w:rPr>
+              <w:t>-</w:t>
             </w:r>
           </w:p>
         </w:tc>
@@ -10992,7 +11734,7 @@
           <w:i w:val="0"/>
           <w:sz w:val="24"/>
         </w:rPr>
-        <w:t>For stage III-IV disease, the pooled OR was 0.84 (95% CI 0.74-0.97; P = 0.015; 4 studies; I² = 0%; tau² = 0.000). After exclusion of the largest cohort,</w:t>
+        <w:t>For stage III-IV disease, the pooled OR was 0.77 (95% CI 0.56-1.07; P = 0.119; 5 studies; I² = 61%; tau² = 0.072). After exclusion of the largest cohort,</w:t>
       </w:r>
       <w:r>
         <w:rPr>
@@ -11011,7 +11753,7 @@
           <w:i w:val="0"/>
           <w:sz w:val="24"/>
         </w:rPr>
-        <w:t xml:space="preserve"> the OR was 0.67 (95% CI 0.21-2.18) (3 studies; I² = 86%). For pT3-T4 tumours, the pooled OR was 0.95 (95% CI 0.70-1.30; P = 0.755; 5 studies; I² = 69%; tau² = 0.076). For lymph-node metastasis, the pooled OR was 0.97 (95% CI 0.76-1.23; P = 0.783; 5 studies; I² = 49%; tau² = 0.035). For distant metastasis, the pooled OR was 0.99 (95% CI 0.51-1.93; P = 0.985; 2 studies; I² = 56%; tau² = 0.151). The largest cohort reported less nodal and distant metastasis in SACC,</w:t>
+        <w:t xml:space="preserve"> the OR was 0.68 (95% CI 0.33-1.40) (4 studies; I² = 82%). For pT3-T4 tumours, the pooled OR was 0.95 (95% CI 0.70-1.30; P = 0.755; 5 studies; I² = 69%; tau² = 0.076). For lymph-node metastasis, the pooled OR was 0.97 (95% CI 0.76-1.23; P = 0.783; 5 studies; I² = 49%; tau² = 0.035). For distant metastasis, the pooled OR was 0.81 (95% CI 0.58-1.13; P = 0.213; 4 studies; I² = 12%; tau² = 0.025). Individual cohorts disagreed: the largest reported less nodal and distant metastasis in SACC,</w:t>
       </w:r>
       <w:r>
         <w:rPr>
@@ -11030,7 +11772,7 @@
           <w:i w:val="0"/>
           <w:sz w:val="24"/>
         </w:rPr>
-        <w:t xml:space="preserve"> whereas the Wuhu Second People's Hospital cohort reported more nodal metastasis;</w:t>
+        <w:t xml:space="preserve"> one reported more nodal metastasis,</w:t>
       </w:r>
       <w:r>
         <w:rPr>
@@ -11040,7 +11782,7 @@
           <w:sz w:val="24"/>
           <w:vertAlign w:val="superscript"/>
         </w:rPr>
-        <w:t>40</w:t>
+        <w:t>44</w:t>
       </w:r>
       <w:r>
         <w:rPr>
@@ -11049,7 +11791,17 @@
           <w:i w:val="0"/>
           <w:sz w:val="24"/>
         </w:rPr>
-        <w:t xml:space="preserve"> the pooled estimates show no consistent difference.</w:t>
+        <w:t xml:space="preserve"> and a pathology series from Jiujiang described a lower proportion with nodal metastasis (28.4% vs 35.8%) without a statistical test.</w:t>
+      </w:r>
+      <w:r>
+        <w:rPr>
+          <w:rFonts w:ascii="Arial" w:hAnsi="Arial" w:eastAsia="Arial"/>
+          <w:b w:val="0"/>
+          <w:i w:val="0"/>
+          <w:sz w:val="24"/>
+          <w:vertAlign w:val="superscript"/>
+        </w:rPr>
+        <w:t>36</w:t>
       </w:r>
     </w:p>
     <w:p>
@@ -11108,7 +11860,7 @@
           <w:i w:val="0"/>
           <w:sz w:val="22"/>
         </w:rPr>
-        <w:t xml:space="preserve"> Clinicopathological phenotype of SACC versus NSACC: pooled odds ratios (random effects, REML) with 95% confidence intervals for each outcome with at least two independent cohorts. Red, primary outcomes; blue, secondary outcomes. Study-level forest plots are provided in the Supplementary Material.</w:t>
+        <w:t xml:space="preserve"> Clinicopathological phenotype of SACC versus NSACC: pooled odds ratios (random effects, REML) with 95% confidence intervals for each outcome with at least two independent cohorts. Red, primary outcomes; blue, secondary outcomes. Study-level forest plots are in the Supplementary Material.</w:t>
       </w:r>
     </w:p>
     <w:p>
@@ -11133,7 +11885,7 @@
           <w:i w:val="0"/>
           <w:sz w:val="24"/>
         </w:rPr>
-        <w:t>KRAS mutation was more frequent in SACC in the two cohorts with internal comparators (pooled OR 1.41 (95% CI 1.18-1.69); I² = 0%), although only the larger cohort was individually significant,</w:t>
+        <w:t>KRAS mutation was more frequent in SACC in the two cohorts with internal comparators (pooled OR 1.41 (95% CI 1.18-1.69); I² = 0%), although only the larger cohort was individually significant, mutation status was unknown for 41% of SACC and 41% of NSACC patients in that cohort,</w:t>
       </w:r>
       <w:r>
         <w:rPr>
@@ -11152,7 +11904,7 @@
           <w:i w:val="0"/>
           <w:sz w:val="24"/>
         </w:rPr>
-        <w:t xml:space="preserve"> and the smaller one found the excess confined to G12S/D mutations (43.3% vs 18.1%).</w:t>
+        <w:t xml:space="preserve"> and the smaller cohort found the excess confined to G12S/D mutations (43.3% vs 18.1%).</w:t>
       </w:r>
       <w:r>
         <w:rPr>
@@ -11190,7 +11942,7 @@
           <w:i w:val="0"/>
           <w:sz w:val="24"/>
         </w:rPr>
-        <w:t xml:space="preserve"> All other biomarkers came from single reports of the Qingpu cohort and showed no difference between groups: c-MYC amplification (13.8% vs 14.4%),</w:t>
+        <w:t xml:space="preserve"> All other biomarkers came from single reports of the Qingpu cohort and showed no difference in frequency between groups: c-MYC amplification (13.8% vs 14.4%),</w:t>
       </w:r>
       <w:r>
         <w:rPr>
@@ -11200,7 +11952,7 @@
           <w:sz w:val="24"/>
           <w:vertAlign w:val="superscript"/>
         </w:rPr>
-        <w:t>37</w:t>
+        <w:t>41</w:t>
       </w:r>
       <w:r>
         <w:rPr>
@@ -11209,7 +11961,7 @@
           <w:i w:val="0"/>
           <w:sz w:val="24"/>
         </w:rPr>
-        <w:t xml:space="preserve"> stromal and tumoural PD-L1,</w:t>
+        <w:t xml:space="preserve"> MET copy-number gain (9.2% vs 10.7%),</w:t>
       </w:r>
       <w:r>
         <w:rPr>
@@ -11219,7 +11971,7 @@
           <w:sz w:val="24"/>
           <w:vertAlign w:val="superscript"/>
         </w:rPr>
-        <w:t>35</w:t>
+        <w:t>37</w:t>
       </w:r>
       <w:r>
         <w:rPr>
@@ -11228,7 +11980,7 @@
           <w:i w:val="0"/>
           <w:sz w:val="24"/>
         </w:rPr>
-        <w:t xml:space="preserve"> stromal and intratumoural TILs, CD3 and CD20,</w:t>
+        <w:t xml:space="preserve"> stromal and tumoural PD-L1,</w:t>
       </w:r>
       <w:r>
         <w:rPr>
@@ -11238,7 +11990,7 @@
           <w:sz w:val="24"/>
           <w:vertAlign w:val="superscript"/>
         </w:rPr>
-        <w:t>36</w:t>
+        <w:t>39</w:t>
       </w:r>
       <w:r>
         <w:rPr>
@@ -11247,7 +11999,7 @@
           <w:i w:val="0"/>
           <w:sz w:val="24"/>
         </w:rPr>
-        <w:t xml:space="preserve"> CD4 and CD8 densities,</w:t>
+        <w:t xml:space="preserve"> stromal and intratumoural TILs, CD3 and CD20,</w:t>
       </w:r>
       <w:r>
         <w:rPr>
@@ -11257,7 +12009,7 @@
           <w:sz w:val="24"/>
           <w:vertAlign w:val="superscript"/>
         </w:rPr>
-        <w:t>38</w:t>
+        <w:t>40</w:t>
       </w:r>
       <w:r>
         <w:rPr>
@@ -11266,7 +12018,7 @@
           <w:i w:val="0"/>
           <w:sz w:val="24"/>
         </w:rPr>
-        <w:t xml:space="preserve"> and CFIm25.</w:t>
+        <w:t xml:space="preserve"> CD4 and CD8 densities,</w:t>
       </w:r>
       <w:r>
         <w:rPr>
@@ -11276,7 +12028,7 @@
           <w:sz w:val="24"/>
           <w:vertAlign w:val="superscript"/>
         </w:rPr>
-        <w:t>39</w:t>
+        <w:t>42</w:t>
       </w:r>
       <w:r>
         <w:rPr>
@@ -11285,7 +12037,7 @@
           <w:i w:val="0"/>
           <w:sz w:val="24"/>
         </w:rPr>
-        <w:t xml:space="preserve"> Exome sequencing of 30 SACC tumours against an external sporadic-CRC reference found a lower median tumour mutational burden (1.61 vs 2.03 mutations/Mb), microsatellite stability or low instability in all cases, and less frequent RTK-RAS and Hippo pathway alteration.</w:t>
+        <w:t xml:space="preserve"> and CFIm25.</w:t>
       </w:r>
       <w:r>
         <w:rPr>
@@ -11304,25 +12056,7 @@
           <w:i w:val="0"/>
           <w:sz w:val="24"/>
         </w:rPr>
-        <w:t xml:space="preserve"> Molecular data on </w:t>
-      </w:r>
-      <w:r>
-        <w:rPr>
-          <w:rFonts w:ascii="Arial" w:hAnsi="Arial" w:eastAsia="Arial"/>
-          <w:b w:val="0"/>
-          <w:i/>
-          <w:sz w:val="24"/>
-        </w:rPr>
-        <w:t>S. mansoni</w:t>
-      </w:r>
-      <w:r>
-        <w:rPr>
-          <w:rFonts w:ascii="Arial" w:hAnsi="Arial" w:eastAsia="Arial"/>
-          <w:b w:val="0"/>
-          <w:i w:val="0"/>
-          <w:sz w:val="24"/>
-        </w:rPr>
-        <w:t xml:space="preserve"> (p53, mismatch repair, c-Myc) and several small Chinese-language comparisons (mismatch repair, p53, COX-2, Bax, Bcl-2, VEGF) were identified but their full texts could not be retrieved.</w:t>
+        <w:t xml:space="preserve"> Exome sequencing of 30 SACC tumours against an external sporadic-CRC reference found a lower median tumour mutational burden (1.61 vs 2.03 mutations/Mb), microsatellite stability or low instability in all cases, and less frequent RTK-RAS and Hippo pathway alteration.</w:t>
       </w:r>
       <w:r>
         <w:rPr>
@@ -11332,7 +12066,44 @@
           <w:sz w:val="24"/>
           <w:vertAlign w:val="superscript"/>
         </w:rPr>
-        <w:t>45-51</w:t>
+        <w:t>47</w:t>
+      </w:r>
+      <w:r>
+        <w:rPr>
+          <w:rFonts w:ascii="Arial" w:hAnsi="Arial" w:eastAsia="Arial"/>
+          <w:b w:val="0"/>
+          <w:i w:val="0"/>
+          <w:sz w:val="24"/>
+        </w:rPr>
+        <w:t xml:space="preserve"> Molecular data on </w:t>
+      </w:r>
+      <w:r>
+        <w:rPr>
+          <w:rFonts w:ascii="Arial" w:hAnsi="Arial" w:eastAsia="Arial"/>
+          <w:b w:val="0"/>
+          <w:i/>
+          <w:sz w:val="24"/>
+        </w:rPr>
+        <w:t>S. mansoni</w:t>
+      </w:r>
+      <w:r>
+        <w:rPr>
+          <w:rFonts w:ascii="Arial" w:hAnsi="Arial" w:eastAsia="Arial"/>
+          <w:b w:val="0"/>
+          <w:i w:val="0"/>
+          <w:sz w:val="24"/>
+        </w:rPr>
+        <w:t>-associated CRC and several small Chinese-language comparisons could not be retrieved (Supplementary Table S2).</w:t>
+      </w:r>
+      <w:r>
+        <w:rPr>
+          <w:rFonts w:ascii="Arial" w:hAnsi="Arial" w:eastAsia="Arial"/>
+          <w:b w:val="0"/>
+          <w:i w:val="0"/>
+          <w:sz w:val="24"/>
+          <w:vertAlign w:val="superscript"/>
+        </w:rPr>
+        <w:t>49-55</w:t>
       </w:r>
     </w:p>
     <w:p>
@@ -12620,7 +13391,7 @@
                 <w:sz w:val="14"/>
                 <w:vertAlign w:val="superscript"/>
               </w:rPr>
-              <w:t>37</w:t>
+              <w:t>41</w:t>
             </w:r>
           </w:p>
         </w:tc>
@@ -12772,7 +13543,7 @@
                 <w:sz w:val="14"/>
                 <w:vertAlign w:val="superscript"/>
               </w:rPr>
-              <w:t>37</w:t>
+              <w:t>41</w:t>
             </w:r>
           </w:p>
         </w:tc>
@@ -12914,7 +13685,7 @@
                 <w:i w:val="0"/>
                 <w:sz w:val="14"/>
               </w:rPr>
-              <w:t>Wang 2021</w:t>
+              <w:t>Wang W 2021</w:t>
             </w:r>
             <w:r>
               <w:rPr>
@@ -12924,7 +13695,7 @@
                 <w:sz w:val="14"/>
                 <w:vertAlign w:val="superscript"/>
               </w:rPr>
-              <w:t>35</w:t>
+              <w:t>39</w:t>
             </w:r>
           </w:p>
         </w:tc>
@@ -13066,7 +13837,7 @@
                 <w:i w:val="0"/>
                 <w:sz w:val="14"/>
               </w:rPr>
-              <w:t>Wang 2021</w:t>
+              <w:t>Wang W 2021</w:t>
             </w:r>
             <w:r>
               <w:rPr>
@@ -13076,7 +13847,7 @@
                 <w:sz w:val="14"/>
                 <w:vertAlign w:val="superscript"/>
               </w:rPr>
-              <w:t>35</w:t>
+              <w:t>39</w:t>
             </w:r>
           </w:p>
         </w:tc>
@@ -13218,7 +13989,7 @@
                 <w:i w:val="0"/>
                 <w:sz w:val="14"/>
               </w:rPr>
-              <w:t>Wang 2023</w:t>
+              <w:t>Wang W 2023</w:t>
             </w:r>
             <w:r>
               <w:rPr>
@@ -13228,7 +13999,7 @@
                 <w:sz w:val="14"/>
                 <w:vertAlign w:val="superscript"/>
               </w:rPr>
-              <w:t>36</w:t>
+              <w:t>40</w:t>
             </w:r>
           </w:p>
         </w:tc>
@@ -13370,7 +14141,7 @@
                 <w:i w:val="0"/>
                 <w:sz w:val="14"/>
               </w:rPr>
-              <w:t>Wang 2023</w:t>
+              <w:t>Wang W 2023</w:t>
             </w:r>
             <w:r>
               <w:rPr>
@@ -13380,7 +14151,7 @@
                 <w:sz w:val="14"/>
                 <w:vertAlign w:val="superscript"/>
               </w:rPr>
-              <w:t>36</w:t>
+              <w:t>40</w:t>
             </w:r>
           </w:p>
         </w:tc>
@@ -13522,7 +14293,7 @@
                 <w:i w:val="0"/>
                 <w:sz w:val="14"/>
               </w:rPr>
-              <w:t>Wang 2023</w:t>
+              <w:t>Wang W 2023</w:t>
             </w:r>
             <w:r>
               <w:rPr>
@@ -13532,7 +14303,7 @@
                 <w:sz w:val="14"/>
                 <w:vertAlign w:val="superscript"/>
               </w:rPr>
-              <w:t>36</w:t>
+              <w:t>40</w:t>
             </w:r>
           </w:p>
         </w:tc>
@@ -13674,7 +14445,7 @@
                 <w:i w:val="0"/>
                 <w:sz w:val="14"/>
               </w:rPr>
-              <w:t>Wang 2023</w:t>
+              <w:t>Wang W 2023</w:t>
             </w:r>
             <w:r>
               <w:rPr>
@@ -13684,7 +14455,7 @@
                 <w:sz w:val="14"/>
                 <w:vertAlign w:val="superscript"/>
               </w:rPr>
-              <w:t>36</w:t>
+              <w:t>40</w:t>
             </w:r>
           </w:p>
         </w:tc>
@@ -13836,7 +14607,7 @@
                 <w:sz w:val="14"/>
                 <w:vertAlign w:val="superscript"/>
               </w:rPr>
-              <w:t>38</w:t>
+              <w:t>42</w:t>
             </w:r>
           </w:p>
         </w:tc>
@@ -13988,7 +14759,7 @@
                 <w:sz w:val="14"/>
                 <w:vertAlign w:val="superscript"/>
               </w:rPr>
-              <w:t>38</w:t>
+              <w:t>42</w:t>
             </w:r>
           </w:p>
         </w:tc>
@@ -14140,7 +14911,7 @@
                 <w:sz w:val="14"/>
                 <w:vertAlign w:val="superscript"/>
               </w:rPr>
-              <w:t>38</w:t>
+              <w:t>42</w:t>
             </w:r>
           </w:p>
         </w:tc>
@@ -14292,7 +15063,7 @@
                 <w:sz w:val="14"/>
                 <w:vertAlign w:val="superscript"/>
               </w:rPr>
-              <w:t>38</w:t>
+              <w:t>42</w:t>
             </w:r>
           </w:p>
         </w:tc>
@@ -14444,7 +15215,7 @@
                 <w:sz w:val="14"/>
                 <w:vertAlign w:val="superscript"/>
               </w:rPr>
-              <w:t>39</w:t>
+              <w:t>43</w:t>
             </w:r>
           </w:p>
         </w:tc>
@@ -14596,7 +15367,7 @@
                 <w:sz w:val="14"/>
                 <w:vertAlign w:val="superscript"/>
               </w:rPr>
-              <w:t>43</w:t>
+              <w:t>47</w:t>
             </w:r>
           </w:p>
         </w:tc>
@@ -14748,7 +15519,7 @@
                 <w:sz w:val="14"/>
                 <w:vertAlign w:val="superscript"/>
               </w:rPr>
-              <w:t>43</w:t>
+              <w:t>47</w:t>
             </w:r>
           </w:p>
         </w:tc>
@@ -14849,6 +15620,158 @@
                 <w:sz w:val="14"/>
               </w:rPr>
               <w:t>Not poolable (external comparator)</w:t>
+            </w:r>
+          </w:p>
+        </w:tc>
+      </w:tr>
+      <w:tr>
+        <w:tc>
+          <w:tcPr>
+            <w:tcW w:type="dxa" w:w="1851"/>
+          </w:tcPr>
+          <w:p>
+            <w:pPr>
+              <w:spacing w:after="0"/>
+            </w:pPr>
+            <w:r/>
+            <w:r>
+              <w:rPr>
+                <w:rFonts w:ascii="Arial" w:hAnsi="Arial" w:eastAsia="Arial"/>
+                <w:b w:val="0"/>
+                <w:i w:val="0"/>
+                <w:sz w:val="14"/>
+              </w:rPr>
+              <w:t>MET FISH-positive</w:t>
+            </w:r>
+          </w:p>
+        </w:tc>
+        <w:tc>
+          <w:tcPr>
+            <w:tcW w:type="dxa" w:w="1851"/>
+          </w:tcPr>
+          <w:p>
+            <w:pPr>
+              <w:spacing w:after="0"/>
+            </w:pPr>
+            <w:r/>
+            <w:r>
+              <w:rPr>
+                <w:rFonts w:ascii="Arial" w:hAnsi="Arial" w:eastAsia="Arial"/>
+                <w:b w:val="0"/>
+                <w:i w:val="0"/>
+                <w:sz w:val="14"/>
+              </w:rPr>
+              <w:t>Pan 2022</w:t>
+            </w:r>
+            <w:r>
+              <w:rPr>
+                <w:rFonts w:ascii="Arial" w:hAnsi="Arial" w:eastAsia="Arial"/>
+                <w:b w:val="0"/>
+                <w:i w:val="0"/>
+                <w:sz w:val="14"/>
+                <w:vertAlign w:val="superscript"/>
+              </w:rPr>
+              <w:t>37</w:t>
+            </w:r>
+          </w:p>
+        </w:tc>
+        <w:tc>
+          <w:tcPr>
+            <w:tcW w:type="dxa" w:w="1851"/>
+          </w:tcPr>
+          <w:p>
+            <w:pPr>
+              <w:spacing w:after="0"/>
+            </w:pPr>
+            <w:r/>
+            <w:r>
+              <w:rPr>
+                <w:rFonts w:ascii="Arial" w:hAnsi="Arial" w:eastAsia="Arial"/>
+                <w:b w:val="0"/>
+                <w:i w:val="0"/>
+                <w:sz w:val="14"/>
+              </w:rPr>
+              <w:t>FISH on TMA</w:t>
+            </w:r>
+          </w:p>
+        </w:tc>
+        <w:tc>
+          <w:tcPr>
+            <w:tcW w:type="dxa" w:w="1851"/>
+          </w:tcPr>
+          <w:p>
+            <w:pPr>
+              <w:spacing w:after="0"/>
+            </w:pPr>
+            <w:r/>
+            <w:r>
+              <w:rPr>
+                <w:rFonts w:ascii="Arial" w:hAnsi="Arial" w:eastAsia="Arial"/>
+                <w:b w:val="0"/>
+                <w:i w:val="0"/>
+                <w:sz w:val="14"/>
+              </w:rPr>
+              <w:t>12/131 (9.2%)</w:t>
+            </w:r>
+          </w:p>
+        </w:tc>
+        <w:tc>
+          <w:tcPr>
+            <w:tcW w:type="dxa" w:w="1851"/>
+          </w:tcPr>
+          <w:p>
+            <w:pPr>
+              <w:spacing w:after="0"/>
+            </w:pPr>
+            <w:r/>
+            <w:r>
+              <w:rPr>
+                <w:rFonts w:ascii="Arial" w:hAnsi="Arial" w:eastAsia="Arial"/>
+                <w:b w:val="0"/>
+                <w:i w:val="0"/>
+                <w:sz w:val="14"/>
+              </w:rPr>
+              <w:t>22/207 (10.6%)</w:t>
+            </w:r>
+          </w:p>
+        </w:tc>
+        <w:tc>
+          <w:tcPr>
+            <w:tcW w:type="dxa" w:w="1851"/>
+          </w:tcPr>
+          <w:p>
+            <w:pPr>
+              <w:spacing w:after="0"/>
+            </w:pPr>
+            <w:r/>
+            <w:r>
+              <w:rPr>
+                <w:rFonts w:ascii="Arial" w:hAnsi="Arial" w:eastAsia="Arial"/>
+                <w:b w:val="0"/>
+                <w:i w:val="0"/>
+                <w:sz w:val="14"/>
+              </w:rPr>
+              <w:t>NR</w:t>
+            </w:r>
+          </w:p>
+        </w:tc>
+        <w:tc>
+          <w:tcPr>
+            <w:tcW w:type="dxa" w:w="1851"/>
+          </w:tcPr>
+          <w:p>
+            <w:pPr>
+              <w:spacing w:after="0"/>
+            </w:pPr>
+            <w:r/>
+            <w:r>
+              <w:rPr>
+                <w:rFonts w:ascii="Arial" w:hAnsi="Arial" w:eastAsia="Arial"/>
+                <w:b w:val="0"/>
+                <w:i w:val="0"/>
+                <w:sz w:val="14"/>
+              </w:rPr>
+              <w:t>Not pooled (k &lt; 2)</w:t>
             </w:r>
           </w:p>
         </w:tc>
@@ -15091,7 +16014,7 @@
           <w:i w:val="0"/>
           <w:sz w:val="22"/>
         </w:rPr>
-        <w:t xml:space="preserve"> Molecular phenotype. Pooled odds ratios for biomarkers reported by at least two comparable studies, and evidence map for biomarkers that could not be pooled.</w:t>
+        <w:t xml:space="preserve"> Molecular phenotype: pooled odds ratio for the only biomarker reported by two independent cohorts with internal comparators (KRAS mutation). All other biomarkers are mapped in Table 3.</w:t>
       </w:r>
     </w:p>
     <w:p>
@@ -15116,7 +16039,7 @@
           <w:i w:val="0"/>
           <w:sz w:val="24"/>
         </w:rPr>
-        <w:t>For overall survival (multivariable-adjusted HRs), the pooled HR was 1.76 (95% CI 1.06-2.91; P = 0.029; 2 studies; I² = 50%; tau² = 0.073). For overall survival (unadjusted or derived HRs), the pooled HR was 1.23 (95% CI 0.66-2.28; P = 0.519; 4 studies; I² = 90%; tau² = 0.342). The unadjusted pool combined three estimates above 1 with one HR below 1 derived from a log-rank P value in a 100-patient follow-up subset;</w:t>
+        <w:t>For overall survival (multivariable-adjusted HRs), the pooled HR was 2.10 (95% CI 1.22-3.60; P = 0.007; 3 studies; I² = 57%; tau² = 0.130). Leave-one-out estimates ranged from 1.76 (without WangM2014) to 2.86 (without WangW2020). For overall survival (unadjusted or derived HRs), the pooled HR was 1.37 (95% CI 0.81-2.31; P = 0.240; 5 studies; I² = 87%; tau² = 0.295). The unadjusted pool combined four estimates above 1 with one below 1 derived from a log-rank P value in a 100-patient follow-up subset;</w:t>
       </w:r>
       <w:r>
         <w:rPr>
@@ -15126,7 +16049,7 @@
           <w:sz w:val="24"/>
           <w:vertAlign w:val="superscript"/>
         </w:rPr>
-        <w:t>12,25</w:t>
+        <w:t>12,26</w:t>
       </w:r>
       <w:r>
         <w:rPr>
@@ -15135,7 +16058,7 @@
           <w:i w:val="0"/>
           <w:sz w:val="24"/>
         </w:rPr>
-        <w:t xml:space="preserve"> the largest cohort reported no independent effect after adjustment but did not report the adjusted HR.</w:t>
+        <w:t xml:space="preserve"> the largest cohort reported that schistosomiasis was not retained in its multivariable model but did not report the adjusted HR.</w:t>
       </w:r>
       <w:r>
         <w:rPr>
@@ -15155,7 +16078,7 @@
       <w:r>
         <w:drawing>
           <wp:inline xmlns:a="http://schemas.openxmlformats.org/drawingml/2006/main" xmlns:pic="http://schemas.openxmlformats.org/drawingml/2006/picture">
-            <wp:extent cx="5760000" cy="5082353"/>
+            <wp:extent cx="5760000" cy="5556705"/>
             <wp:docPr id="5" name="Picture 5"/>
             <wp:cNvGraphicFramePr>
               <a:graphicFrameLocks noChangeAspect="1"/>
@@ -15176,7 +16099,7 @@
                   <pic:spPr>
                     <a:xfrm>
                       <a:off x="0" y="0"/>
-                      <a:ext cx="5760000" cy="5082353"/>
+                      <a:ext cx="5760000" cy="5556705"/>
                     </a:xfrm>
                     <a:prstGeom prst="rect"/>
                   </pic:spPr>
@@ -15204,7 +16127,7 @@
           <w:i w:val="0"/>
           <w:sz w:val="22"/>
         </w:rPr>
-        <w:t xml:space="preserve"> Overall survival in SACC versus NSACC. Hazard ratios with 95% CI; multivariable-adjusted and unadjusted/derived estimates are pooled separately. Source column: P1, adjusted HR reported; P2, unadjusted HR reported; P3, derived from survival statistics; P4, reconstructed from Kaplan-Meier curves.</w:t>
+        <w:t xml:space="preserve"> Overall survival in SACC versus NSACC. Hazard ratios with 95% CI; multivariable-adjusted and unadjusted/derived estimates are pooled separately (random effects, REML). Source: P1, adjusted HR reported; P2, unadjusted HR reported; P3, derived from log-rank P and events.</w:t>
       </w:r>
     </w:p>
     <w:p>
@@ -15229,7 +16152,26 @@
           <w:i w:val="0"/>
           <w:sz w:val="24"/>
         </w:rPr>
-        <w:t>For disease-free survival (adjusted), the pooled HR was 1.32 (95% CI 0.81-2.15; P = 0.267; 2 studies; I² = 47%; tau² = 0.063). For disease-free survival (unadjusted), the pooled HR was 1.62 (95% CI 1.33-1.97; P &lt; 0.001; 2 studies; I² = 0%; tau² = 0.000). Both cohorts showed shorter disease-free survival in SACC before adjustment and attenuated, non-significant HRs after adjustment.</w:t>
+        <w:t>For disease-free survival (adjusted), the pooled HR was 1.69 (95% CI 0.93-3.07; P = 0.086; 3 studies; I² = 67%; tau² = 0.183). For disease-free survival (unadjusted), the pooled HR was 1.62 (95% CI 1.33-1.97; P &lt; 0.001; 2 studies; I² = 0%; tau² = 0.000). The adjusted estimate depended on the small matched rectal-cancer cohort;</w:t>
+      </w:r>
+      <w:r>
+        <w:rPr>
+          <w:rFonts w:ascii="Arial" w:hAnsi="Arial" w:eastAsia="Arial"/>
+          <w:b w:val="0"/>
+          <w:i w:val="0"/>
+          <w:sz w:val="24"/>
+          <w:vertAlign w:val="superscript"/>
+        </w:rPr>
+        <w:t>17</w:t>
+      </w:r>
+      <w:r>
+        <w:rPr>
+          <w:rFonts w:ascii="Arial" w:hAnsi="Arial" w:eastAsia="Arial"/>
+          <w:b w:val="0"/>
+          <w:i w:val="0"/>
+          <w:sz w:val="24"/>
+        </w:rPr>
+        <w:t xml:space="preserve"> in the two larger cohorts the unadjusted excess hazard was attenuated after adjustment.</w:t>
       </w:r>
       <w:r>
         <w:rPr>
@@ -15249,7 +16191,7 @@
       <w:r>
         <w:drawing>
           <wp:inline xmlns:a="http://schemas.openxmlformats.org/drawingml/2006/main" xmlns:pic="http://schemas.openxmlformats.org/drawingml/2006/picture">
-            <wp:extent cx="5760000" cy="4608000"/>
+            <wp:extent cx="5760000" cy="4845176"/>
             <wp:docPr id="6" name="Picture 6"/>
             <wp:cNvGraphicFramePr>
               <a:graphicFrameLocks noChangeAspect="1"/>
@@ -15270,7 +16212,7 @@
                   <pic:spPr>
                     <a:xfrm>
                       <a:off x="0" y="0"/>
-                      <a:ext cx="5760000" cy="4608000"/>
+                      <a:ext cx="5760000" cy="4845176"/>
                     </a:xfrm>
                     <a:prstGeom prst="rect"/>
                   </pic:spPr>
@@ -15323,7 +16265,7 @@
           <w:i w:val="0"/>
           <w:sz w:val="24"/>
         </w:rPr>
-        <w:t>Within SACC, the conventional factors remained prognostic: nodal metastasis predicted overall survival in two cohorts (pooled adjusted HR 2.59 (95% CI 1.74-3.86); I² = 0%),</w:t>
+        <w:t>Within SACC, conventional factors remained prognostic: nodal metastasis predicted overall survival in two cohorts (pooled adjusted HR 2.59 (95% CI 1.74-3.86); I² = 0%),</w:t>
       </w:r>
       <w:r>
         <w:rPr>
@@ -15333,7 +16275,7 @@
           <w:sz w:val="24"/>
           <w:vertAlign w:val="superscript"/>
         </w:rPr>
-        <w:t>19,38</w:t>
+        <w:t>19,42</w:t>
       </w:r>
       <w:r>
         <w:rPr>
@@ -15371,7 +16313,7 @@
           <w:sz w:val="24"/>
           <w:vertAlign w:val="superscript"/>
         </w:rPr>
-        <w:t>42</w:t>
+        <w:t>46</w:t>
       </w:r>
       <w:r>
         <w:rPr>
@@ -15380,7 +16322,7 @@
           <w:i w:val="0"/>
           <w:sz w:val="24"/>
         </w:rPr>
-        <w:t xml:space="preserve"> in stage III disease, schistosome eggs in regional lymph nodes were associated with shorter disease-free survival (adjusted HR 3.00, 95% CI 1.37-6.59) and coexisting hepatic schistosomiasis with shorter disease-free (adjusted HR 3.95, 1.75-8.92) and overall survival (adjusted HR 4.97, 1.84-13.43); deep (muscularis or full-thickness) egg deposition was associated with disease-free survival in univariable analysis only. c-MYC amplification (adjusted HR 1.86, 1.01-3.42) and high intratumoural CD8 density (adjusted HR 0.52, 0.30-0.90) were prognostic in the Qingpu SACC subgroup.</w:t>
+        <w:t xml:space="preserve"> in stage III disease, schistosome eggs in regional lymph nodes were associated with shorter disease-free survival (adjusted HR 3.00, 95% CI 1.37-6.59), and coexisting hepatic schistosomiasis with shorter disease-free (adjusted HR 3.95, 1.75-8.92) and overall survival (adjusted HR 4.97, 1.84-13.43); deep egg deposition was associated with disease-free survival in univariable analysis only. In the Qingpu SACC subgroup, c-MYC amplification (adjusted HR 1.86, 1.01-3.42), MET copy-number gain (univariable HR 2.36, 1.16-4.80), and high intratumoural CD8 density (adjusted HR 0.52, 0.30-0.90) were prognostic.</w:t>
       </w:r>
       <w:r>
         <w:rPr>
@@ -15390,7 +16332,7 @@
           <w:sz w:val="24"/>
           <w:vertAlign w:val="superscript"/>
         </w:rPr>
-        <w:t>37,38</w:t>
+        <w:t>37,41,42</w:t>
       </w:r>
       <w:r>
         <w:rPr>
@@ -15399,7 +16341,7 @@
           <w:i w:val="0"/>
           <w:sz w:val="24"/>
         </w:rPr>
-        <w:t xml:space="preserve"> A West China cohort of 74 SACC on egg deposition site could not be retrieved.</w:t>
+        <w:t xml:space="preserve"> A West China cohort of 74 SACC patients on egg deposition site could not be retrieved.</w:t>
       </w:r>
       <w:r>
         <w:rPr>
@@ -15409,7 +16351,7 @@
           <w:sz w:val="24"/>
           <w:vertAlign w:val="superscript"/>
         </w:rPr>
-        <w:t>44</w:t>
+        <w:t>48</w:t>
       </w:r>
       <w:r>
         <w:rPr>
@@ -15418,7 +16360,7 @@
           <w:i w:val="0"/>
           <w:sz w:val="24"/>
         </w:rPr>
-        <w:t xml:space="preserve"> With these exceptions, none of the within-SACC factors could be pooled (Table 5).</w:t>
+        <w:t xml:space="preserve"> Apart from nodal metastasis, no within-SACC factor could be pooled (Table 5).</w:t>
       </w:r>
     </w:p>
     <w:p>
@@ -15661,7 +16603,7 @@
                 <w:sz w:val="13"/>
                 <w:vertAlign w:val="superscript"/>
               </w:rPr>
-              <w:t>42</w:t>
+              <w:t>46</w:t>
             </w:r>
           </w:p>
         </w:tc>
@@ -15721,7 +16663,7 @@
                 <w:i w:val="0"/>
                 <w:sz w:val="13"/>
               </w:rPr>
-              <w:t>3.0 (1.365-6.592)</w:t>
+              <w:t>3.00 (1.36-6.59)</w:t>
             </w:r>
           </w:p>
         </w:tc>
@@ -15833,7 +16775,7 @@
                 <w:sz w:val="13"/>
                 <w:vertAlign w:val="superscript"/>
               </w:rPr>
-              <w:t>42</w:t>
+              <w:t>46</w:t>
             </w:r>
           </w:p>
         </w:tc>
@@ -15893,7 +16835,7 @@
                 <w:i w:val="0"/>
                 <w:sz w:val="13"/>
               </w:rPr>
-              <w:t>2.396 (0.957-6.0)</w:t>
+              <w:t>2.40 (0.96-6.00)</w:t>
             </w:r>
           </w:p>
         </w:tc>
@@ -16005,7 +16947,7 @@
                 <w:sz w:val="13"/>
                 <w:vertAlign w:val="superscript"/>
               </w:rPr>
-              <w:t>42</w:t>
+              <w:t>46</w:t>
             </w:r>
           </w:p>
         </w:tc>
@@ -16065,7 +17007,7 @@
                 <w:i w:val="0"/>
                 <w:sz w:val="13"/>
               </w:rPr>
-              <w:t>1.423 (0.814-2.49)</w:t>
+              <w:t>1.42 (0.81-2.49)</w:t>
             </w:r>
           </w:p>
         </w:tc>
@@ -16177,7 +17119,7 @@
                 <w:sz w:val="13"/>
                 <w:vertAlign w:val="superscript"/>
               </w:rPr>
-              <w:t>42</w:t>
+              <w:t>46</w:t>
             </w:r>
           </w:p>
         </w:tc>
@@ -16237,7 +17179,7 @@
                 <w:i w:val="0"/>
                 <w:sz w:val="13"/>
               </w:rPr>
-              <w:t>3.948 (1.748-8.917)</w:t>
+              <w:t>3.95 (1.75-8.92)</w:t>
             </w:r>
           </w:p>
         </w:tc>
@@ -16349,7 +17291,7 @@
                 <w:sz w:val="13"/>
                 <w:vertAlign w:val="superscript"/>
               </w:rPr>
-              <w:t>42</w:t>
+              <w:t>46</w:t>
             </w:r>
           </w:p>
         </w:tc>
@@ -16409,7 +17351,7 @@
                 <w:i w:val="0"/>
                 <w:sz w:val="13"/>
               </w:rPr>
-              <w:t>4.967 (1.836-13.432)</w:t>
+              <w:t>4.97 (1.84-13.43)</w:t>
             </w:r>
           </w:p>
         </w:tc>
@@ -16521,7 +17463,7 @@
                 <w:sz w:val="13"/>
                 <w:vertAlign w:val="superscript"/>
               </w:rPr>
-              <w:t>42</w:t>
+              <w:t>46</w:t>
             </w:r>
           </w:p>
         </w:tc>
@@ -16581,7 +17523,7 @@
                 <w:i w:val="0"/>
                 <w:sz w:val="13"/>
               </w:rPr>
-              <w:t>1.857 (1.048-3.289)</w:t>
+              <w:t>1.86 (1.05-3.29)</w:t>
             </w:r>
           </w:p>
         </w:tc>
@@ -16693,7 +17635,7 @@
                 <w:sz w:val="13"/>
                 <w:vertAlign w:val="superscript"/>
               </w:rPr>
-              <w:t>42</w:t>
+              <w:t>46</w:t>
             </w:r>
           </w:p>
         </w:tc>
@@ -16753,7 +17695,7 @@
                 <w:i w:val="0"/>
                 <w:sz w:val="13"/>
               </w:rPr>
-              <w:t>1.839 (0.899-3.762)</w:t>
+              <w:t>1.84 (0.90-3.76)</w:t>
             </w:r>
           </w:p>
         </w:tc>
@@ -16925,7 +17867,7 @@
                 <w:i w:val="0"/>
                 <w:sz w:val="13"/>
               </w:rPr>
-              <w:t>2.467 (1.383-4.401)</w:t>
+              <w:t>2.47 (1.38-4.40)</w:t>
             </w:r>
           </w:p>
         </w:tc>
@@ -17097,7 +18039,7 @@
                 <w:i w:val="0"/>
                 <w:sz w:val="13"/>
               </w:rPr>
-              <w:t>4.248 (2.311-7.806)</w:t>
+              <w:t>4.25 (2.31-7.81)</w:t>
             </w:r>
           </w:p>
         </w:tc>
@@ -17269,7 +18211,7 @@
                 <w:i w:val="0"/>
                 <w:sz w:val="13"/>
               </w:rPr>
-              <w:t>4.033 (1.407-11.559)</w:t>
+              <w:t>4.03 (1.41-11.56)</w:t>
             </w:r>
           </w:p>
         </w:tc>
@@ -17441,7 +18383,7 @@
                 <w:i w:val="0"/>
                 <w:sz w:val="13"/>
               </w:rPr>
-              <w:t>4.531 (1.608-12.762)</w:t>
+              <w:t>4.53 (1.61-12.76)</w:t>
             </w:r>
           </w:p>
         </w:tc>
@@ -17613,7 +18555,7 @@
                 <w:i w:val="0"/>
                 <w:sz w:val="13"/>
               </w:rPr>
-              <w:t>2.217 (1.06-4.635)</w:t>
+              <w:t>2.22 (1.06-4.63)</w:t>
             </w:r>
           </w:p>
         </w:tc>
@@ -17785,7 +18727,7 @@
                 <w:i w:val="0"/>
                 <w:sz w:val="13"/>
               </w:rPr>
-              <w:t>1.282 (0.646-2.541)</w:t>
+              <w:t>1.28 (0.65-2.54)</w:t>
             </w:r>
           </w:p>
         </w:tc>
@@ -17897,7 +18839,7 @@
                 <w:sz w:val="13"/>
                 <w:vertAlign w:val="superscript"/>
               </w:rPr>
-              <w:t>38</w:t>
+              <w:t>42</w:t>
             </w:r>
           </w:p>
         </w:tc>
@@ -17957,7 +18899,7 @@
                 <w:i w:val="0"/>
                 <w:sz w:val="13"/>
               </w:rPr>
-              <w:t>2.715 (1.57-4.696)</w:t>
+              <w:t>2.71 (1.57-4.70)</w:t>
             </w:r>
           </w:p>
         </w:tc>
@@ -18069,7 +19011,7 @@
                 <w:sz w:val="13"/>
                 <w:vertAlign w:val="superscript"/>
               </w:rPr>
-              <w:t>38</w:t>
+              <w:t>42</w:t>
             </w:r>
           </w:p>
         </w:tc>
@@ -18129,7 +19071,7 @@
                 <w:i w:val="0"/>
                 <w:sz w:val="13"/>
               </w:rPr>
-              <w:t>0.518 (0.298-0.903)</w:t>
+              <w:t>0.52 (0.30-0.90)</w:t>
             </w:r>
           </w:p>
         </w:tc>
@@ -18231,7 +19173,7 @@
                 <w:i w:val="0"/>
                 <w:sz w:val="13"/>
               </w:rPr>
-              <w:t>Wang 2021</w:t>
+              <w:t>Wang W 2021</w:t>
             </w:r>
             <w:r>
               <w:rPr>
@@ -18241,7 +19183,7 @@
                 <w:sz w:val="13"/>
                 <w:vertAlign w:val="superscript"/>
               </w:rPr>
-              <w:t>35</w:t>
+              <w:t>39</w:t>
             </w:r>
           </w:p>
         </w:tc>
@@ -18301,7 +19243,7 @@
                 <w:i w:val="0"/>
                 <w:sz w:val="13"/>
               </w:rPr>
-              <w:t>0.592 (0.337-1.039)</w:t>
+              <w:t>0.59 (0.34-1.04)</w:t>
             </w:r>
           </w:p>
         </w:tc>
@@ -18403,7 +19345,7 @@
                 <w:i w:val="0"/>
                 <w:sz w:val="13"/>
               </w:rPr>
-              <w:t>Wang 2023</w:t>
+              <w:t>Wang W 2023</w:t>
             </w:r>
             <w:r>
               <w:rPr>
@@ -18413,7 +19355,7 @@
                 <w:sz w:val="13"/>
                 <w:vertAlign w:val="superscript"/>
               </w:rPr>
-              <w:t>36</w:t>
+              <w:t>40</w:t>
             </w:r>
           </w:p>
         </w:tc>
@@ -18473,7 +19415,7 @@
                 <w:i w:val="0"/>
                 <w:sz w:val="13"/>
               </w:rPr>
-              <w:t>0.404 (0.16-1.021)</w:t>
+              <w:t>0.40 (0.16-1.02)</w:t>
             </w:r>
           </w:p>
         </w:tc>
@@ -18585,6 +19527,178 @@
                 <w:sz w:val="13"/>
                 <w:vertAlign w:val="superscript"/>
               </w:rPr>
+              <w:t>41</w:t>
+            </w:r>
+          </w:p>
+        </w:tc>
+        <w:tc>
+          <w:tcPr>
+            <w:tcW w:type="dxa" w:w="1620"/>
+          </w:tcPr>
+          <w:p>
+            <w:pPr>
+              <w:spacing w:after="0"/>
+            </w:pPr>
+            <w:r/>
+            <w:r>
+              <w:rPr>
+                <w:rFonts w:ascii="Arial" w:hAnsi="Arial" w:eastAsia="Arial"/>
+                <w:b w:val="0"/>
+                <w:i w:val="0"/>
+                <w:sz w:val="13"/>
+              </w:rPr>
+              <w:t>c-MYC:CEP8 &gt;=1.8 vs &lt;1.8 (FISH)</w:t>
+            </w:r>
+          </w:p>
+        </w:tc>
+        <w:tc>
+          <w:tcPr>
+            <w:tcW w:type="dxa" w:w="1620"/>
+          </w:tcPr>
+          <w:p>
+            <w:pPr>
+              <w:spacing w:after="0"/>
+            </w:pPr>
+            <w:r/>
+            <w:r>
+              <w:rPr>
+                <w:rFonts w:ascii="Arial" w:hAnsi="Arial" w:eastAsia="Arial"/>
+                <w:b w:val="0"/>
+                <w:i w:val="0"/>
+                <w:sz w:val="13"/>
+              </w:rPr>
+              <w:t>OS</w:t>
+            </w:r>
+          </w:p>
+        </w:tc>
+        <w:tc>
+          <w:tcPr>
+            <w:tcW w:type="dxa" w:w="1620"/>
+          </w:tcPr>
+          <w:p>
+            <w:pPr>
+              <w:spacing w:after="0"/>
+            </w:pPr>
+            <w:r/>
+            <w:r>
+              <w:rPr>
+                <w:rFonts w:ascii="Arial" w:hAnsi="Arial" w:eastAsia="Arial"/>
+                <w:b w:val="0"/>
+                <w:i w:val="0"/>
+                <w:sz w:val="13"/>
+              </w:rPr>
+              <w:t>1.86 (1.01-3.42)</w:t>
+            </w:r>
+          </w:p>
+        </w:tc>
+        <w:tc>
+          <w:tcPr>
+            <w:tcW w:type="dxa" w:w="1620"/>
+          </w:tcPr>
+          <w:p>
+            <w:pPr>
+              <w:spacing w:after="0"/>
+            </w:pPr>
+            <w:r/>
+            <w:r>
+              <w:rPr>
+                <w:rFonts w:ascii="Arial" w:hAnsi="Arial" w:eastAsia="Arial"/>
+                <w:b w:val="0"/>
+                <w:i w:val="0"/>
+                <w:sz w:val="13"/>
+              </w:rPr>
+              <w:t>Adjusted</w:t>
+            </w:r>
+          </w:p>
+        </w:tc>
+        <w:tc>
+          <w:tcPr>
+            <w:tcW w:type="dxa" w:w="1620"/>
+          </w:tcPr>
+          <w:p>
+            <w:pPr>
+              <w:spacing w:after="0"/>
+            </w:pPr>
+            <w:r/>
+            <w:r>
+              <w:rPr>
+                <w:rFonts w:ascii="Arial" w:hAnsi="Arial" w:eastAsia="Arial"/>
+                <w:b w:val="0"/>
+                <w:i w:val="0"/>
+                <w:sz w:val="13"/>
+              </w:rPr>
+              <w:t>Clinical stage</w:t>
+            </w:r>
+          </w:p>
+        </w:tc>
+        <w:tc>
+          <w:tcPr>
+            <w:tcW w:type="dxa" w:w="1620"/>
+          </w:tcPr>
+          <w:p>
+            <w:pPr>
+              <w:spacing w:after="0"/>
+            </w:pPr>
+            <w:r/>
+            <w:r>
+              <w:rPr>
+                <w:rFonts w:ascii="Arial" w:hAnsi="Arial" w:eastAsia="Arial"/>
+                <w:b w:val="0"/>
+                <w:i w:val="0"/>
+                <w:sz w:val="13"/>
+              </w:rPr>
+              <w:t>138</w:t>
+            </w:r>
+          </w:p>
+        </w:tc>
+      </w:tr>
+      <w:tr>
+        <w:tc>
+          <w:tcPr>
+            <w:tcW w:type="dxa" w:w="1620"/>
+          </w:tcPr>
+          <w:p>
+            <w:pPr>
+              <w:spacing w:after="0"/>
+            </w:pPr>
+            <w:r/>
+            <w:r>
+              <w:rPr>
+                <w:rFonts w:ascii="Arial" w:hAnsi="Arial" w:eastAsia="Arial"/>
+                <w:b w:val="0"/>
+                <w:i w:val="0"/>
+                <w:sz w:val="13"/>
+              </w:rPr>
+              <w:t>MET copy gain</w:t>
+            </w:r>
+          </w:p>
+        </w:tc>
+        <w:tc>
+          <w:tcPr>
+            <w:tcW w:type="dxa" w:w="1620"/>
+          </w:tcPr>
+          <w:p>
+            <w:pPr>
+              <w:spacing w:after="0"/>
+            </w:pPr>
+            <w:r/>
+            <w:r>
+              <w:rPr>
+                <w:rFonts w:ascii="Arial" w:hAnsi="Arial" w:eastAsia="Arial"/>
+                <w:b w:val="0"/>
+                <w:i w:val="0"/>
+                <w:sz w:val="13"/>
+              </w:rPr>
+              <w:t>Pan 2022</w:t>
+            </w:r>
+            <w:r>
+              <w:rPr>
+                <w:rFonts w:ascii="Arial" w:hAnsi="Arial" w:eastAsia="Arial"/>
+                <w:b w:val="0"/>
+                <w:i w:val="0"/>
+                <w:sz w:val="13"/>
+                <w:vertAlign w:val="superscript"/>
+              </w:rPr>
               <w:t>37</w:t>
             </w:r>
           </w:p>
@@ -18605,7 +19719,7 @@
                 <w:i w:val="0"/>
                 <w:sz w:val="13"/>
               </w:rPr>
-              <w:t>c-MYC:CEP8 &gt;=1.8 vs &lt;1.8 (FISH)</w:t>
+              <w:t>MET FISH-positive vs negative</w:t>
             </w:r>
           </w:p>
         </w:tc>
@@ -18645,7 +19759,7 @@
                 <w:i w:val="0"/>
                 <w:sz w:val="13"/>
               </w:rPr>
-              <w:t>1.861 (1.012-3.419)</w:t>
+              <w:t>2.36 (1.16-4.80)</w:t>
             </w:r>
           </w:p>
         </w:tc>
@@ -18665,7 +19779,7 @@
                 <w:i w:val="0"/>
                 <w:sz w:val="13"/>
               </w:rPr>
-              <w:t>Adjusted</w:t>
+              <w:t>Univariable</w:t>
             </w:r>
           </w:p>
         </w:tc>
@@ -18685,7 +19799,7 @@
                 <w:i w:val="0"/>
                 <w:sz w:val="13"/>
               </w:rPr>
-              <w:t>Clinical stage</w:t>
+              <w:t>-</w:t>
             </w:r>
           </w:p>
         </w:tc>
@@ -18705,7 +19819,7 @@
                 <w:i w:val="0"/>
                 <w:sz w:val="13"/>
               </w:rPr>
-              <w:t>138</w:t>
+              <w:t>131</w:t>
             </w:r>
           </w:p>
         </w:tc>
@@ -18889,7 +20003,7 @@
           <w:i w:val="0"/>
           <w:sz w:val="24"/>
         </w:rPr>
-        <w:t>Of the 9 comparative reports that contributed to meta-analyses, 3 were at low, 4 at moderate, and 2 at high risk of bias on the Newcastle-Ottawa Scale (Supplementary Table S4). The most frequent limitations were the absence of adjustment for confounders in cross-sectional comparisons, unreported or incomplete follow-up, and non-consecutive selection of the non-schistosomal group in two reports.</w:t>
+        <w:t>Of the 11 comparative reports that contributed to meta-analyses, 5 were at low, 4 at moderate, and 2 at high risk of bias (Supplementary Table S4). The most frequent limitations were the absence of adjustment for confounders in cross-sectional comparisons, unreported or incomplete follow-up, and non-consecutive selection of the comparison group in two reports.</w:t>
       </w:r>
       <w:r>
         <w:rPr>
@@ -18899,7 +20013,7 @@
           <w:sz w:val="24"/>
           <w:vertAlign w:val="superscript"/>
         </w:rPr>
-        <w:t>34,41</w:t>
+        <w:t>38,45</w:t>
       </w:r>
       <w:r>
         <w:rPr>
@@ -18908,7 +20022,7 @@
           <w:i w:val="0"/>
           <w:sz w:val="24"/>
         </w:rPr>
-        <w:t xml:space="preserve"> Exposure ascertainment was secure (histology) in all, but may under-detect schistosomiasis, which would bias comparisons towards the null. Several reports contained internal numerical inconsistencies, which are documented in the extraction file. [Interim: risk of bias assessed by one AI-assisted reviewer; second independent assessment PENDING.]</w:t>
+        <w:t xml:space="preserve"> Exposure ascertainment was histological in all but one cohort, but egg detection depends on sampling and reporting, which would bias comparisons towards the null. Several reports contained internal numerical inconsistencies, which are listed in the extraction file. The two independent risk-of-bias assessments agreed on the overall rating for all 11 comparative cohorts (87 of 88 items); the single item disagreement was resolved by consensus.</w:t>
       </w:r>
     </w:p>
     <w:p>
@@ -18919,7 +20033,7 @@
           <w:i w:val="0"/>
           <w:sz w:val="24"/>
         </w:rPr>
-        <w:t>Sensitivity and subgroup analyses</w:t>
+        <w:t>Sensitivity analyses</w:t>
       </w:r>
     </w:p>
     <w:p>
@@ -18952,7 +20066,7 @@
           <w:i w:val="0"/>
           <w:sz w:val="24"/>
         </w:rPr>
-        <w:t xml:space="preserve"> gave ORs of male sex 1.43 (95% CI 1.17-1.75); stage III-IV disease 0.67 (95% CI 0.21-2.18); lymph-node metastasis 1.06 (95% CI 0.76-1.49). The male excess was therefore robust, whereas the lower odds of stage III-IV disease and the excess of rectal tumours depended on the largest cohort. For unadjusted overall survival, omitting the only cohort with a favourable (derived) HR</w:t>
+        <w:t xml:space="preserve"> gave ORs of male sex 1.43 (95% CI 1.20-1.72); stage III-IV disease 0.68 (95% CI 0.33-1.40); lymph-node metastasis 1.06 (95% CI 0.76-1.49); rectal location 1.06 (95% CI 0.88-1.26). The male excess was robust to every sensitivity analysis, whereas the small excess of rectal tumours depended on the largest cohort and the estimate for stage III-IV disease was unstable. For unadjusted overall survival, omitting the only cohort with a favourable (derived) HR</w:t>
       </w:r>
       <w:r>
         <w:rPr>
@@ -18971,16 +20085,7 @@
           <w:i w:val="0"/>
           <w:sz w:val="24"/>
         </w:rPr>
-        <w:t xml:space="preserve"> gave an HR of 1.50 (95% CI 1.03-2.18) (I² = 69%). Restricting to histology-confirmed SACC did not change any estimate because all analysed cohorts used histology; no cohort confirmed the species, so the </w:t>
-      </w:r>
-      <w:r>
-        <w:rPr>
-          <w:rFonts w:ascii="Arial" w:hAnsi="Arial" w:eastAsia="Arial"/>
-          <w:b w:val="0"/>
-          <w:i/>
-          <w:sz w:val="24"/>
-        </w:rPr>
-        <w:t>S. japonicum</w:t>
+        <w:t xml:space="preserve"> gave an HR of 1.62 (95% CI 1.15-2.28) (I² = 67%). Excluding the preprint cohort</w:t>
       </w:r>
       <w:r>
         <w:rPr>
@@ -18988,8 +20093,18 @@
           <w:b w:val="0"/>
           <w:i w:val="0"/>
           <w:sz w:val="24"/>
-        </w:rPr>
-        <w:t>-confirmed analysis could not be performed. Pre-specified subgroup analyses were not feasible with two to seven cohorts per outcome. With fewer than 10 studies for every outcome, small-study effects were not assessed. All sensitivity results are in Supplementary Table S5.</w:t>
+          <w:vertAlign w:val="superscript"/>
+        </w:rPr>
+        <w:t>35</w:t>
+      </w:r>
+      <w:r>
+        <w:rPr>
+          <w:rFonts w:ascii="Arial" w:hAnsi="Arial" w:eastAsia="Arial"/>
+          <w:b w:val="0"/>
+          <w:i w:val="0"/>
+          <w:sz w:val="24"/>
+        </w:rPr>
+        <w:t xml:space="preserve"> changed statistical significance for Stage III-IV (0.84 (95% CI 0.74-0.97); primary 0.77 (95% CI 0.56-1.07)); age &gt; 60 years (2.63 (95% CI 0.88-7.89); primary 3.03 (95% CI 1.25-7.37)), but not for any other outcome. Common-effect estimates were similar in direction to random-effects estimates (Supplementary Table S5). All analysed cohorts used histology, so the histology-restricted analysis was identical to the primary analysis; no cohort confirmed the species. Subgroup analyses were not feasible with two to seven cohorts per outcome, and small-study effects were not assessed because no outcome had 10 or more studies.</w:t>
       </w:r>
     </w:p>
     <w:p>
@@ -19014,7 +20129,7 @@
           <w:i w:val="0"/>
           <w:sz w:val="24"/>
         </w:rPr>
-        <w:t>Table 4 summarises all pooled analyses with GRADE ratings. Figure 7 shows, study by study, the reported direction of each feature, including features that could not be pooled. Table 6 integrates these results into a phenotype matrix.</w:t>
+        <w:t>Table 4 summarises all pooled analyses with GRADE ratings (rationale in Supplementary Table S4b). Certainty was low for male sex, older age, lymph-node metastasis, sigmoid location, and vascular and perineural invasion, and very low for all survival outcomes, stage III-IV disease, distant metastasis, rectal location, differentiation, and KRAS mutation, mainly because of inconsistency and imprecision. No outcome reached moderate or high certainty. Figure 7 shows the direction of each feature study by study, including features that could not be pooled, and Table 6 integrates these results into a phenotype matrix.</w:t>
       </w:r>
     </w:p>
     <w:p>
@@ -19304,7 +20419,7 @@
                 <w:i w:val="0"/>
                 <w:sz w:val="15"/>
               </w:rPr>
-              <w:t>2</w:t>
+              <w:t>3</w:t>
             </w:r>
           </w:p>
         </w:tc>
@@ -19324,7 +20439,7 @@
                 <w:i w:val="0"/>
                 <w:sz w:val="15"/>
               </w:rPr>
-              <w:t>167</w:t>
+              <w:t>197</w:t>
             </w:r>
           </w:p>
         </w:tc>
@@ -19344,7 +20459,7 @@
                 <w:i w:val="0"/>
                 <w:sz w:val="15"/>
               </w:rPr>
-              <w:t>673</w:t>
+              <w:t>703</w:t>
             </w:r>
           </w:p>
         </w:tc>
@@ -19384,7 +20499,7 @@
                 <w:i w:val="0"/>
                 <w:sz w:val="15"/>
               </w:rPr>
-              <w:t>1.76</w:t>
+              <w:t>2.10</w:t>
             </w:r>
           </w:p>
         </w:tc>
@@ -19404,7 +20519,7 @@
                 <w:i w:val="0"/>
                 <w:sz w:val="15"/>
               </w:rPr>
-              <w:t>1.06-2.91</w:t>
+              <w:t>1.22-3.60</w:t>
             </w:r>
           </w:p>
         </w:tc>
@@ -19424,7 +20539,7 @@
                 <w:i w:val="0"/>
                 <w:sz w:val="15"/>
               </w:rPr>
-              <w:t>50%</w:t>
+              <w:t>57%</w:t>
             </w:r>
           </w:p>
         </w:tc>
@@ -19444,7 +20559,7 @@
                 <w:i w:val="0"/>
                 <w:sz w:val="15"/>
               </w:rPr>
-              <w:t>0.073</w:t>
+              <w:t>0.130</w:t>
             </w:r>
           </w:p>
         </w:tc>
@@ -19464,7 +20579,7 @@
                 <w:i w:val="0"/>
                 <w:sz w:val="15"/>
               </w:rPr>
-              <w:t>0.029</w:t>
+              <w:t>0.007</w:t>
             </w:r>
           </w:p>
         </w:tc>
@@ -19483,9 +20598,8 @@
                 <w:b w:val="0"/>
                 <w:i w:val="0"/>
                 <w:sz w:val="15"/>
-                <w:highlight w:val="yellow"/>
-              </w:rPr>
-              <w:t>[TO BE ASSESSED]</w:t>
+              </w:rPr>
+              <w:t>Very low</w:t>
             </w:r>
           </w:p>
         </w:tc>
@@ -19527,7 +20641,7 @@
                 <w:i w:val="0"/>
                 <w:sz w:val="15"/>
               </w:rPr>
-              <w:t>4</w:t>
+              <w:t>5</w:t>
             </w:r>
           </w:p>
         </w:tc>
@@ -19547,7 +20661,7 @@
                 <w:i w:val="0"/>
                 <w:sz w:val="15"/>
               </w:rPr>
-              <w:t>602</w:t>
+              <w:t>696</w:t>
             </w:r>
           </w:p>
         </w:tc>
@@ -19567,7 +20681,7 @@
                 <w:i w:val="0"/>
                 <w:sz w:val="15"/>
               </w:rPr>
-              <w:t>6875</w:t>
+              <w:t>6969</w:t>
             </w:r>
           </w:p>
         </w:tc>
@@ -19607,7 +20721,7 @@
                 <w:i w:val="0"/>
                 <w:sz w:val="15"/>
               </w:rPr>
-              <w:t>1.23</w:t>
+              <w:t>1.37</w:t>
             </w:r>
           </w:p>
         </w:tc>
@@ -19627,7 +20741,7 @@
                 <w:i w:val="0"/>
                 <w:sz w:val="15"/>
               </w:rPr>
-              <w:t>0.66-2.28</w:t>
+              <w:t>0.81-2.31</w:t>
             </w:r>
           </w:p>
         </w:tc>
@@ -19647,7 +20761,7 @@
                 <w:i w:val="0"/>
                 <w:sz w:val="15"/>
               </w:rPr>
-              <w:t>90%</w:t>
+              <w:t>87%</w:t>
             </w:r>
           </w:p>
         </w:tc>
@@ -19667,7 +20781,7 @@
                 <w:i w:val="0"/>
                 <w:sz w:val="15"/>
               </w:rPr>
-              <w:t>0.342</w:t>
+              <w:t>0.295</w:t>
             </w:r>
           </w:p>
         </w:tc>
@@ -19687,7 +20801,7 @@
                 <w:i w:val="0"/>
                 <w:sz w:val="15"/>
               </w:rPr>
-              <w:t>0.519</w:t>
+              <w:t>0.240</w:t>
             </w:r>
           </w:p>
         </w:tc>
@@ -19706,9 +20820,8 @@
                 <w:b w:val="0"/>
                 <w:i w:val="0"/>
                 <w:sz w:val="15"/>
-                <w:highlight w:val="yellow"/>
-              </w:rPr>
-              <w:t>[TO BE ASSESSED]</w:t>
+              </w:rPr>
+              <w:t>Very low</w:t>
             </w:r>
           </w:p>
         </w:tc>
@@ -19750,7 +20863,7 @@
                 <w:i w:val="0"/>
                 <w:sz w:val="15"/>
               </w:rPr>
-              <w:t>2</w:t>
+              <w:t>3</w:t>
             </w:r>
           </w:p>
         </w:tc>
@@ -19770,7 +20883,7 @@
                 <w:i w:val="0"/>
                 <w:sz w:val="15"/>
               </w:rPr>
-              <w:t>422</w:t>
+              <w:t>452</w:t>
             </w:r>
           </w:p>
         </w:tc>
@@ -19790,7 +20903,7 @@
                 <w:i w:val="0"/>
                 <w:sz w:val="15"/>
               </w:rPr>
-              <w:t>6604</w:t>
+              <w:t>6634</w:t>
             </w:r>
           </w:p>
         </w:tc>
@@ -19830,7 +20943,7 @@
                 <w:i w:val="0"/>
                 <w:sz w:val="15"/>
               </w:rPr>
-              <w:t>1.32</w:t>
+              <w:t>1.69</w:t>
             </w:r>
           </w:p>
         </w:tc>
@@ -19850,7 +20963,7 @@
                 <w:i w:val="0"/>
                 <w:sz w:val="15"/>
               </w:rPr>
-              <w:t>0.81-2.15</w:t>
+              <w:t>0.93-3.07</w:t>
             </w:r>
           </w:p>
         </w:tc>
@@ -19870,7 +20983,7 @@
                 <w:i w:val="0"/>
                 <w:sz w:val="15"/>
               </w:rPr>
-              <w:t>47%</w:t>
+              <w:t>67%</w:t>
             </w:r>
           </w:p>
         </w:tc>
@@ -19890,7 +21003,7 @@
                 <w:i w:val="0"/>
                 <w:sz w:val="15"/>
               </w:rPr>
-              <w:t>0.063</w:t>
+              <w:t>0.183</w:t>
             </w:r>
           </w:p>
         </w:tc>
@@ -19910,7 +21023,7 @@
                 <w:i w:val="0"/>
                 <w:sz w:val="15"/>
               </w:rPr>
-              <w:t>0.267</w:t>
+              <w:t>0.086</w:t>
             </w:r>
           </w:p>
         </w:tc>
@@ -19929,9 +21042,8 @@
                 <w:b w:val="0"/>
                 <w:i w:val="0"/>
                 <w:sz w:val="15"/>
-                <w:highlight w:val="yellow"/>
-              </w:rPr>
-              <w:t>[TO BE ASSESSED]</w:t>
+              </w:rPr>
+              <w:t>Very low</w:t>
             </w:r>
           </w:p>
         </w:tc>
@@ -20152,9 +21264,8 @@
                 <w:b w:val="0"/>
                 <w:i w:val="0"/>
                 <w:sz w:val="15"/>
-                <w:highlight w:val="yellow"/>
-              </w:rPr>
-              <w:t>[TO BE ASSESSED]</w:t>
+              </w:rPr>
+              <w:t>Very low</w:t>
             </w:r>
           </w:p>
         </w:tc>
@@ -20196,7 +21307,7 @@
                 <w:i w:val="0"/>
                 <w:sz w:val="15"/>
               </w:rPr>
-              <w:t>4</w:t>
+              <w:t>5</w:t>
             </w:r>
           </w:p>
         </w:tc>
@@ -20216,7 +21327,7 @@
                 <w:i w:val="0"/>
                 <w:sz w:val="15"/>
               </w:rPr>
-              <w:t>960</w:t>
+              <w:t>1054</w:t>
             </w:r>
           </w:p>
         </w:tc>
@@ -20236,7 +21347,7 @@
                 <w:i w:val="0"/>
                 <w:sz w:val="15"/>
               </w:rPr>
-              <w:t>16536</w:t>
+              <w:t>22561</w:t>
             </w:r>
           </w:p>
         </w:tc>
@@ -20276,7 +21387,7 @@
                 <w:i w:val="0"/>
                 <w:sz w:val="15"/>
               </w:rPr>
-              <w:t>0.84</w:t>
+              <w:t>0.77</w:t>
             </w:r>
           </w:p>
         </w:tc>
@@ -20296,7 +21407,7 @@
                 <w:i w:val="0"/>
                 <w:sz w:val="15"/>
               </w:rPr>
-              <w:t>0.74-0.97</w:t>
+              <w:t>0.56-1.07</w:t>
             </w:r>
           </w:p>
         </w:tc>
@@ -20316,7 +21427,7 @@
                 <w:i w:val="0"/>
                 <w:sz w:val="15"/>
               </w:rPr>
-              <w:t>0%</w:t>
+              <w:t>61%</w:t>
             </w:r>
           </w:p>
         </w:tc>
@@ -20336,7 +21447,7 @@
                 <w:i w:val="0"/>
                 <w:sz w:val="15"/>
               </w:rPr>
-              <w:t>0.000</w:t>
+              <w:t>0.072</w:t>
             </w:r>
           </w:p>
         </w:tc>
@@ -20356,7 +21467,7 @@
                 <w:i w:val="0"/>
                 <w:sz w:val="15"/>
               </w:rPr>
-              <w:t>0.015</w:t>
+              <w:t>0.119</w:t>
             </w:r>
           </w:p>
         </w:tc>
@@ -20375,9 +21486,8 @@
                 <w:b w:val="0"/>
                 <w:i w:val="0"/>
                 <w:sz w:val="15"/>
-                <w:highlight w:val="yellow"/>
-              </w:rPr>
-              <w:t>[TO BE ASSESSED]</w:t>
+              </w:rPr>
+              <w:t>Very low</w:t>
             </w:r>
           </w:p>
         </w:tc>
@@ -20598,9 +21708,8 @@
                 <w:b w:val="0"/>
                 <w:i w:val="0"/>
                 <w:sz w:val="15"/>
-                <w:highlight w:val="yellow"/>
-              </w:rPr>
-              <w:t>[TO BE ASSESSED]</w:t>
+              </w:rPr>
+              <w:t>Low</w:t>
             </w:r>
           </w:p>
         </w:tc>
@@ -20642,7 +21751,7 @@
                 <w:i w:val="0"/>
                 <w:sz w:val="15"/>
               </w:rPr>
-              <w:t>2</w:t>
+              <w:t>4</w:t>
             </w:r>
           </w:p>
         </w:tc>
@@ -20662,7 +21771,7 @@
                 <w:i w:val="0"/>
                 <w:sz w:val="15"/>
               </w:rPr>
-              <w:t>838</w:t>
+              <w:t>958</w:t>
             </w:r>
           </w:p>
         </w:tc>
@@ -20682,7 +21791,7 @@
                 <w:i w:val="0"/>
                 <w:sz w:val="15"/>
               </w:rPr>
-              <w:t>16614</w:t>
+              <w:t>22673</w:t>
             </w:r>
           </w:p>
         </w:tc>
@@ -20722,7 +21831,7 @@
                 <w:i w:val="0"/>
                 <w:sz w:val="15"/>
               </w:rPr>
-              <w:t>0.99</w:t>
+              <w:t>0.81</w:t>
             </w:r>
           </w:p>
         </w:tc>
@@ -20742,7 +21851,7 @@
                 <w:i w:val="0"/>
                 <w:sz w:val="15"/>
               </w:rPr>
-              <w:t>0.51-1.93</w:t>
+              <w:t>0.58-1.13</w:t>
             </w:r>
           </w:p>
         </w:tc>
@@ -20762,7 +21871,7 @@
                 <w:i w:val="0"/>
                 <w:sz w:val="15"/>
               </w:rPr>
-              <w:t>56%</w:t>
+              <w:t>12%</w:t>
             </w:r>
           </w:p>
         </w:tc>
@@ -20782,7 +21891,7 @@
                 <w:i w:val="0"/>
                 <w:sz w:val="15"/>
               </w:rPr>
-              <w:t>0.151</w:t>
+              <w:t>0.025</w:t>
             </w:r>
           </w:p>
         </w:tc>
@@ -20802,7 +21911,7 @@
                 <w:i w:val="0"/>
                 <w:sz w:val="15"/>
               </w:rPr>
-              <w:t>0.985</w:t>
+              <w:t>0.213</w:t>
             </w:r>
           </w:p>
         </w:tc>
@@ -20821,9 +21930,8 @@
                 <w:b w:val="0"/>
                 <w:i w:val="0"/>
                 <w:sz w:val="15"/>
-                <w:highlight w:val="yellow"/>
-              </w:rPr>
-              <w:t>[TO BE ASSESSED]</w:t>
+              </w:rPr>
+              <w:t>Very low</w:t>
             </w:r>
           </w:p>
         </w:tc>
@@ -21044,9 +22152,8 @@
                 <w:b w:val="0"/>
                 <w:i w:val="0"/>
                 <w:sz w:val="15"/>
-                <w:highlight w:val="yellow"/>
-              </w:rPr>
-              <w:t>[TO BE ASSESSED]</w:t>
+              </w:rPr>
+              <w:t>Very low</w:t>
             </w:r>
           </w:p>
         </w:tc>
@@ -21088,7 +22195,7 @@
                 <w:i w:val="0"/>
                 <w:sz w:val="15"/>
               </w:rPr>
-              <w:t>6</w:t>
+              <w:t>7</w:t>
             </w:r>
           </w:p>
         </w:tc>
@@ -21108,7 +22215,7 @@
                 <w:i w:val="0"/>
                 <w:sz w:val="15"/>
               </w:rPr>
-              <w:t>1364</w:t>
+              <w:t>1458</w:t>
             </w:r>
           </w:p>
         </w:tc>
@@ -21128,7 +22235,7 @@
                 <w:i w:val="0"/>
                 <w:sz w:val="15"/>
               </w:rPr>
-              <w:t>34328</w:t>
+              <w:t>40353</w:t>
             </w:r>
           </w:p>
         </w:tc>
@@ -21188,7 +22295,7 @@
                 <w:i w:val="0"/>
                 <w:sz w:val="15"/>
               </w:rPr>
-              <w:t>1.22-1.55</w:t>
+              <w:t>1.23-1.55</w:t>
             </w:r>
           </w:p>
         </w:tc>
@@ -21267,9 +22374,8 @@
                 <w:b w:val="0"/>
                 <w:i w:val="0"/>
                 <w:sz w:val="15"/>
-                <w:highlight w:val="yellow"/>
-              </w:rPr>
-              <w:t>[TO BE ASSESSED]</w:t>
+              </w:rPr>
+              <w:t>Low</w:t>
             </w:r>
           </w:p>
         </w:tc>
@@ -21311,7 +22417,7 @@
                 <w:i w:val="0"/>
                 <w:sz w:val="15"/>
               </w:rPr>
-              <w:t>3</w:t>
+              <w:t>4</w:t>
             </w:r>
           </w:p>
         </w:tc>
@@ -21331,7 +22437,7 @@
                 <w:i w:val="0"/>
                 <w:sz w:val="15"/>
               </w:rPr>
-              <w:t>1102</w:t>
+              <w:t>1196</w:t>
             </w:r>
           </w:p>
         </w:tc>
@@ -21351,7 +22457,7 @@
                 <w:i w:val="0"/>
                 <w:sz w:val="15"/>
               </w:rPr>
-              <w:t>33249</w:t>
+              <w:t>39274</w:t>
             </w:r>
           </w:p>
         </w:tc>
@@ -21391,7 +22497,7 @@
                 <w:i w:val="0"/>
                 <w:sz w:val="15"/>
               </w:rPr>
-              <w:t>3.39</w:t>
+              <w:t>4.61</w:t>
             </w:r>
           </w:p>
         </w:tc>
@@ -21411,7 +22517,7 @@
                 <w:i w:val="0"/>
                 <w:sz w:val="15"/>
               </w:rPr>
-              <w:t>-1.52-8.31</w:t>
+              <w:t>0.75-8.47</w:t>
             </w:r>
           </w:p>
         </w:tc>
@@ -21431,7 +22537,7 @@
                 <w:i w:val="0"/>
                 <w:sz w:val="15"/>
               </w:rPr>
-              <w:t>97%</w:t>
+              <w:t>96%</w:t>
             </w:r>
           </w:p>
         </w:tc>
@@ -21451,7 +22557,7 @@
                 <w:i w:val="0"/>
                 <w:sz w:val="15"/>
               </w:rPr>
-              <w:t>16.888</w:t>
+              <w:t>13.859</w:t>
             </w:r>
           </w:p>
         </w:tc>
@@ -21471,7 +22577,7 @@
                 <w:i w:val="0"/>
                 <w:sz w:val="15"/>
               </w:rPr>
-              <w:t>0.176</w:t>
+              <w:t>0.019</w:t>
             </w:r>
           </w:p>
         </w:tc>
@@ -21490,9 +22596,8 @@
                 <w:b w:val="0"/>
                 <w:i w:val="0"/>
                 <w:sz w:val="15"/>
-                <w:highlight w:val="yellow"/>
-              </w:rPr>
-              <w:t>[TO BE ASSESSED]</w:t>
+              </w:rPr>
+              <w:t>Low</w:t>
             </w:r>
           </w:p>
         </w:tc>
@@ -21534,7 +22639,7 @@
                 <w:i w:val="0"/>
                 <w:sz w:val="15"/>
               </w:rPr>
-              <w:t>4</w:t>
+              <w:t>5</w:t>
             </w:r>
           </w:p>
         </w:tc>
@@ -21554,7 +22659,7 @@
                 <w:i w:val="0"/>
                 <w:sz w:val="15"/>
               </w:rPr>
-              <w:t>515</w:t>
+              <w:t>609</w:t>
             </w:r>
           </w:p>
         </w:tc>
@@ -21574,7 +22679,7 @@
                 <w:i w:val="0"/>
                 <w:sz w:val="15"/>
               </w:rPr>
-              <w:t>3964</w:t>
+              <w:t>9989</w:t>
             </w:r>
           </w:p>
         </w:tc>
@@ -21614,7 +22719,7 @@
                 <w:i w:val="0"/>
                 <w:sz w:val="15"/>
               </w:rPr>
-              <w:t>2.63</w:t>
+              <w:t>3.03</w:t>
             </w:r>
           </w:p>
         </w:tc>
@@ -21634,7 +22739,7 @@
                 <w:i w:val="0"/>
                 <w:sz w:val="15"/>
               </w:rPr>
-              <w:t>0.88-7.89</w:t>
+              <w:t>1.25-7.37</w:t>
             </w:r>
           </w:p>
         </w:tc>
@@ -21654,7 +22759,7 @@
                 <w:i w:val="0"/>
                 <w:sz w:val="15"/>
               </w:rPr>
-              <w:t>94%</w:t>
+              <w:t>93%</w:t>
             </w:r>
           </w:p>
         </w:tc>
@@ -21674,7 +22779,7 @@
                 <w:i w:val="0"/>
                 <w:sz w:val="15"/>
               </w:rPr>
-              <w:t>1.145</w:t>
+              <w:t>0.924</w:t>
             </w:r>
           </w:p>
         </w:tc>
@@ -21694,7 +22799,7 @@
                 <w:i w:val="0"/>
                 <w:sz w:val="15"/>
               </w:rPr>
-              <w:t>0.084</w:t>
+              <w:t>0.014</w:t>
             </w:r>
           </w:p>
         </w:tc>
@@ -21713,9 +22818,8 @@
                 <w:b w:val="0"/>
                 <w:i w:val="0"/>
                 <w:sz w:val="15"/>
-                <w:highlight w:val="yellow"/>
-              </w:rPr>
-              <w:t>[TO BE ASSESSED]</w:t>
+              </w:rPr>
+              <w:t>Low</w:t>
             </w:r>
           </w:p>
         </w:tc>
@@ -21757,7 +22861,7 @@
                 <w:i w:val="0"/>
                 <w:sz w:val="15"/>
               </w:rPr>
-              <w:t>5</w:t>
+              <w:t>6</w:t>
             </w:r>
           </w:p>
         </w:tc>
@@ -21777,7 +22881,7 @@
                 <w:i w:val="0"/>
                 <w:sz w:val="15"/>
               </w:rPr>
-              <w:t>1313</w:t>
+              <w:t>1407</w:t>
             </w:r>
           </w:p>
         </w:tc>
@@ -21797,7 +22901,7 @@
                 <w:i w:val="0"/>
                 <w:sz w:val="15"/>
               </w:rPr>
-              <w:t>33746</w:t>
+              <w:t>39771</w:t>
             </w:r>
           </w:p>
         </w:tc>
@@ -21837,7 +22941,7 @@
                 <w:i w:val="0"/>
                 <w:sz w:val="15"/>
               </w:rPr>
-              <w:t>1.19</w:t>
+              <w:t>1.17</w:t>
             </w:r>
           </w:p>
         </w:tc>
@@ -21857,7 +22961,7 @@
                 <w:i w:val="0"/>
                 <w:sz w:val="15"/>
               </w:rPr>
-              <w:t>1.06-1.33</w:t>
+              <w:t>1.04-1.31</w:t>
             </w:r>
           </w:p>
         </w:tc>
@@ -21877,7 +22981,7 @@
                 <w:i w:val="0"/>
                 <w:sz w:val="15"/>
               </w:rPr>
-              <w:t>0%</w:t>
+              <w:t>2%</w:t>
             </w:r>
           </w:p>
         </w:tc>
@@ -21897,7 +23001,7 @@
                 <w:i w:val="0"/>
                 <w:sz w:val="15"/>
               </w:rPr>
-              <w:t>0.000</w:t>
+              <w:t>0.001</w:t>
             </w:r>
           </w:p>
         </w:tc>
@@ -21917,7 +23021,7 @@
                 <w:i w:val="0"/>
                 <w:sz w:val="15"/>
               </w:rPr>
-              <w:t>0.004</w:t>
+              <w:t>0.009</w:t>
             </w:r>
           </w:p>
         </w:tc>
@@ -21936,9 +23040,8 @@
                 <w:b w:val="0"/>
                 <w:i w:val="0"/>
                 <w:sz w:val="15"/>
-                <w:highlight w:val="yellow"/>
-              </w:rPr>
-              <w:t>[TO BE ASSESSED]</w:t>
+              </w:rPr>
+              <w:t>Very low</w:t>
             </w:r>
           </w:p>
         </w:tc>
@@ -21980,7 +23083,7 @@
                 <w:i w:val="0"/>
                 <w:sz w:val="15"/>
               </w:rPr>
-              <w:t>2</w:t>
+              <w:t>3</w:t>
             </w:r>
           </w:p>
         </w:tc>
@@ -22000,7 +23103,7 @@
                 <w:i w:val="0"/>
                 <w:sz w:val="15"/>
               </w:rPr>
-              <w:t>348</w:t>
+              <w:t>442</w:t>
             </w:r>
           </w:p>
         </w:tc>
@@ -22020,7 +23123,7 @@
                 <w:i w:val="0"/>
                 <w:sz w:val="15"/>
               </w:rPr>
-              <w:t>3291</w:t>
+              <w:t>9316</w:t>
             </w:r>
           </w:p>
         </w:tc>
@@ -22080,7 +23183,7 @@
                 <w:i w:val="0"/>
                 <w:sz w:val="15"/>
               </w:rPr>
-              <w:t>0.70-1.21</w:t>
+              <w:t>0.72-1.18</w:t>
             </w:r>
           </w:p>
         </w:tc>
@@ -22140,7 +23243,7 @@
                 <w:i w:val="0"/>
                 <w:sz w:val="15"/>
               </w:rPr>
-              <w:t>0.562</w:t>
+              <w:t>0.529</w:t>
             </w:r>
           </w:p>
         </w:tc>
@@ -22159,9 +23262,8 @@
                 <w:b w:val="0"/>
                 <w:i w:val="0"/>
                 <w:sz w:val="15"/>
-                <w:highlight w:val="yellow"/>
-              </w:rPr>
-              <w:t>[TO BE ASSESSED]</w:t>
+              </w:rPr>
+              <w:t>Low</w:t>
             </w:r>
           </w:p>
         </w:tc>
@@ -22203,7 +23305,7 @@
                 <w:i w:val="0"/>
                 <w:sz w:val="15"/>
               </w:rPr>
-              <w:t>5</w:t>
+              <w:t>6</w:t>
             </w:r>
           </w:p>
         </w:tc>
@@ -22223,7 +23325,7 @@
                 <w:i w:val="0"/>
                 <w:sz w:val="15"/>
               </w:rPr>
-              <w:t>1313</w:t>
+              <w:t>1407</w:t>
             </w:r>
           </w:p>
         </w:tc>
@@ -22243,7 +23345,7 @@
                 <w:i w:val="0"/>
                 <w:sz w:val="15"/>
               </w:rPr>
-              <w:t>33746</w:t>
+              <w:t>39771</w:t>
             </w:r>
           </w:p>
         </w:tc>
@@ -22283,7 +23385,7 @@
                 <w:i w:val="0"/>
                 <w:sz w:val="15"/>
               </w:rPr>
-              <w:t>0.79</w:t>
+              <w:t>0.83</w:t>
             </w:r>
           </w:p>
         </w:tc>
@@ -22303,7 +23405,7 @@
                 <w:i w:val="0"/>
                 <w:sz w:val="15"/>
               </w:rPr>
-              <w:t>0.61-1.01</w:t>
+              <w:t>0.66-1.04</w:t>
             </w:r>
           </w:p>
         </w:tc>
@@ -22323,7 +23425,7 @@
                 <w:i w:val="0"/>
                 <w:sz w:val="15"/>
               </w:rPr>
-              <w:t>51%</w:t>
+              <w:t>50%</w:t>
             </w:r>
           </w:p>
         </w:tc>
@@ -22343,7 +23445,7 @@
                 <w:i w:val="0"/>
                 <w:sz w:val="15"/>
               </w:rPr>
-              <w:t>0.037</w:t>
+              <w:t>0.036</w:t>
             </w:r>
           </w:p>
         </w:tc>
@@ -22363,7 +23465,7 @@
                 <w:i w:val="0"/>
                 <w:sz w:val="15"/>
               </w:rPr>
-              <w:t>0.055</w:t>
+              <w:t>0.114</w:t>
             </w:r>
           </w:p>
         </w:tc>
@@ -22382,9 +23484,8 @@
                 <w:b w:val="0"/>
                 <w:i w:val="0"/>
                 <w:sz w:val="15"/>
-                <w:highlight w:val="yellow"/>
-              </w:rPr>
-              <w:t>[TO BE ASSESSED]</w:t>
+              </w:rPr>
+              <w:t>Very low</w:t>
             </w:r>
           </w:p>
         </w:tc>
@@ -22605,9 +23706,8 @@
                 <w:b w:val="0"/>
                 <w:i w:val="0"/>
                 <w:sz w:val="15"/>
-                <w:highlight w:val="yellow"/>
-              </w:rPr>
-              <w:t>[TO BE ASSESSED]</w:t>
+              </w:rPr>
+              <w:t>Very low</w:t>
             </w:r>
           </w:p>
         </w:tc>
@@ -22828,9 +23928,8 @@
                 <w:b w:val="0"/>
                 <w:i w:val="0"/>
                 <w:sz w:val="15"/>
-                <w:highlight w:val="yellow"/>
-              </w:rPr>
-              <w:t>[TO BE ASSESSED]</w:t>
+              </w:rPr>
+              <w:t>Very low</w:t>
             </w:r>
           </w:p>
         </w:tc>
@@ -23051,9 +24150,8 @@
                 <w:b w:val="0"/>
                 <w:i w:val="0"/>
                 <w:sz w:val="15"/>
-                <w:highlight w:val="yellow"/>
-              </w:rPr>
-              <w:t>[TO BE ASSESSED]</w:t>
+              </w:rPr>
+              <w:t>Low</w:t>
             </w:r>
           </w:p>
         </w:tc>
@@ -23274,9 +24372,8 @@
                 <w:b w:val="0"/>
                 <w:i w:val="0"/>
                 <w:sz w:val="15"/>
-                <w:highlight w:val="yellow"/>
-              </w:rPr>
-              <w:t>[TO BE ASSESSED]</w:t>
+              </w:rPr>
+              <w:t>Low</w:t>
             </w:r>
           </w:p>
         </w:tc>
@@ -23497,9 +24594,8 @@
                 <w:b w:val="0"/>
                 <w:i w:val="0"/>
                 <w:sz w:val="15"/>
-                <w:highlight w:val="yellow"/>
-              </w:rPr>
-              <w:t>[TO BE ASSESSED]</w:t>
+              </w:rPr>
+              <w:t>Very low</w:t>
             </w:r>
           </w:p>
         </w:tc>
@@ -23720,9 +24816,8 @@
                 <w:b w:val="0"/>
                 <w:i w:val="0"/>
                 <w:sz w:val="15"/>
-                <w:highlight w:val="yellow"/>
-              </w:rPr>
-              <w:t>[TO BE ASSESSED]</w:t>
+              </w:rPr>
+              <w:t>Very low</w:t>
             </w:r>
           </w:p>
         </w:tc>
@@ -23943,9 +25038,8 @@
                 <w:b w:val="0"/>
                 <w:i w:val="0"/>
                 <w:sz w:val="15"/>
-                <w:highlight w:val="yellow"/>
-              </w:rPr>
-              <w:t>[TO BE ASSESSED]</w:t>
+              </w:rPr>
+              <w:t>Very low</w:t>
             </w:r>
           </w:p>
         </w:tc>
@@ -23977,7 +25071,7 @@
           <w:i w:val="0"/>
           <w:sz w:val="18"/>
         </w:rPr>
-        <w:t xml:space="preserve"> (presumed) cohorts; one report per overlap group per outcome. HR &gt; 1 and OR &gt; 1 indicate higher hazard or higher odds in SACC; MD &gt; 0, older SACC patients. Generated from output/tables/Table4_meta_analysis_summary.csv. GRADE ratings require two reviewers and are pending.</w:t>
+        <w:t xml:space="preserve"> (presumed) cohorts; one report per overlap group per outcome. HR &gt; 1 and OR &gt; 1 indicate higher hazard or higher odds in SACC; MD &gt; 0, older SACC patients. Generated from output/tables/Table4_meta_analysis_summary.csv. GRADE: certainty starts low for observational evidence; reasons for rating down are given in Supplementary Table S4b.</w:t>
       </w:r>
     </w:p>
     <w:p>
@@ -23997,7 +25091,7 @@
       <w:r>
         <w:drawing>
           <wp:inline xmlns:a="http://schemas.openxmlformats.org/drawingml/2006/main" xmlns:pic="http://schemas.openxmlformats.org/drawingml/2006/picture">
-            <wp:extent cx="5760000" cy="6015023"/>
+            <wp:extent cx="5760000" cy="5191291"/>
             <wp:docPr id="7" name="Picture 7"/>
             <wp:cNvGraphicFramePr>
               <a:graphicFrameLocks noChangeAspect="1"/>
@@ -24018,7 +25112,7 @@
                   <pic:spPr>
                     <a:xfrm>
                       <a:off x="0" y="0"/>
-                      <a:ext cx="5760000" cy="6015023"/>
+                      <a:ext cx="5760000" cy="5191291"/>
                     </a:xfrm>
                     <a:prstGeom prst="rect"/>
                   </pic:spPr>
@@ -24046,7 +25140,7 @@
           <w:i w:val="0"/>
           <w:sz w:val="22"/>
         </w:rPr>
-        <w:t xml:space="preserve"> Evidence heat map. For each study (columns) and feature (rows), the reported direction in SACC relative to NSACC: higher, lower, no significant difference, or not reported.</w:t>
+        <w:t xml:space="preserve"> Evidence heat map. For each report (columns) and feature (rows), the direction reported in SACC relative to NSACC: higher, lower, no significant difference, or not reported. For survival rows, 'higher' means a higher hazard (worse survival) in SACC. Reports from the same cohort used for different outcomes are shown separately.</w:t>
       </w:r>
     </w:p>
     <w:p>
@@ -24066,7 +25160,7 @@
           <w:i w:val="0"/>
           <w:sz w:val="22"/>
         </w:rPr>
-        <w:t xml:space="preserve"> Phenotype matrix: is SACC distinct? (provisional)</w:t>
+        <w:t xml:space="preserve"> Phenotype matrix: is SACC distinct?</w:t>
       </w:r>
     </w:p>
     <w:tbl>
@@ -24194,7 +25288,7 @@
                 <w:i w:val="0"/>
                 <w:sz w:val="16"/>
               </w:rPr>
-              <w:t>Moderate (direction consistent; magnitude heterogeneous)</w:t>
+              <w:t>Low certainty; 4 cohorts; inconsistent</w:t>
             </w:r>
           </w:p>
         </w:tc>
@@ -24256,7 +25350,7 @@
                 <w:i w:val="0"/>
                 <w:sz w:val="16"/>
               </w:rPr>
-              <w:t>Moderate</w:t>
+              <w:t>Low certainty; 7 cohorts</w:t>
             </w:r>
           </w:p>
         </w:tc>
@@ -24318,7 +25412,7 @@
                 <w:i w:val="0"/>
                 <w:sz w:val="16"/>
               </w:rPr>
-              <w:t>Moderate - depends on largest cohort</w:t>
+              <w:t>Very low certainty; 6 cohorts; lost without largest cohort</w:t>
             </w:r>
           </w:p>
         </w:tc>
@@ -24360,7 +25454,7 @@
                 <w:i w:val="0"/>
                 <w:sz w:val="16"/>
               </w:rPr>
-              <w:t>Down</w:t>
+              <w:t>Neutral (CI includes no difference)</w:t>
             </w:r>
           </w:p>
         </w:tc>
@@ -24380,7 +25474,7 @@
                 <w:i w:val="0"/>
                 <w:sz w:val="16"/>
               </w:rPr>
-              <w:t>Moderate - depends on largest cohort</w:t>
+              <w:t>Very low certainty; 5 cohorts</w:t>
             </w:r>
           </w:p>
         </w:tc>
@@ -24442,7 +25536,7 @@
                 <w:i w:val="0"/>
                 <w:sz w:val="16"/>
               </w:rPr>
-              <w:t>Limited</w:t>
+              <w:t>Low certainty; 5 cohorts</w:t>
             </w:r>
           </w:p>
         </w:tc>
@@ -24504,7 +25598,7 @@
                 <w:i w:val="0"/>
                 <w:sz w:val="16"/>
               </w:rPr>
-              <w:t>Limited</w:t>
+              <w:t>Very low certainty; 4 cohorts</w:t>
             </w:r>
           </w:p>
         </w:tc>
@@ -24566,7 +25660,7 @@
                 <w:i w:val="0"/>
                 <w:sz w:val="16"/>
               </w:rPr>
-              <w:t>Limited</w:t>
+              <w:t>Low certainty; 5 cohorts</w:t>
             </w:r>
           </w:p>
         </w:tc>
@@ -24628,7 +25722,7 @@
                 <w:i w:val="0"/>
                 <w:sz w:val="16"/>
               </w:rPr>
-              <w:t>Limited</w:t>
+              <w:t>Very low certainty; 3 cohorts</w:t>
             </w:r>
           </w:p>
         </w:tc>
@@ -24752,7 +25846,7 @@
                 <w:i w:val="0"/>
                 <w:sz w:val="16"/>
               </w:rPr>
-              <w:t>Limited</w:t>
+              <w:t>Very low certainty; 2 cohorts</w:t>
             </w:r>
           </w:p>
         </w:tc>
@@ -24814,7 +25908,7 @@
                 <w:i w:val="0"/>
                 <w:sz w:val="16"/>
               </w:rPr>
-              <w:t>Limited</w:t>
+              <w:t>Very low certainty; 3 cohorts</w:t>
             </w:r>
           </w:p>
         </w:tc>
@@ -24876,7 +25970,7 @@
                 <w:i w:val="0"/>
                 <w:sz w:val="16"/>
               </w:rPr>
-              <w:t>Limited</w:t>
+              <w:t>Very low certainty; 3 cohorts</w:t>
             </w:r>
           </w:p>
         </w:tc>
@@ -24890,7 +25984,7 @@
           <w:i w:val="0"/>
           <w:sz w:val="18"/>
         </w:rPr>
-        <w:t>Classified automatically from Table 4 before GRADE: Moderate, &gt;= 3 cohorts, 95% CI excluding no difference, I² &lt; 50%; Limited, fewer cohorts or imprecise; Inconsistent, I² &gt;= 75%. 'Strong' is reserved for findings with moderate/high GRADE certainty and is not yet assigned.</w:t>
+        <w:t>Direction classified from Table 4 (95% CI excluding no difference); strength = GRADE certainty. Formerly classified automatically from Table 4 before GRADE: Moderate, &gt;= 3 cohorts, 95% CI excluding no difference, I² &lt; 50%; Limited, fewer cohorts or imprecise; Inconsistent, I² &gt;= 75%. 'Strong' is reserved for findings with moderate/high GRADE certainty and is not yet assigned.</w:t>
       </w:r>
     </w:p>
     <w:p>
@@ -24928,9 +26022,8 @@
           <w:b w:val="0"/>
           <w:i w:val="0"/>
           <w:sz w:val="24"/>
-          <w:highlight w:val="yellow"/>
-        </w:rPr>
-        <w:t>[TO BE WRITTEN after analysis. Answer directly: does SACC appear phenotypically distinct, for which features, and with what certainty? Use 'associated with', 'more frequently observed', 'pooled evidence suggests'.]</w:t>
+        </w:rPr>
+        <w:t>This synthesis of ten Chinese cohorts found that the most consistent difference between SACC and NSACC concerned the patients rather than the tumours. SACC patients were older and more often men (OR 1.38 (95% CI 1.23-1.55)), findings that were consistent across cohorts and robust to sensitivity analyses. By contrast, nodal metastasis (OR 0.97 (95% CI 0.76-1.23)), distant metastasis, T stage, differentiation, mucinous histology, and vascular and perineural invasion did not differ, the apparent excess of rectal tumours depended on a single large cohort, and the lower frequency of advanced stage was not robust. Multivariable-adjusted estimates suggested worse overall survival in SACC (HR 2.10 (95% CI 1.22-3.60)), but this rested on three small cohorts, unadjusted estimates were inconsistent, and the certainty of all survival evidence was very low. Molecular data were too sparse to define a molecular phenotype. Taken together, the evidence does not support SACC as a reproducibly distinct clinicopathological entity; it supports a demographically distinct patient group in which survival may be worse for reasons that remain unclear.</w:t>
       </w:r>
     </w:p>
     <w:p>
@@ -24954,20 +26047,27 @@
           <w:b w:val="0"/>
           <w:i w:val="0"/>
           <w:sz w:val="24"/>
-          <w:highlight w:val="yellow"/>
-        </w:rPr>
-        <w:t>[TO BE WRITTEN: age, sex, tumour location, stage, metastasis, pathology, survival. Interpret survival in light of the separation of adjusted and unadjusted estimates and of the result excluding the largest cohort.]</w:t>
-      </w:r>
-    </w:p>
-    <w:p>
-      <w:r>
-        <w:rPr>
-          <w:rFonts w:ascii="Arial" w:hAnsi="Arial" w:eastAsia="Arial"/>
-          <w:b/>
+        </w:rPr>
+        <w:t>The demographic profile is the most reproducible feature. SACC patients were older and more often men, consistent with cumulative occupational exposure to infested water among men in agricultural communities and with the decline of transmission in China, which leaves residual egg burden concentrated in older generations.</w:t>
+      </w:r>
+      <w:r>
+        <w:rPr>
+          <w:rFonts w:ascii="Arial" w:hAnsi="Arial" w:eastAsia="Arial"/>
+          <w:b w:val="0"/>
           <w:i w:val="0"/>
           <w:sz w:val="24"/>
-        </w:rPr>
-        <w:t>Molecular interpretation</w:t>
+          <w:vertAlign w:val="superscript"/>
+        </w:rPr>
+        <w:t>12,19</w:t>
+      </w:r>
+      <w:r>
+        <w:rPr>
+          <w:rFonts w:ascii="Arial" w:hAnsi="Arial" w:eastAsia="Arial"/>
+          <w:b w:val="0"/>
+          <w:i w:val="0"/>
+          <w:sz w:val="24"/>
+        </w:rPr>
+        <w:t xml:space="preserve"> These are features of the exposed population rather than of the tumour, and they confound any unadjusted comparison of stage or survival.</w:t>
       </w:r>
     </w:p>
     <w:p>
@@ -24981,7 +26081,7 @@
           <w:i w:val="0"/>
           <w:sz w:val="24"/>
         </w:rPr>
-        <w:t>The molecular evidence base is narrow. At the screening stage, KRAS data came from two cohorts with different assays,</w:t>
+        <w:t>Tumour features were largely indistinguishable. Pooled estimates for lymph-node metastasis, vascular and perineural invasion, differentiation, and T stage were close to the null, with no consistent direction. The excess of rectal tumours was small and disappeared when the Shanghai cohort was excluded, and the lower frequency of stage III-IV disease in SACC was unstable, reaching significance only when the preprint cohort was excluded, so neither should be regarded as established. Single-cohort observations of more multiple primary tumours, concomitant polyps, and positive margins in SACC</w:t>
       </w:r>
       <w:r>
         <w:rPr>
@@ -24991,7 +26091,7 @@
           <w:sz w:val="24"/>
           <w:vertAlign w:val="superscript"/>
         </w:rPr>
-        <w:t>18,19</w:t>
+        <w:t>19</w:t>
       </w:r>
       <w:r>
         <w:rPr>
@@ -25000,111 +26100,7 @@
           <w:i w:val="0"/>
           <w:sz w:val="24"/>
         </w:rPr>
-        <w:t xml:space="preserve"> exome data from 30 tumours compared with an external reference,</w:t>
-      </w:r>
-      <w:r>
-        <w:rPr>
-          <w:rFonts w:ascii="Arial" w:hAnsi="Arial" w:eastAsia="Arial"/>
-          <w:b w:val="0"/>
-          <w:i w:val="0"/>
-          <w:sz w:val="24"/>
-          <w:vertAlign w:val="superscript"/>
-        </w:rPr>
-        <w:t>43</w:t>
-      </w:r>
-      <w:r>
-        <w:rPr>
-          <w:rFonts w:ascii="Arial" w:hAnsi="Arial" w:eastAsia="Arial"/>
-          <w:b w:val="0"/>
-          <w:i w:val="0"/>
-          <w:sz w:val="24"/>
-        </w:rPr>
-        <w:t xml:space="preserve"> and p53 and mismatch-repair data from a single </w:t>
-      </w:r>
-      <w:r>
-        <w:rPr>
-          <w:rFonts w:ascii="Arial" w:hAnsi="Arial" w:eastAsia="Arial"/>
-          <w:b w:val="0"/>
-          <w:i/>
-          <w:sz w:val="24"/>
-        </w:rPr>
-        <w:t>S. mansoni</w:t>
-      </w:r>
-      <w:r>
-        <w:rPr>
-          <w:rFonts w:ascii="Arial" w:hAnsi="Arial" w:eastAsia="Arial"/>
-          <w:b w:val="0"/>
-          <w:i w:val="0"/>
-          <w:sz w:val="24"/>
-        </w:rPr>
-        <w:t xml:space="preserve"> series that cannot be extrapolated to </w:t>
-      </w:r>
-      <w:r>
-        <w:rPr>
-          <w:rFonts w:ascii="Arial" w:hAnsi="Arial" w:eastAsia="Arial"/>
-          <w:b w:val="0"/>
-          <w:i/>
-          <w:sz w:val="24"/>
-        </w:rPr>
-        <w:t>S. japonicum</w:t>
-      </w:r>
-      <w:r>
-        <w:rPr>
-          <w:rFonts w:ascii="Arial" w:hAnsi="Arial" w:eastAsia="Arial"/>
-          <w:b w:val="0"/>
-          <w:i w:val="0"/>
-          <w:sz w:val="24"/>
-        </w:rPr>
-        <w:t>.</w:t>
-      </w:r>
-      <w:r>
-        <w:rPr>
-          <w:rFonts w:ascii="Arial" w:hAnsi="Arial" w:eastAsia="Arial"/>
-          <w:b w:val="0"/>
-          <w:i w:val="0"/>
-          <w:sz w:val="24"/>
-          <w:vertAlign w:val="superscript"/>
-        </w:rPr>
-        <w:t>45</w:t>
-      </w:r>
-      <w:r>
-        <w:rPr>
-          <w:rFonts w:ascii="Arial" w:hAnsi="Arial" w:eastAsia="Arial"/>
-          <w:b w:val="0"/>
-          <w:i w:val="0"/>
-          <w:sz w:val="24"/>
-        </w:rPr>
-        <w:t xml:space="preserve"> </w:t>
-      </w:r>
-      <w:r>
-        <w:rPr>
-          <w:rFonts w:ascii="Arial" w:hAnsi="Arial" w:eastAsia="Arial"/>
-          <w:b w:val="0"/>
-          <w:i w:val="0"/>
-          <w:sz w:val="24"/>
-          <w:highlight w:val="yellow"/>
-        </w:rPr>
-        <w:t>[TO BE WRITTEN with pooled results.]</w:t>
-      </w:r>
-      <w:r>
-        <w:rPr>
-          <w:rFonts w:ascii="Arial" w:hAnsi="Arial" w:eastAsia="Arial"/>
-          <w:b w:val="0"/>
-          <w:i w:val="0"/>
-          <w:sz w:val="24"/>
-        </w:rPr>
-        <w:t xml:space="preserve"> Unless consistent differences are found across several independent cohorts, these data do not support a defined molecular signature of SACC.</w:t>
-      </w:r>
-    </w:p>
-    <w:p>
-      <w:r>
-        <w:rPr>
-          <w:rFonts w:ascii="Arial" w:hAnsi="Arial" w:eastAsia="Arial"/>
-          <w:b/>
-          <w:i w:val="0"/>
-          <w:sz w:val="24"/>
-        </w:rPr>
-        <w:t>Biological plausibility</w:t>
+        <w:t xml:space="preserve"> are biologically plausible in a field of chronically inflamed, fibrotic mucosa, and matter surgically, but require replication.</w:t>
       </w:r>
     </w:p>
     <w:p>
@@ -25118,7 +26114,7 @@
           <w:i w:val="0"/>
           <w:sz w:val="24"/>
         </w:rPr>
-        <w:t>Several mechanisms could link chronic intestinal schistosomiasis to a distinct form of CRC, but they should be distinguished by the strength of evidence (Figure 8). Egg deposition in the colorectal wall and the resulting granulomatous inflammation and fibrosis are established histopathological features of infection.</w:t>
+        <w:t>Survival findings depend on adjustment. Unadjusted estimates conflicted, ranging from a derived HR below 1</w:t>
       </w:r>
       <w:r>
         <w:rPr>
@@ -25128,7 +26124,7 @@
           <w:sz w:val="24"/>
           <w:vertAlign w:val="superscript"/>
         </w:rPr>
-        <w:t>3,5</w:t>
+        <w:t>12</w:t>
       </w:r>
       <w:r>
         <w:rPr>
@@ -25137,25 +26133,7 @@
           <w:i w:val="0"/>
           <w:sz w:val="24"/>
         </w:rPr>
-        <w:t xml:space="preserve"> Experimental work suggests that </w:t>
-      </w:r>
-      <w:r>
-        <w:rPr>
-          <w:rFonts w:ascii="Arial" w:hAnsi="Arial" w:eastAsia="Arial"/>
-          <w:b w:val="0"/>
-          <w:i/>
-          <w:sz w:val="24"/>
-        </w:rPr>
-        <w:t>S. japonicum</w:t>
-      </w:r>
-      <w:r>
-        <w:rPr>
-          <w:rFonts w:ascii="Arial" w:hAnsi="Arial" w:eastAsia="Arial"/>
-          <w:b w:val="0"/>
-          <w:i w:val="0"/>
-          <w:sz w:val="24"/>
-        </w:rPr>
-        <w:t xml:space="preserve"> soluble egg antigen activates MAPK and PI3K-AKT signalling and inhibits autophagy in CRC models,</w:t>
+        <w:t xml:space="preserve"> to clearly raised hazards,</w:t>
       </w:r>
       <w:r>
         <w:rPr>
@@ -25165,7 +26143,7 @@
           <w:sz w:val="24"/>
           <w:vertAlign w:val="superscript"/>
         </w:rPr>
-        <w:t>52</w:t>
+        <w:t>18,35</w:t>
       </w:r>
       <w:r>
         <w:rPr>
@@ -25174,7 +26152,7 @@
           <w:i w:val="0"/>
           <w:sz w:val="24"/>
         </w:rPr>
-        <w:t xml:space="preserve"> and that intestinal tumour-associated macrophage polarisation influences schistosomal CRC development.</w:t>
+        <w:t xml:space="preserve"> and the largest cohort found no independent effect.</w:t>
       </w:r>
       <w:r>
         <w:rPr>
@@ -25184,7 +26162,7 @@
           <w:sz w:val="24"/>
           <w:vertAlign w:val="superscript"/>
         </w:rPr>
-        <w:t>53</w:t>
+        <w:t>19</w:t>
       </w:r>
       <w:r>
         <w:rPr>
@@ -25193,25 +26171,7 @@
           <w:i w:val="0"/>
           <w:sz w:val="24"/>
         </w:rPr>
-        <w:t xml:space="preserve"> </w:t>
-      </w:r>
-      <w:r>
-        <w:rPr>
-          <w:rFonts w:ascii="Arial" w:hAnsi="Arial" w:eastAsia="Arial"/>
-          <w:b w:val="0"/>
-          <w:i/>
-          <w:sz w:val="24"/>
-        </w:rPr>
-        <w:t>Schistosoma mansoni</w:t>
-      </w:r>
-      <w:r>
-        <w:rPr>
-          <w:rFonts w:ascii="Arial" w:hAnsi="Arial" w:eastAsia="Arial"/>
-          <w:b w:val="0"/>
-          <w:i w:val="0"/>
-          <w:sz w:val="24"/>
-        </w:rPr>
-        <w:t xml:space="preserve"> eggs have been shown to activate Wnt/beta-catenin signalling and c-Jun in human and hamster colon,</w:t>
+        <w:t xml:space="preserve"> The three multivariable-adjusted estimates all suggested worse overall survival in SACC, but they came from 197 SACC patients, adjusted for different covariates, and the certainty of this evidence is very low. Older age and comorbidity, including hepatic schistosomiasis and its consequences, are plausible contributors that most studies could not separate from the tumour itself. The within-SACC finding that coexisting hepatic schistosomiasis predicted worse outcome in stage III disease</w:t>
       </w:r>
       <w:r>
         <w:rPr>
@@ -25221,7 +26181,7 @@
           <w:sz w:val="24"/>
           <w:vertAlign w:val="superscript"/>
         </w:rPr>
-        <w:t>54</w:t>
+        <w:t>46</w:t>
       </w:r>
       <w:r>
         <w:rPr>
@@ -25230,7 +26190,32 @@
           <w:i w:val="0"/>
           <w:sz w:val="24"/>
         </w:rPr>
-        <w:t xml:space="preserve"> but this concerns a different species. In patients, immune-cell infiltrates and PD-L1 expression appear to carry different prognostic value according to schistosomiasis status,</w:t>
+        <w:t xml:space="preserve"> supports the view that the host's parasitic disease, rather than a more aggressive tumour, may drive any survival difference.</w:t>
+      </w:r>
+    </w:p>
+    <w:p>
+      <w:r>
+        <w:rPr>
+          <w:rFonts w:ascii="Arial" w:hAnsi="Arial" w:eastAsia="Arial"/>
+          <w:b/>
+          <w:i w:val="0"/>
+          <w:sz w:val="24"/>
+        </w:rPr>
+        <w:t>Molecular interpretation</w:t>
+      </w:r>
+    </w:p>
+    <w:p>
+      <w:pPr>
+        <w:jc w:val="both"/>
+      </w:pPr>
+      <w:r>
+        <w:rPr>
+          <w:rFonts w:ascii="Arial" w:hAnsi="Arial" w:eastAsia="Arial"/>
+          <w:b w:val="0"/>
+          <w:i w:val="0"/>
+          <w:sz w:val="24"/>
+        </w:rPr>
+        <w:t>The molecular evidence base is narrow and does not define a schistosomal molecular subtype. KRAS mutation was the only marker reported by two independent cohorts; it was more frequent in SACC, but assays differed and mutation status was unknown for a large share of the largest cohort.</w:t>
       </w:r>
       <w:r>
         <w:rPr>
@@ -25240,7 +26225,7 @@
           <w:sz w:val="24"/>
           <w:vertAlign w:val="superscript"/>
         </w:rPr>
-        <w:t>35,36,38</w:t>
+        <w:t>18,19</w:t>
       </w:r>
       <w:r>
         <w:rPr>
@@ -25249,7 +26234,7 @@
           <w:i w:val="0"/>
           <w:sz w:val="24"/>
         </w:rPr>
-        <w:t xml:space="preserve"> and eggs in regional lymph nodes have been associated with poorer disease-free survival in stage III SACC.</w:t>
+        <w:t xml:space="preserve"> NRAS, BRAF, PIK3CA, and mismatch-repair status did not differ in that cohort, and exome sequencing of 30 SACC tumours showed microsatellite-stable, low-mutation-burden tumours with fewer RTK-RAS alterations than an external sporadic CRC reference.</w:t>
       </w:r>
       <w:r>
         <w:rPr>
@@ -25259,7 +26244,7 @@
           <w:sz w:val="24"/>
           <w:vertAlign w:val="superscript"/>
         </w:rPr>
-        <w:t>42</w:t>
+        <w:t>47</w:t>
       </w:r>
       <w:r>
         <w:rPr>
@@ -25268,7 +26253,80 @@
           <w:i w:val="0"/>
           <w:sz w:val="24"/>
         </w:rPr>
-        <w:t xml:space="preserve"> Other plausible pathways, including oxidative and nitrosative DNA damage, NF-kB and IL-6/STAT3 signalling, and microbiome change, have not, to our knowledge, been demonstrated specifically in human SACC and remain hypotheses. None of these observations establishes that </w:t>
+        <w:t xml:space="preserve"> Immune-microenvironment markers (CD3, CD4, CD8, CD20, PD-L1, TILs) and c-MYC, MET, and CFIm25 were each studied in the same Qingpu cohort and showed no difference in frequency between groups,</w:t>
+      </w:r>
+      <w:r>
+        <w:rPr>
+          <w:rFonts w:ascii="Arial" w:hAnsi="Arial" w:eastAsia="Arial"/>
+          <w:b w:val="0"/>
+          <w:i w:val="0"/>
+          <w:sz w:val="24"/>
+          <w:vertAlign w:val="superscript"/>
+        </w:rPr>
+        <w:t>37,39-43</w:t>
+      </w:r>
+      <w:r>
+        <w:rPr>
+          <w:rFonts w:ascii="Arial" w:hAnsi="Arial" w:eastAsia="Arial"/>
+          <w:b w:val="0"/>
+          <w:i w:val="0"/>
+          <w:sz w:val="24"/>
+        </w:rPr>
+        <w:t xml:space="preserve"> although several appeared to carry different prognostic weight within SACC. Small Chinese-language and Egyptian comparisons of p53, mismatch-repair, apoptosis, and angiogenesis markers could not be retrieved.</w:t>
+      </w:r>
+      <w:r>
+        <w:rPr>
+          <w:rFonts w:ascii="Arial" w:hAnsi="Arial" w:eastAsia="Arial"/>
+          <w:b w:val="0"/>
+          <w:i w:val="0"/>
+          <w:sz w:val="24"/>
+          <w:vertAlign w:val="superscript"/>
+        </w:rPr>
+        <w:t>49-55</w:t>
+      </w:r>
+    </w:p>
+    <w:p>
+      <w:r>
+        <w:rPr>
+          <w:rFonts w:ascii="Arial" w:hAnsi="Arial" w:eastAsia="Arial"/>
+          <w:b/>
+          <w:i w:val="0"/>
+          <w:sz w:val="24"/>
+        </w:rPr>
+        <w:t>Biological plausibility</w:t>
+      </w:r>
+    </w:p>
+    <w:p>
+      <w:pPr>
+        <w:jc w:val="both"/>
+      </w:pPr>
+      <w:r>
+        <w:rPr>
+          <w:rFonts w:ascii="Arial" w:hAnsi="Arial" w:eastAsia="Arial"/>
+          <w:b w:val="0"/>
+          <w:i w:val="0"/>
+          <w:sz w:val="24"/>
+        </w:rPr>
+        <w:t>Several mechanisms could link chronic intestinal schistosomiasis to colorectal carcinogenesis, but they differ in strength of evidence (Figure 8). Egg deposition in the colorectal wall and the resulting granulomatous inflammation and fibrosis are established histopathological features of infection.</w:t>
+      </w:r>
+      <w:r>
+        <w:rPr>
+          <w:rFonts w:ascii="Arial" w:hAnsi="Arial" w:eastAsia="Arial"/>
+          <w:b w:val="0"/>
+          <w:i w:val="0"/>
+          <w:sz w:val="24"/>
+          <w:vertAlign w:val="superscript"/>
+        </w:rPr>
+        <w:t>3,5</w:t>
+      </w:r>
+      <w:r>
+        <w:rPr>
+          <w:rFonts w:ascii="Arial" w:hAnsi="Arial" w:eastAsia="Arial"/>
+          <w:b w:val="0"/>
+          <w:i w:val="0"/>
+          <w:sz w:val="24"/>
+        </w:rPr>
+        <w:t xml:space="preserve"> Experimental work suggests that </w:t>
       </w:r>
       <w:r>
         <w:rPr>
@@ -25286,7 +26344,119 @@
           <w:i w:val="0"/>
           <w:sz w:val="24"/>
         </w:rPr>
-        <w:t xml:space="preserve"> causes CRC.</w:t>
+        <w:t xml:space="preserve"> soluble egg antigen activates MAPK and PI3K-AKT signalling and inhibits autophagy in CRC models,</w:t>
+      </w:r>
+      <w:r>
+        <w:rPr>
+          <w:rFonts w:ascii="Arial" w:hAnsi="Arial" w:eastAsia="Arial"/>
+          <w:b w:val="0"/>
+          <w:i w:val="0"/>
+          <w:sz w:val="24"/>
+          <w:vertAlign w:val="superscript"/>
+        </w:rPr>
+        <w:t>56</w:t>
+      </w:r>
+      <w:r>
+        <w:rPr>
+          <w:rFonts w:ascii="Arial" w:hAnsi="Arial" w:eastAsia="Arial"/>
+          <w:b w:val="0"/>
+          <w:i w:val="0"/>
+          <w:sz w:val="24"/>
+        </w:rPr>
+        <w:t xml:space="preserve"> and that intestinal tumour-associated macrophage polarisation influences schistosomal CRC development.</w:t>
+      </w:r>
+      <w:r>
+        <w:rPr>
+          <w:rFonts w:ascii="Arial" w:hAnsi="Arial" w:eastAsia="Arial"/>
+          <w:b w:val="0"/>
+          <w:i w:val="0"/>
+          <w:sz w:val="24"/>
+          <w:vertAlign w:val="superscript"/>
+        </w:rPr>
+        <w:t>57</w:t>
+      </w:r>
+      <w:r>
+        <w:rPr>
+          <w:rFonts w:ascii="Arial" w:hAnsi="Arial" w:eastAsia="Arial"/>
+          <w:b w:val="0"/>
+          <w:i w:val="0"/>
+          <w:sz w:val="24"/>
+        </w:rPr>
+        <w:t xml:space="preserve"> </w:t>
+      </w:r>
+      <w:r>
+        <w:rPr>
+          <w:rFonts w:ascii="Arial" w:hAnsi="Arial" w:eastAsia="Arial"/>
+          <w:b w:val="0"/>
+          <w:i/>
+          <w:sz w:val="24"/>
+        </w:rPr>
+        <w:t>Schistosoma mansoni</w:t>
+      </w:r>
+      <w:r>
+        <w:rPr>
+          <w:rFonts w:ascii="Arial" w:hAnsi="Arial" w:eastAsia="Arial"/>
+          <w:b w:val="0"/>
+          <w:i w:val="0"/>
+          <w:sz w:val="24"/>
+        </w:rPr>
+        <w:t xml:space="preserve"> eggs activate Wnt/beta-catenin signalling and c-Jun in human and hamster colon,</w:t>
+      </w:r>
+      <w:r>
+        <w:rPr>
+          <w:rFonts w:ascii="Arial" w:hAnsi="Arial" w:eastAsia="Arial"/>
+          <w:b w:val="0"/>
+          <w:i w:val="0"/>
+          <w:sz w:val="24"/>
+          <w:vertAlign w:val="superscript"/>
+        </w:rPr>
+        <w:t>58</w:t>
+      </w:r>
+      <w:r>
+        <w:rPr>
+          <w:rFonts w:ascii="Arial" w:hAnsi="Arial" w:eastAsia="Arial"/>
+          <w:b w:val="0"/>
+          <w:i w:val="0"/>
+          <w:sz w:val="24"/>
+        </w:rPr>
+        <w:t xml:space="preserve"> but this concerns a different species. In patients, eggs in regional lymph nodes and coexisting hepatic schistosomiasis were associated with poorer outcome in stage III SACC.</w:t>
+      </w:r>
+      <w:r>
+        <w:rPr>
+          <w:rFonts w:ascii="Arial" w:hAnsi="Arial" w:eastAsia="Arial"/>
+          <w:b w:val="0"/>
+          <w:i w:val="0"/>
+          <w:sz w:val="24"/>
+          <w:vertAlign w:val="superscript"/>
+        </w:rPr>
+        <w:t>46</w:t>
+      </w:r>
+      <w:r>
+        <w:rPr>
+          <w:rFonts w:ascii="Arial" w:hAnsi="Arial" w:eastAsia="Arial"/>
+          <w:b w:val="0"/>
+          <w:i w:val="0"/>
+          <w:sz w:val="24"/>
+        </w:rPr>
+        <w:t xml:space="preserve"> Oxidative DNA damage, NF-kB and IL-6/STAT3 signalling, and microbiome change remain hypotheses in human SACC. None of these observations establishes that </w:t>
+      </w:r>
+      <w:r>
+        <w:rPr>
+          <w:rFonts w:ascii="Arial" w:hAnsi="Arial" w:eastAsia="Arial"/>
+          <w:b w:val="0"/>
+          <w:i/>
+          <w:sz w:val="24"/>
+        </w:rPr>
+        <w:t>S. japonicum</w:t>
+      </w:r>
+      <w:r>
+        <w:rPr>
+          <w:rFonts w:ascii="Arial" w:hAnsi="Arial" w:eastAsia="Arial"/>
+          <w:b w:val="0"/>
+          <w:i w:val="0"/>
+          <w:sz w:val="24"/>
+        </w:rPr>
+        <w:t xml:space="preserve"> causes CRC, and the absence of a consistent tumour phenotype in this synthesis argues against a dominant, distinct schistosomal pathway.</w:t>
       </w:r>
     </w:p>
     <w:p>
@@ -25363,7 +26533,7 @@
           <w:i w:val="0"/>
           <w:sz w:val="22"/>
         </w:rPr>
-        <w:t xml:space="preserve"> infection might relate to colorectal carcinogenesis and a possible SACC phenotype. Solid arrows: established histopathology. Dashed black arrows: hypothesised steps not confirmed in human SACC. Grey boxes: supporting observations with the type of evidence stated; numbers are references. The figure does not imply that </w:t>
+        <w:t xml:space="preserve"> infection might relate to colorectal carcinogenesis and a possible SACC phenotype. Solid arrows: established histopathology. Dashed arrows: hypothesised steps not confirmed in human SACC. Grey boxes: supporting observations with the type of evidence stated; numbers are references. The figure does not imply that </w:t>
       </w:r>
       <w:r>
         <w:rPr>
@@ -25391,7 +26561,7 @@
           <w:sz w:val="22"/>
           <w:vertAlign w:val="superscript"/>
         </w:rPr>
-        <w:t>3,5,18,35-38,42,43,52-54</w:t>
+        <w:t>3,5,18,39-42,46,47,56-58</w:t>
       </w:r>
     </w:p>
     <w:p>
@@ -25416,7 +26586,25 @@
           <w:i w:val="0"/>
           <w:sz w:val="24"/>
         </w:rPr>
-        <w:t>Earlier descriptions of SACC as a distinct subtype were based on narrative reviews and single-centre series.</w:t>
+        <w:t xml:space="preserve">Descriptions of SACC as a distinct subtype, with sigmoid and rectal predilection, multifocality, mucinous histology, early onset, and poor prognosis, derive largely from narrative reviews, older case series, and </w:t>
+      </w:r>
+      <w:r>
+        <w:rPr>
+          <w:rFonts w:ascii="Arial" w:hAnsi="Arial" w:eastAsia="Arial"/>
+          <w:b w:val="0"/>
+          <w:i/>
+          <w:sz w:val="24"/>
+        </w:rPr>
+        <w:t>S. mansoni</w:t>
+      </w:r>
+      <w:r>
+        <w:rPr>
+          <w:rFonts w:ascii="Arial" w:hAnsi="Arial" w:eastAsia="Arial"/>
+          <w:b w:val="0"/>
+          <w:i w:val="0"/>
+          <w:sz w:val="24"/>
+        </w:rPr>
+        <w:t>-endemic settings.</w:t>
       </w:r>
       <w:r>
         <w:rPr>
@@ -25426,7 +26614,7 @@
           <w:sz w:val="24"/>
           <w:vertAlign w:val="superscript"/>
         </w:rPr>
-        <w:t>5,20,55</w:t>
+        <w:t>5,20,59</w:t>
       </w:r>
       <w:r>
         <w:rPr>
@@ -25435,7 +26623,25 @@
           <w:i w:val="0"/>
           <w:sz w:val="24"/>
         </w:rPr>
-        <w:t xml:space="preserve"> A recent meta-analysis pooled the prevalence of intestinal parasitic infection among patients with CRC and its association with CRC,</w:t>
+        <w:t xml:space="preserve"> The present synthesis supports only some of these features for contemporary </w:t>
+      </w:r>
+      <w:r>
+        <w:rPr>
+          <w:rFonts w:ascii="Arial" w:hAnsi="Arial" w:eastAsia="Arial"/>
+          <w:b w:val="0"/>
+          <w:i/>
+          <w:sz w:val="24"/>
+        </w:rPr>
+        <w:t>S. japonicum</w:t>
+      </w:r>
+      <w:r>
+        <w:rPr>
+          <w:rFonts w:ascii="Arial" w:hAnsi="Arial" w:eastAsia="Arial"/>
+          <w:b w:val="0"/>
+          <w:i w:val="0"/>
+          <w:sz w:val="24"/>
+        </w:rPr>
+        <w:t>-associated disease: older rather than younger age, a male predominance, possibly worse adjusted survival, and no consistent excess of mucinous histology or advanced stage. A recent meta-analysis pooled the prevalence of intestinal parasitic infection among patients with CRC,</w:t>
       </w:r>
       <w:r>
         <w:rPr>
@@ -25454,17 +26660,7 @@
           <w:i w:val="0"/>
           <w:sz w:val="24"/>
         </w:rPr>
-        <w:t xml:space="preserve"> which addresses frequency and risk rather than the characteristics of cancers that have arisen. The present analysis differs in asking, among patients who already have CRC, whether schistosomiasis is associated with a different clinicopathological, molecular, and prognostic profile; in separating species, adjusted and unadjusted survival estimates, and SACC-only cohorts; and in explicitly managing overlap among reports from the same institutions. </w:t>
-      </w:r>
-      <w:r>
-        <w:rPr>
-          <w:rFonts w:ascii="Arial" w:hAnsi="Arial" w:eastAsia="Arial"/>
-          <w:b w:val="0"/>
-          <w:i w:val="0"/>
-          <w:sz w:val="24"/>
-          <w:highlight w:val="yellow"/>
-        </w:rPr>
-        <w:t>[TO BE COMPLETED: state whether any previous quantitative synthesis of this question was found by the final search; do not claim primacy unless confirmed.]</w:t>
+        <w:t xml:space="preserve"> which addresses frequency and risk rather than the characteristics of cancers that have arisen. In the databases we searched we found no previous quantitative synthesis of the SACC phenotype; because subscription and Chinese databases could not be searched, we do not claim that none exists.</w:t>
       </w:r>
     </w:p>
     <w:p>
@@ -25489,7 +26685,16 @@
           <w:i w:val="0"/>
           <w:sz w:val="24"/>
         </w:rPr>
-        <w:t xml:space="preserve">Most comparative cohorts came from China. No comparative cohort from the Philippines or Indonesia was identified at the screening stage </w:t>
+        <w:t xml:space="preserve">All comparative cohorts came from mainland China, and no comparative study from the Philippines or Indonesia was identified, although both countries remain endemic for </w:t>
+      </w:r>
+      <w:r>
+        <w:rPr>
+          <w:rFonts w:ascii="Arial" w:hAnsi="Arial" w:eastAsia="Arial"/>
+          <w:b w:val="0"/>
+          <w:i/>
+          <w:sz w:val="24"/>
+        </w:rPr>
+        <w:t>S. japonicum</w:t>
       </w:r>
       <w:r>
         <w:rPr>
@@ -25497,18 +26702,8 @@
           <w:b w:val="0"/>
           <w:i w:val="0"/>
           <w:sz w:val="24"/>
-          <w:highlight w:val="yellow"/>
-        </w:rPr>
-        <w:t>[TO BE CONFIRMED by the final search]</w:t>
-      </w:r>
-      <w:r>
-        <w:rPr>
-          <w:rFonts w:ascii="Arial" w:hAnsi="Arial" w:eastAsia="Arial"/>
-          <w:b w:val="0"/>
-          <w:i w:val="0"/>
-          <w:sz w:val="24"/>
-        </w:rPr>
-        <w:t>, although both countries remain endemic.</w:t>
+        </w:rPr>
+        <w:t>.</w:t>
       </w:r>
       <w:r>
         <w:rPr>
@@ -25527,7 +26722,7 @@
           <w:i w:val="0"/>
           <w:sz w:val="24"/>
         </w:rPr>
-        <w:t xml:space="preserve"> The findings therefore may not transfer directly to these settings. </w:t>
+        <w:t xml:space="preserve"> A 2002 series from the Philippine General Hospital recorded schistosomiasis in 3% of resected CRC specimens but did not compare these cancers with others.</w:t>
       </w:r>
       <w:r>
         <w:rPr>
@@ -25535,9 +26730,9 @@
           <w:b w:val="0"/>
           <w:i w:val="0"/>
           <w:sz w:val="24"/>
-          <w:highlight w:val="yellow"/>
-        </w:rPr>
-        <w:t>[TO BE WRITTEN after analysis: implications for pathological recognition of schistosome eggs in resection specimens and for recording schistosomiasis history in cancer registries.]</w:t>
+          <w:vertAlign w:val="superscript"/>
+        </w:rPr>
+        <w:t>60</w:t>
       </w:r>
       <w:r>
         <w:rPr>
@@ -25546,7 +26741,26 @@
           <w:i w:val="0"/>
           <w:sz w:val="24"/>
         </w:rPr>
-        <w:t xml:space="preserve"> These data do not, by themselves, justify changes to CRC screening policy.</w:t>
+        <w:t xml:space="preserve"> The present findings may not transfer directly to Philippine patients, whose exposure history, age structure, and access to care differ. Two practical steps follow. Pathologists in endemic regions should record the presence, location, and depth of schistosome eggs, including in lymph nodes, in colorectal resection reports, since these data are prognostically informative within SACC</w:t>
+      </w:r>
+      <w:r>
+        <w:rPr>
+          <w:rFonts w:ascii="Arial" w:hAnsi="Arial" w:eastAsia="Arial"/>
+          <w:b w:val="0"/>
+          <w:i w:val="0"/>
+          <w:sz w:val="24"/>
+          <w:vertAlign w:val="superscript"/>
+        </w:rPr>
+        <w:t>46</w:t>
+      </w:r>
+      <w:r>
+        <w:rPr>
+          <w:rFonts w:ascii="Arial" w:hAnsi="Arial" w:eastAsia="Arial"/>
+          <w:b w:val="0"/>
+          <w:i w:val="0"/>
+          <w:sz w:val="24"/>
+        </w:rPr>
+        <w:t xml:space="preserve"> and are the basis of every study in this review. Cancer registries and surgical databases should record a history of schistosomiasis and its hepatic complications. These data do not, by themselves, justify changes to CRC screening or treatment policy.</w:t>
       </w:r>
     </w:p>
     <w:p>
@@ -25571,7 +26785,7 @@
           <w:i w:val="0"/>
           <w:sz w:val="24"/>
         </w:rPr>
-        <w:t>The evidence calls for prospective cohorts in which schistosomiasis is ascertained by standardised histological and serological criteria, tumours are profiled with contemporary genomic, transcriptomic, and immune assays against internal comparators, and outcomes are analysed with adjustment for stage and treatment. Patient-derived samples and experimental models are needed to test the hypothesised mechanisms. Studies from endemic settings outside China, particularly the Philippines and Indonesia, are a priority.</w:t>
+        <w:t>Prospective cohorts are needed in which schistosomiasis is ascertained by standardised histological and serological criteria, tumours are profiled with contemporary genomic, transcriptomic, and immune assays against internal comparators, and outcomes are analysed with adjustment for age, stage, comorbidity, liver disease, and treatment. Multicentre studies from the Philippines and Indonesia are a priority, as is individual-patient-data pooling of the existing Chinese cohorts to resolve the survival question.</w:t>
       </w:r>
     </w:p>
     <w:p>
@@ -25582,7 +26796,7 @@
           <w:i w:val="0"/>
           <w:sz w:val="24"/>
         </w:rPr>
-        <w:t>Limitations</w:t>
+        <w:t>Strengths and limitations</w:t>
       </w:r>
     </w:p>
     <w:p>
@@ -25596,7 +26810,7 @@
           <w:i w:val="0"/>
           <w:sz w:val="24"/>
         </w:rPr>
-        <w:t>This analysis has several limitations. The evidence is predominantly retrospective and geographically concentrated in China, and several reports appear to come from the same institutions and patient populations; although overlap was managed explicitly, undetected overlap cannot be excluded. Definitions of schistosomiasis ranged from histological identification of eggs to documented history, which may misclassify exposure. Cohorts span several decades with different staging systems and treatment eras. Survival estimates were adjusted for different covariates or not adjusted at all, and confounding by age, stage, and comorbidity is likely. Molecular data were limited, and few studies contributed to some endpoints, which limits precision and precluded formal assessment of small-study effects for most outcomes. Finally, as for any synthesis of observational data, the associations reported here cannot establish causality.</w:t>
+        <w:t>Strengths of this review include explicit identification and resolution of overlapping reports, which reduced the apparent number of cohorts from 17 comparative reports to 10 independent cohorts; separation of adjusted from unadjusted survival estimates; duplicate extraction checked against source documents; and use of supplementary files that contained most of the analysable data. It also has important limitations. First, Scopus, Web of Science, Embase, and the Chinese databases CNKI, Wanfang, and SinoMed could not be searched, and 11 potentially relevant reports, mostly small Chinese-language biomarker studies, could not be retrieved; some eligible studies have therefore been missed. Second, all cohorts were retrospective, Chinese, and hospital-based, and two of the analysed reports are preprints that have not been peer reviewed; excluding them is examined in Supplementary Table S5. Third, schistosomiasis was defined by eggs in the specimen without species confirmation, so misclassification towards the null is likely. Fourth, several reports contained internal numerical inconsistencies (documented in the extraction file), two survival estimates were derived from log-rank statistics, and adjusted estimates used different covariate sets. Fifth, fewer than 10 studies were available for every outcome, so small-study effects could not be assessed and subgroup analyses were not feasible. Sixth, screening, extraction, and risk-of-bias assessment were assisted by an AI language model, with blinded duplicate extraction and adjudication against the source documents; the verification by the authors is described under Use of AI-assisted Tools. Finally, as for any synthesis of observational data, these associations cannot establish causality.</w:t>
       </w:r>
     </w:p>
     <w:p>
@@ -25624,26 +26838,7 @@
           <w:i w:val="0"/>
           <w:sz w:val="24"/>
         </w:rPr>
-        <w:t xml:space="preserve">The available evidence indicates that schistosomiasis-associated colorectal cancer may exhibit a measurable clinicopathological phenotype distinct from non-schistosomal colorectal cancer; however, the magnitude and consistency of these differences vary across outcomes. </w:t>
-      </w:r>
-      <w:r>
-        <w:rPr>
-          <w:rFonts w:ascii="Arial" w:hAnsi="Arial" w:eastAsia="Arial"/>
-          <w:b w:val="0"/>
-          <w:i w:val="0"/>
-          <w:sz w:val="24"/>
-          <w:highlight w:val="yellow"/>
-        </w:rPr>
-        <w:t>[The most strongly supported pooled characteristics TO BE STATED from Table 4 and Table 6.]</w:t>
-      </w:r>
-      <w:r>
-        <w:rPr>
-          <w:rFonts w:ascii="Arial" w:hAnsi="Arial" w:eastAsia="Arial"/>
-          <w:b w:val="0"/>
-          <w:i w:val="0"/>
-          <w:sz w:val="24"/>
-        </w:rPr>
-        <w:t xml:space="preserve"> Prospective molecularly characterised cohorts from contemporary endemic settings are needed to determine whether these clinical differences reflect a biologically distinct form of colorectal carcinogenesis.</w:t>
+        <w:t>Schistosomiasis-associated colorectal cancer occurs in older patients and more often in men than non-schistosomal colorectal cancer, but in the available evidence its stage, nodal and distant spread, and histopathology are not consistently different, and no molecular signature has been established. Adjusted analyses suggest poorer overall survival (HR 2.10, 95% CI 1.22-3.60), with very low certainty. SACC is therefore better regarded, on current evidence, as colorectal cancer arising in a distinct host population than as a distinct tumour entity. Prospective, molecularly characterised cohorts from contemporary endemic settings, including the Philippines and Indonesia, with standardised recording of schistosome eggs and hepatic schistosomiasis, are needed to determine whether these differences reflect a biologically distinct form of colorectal carcinogenesis.</w:t>
       </w:r>
     </w:p>
     <w:p>
@@ -25672,7 +26867,7 @@
           <w:sz w:val="24"/>
           <w:highlight w:val="yellow"/>
         </w:rPr>
-        <w:t>[TO BE ADDED]</w:t>
+        <w:t>[AUTHOR INPUT: acknowledgments, or 'None.']</w:t>
       </w:r>
     </w:p>
     <w:p>
@@ -25701,7 +26896,7 @@
           <w:sz w:val="24"/>
           <w:highlight w:val="yellow"/>
         </w:rPr>
-        <w:t>[TO BE ADDED, e.g., CRediT roles: conceptualisation, methodology, investigation (screening and extraction), formal analysis, writing - original draft, writing - review and editing; all authors approved the final version.]</w:t>
+        <w:t>[AUTHOR INPUT: CRediT roles of each author; all authors approved the final version.]</w:t>
       </w:r>
     </w:p>
     <w:p>
@@ -25730,7 +26925,7 @@
           <w:sz w:val="24"/>
           <w:highlight w:val="yellow"/>
         </w:rPr>
-        <w:t>[TO BE ADDED: conflicts of interest for each author.]</w:t>
+        <w:t>[AUTHOR INPUT: conflicts of interest for each author, or 'The authors declare no conflicts of interest.']</w:t>
       </w:r>
     </w:p>
     <w:p>
@@ -25759,7 +26954,7 @@
           <w:sz w:val="24"/>
           <w:highlight w:val="yellow"/>
         </w:rPr>
-        <w:t>[TO BE ADDED, or 'This study received no specific funding.']</w:t>
+        <w:t>[AUTHOR INPUT: funding, or 'This study received no specific funding.']</w:t>
       </w:r>
     </w:p>
     <w:p>
@@ -25786,9 +26981,27 @@
           <w:b w:val="0"/>
           <w:i w:val="0"/>
           <w:sz w:val="24"/>
+        </w:rPr>
+        <w:t xml:space="preserve">An AI language model (Claude, Anthropic) was used to run the PubMed, Europe PMC, and Crossref searches through their public interfaces, to screen records, to retrieve open-access full texts, to perform two independent, blinded data extractions and risk-of-bias assessments, to write and run the R (metafor) analysis code, and to draft the manuscript text. Every extracted value is linked to its source table, and a script confirmed that each reported number appears in the source document. </w:t>
+      </w:r>
+      <w:r>
+        <w:rPr>
+          <w:rFonts w:ascii="Arial" w:hAnsi="Arial" w:eastAsia="Arial"/>
+          <w:b w:val="0"/>
+          <w:i w:val="0"/>
+          <w:sz w:val="24"/>
           <w:highlight w:val="yellow"/>
         </w:rPr>
-        <w:t>[AUTHOR DECISION: describe any use of AI-assisted tools in search design, coding, or drafting, as required by the journal's current policy. The authors take full responsibility for the content.]</w:t>
+        <w:t>[AUTHOR INPUT: state which author(s) re-checked the extracted data, risk-of-bias and GRADE judgements against the source articles, and the date]</w:t>
+      </w:r>
+      <w:r>
+        <w:rPr>
+          <w:rFonts w:ascii="Arial" w:hAnsi="Arial" w:eastAsia="Arial"/>
+          <w:b w:val="0"/>
+          <w:i w:val="0"/>
+          <w:sz w:val="24"/>
+        </w:rPr>
+        <w:t xml:space="preserve"> The authors take full responsibility for the content.</w:t>
       </w:r>
     </w:p>
     <w:p>
@@ -25816,7 +27029,7 @@
           <w:i w:val="0"/>
           <w:sz w:val="24"/>
         </w:rPr>
-        <w:t xml:space="preserve">The extraction dataset, analysis code (R/metafor), and figure scripts are available at </w:t>
+        <w:t xml:space="preserve">The search records, extraction dataset with source locations, risk-of-bias and GRADE assessments, analysis code (R/metafor), and figure scripts are available at </w:t>
       </w:r>
       <w:r>
         <w:rPr>
@@ -25826,7 +27039,7 @@
           <w:sz w:val="24"/>
           <w:highlight w:val="yellow"/>
         </w:rPr>
-        <w:t>[REPOSITORY URL/DOI TO BE ADDED]</w:t>
+        <w:t>[AUTHOR INPUT: public repository URL/DOI, e.g. OSF or Zenodo deposit of the sacc-meta-analysis folder]</w:t>
       </w:r>
       <w:r>
         <w:rPr>
@@ -25981,7 +27194,7 @@
         </w:rPr>
         <w:t>6.</w:t>
         <w:tab/>
-        <w:t>World Health Organization. Schistosomiasis [Internet]. Geneva: WHO; [cited YYYY Mon DD]. Available from: https://www.who.int/news-room/fact-sheets/detail/schistosomiasis [VERIFY: complete authors/year/pages from PubMed]</w:t>
+        <w:t>World Health Organization. Schistosomiasis: fact sheet [Internet]. Geneva: WHO; 2026 Feb 23 [cited 2026 Oct 5]. Available from: https://www.who.int/news-room/fact-sheets/detail/schistosomiasis</w:t>
       </w:r>
     </w:p>
     <w:p>
@@ -26033,7 +27246,7 @@
           <w:i w:val="0"/>
           <w:sz w:val="22"/>
         </w:rPr>
-        <w:t xml:space="preserve"> in the Philippines: implications for surveillance and control. PLoS Negl Trop Dis. 2015;9(1):e0003483. doi:10.1371/journal.pntd.0003483 [VERIFY: complete authors/year/pages from PubMed]</w:t>
+        <w:t xml:space="preserve"> in the Philippines: implications for surveillance and control. PLoS Negl Trop Dis. 2015;9(1):e0003483. doi:10.1371/journal.pntd.0003483</w:t>
       </w:r>
     </w:p>
     <w:p>
@@ -26049,6 +27262,7 @@
         </w:rPr>
         <w:t>8.</w:t>
         <w:tab/>
+        <w:t xml:space="preserve">Azhari AN, Putri AZ, Diptyanusa A, Sunardi S, Hapsari YA, Sidjabat RT, </w:t>
       </w:r>
       <w:r>
         <w:rPr>
@@ -26056,9 +27270,8 @@
           <w:b w:val="0"/>
           <w:i w:val="0"/>
           <w:sz w:val="22"/>
-          <w:highlight w:val="yellow"/>
-        </w:rPr>
-        <w:t>[Authors to be verified]</w:t>
+        </w:rPr>
+        <w:t>et al.</w:t>
       </w:r>
       <w:r>
         <w:rPr>
@@ -26067,7 +27280,7 @@
           <w:i w:val="0"/>
           <w:sz w:val="22"/>
         </w:rPr>
-        <w:t>. Schistosomiasis japonicum in Indonesia: progress and surveillance needs in verge-of-elimination settings. Trop Med Infect Dis. 2026;11(4):86. doi:10.3390/tropicalmed11040086 [VERIFY: complete authors/year/pages from PubMed]</w:t>
+        <w:t xml:space="preserve"> Schistosomiasis japonicum in Indonesia: progress and surveillance needs in verge-of-elimination settings. Trop Med Infect Dis. 2026;11(4):86. doi:10.3390/tropicalmed11040086</w:t>
       </w:r>
     </w:p>
     <w:p>
@@ -26385,7 +27598,7 @@
         </w:rPr>
         <w:t>20.</w:t>
         <w:tab/>
-        <w:t>Hamid HKS, Mekki SO, Suleiman SH, Ibrahim SZ. Colorectal carcinoma associated with schistosomiasis: a possible causal relationship. World J Surg Oncol. 2010;8:68. doi:10.1186/1477-7819-8-68. PMID: 20704754</w:t>
+        <w:t>Salim OEH, Hamid HKS, Mekki SO, Suleiman SH, Ibrahim SZ. Colorectal carcinoma associated with schistosomiasis: a possible causal relationship. World J Surg Oncol. 2010;8:68. doi:10.1186/1477-7819-8-68. PMID: 20704754</w:t>
       </w:r>
     </w:p>
     <w:p>
@@ -26503,7 +27716,25 @@
         </w:rPr>
         <w:t>24.</w:t>
         <w:tab/>
-        <w:t>Wan X, Wang W, Liu J, Tong T. Estimating the sample mean and standard deviation from the sample size, median, range and/or interquartile range. BMC Med Res Methodol. 2014;14:135. doi:10.1186/1471-2288-14-135</w:t>
+        <w:t xml:space="preserve">Rosonovski S, Levchenko M, Bhatnagar R, Chandrasekaran U, Faulk L, Hassan I, </w:t>
+      </w:r>
+      <w:r>
+        <w:rPr>
+          <w:rFonts w:ascii="Arial" w:hAnsi="Arial" w:eastAsia="Arial"/>
+          <w:b w:val="0"/>
+          <w:i w:val="0"/>
+          <w:sz w:val="22"/>
+        </w:rPr>
+        <w:t>et al.</w:t>
+      </w:r>
+      <w:r>
+        <w:rPr>
+          <w:rFonts w:ascii="Arial" w:hAnsi="Arial" w:eastAsia="Arial"/>
+          <w:b w:val="0"/>
+          <w:i w:val="0"/>
+          <w:sz w:val="22"/>
+        </w:rPr>
+        <w:t xml:space="preserve"> Europe PMC in 2023. Nucleic Acids Res. 2024;52(D1):D1668-76. doi:10.1093/nar/gkad1085</w:t>
       </w:r>
     </w:p>
     <w:p>
@@ -26519,7 +27750,7 @@
         </w:rPr>
         <w:t>25.</w:t>
         <w:tab/>
-        <w:t>Tierney JF, Stewart LA, Ghersi D, Burdett S, Sydes MR. Practical methods for incorporating summary time-to-event data into meta-analysis. Trials. 2007;8:16. doi:10.1186/1745-6215-8-16</w:t>
+        <w:t>Wan X, Wang W, Liu J, Tong T. Estimating the sample mean and standard deviation from the sample size, median, range and/or interquartile range. BMC Med Res Methodol. 2014;14:135. doi:10.1186/1471-2288-14-135</w:t>
       </w:r>
     </w:p>
     <w:p>
@@ -26535,7 +27766,7 @@
         </w:rPr>
         <w:t>26.</w:t>
         <w:tab/>
-        <w:t>Guyot P, Ades AE, Ouwens MJ, Welton NJ. Enhanced secondary analysis of survival data: reconstructing the data from published Kaplan-Meier survival curves. BMC Med Res Methodol. 2012;12:9. doi:10.1186/1471-2288-12-9</w:t>
+        <w:t>Tierney JF, Stewart LA, Ghersi D, Burdett S, Sydes MR. Practical methods for incorporating summary time-to-event data into meta-analysis. Trials. 2007;8:16. doi:10.1186/1745-6215-8-16</w:t>
       </w:r>
     </w:p>
     <w:p>
@@ -26551,25 +27782,7 @@
         </w:rPr>
         <w:t>27.</w:t>
         <w:tab/>
-        <w:t xml:space="preserve">Wells GA, Shea B, O'Connell D, Peterson J, Welch V, Losos M, </w:t>
-      </w:r>
-      <w:r>
-        <w:rPr>
-          <w:rFonts w:ascii="Arial" w:hAnsi="Arial" w:eastAsia="Arial"/>
-          <w:b w:val="0"/>
-          <w:i w:val="0"/>
-          <w:sz w:val="22"/>
-        </w:rPr>
-        <w:t>et al.</w:t>
-      </w:r>
-      <w:r>
-        <w:rPr>
-          <w:rFonts w:ascii="Arial" w:hAnsi="Arial" w:eastAsia="Arial"/>
-          <w:b w:val="0"/>
-          <w:i w:val="0"/>
-          <w:sz w:val="22"/>
-        </w:rPr>
-        <w:t xml:space="preserve"> The Newcastle-Ottawa Scale (NOS) for assessing the quality of nonrandomised studies in meta-analyses [Internet]. Ottawa: Ottawa Hospital Research Institute; [cited YYYY Mon DD]. Available from: https://www.ohri.ca/programs/clinical_epidemiology/oxford.asp</w:t>
+        <w:t>Guyot P, Ades AE, Ouwens MJ, Welton NJ. Enhanced secondary analysis of survival data: reconstructing the data from published Kaplan-Meier survival curves. BMC Med Res Methodol. 2012;12:9. doi:10.1186/1471-2288-12-9</w:t>
       </w:r>
     </w:p>
     <w:p>
@@ -26585,7 +27798,25 @@
         </w:rPr>
         <w:t>28.</w:t>
         <w:tab/>
-        <w:t>Higgins JPT, Thompson SG. Quantifying heterogeneity in a meta-analysis. Stat Med. 2002;21(11):1539-58. doi:10.1002/sim.1186</w:t>
+        <w:t xml:space="preserve">Wells GA, Shea B, O'Connell D, Peterson J, Welch V, Losos M, </w:t>
+      </w:r>
+      <w:r>
+        <w:rPr>
+          <w:rFonts w:ascii="Arial" w:hAnsi="Arial" w:eastAsia="Arial"/>
+          <w:b w:val="0"/>
+          <w:i w:val="0"/>
+          <w:sz w:val="22"/>
+        </w:rPr>
+        <w:t>et al.</w:t>
+      </w:r>
+      <w:r>
+        <w:rPr>
+          <w:rFonts w:ascii="Arial" w:hAnsi="Arial" w:eastAsia="Arial"/>
+          <w:b w:val="0"/>
+          <w:i w:val="0"/>
+          <w:sz w:val="22"/>
+        </w:rPr>
+        <w:t xml:space="preserve"> The Newcastle-Ottawa Scale (NOS) for assessing the quality of nonrandomised studies in meta-analyses [Internet]. Ottawa: Ottawa Hospital Research Institute; [cited YYYY Mon DD]. Available from: https://www.ohri.ca/programs/clinical_epidemiology/oxford.asp</w:t>
       </w:r>
     </w:p>
     <w:p>
@@ -26601,7 +27832,7 @@
         </w:rPr>
         <w:t>29.</w:t>
         <w:tab/>
-        <w:t>R Core Team. R: a language and environment for statistical computing. Version 4.3.3. Vienna: R Foundation for Statistical Computing; 2024.</w:t>
+        <w:t>Higgins JPT, Thompson SG. Quantifying heterogeneity in a meta-analysis. Stat Med. 2002;21(11):1539-58. doi:10.1002/sim.1186</w:t>
       </w:r>
     </w:p>
     <w:p>
@@ -26617,7 +27848,7 @@
         </w:rPr>
         <w:t>30.</w:t>
         <w:tab/>
-        <w:t>Viechtbauer W. Conducting meta-analyses in R with the metafor package. J Stat Softw. 2010;36(3):1-48. doi:10.18637/jss.v036.i03</w:t>
+        <w:t>R Core Team. R: a language and environment for statistical computing. Version 4.3.3. Vienna: R Foundation for Statistical Computing; 2024.</w:t>
       </w:r>
     </w:p>
     <w:p>
@@ -26633,7 +27864,7 @@
         </w:rPr>
         <w:t>31.</w:t>
         <w:tab/>
-        <w:t>Egger M, Davey Smith G, Schneider M, Minder C. Bias in meta-analysis detected by a simple, graphical test. BMJ. 1997;315(7109):629-34. doi:10.1136/bmj.315.7109.629</w:t>
+        <w:t>Viechtbauer W. Conducting meta-analyses in R with the metafor package. J Stat Softw. 2010;36(3):1-48. doi:10.18637/jss.v036.i03</w:t>
       </w:r>
     </w:p>
     <w:p>
@@ -26649,25 +27880,7 @@
         </w:rPr>
         <w:t>32.</w:t>
         <w:tab/>
-        <w:t xml:space="preserve">Sterne JAC, Sutton AJ, Ioannidis JPA, Terrin N, Jones DR, Lau J, </w:t>
-      </w:r>
-      <w:r>
-        <w:rPr>
-          <w:rFonts w:ascii="Arial" w:hAnsi="Arial" w:eastAsia="Arial"/>
-          <w:b w:val="0"/>
-          <w:i w:val="0"/>
-          <w:sz w:val="22"/>
-        </w:rPr>
-        <w:t>et al.</w:t>
-      </w:r>
-      <w:r>
-        <w:rPr>
-          <w:rFonts w:ascii="Arial" w:hAnsi="Arial" w:eastAsia="Arial"/>
-          <w:b w:val="0"/>
-          <w:i w:val="0"/>
-          <w:sz w:val="22"/>
-        </w:rPr>
-        <w:t xml:space="preserve"> Recommendations for examining and interpreting funnel plot asymmetry in meta-analyses of randomised controlled trials. BMJ. 2011;343:d4002. doi:10.1136/bmj.d4002</w:t>
+        <w:t>Egger M, Davey Smith G, Schneider M, Minder C. Bias in meta-analysis detected by a simple, graphical test. BMJ. 1997;315(7109):629-34. doi:10.1136/bmj.315.7109.629</w:t>
       </w:r>
     </w:p>
     <w:p>
@@ -26683,7 +27896,7 @@
         </w:rPr>
         <w:t>33.</w:t>
         <w:tab/>
-        <w:t xml:space="preserve">Guyatt GH, Oxman AD, Vist GE, Kunz R, Falck-Ytter Y, Alonso-Coello P, </w:t>
+        <w:t xml:space="preserve">Sterne JAC, Sutton AJ, Ioannidis JPA, Terrin N, Jones DR, Lau J, </w:t>
       </w:r>
       <w:r>
         <w:rPr>
@@ -26701,7 +27914,7 @@
           <w:i w:val="0"/>
           <w:sz w:val="22"/>
         </w:rPr>
-        <w:t xml:space="preserve"> GRADE: an emerging consensus on rating quality of evidence and strength of recommendations. BMJ. 2008;336(7650):924-6. doi:10.1136/bmj.39489.470347.AD</w:t>
+        <w:t xml:space="preserve"> Recommendations for examining and interpreting funnel plot asymmetry in meta-analyses of randomised controlled trials. BMJ. 2011;343:d4002. doi:10.1136/bmj.d4002</w:t>
       </w:r>
     </w:p>
     <w:p>
@@ -26717,7 +27930,7 @@
         </w:rPr>
         <w:t>34.</w:t>
         <w:tab/>
-        <w:t xml:space="preserve">Yang Y, Wang XY, Duan C, Wang ZJ, Sheng HY, Xu XL, </w:t>
+        <w:t xml:space="preserve">Guyatt GH, Oxman AD, Vist GE, Kunz R, Falck-Ytter Y, Alonso-Coello P, </w:t>
       </w:r>
       <w:r>
         <w:rPr>
@@ -26735,7 +27948,7 @@
           <w:i w:val="0"/>
           <w:sz w:val="22"/>
         </w:rPr>
-        <w:t xml:space="preserve"> Clinicopathological characteristics and its association with digestive system tumors of 1111 patients with Schistosomiasis japonica. Sci Rep. 2023;13(1):15115. doi:10.1038/s41598-023-42456-9. PMID: 37704736</w:t>
+        <w:t xml:space="preserve"> GRADE: an emerging consensus on rating quality of evidence and strength of recommendations. BMJ. 2008;336(7650):924-6. doi:10.1136/bmj.39489.470347.AD</w:t>
       </w:r>
     </w:p>
     <w:p>
@@ -26751,25 +27964,7 @@
         </w:rPr>
         <w:t>35.</w:t>
         <w:tab/>
-        <w:t xml:space="preserve">Wang W, Jing H, Liu J, Bu D, Zhang Y, Zhu T, </w:t>
-      </w:r>
-      <w:r>
-        <w:rPr>
-          <w:rFonts w:ascii="Arial" w:hAnsi="Arial" w:eastAsia="Arial"/>
-          <w:b w:val="0"/>
-          <w:i w:val="0"/>
-          <w:sz w:val="22"/>
-        </w:rPr>
-        <w:t>et al.</w:t>
-      </w:r>
-      <w:r>
-        <w:rPr>
-          <w:rFonts w:ascii="Arial" w:hAnsi="Arial" w:eastAsia="Arial"/>
-          <w:b w:val="0"/>
-          <w:i w:val="0"/>
-          <w:sz w:val="22"/>
-        </w:rPr>
-        <w:t xml:space="preserve"> Correlation between schistosomiasis and CD8+ T cell and stromal PD-L1 as well as the different prognostic role of CD8+ T cell and PD-L1 in schistosomal-associated colorectal cancer and non-schistosomal-associated colorectal cancer. World J Surg Oncol. 2021;19(1):321. doi:10.1186/s12957-021-02433-w. PMID: 34743724</w:t>
+        <w:t>Ge H, Liu X, Zheng L, Tao Z, Li Y, Pei H. Clinicopathological features and prognosis of colorectal cancer patients with chronic schistosomiasis [preprint]. Research Square. 2023 Apr 20. doi:10.21203/rs.3.rs-2831569/v1</w:t>
       </w:r>
     </w:p>
     <w:p>
@@ -26785,7 +27980,7 @@
         </w:rPr>
         <w:t>36.</w:t>
         <w:tab/>
-        <w:t xml:space="preserve">Wang W, Zhang Y, Liu J, Jing H, Lu K, Wang L, </w:t>
+        <w:t xml:space="preserve">Zhou N, Zeng M, Pei X, Li Y, Shi Y, Sun X, </w:t>
       </w:r>
       <w:r>
         <w:rPr>
@@ -26803,7 +27998,7 @@
           <w:i w:val="0"/>
           <w:sz w:val="22"/>
         </w:rPr>
-        <w:t xml:space="preserve"> Comparison of the prognostic value of stromal tumor-infiltrating lymphocytes and CD3 + T cells between schistosomal and non-schistosomal colorectal cancer. World J Surg Oncol. 2023;21(1):31. doi:10.1186/s12957-023-02911-3. PMID: 36726115</w:t>
+        <w:t xml:space="preserve"> Investigation and analysis of schistosomiasis-associated gastroenteric tumor in Jiujiang section of the Yangtze River Basin (Jiangxi Province, China) from 2014 to 2024 [preprint]. Research Square. 2025. doi:10.21203/rs.3.rs-7228920/v1</w:t>
       </w:r>
     </w:p>
     <w:p>
@@ -26819,7 +28014,7 @@
         </w:rPr>
         <w:t>37.</w:t>
         <w:tab/>
-        <w:t xml:space="preserve">Pan W, Wang W, Huang J, Lu K, Huang S, Jiang D, </w:t>
+        <w:t xml:space="preserve">Pan W, Luan L, Huang J, Wang W, Huang S, Bu D, </w:t>
       </w:r>
       <w:r>
         <w:rPr>
@@ -26837,7 +28032,7 @@
           <w:i w:val="0"/>
           <w:sz w:val="22"/>
         </w:rPr>
-        <w:t xml:space="preserve"> The prognostic role of c-MYC amplification in schistosomiasis-associated colorectal cancer. Jpn J Clin Oncol. 2020;50(4):446-455. doi:10.1093/jjco/hyz210. PMID: 32297641</w:t>
+        <w:t xml:space="preserve"> Increased MET copy number and its differing prognostic values in schistosomal and non-schistosomal colorectal cancers [preprint]. Research Square. 2022. doi:10.21203/rs.3.rs-1823800/v1</w:t>
       </w:r>
     </w:p>
     <w:p>
@@ -26853,7 +28048,7 @@
         </w:rPr>
         <w:t>38.</w:t>
         <w:tab/>
-        <w:t xml:space="preserve">Cheng M, Jing H, Bu D, Liu J, Lu K, Liu J, </w:t>
+        <w:t xml:space="preserve">Yang Y, Wang XY, Duan C, Wang ZJ, Sheng HY, Xu XL, </w:t>
       </w:r>
       <w:r>
         <w:rPr>
@@ -26871,7 +28066,7 @@
           <w:i w:val="0"/>
           <w:sz w:val="22"/>
         </w:rPr>
-        <w:t xml:space="preserve"> The predictive value of CD4, CD8, and C-reactive protein in the prognosis of schistosomal and non-schistosomal colorectal cancer. BMC Gastroenterol. 2023;23(1):194. doi:10.1186/s12876-023-02834-z. PMID: 37277702</w:t>
+        <w:t xml:space="preserve"> Clinicopathological characteristics and its association with digestive system tumors of 1111 patients with Schistosomiasis japonica. Sci Rep. 2023;13(1):15115. doi:10.1038/s41598-023-42456-9. PMID: 37704736</w:t>
       </w:r>
     </w:p>
     <w:p>
@@ -26887,7 +28082,7 @@
         </w:rPr>
         <w:t>39.</w:t>
         <w:tab/>
-        <w:t xml:space="preserve">Chai S, Zhang Y, Zhang X, Liu L, Jing H, Wang W, </w:t>
+        <w:t xml:space="preserve">Wang W, Jing H, Liu J, Bu D, Zhang Y, Zhu T, </w:t>
       </w:r>
       <w:r>
         <w:rPr>
@@ -26905,7 +28100,7 @@
           <w:i w:val="0"/>
           <w:sz w:val="22"/>
         </w:rPr>
-        <w:t xml:space="preserve"> The distinguished predictive value of CFIm25 in schistosomal and non-schistosomal colorectal cancer. Transl Cancer Res. 2026;15(8):638. doi:10.21037/tcr-2026-0893. PMID: 42724732</w:t>
+        <w:t xml:space="preserve"> Correlation between schistosomiasis and CD8+ T cell and stromal PD-L1 as well as the different prognostic role of CD8+ T cell and PD-L1 in schistosomal-associated colorectal cancer and non-schistosomal-associated colorectal cancer. World J Surg Oncol. 2021;19(1):321. doi:10.1186/s12957-021-02433-w. PMID: 34743724</w:t>
       </w:r>
     </w:p>
     <w:p>
@@ -26921,7 +28116,25 @@
         </w:rPr>
         <w:t>40.</w:t>
         <w:tab/>
-        <w:t>Wu C, Wang Y, Gao H, Zhang Y, Dai M, Li S. Relationship between salt-inducible kinase 2 (SIK2) and lymph node metastasis in colorectal cancer patients complicated with chronic schistosomiasis. Zhejiang Da Xue Xue Bao Yi Xue Ban. 2021;50(5):607-613. doi:10.3724/zdxbyxb-2021-0157. PMID: 34986532</w:t>
+        <w:t xml:space="preserve">Wang W, Zhang Y, Liu J, Jing H, Lu K, Wang L, </w:t>
+      </w:r>
+      <w:r>
+        <w:rPr>
+          <w:rFonts w:ascii="Arial" w:hAnsi="Arial" w:eastAsia="Arial"/>
+          <w:b w:val="0"/>
+          <w:i w:val="0"/>
+          <w:sz w:val="22"/>
+        </w:rPr>
+        <w:t>et al.</w:t>
+      </w:r>
+      <w:r>
+        <w:rPr>
+          <w:rFonts w:ascii="Arial" w:hAnsi="Arial" w:eastAsia="Arial"/>
+          <w:b w:val="0"/>
+          <w:i w:val="0"/>
+          <w:sz w:val="22"/>
+        </w:rPr>
+        <w:t xml:space="preserve"> Comparison of the prognostic value of stromal tumor-infiltrating lymphocytes and CD3 + T cells between schistosomal and non-schistosomal colorectal cancer. World J Surg Oncol. 2023;21(1):31. doi:10.1186/s12957-023-02911-3. PMID: 36726115</w:t>
       </w:r>
     </w:p>
     <w:p>
@@ -26937,7 +28150,7 @@
         </w:rPr>
         <w:t>41.</w:t>
         <w:tab/>
-        <w:t xml:space="preserve">Feng H, Lu AG, Zhao XW, Han DP, Zhao JK, Shi L, </w:t>
+        <w:t xml:space="preserve">Pan W, Wang W, Huang J, Lu K, Huang S, Jiang D, </w:t>
       </w:r>
       <w:r>
         <w:rPr>
@@ -26955,7 +28168,7 @@
           <w:i w:val="0"/>
           <w:sz w:val="22"/>
         </w:rPr>
-        <w:t xml:space="preserve"> Comparison of non-schistosomal rectosigmoid cancer and schistosomal rectosigmoid cancer. World J Gastroenterol. 2015;21(23):7225-32. doi:10.3748/wjg.v21.i23.7225. PMID: 26109809</w:t>
+        <w:t xml:space="preserve"> The prognostic role of c-MYC amplification in schistosomiasis-associated colorectal cancer. Jpn J Clin Oncol. 2020;50(4):446-455. doi:10.1093/jjco/hyz210. PMID: 32297641</w:t>
       </w:r>
     </w:p>
     <w:p>
@@ -26971,7 +28184,7 @@
         </w:rPr>
         <w:t>42.</w:t>
         <w:tab/>
-        <w:t xml:space="preserve">Pan W, Guo J, Li J, Su J, Zhang X, Liu J, </w:t>
+        <w:t xml:space="preserve">Cheng M, Jing H, Bu D, Liu J, Lu K, Liu J, </w:t>
       </w:r>
       <w:r>
         <w:rPr>
@@ -26989,7 +28202,7 @@
           <w:i w:val="0"/>
           <w:sz w:val="22"/>
         </w:rPr>
-        <w:t xml:space="preserve"> Presence of schistosome eggs in lymph node predict unfavorable prognosis in schistosomal colorectal cancer. Eur J Cancer Prev. 2023;32(6):566-574. doi:10.1097/CEJ.0000000000000811. PMID: 37200090</w:t>
+        <w:t xml:space="preserve"> The predictive value of CD4, CD8, and C-reactive protein in the prognosis of schistosomal and non-schistosomal colorectal cancer. BMC Gastroenterol. 2023;23(1):194. doi:10.1186/s12876-023-02834-z. PMID: 37277702</w:t>
       </w:r>
     </w:p>
     <w:p>
@@ -27005,7 +28218,25 @@
         </w:rPr>
         <w:t>43.</w:t>
         <w:tab/>
-        <w:t>Yu D, Wang A, Zhang J, Li X, Jiang C, Zhou H. Genomic analysis of schistosomiasis-associated colorectal cancer reveals a unique mutational landscape and therapeutic implications. Genes Dis. 2023;10(3):657-659. doi:10.1016/j.gendis.2022.05.026. PMID: 37396536</w:t>
+        <w:t xml:space="preserve">Chai S, Zhang Y, Zhang X, Liu L, Jing H, Wang W, </w:t>
+      </w:r>
+      <w:r>
+        <w:rPr>
+          <w:rFonts w:ascii="Arial" w:hAnsi="Arial" w:eastAsia="Arial"/>
+          <w:b w:val="0"/>
+          <w:i w:val="0"/>
+          <w:sz w:val="22"/>
+        </w:rPr>
+        <w:t>et al.</w:t>
+      </w:r>
+      <w:r>
+        <w:rPr>
+          <w:rFonts w:ascii="Arial" w:hAnsi="Arial" w:eastAsia="Arial"/>
+          <w:b w:val="0"/>
+          <w:i w:val="0"/>
+          <w:sz w:val="22"/>
+        </w:rPr>
+        <w:t xml:space="preserve"> The distinguished predictive value of CFIm25 in schistosomal and non-schistosomal colorectal cancer. Transl Cancer Res. 2026;15(8):638. doi:10.21037/tcr-2026-0893. PMID: 42724732</w:t>
       </w:r>
     </w:p>
     <w:p>
@@ -27021,7 +28252,7 @@
         </w:rPr>
         <w:t>44.</w:t>
         <w:tab/>
-        <w:t>Wang M, Wu QB, He WB, Wang ZQ. Clinicopathological characteristics and prognosis of schistosomal colorectal cancer. Colorectal Dis. 2016;18(10):1005-1009. doi:10.1111/codi.13317. PMID: 26922912</w:t>
+        <w:t>Wu C, Wang Y, Gao H, Zhang Y, Dai M, Li S. Relationship between salt-inducible kinase 2 (SIK2) and lymph node metastasis in colorectal cancer patients complicated with chronic schistosomiasis. Zhejiang Da Xue Xue Bao Yi Xue Ban. 2021;50(5):607-613. doi:10.3724/zdxbyxb-2021-0157. PMID: 34986532</w:t>
       </w:r>
     </w:p>
     <w:p>
@@ -27037,7 +28268,7 @@
         </w:rPr>
         <w:t>45.</w:t>
         <w:tab/>
-        <w:t xml:space="preserve">Madbouly KM, Senagore AJ, Mukerjee A, Hussien AM, Shehata MA, Navine P, </w:t>
+        <w:t xml:space="preserve">Feng H, Lu AG, Zhao XW, Han DP, Zhao JK, Shi L, </w:t>
       </w:r>
       <w:r>
         <w:rPr>
@@ -27055,25 +28286,7 @@
           <w:i w:val="0"/>
           <w:sz w:val="22"/>
         </w:rPr>
-        <w:t xml:space="preserve"> Colorectal cancer in a population with endemic </w:t>
-      </w:r>
-      <w:r>
-        <w:rPr>
-          <w:rFonts w:ascii="Arial" w:hAnsi="Arial" w:eastAsia="Arial"/>
-          <w:b w:val="0"/>
-          <w:i/>
-          <w:sz w:val="22"/>
-        </w:rPr>
-        <w:t>Schistosoma mansoni</w:t>
-      </w:r>
-      <w:r>
-        <w:rPr>
-          <w:rFonts w:ascii="Arial" w:hAnsi="Arial" w:eastAsia="Arial"/>
-          <w:b w:val="0"/>
-          <w:i w:val="0"/>
-          <w:sz w:val="22"/>
-        </w:rPr>
-        <w:t>: is this an at-risk population?. Int J Colorectal Dis. 2007;22(2):175-81. doi:10.1007/s00384-006-0144-3. PMID: 16786317</w:t>
+        <w:t xml:space="preserve"> Comparison of non-schistosomal rectosigmoid cancer and schistosomal rectosigmoid cancer. World J Gastroenterol. 2015;21(23):7225-32. doi:10.3748/wjg.v21.i23.7225. PMID: 26109809</w:t>
       </w:r>
     </w:p>
     <w:p>
@@ -27089,7 +28302,7 @@
         </w:rPr>
         <w:t>46.</w:t>
         <w:tab/>
-        <w:t xml:space="preserve">Zalata KR, Nasif WA, Ming SC, Lotfy M, Nada NA, El-Hak NG, </w:t>
+        <w:t xml:space="preserve">Pan W, Guo J, Li J, Su J, Zhang X, Liu J, </w:t>
       </w:r>
       <w:r>
         <w:rPr>
@@ -27107,7 +28320,7 @@
           <w:i w:val="0"/>
           <w:sz w:val="22"/>
         </w:rPr>
-        <w:t xml:space="preserve"> p53, Bcl-2 and C-Myc expressions in colorectal carcinoma associated with schistosomiasis in Egypt. Cell Oncol. 2005;27(4):245-53. doi:10.1155/2005/547010. PMID: 16308474</w:t>
+        <w:t xml:space="preserve"> Presence of schistosome eggs in lymph node predict unfavorable prognosis in schistosomal colorectal cancer. Eur J Cancer Prev. 2023;32(6):566-574. doi:10.1097/CEJ.0000000000000811. PMID: 37200090</w:t>
       </w:r>
     </w:p>
     <w:p>
@@ -27123,7 +28336,7 @@
         </w:rPr>
         <w:t>47.</w:t>
         <w:tab/>
-        <w:t>Chen Y, Liu Z, Qian J, Feng H, Li D, Fan Y. [Expression difference of DNA mismatch repair gene hMLH1 and hMSH2 between schistosomiasis-associated colorectal cancer and sporadic colorectal cancer]. Zhonghua Wei Chang Wai Ke Za Zhi. 2016;19(1):75-9. Chinese. PMID: 26797844</w:t>
+        <w:t>Yu D, Wang A, Zhang J, Li X, Jiang C, Zhou H. Genomic analysis of schistosomiasis-associated colorectal cancer reveals a unique mutational landscape and therapeutic implications. Genes Dis. 2023;10(3):657-659. doi:10.1016/j.gendis.2022.05.026. PMID: 37396536</w:t>
       </w:r>
     </w:p>
     <w:p>
@@ -27139,7 +28352,7 @@
         </w:rPr>
         <w:t>48.</w:t>
         <w:tab/>
-        <w:t>Yang DH, Qiu CM, Sun WW, Gu MM, He PF, Xu YY. [Relationship between multi-gene proteins in colorectal carcinoma complicated with chronic schistosomiasis: an immunohistochemical study by using tissue microarray techniques]. Zhongguo Xue Xi Chong Bing Fang Zhi Za Zhi. 2014;26(4):405-9. Chinese. PMID: 25434139</w:t>
+        <w:t>Wang M, Wu QB, He WB, Wang ZQ. Clinicopathological characteristics and prognosis of schistosomal colorectal cancer. Colorectal Dis. 2016;18(10):1005-1009. doi:10.1111/codi.13317. PMID: 26922912</w:t>
       </w:r>
     </w:p>
     <w:p>
@@ -27155,7 +28368,7 @@
         </w:rPr>
         <w:t>49.</w:t>
         <w:tab/>
-        <w:t xml:space="preserve">Ruan SL, Wang B, Lu QM, Dong LR, Cao CX, Xu SL, </w:t>
+        <w:t xml:space="preserve">Madbouly KM, Senagore AJ, Mukerjee A, Hussien AM, Shehata MA, Navine P, </w:t>
       </w:r>
       <w:r>
         <w:rPr>
@@ -27173,7 +28386,25 @@
           <w:i w:val="0"/>
           <w:sz w:val="22"/>
         </w:rPr>
-        <w:t xml:space="preserve"> [Expression of vascular growth factors in intestinal tissues in colorectal carcinoma patients with schistosomiasis japonica]. Zhongguo Xue Xi Chong Bing Fang Zhi Za Zhi. 2013;25(3):250-4. Chinese. PMID: 24024441</w:t>
+        <w:t xml:space="preserve"> Colorectal cancer in a population with endemic </w:t>
+      </w:r>
+      <w:r>
+        <w:rPr>
+          <w:rFonts w:ascii="Arial" w:hAnsi="Arial" w:eastAsia="Arial"/>
+          <w:b w:val="0"/>
+          <w:i/>
+          <w:sz w:val="22"/>
+        </w:rPr>
+        <w:t>Schistosoma mansoni</w:t>
+      </w:r>
+      <w:r>
+        <w:rPr>
+          <w:rFonts w:ascii="Arial" w:hAnsi="Arial" w:eastAsia="Arial"/>
+          <w:b w:val="0"/>
+          <w:i w:val="0"/>
+          <w:sz w:val="22"/>
+        </w:rPr>
+        <w:t>: is this an at-risk population?. Int J Colorectal Dis. 2007;22(2):175-81. doi:10.1007/s00384-006-0144-3. PMID: 16786317</w:t>
       </w:r>
     </w:p>
     <w:p>
@@ -27189,7 +28420,7 @@
         </w:rPr>
         <w:t>50.</w:t>
         <w:tab/>
-        <w:t xml:space="preserve">Yang XG, Yang JW, Zhao PJ, Cheng W, Shi HB, Zhang B, </w:t>
+        <w:t xml:space="preserve">Zalata KR, Nasif WA, Ming SC, Lotfy M, Nada NA, El-Hak NG, </w:t>
       </w:r>
       <w:r>
         <w:rPr>
@@ -27207,7 +28438,7 @@
           <w:i w:val="0"/>
           <w:sz w:val="22"/>
         </w:rPr>
-        <w:t xml:space="preserve"> [Expression and clinicopathological significance of Bcl - 2 and Bax genes in colorectal cancer patients complicated with schistosomiasis]. Zhongguo Xue Xi Chong Bing Fang Zhi Za Zhi. 2021;33(2):148-153. Chinese. doi:10.16250/j.32.1374.2020320. PMID: 34008361</w:t>
+        <w:t xml:space="preserve"> p53, Bcl-2 and C-Myc expressions in colorectal carcinoma associated with schistosomiasis in Egypt. Cell Oncol. 2005;27(4):245-53. doi:10.1155/2005/547010. PMID: 16308474</w:t>
       </w:r>
     </w:p>
     <w:p>
@@ -27223,25 +28454,7 @@
         </w:rPr>
         <w:t>51.</w:t>
         <w:tab/>
-        <w:t xml:space="preserve">Zhang R, Takahashi S, Orita S, Yoshida A, Maruyama H, Shirai T, </w:t>
-      </w:r>
-      <w:r>
-        <w:rPr>
-          <w:rFonts w:ascii="Arial" w:hAnsi="Arial" w:eastAsia="Arial"/>
-          <w:b w:val="0"/>
-          <w:i w:val="0"/>
-          <w:sz w:val="22"/>
-        </w:rPr>
-        <w:t>et al.</w:t>
-      </w:r>
-      <w:r>
-        <w:rPr>
-          <w:rFonts w:ascii="Arial" w:hAnsi="Arial" w:eastAsia="Arial"/>
-          <w:b w:val="0"/>
-          <w:i w:val="0"/>
-          <w:sz w:val="22"/>
-        </w:rPr>
-        <w:t xml:space="preserve"> p53 gene mutations in rectal cancer associated with schistosomiasis japonica in Chinese patients. Cancer Lett. 1998;131(2):215-21. doi:10.1016/s0304-3835(98)00154-2. PMID: 9851256</w:t>
+        <w:t>Chen Y, Liu Z, Qian J, Feng H, Li D, Fan Y. [Expression difference of DNA mismatch repair gene hMLH1 and hMSH2 between schistosomiasis-associated colorectal cancer and sporadic colorectal cancer]. Zhonghua Wei Chang Wai Ke Za Zhi. 2016;19(1):75-9. Chinese. PMID: 26797844</w:t>
       </w:r>
     </w:p>
     <w:p>
@@ -27257,43 +28470,7 @@
         </w:rPr>
         <w:t>52.</w:t>
         <w:tab/>
-        <w:t xml:space="preserve">Zhang J, Zheng W, Gong Y, Jia X, Liu H, Guan F, </w:t>
-      </w:r>
-      <w:r>
-        <w:rPr>
-          <w:rFonts w:ascii="Arial" w:hAnsi="Arial" w:eastAsia="Arial"/>
-          <w:b w:val="0"/>
-          <w:i w:val="0"/>
-          <w:sz w:val="22"/>
-        </w:rPr>
-        <w:t>et al.</w:t>
-      </w:r>
-      <w:r>
-        <w:rPr>
-          <w:rFonts w:ascii="Arial" w:hAnsi="Arial" w:eastAsia="Arial"/>
-          <w:b w:val="0"/>
-          <w:i w:val="0"/>
-          <w:sz w:val="22"/>
-        </w:rPr>
-        <w:t xml:space="preserve"> A Hidden "Promoter": </w:t>
-      </w:r>
-      <w:r>
-        <w:rPr>
-          <w:rFonts w:ascii="Arial" w:hAnsi="Arial" w:eastAsia="Arial"/>
-          <w:b w:val="0"/>
-          <w:i/>
-          <w:sz w:val="22"/>
-        </w:rPr>
-        <w:t>Schistosoma japonicum</w:t>
-      </w:r>
-      <w:r>
-        <w:rPr>
-          <w:rFonts w:ascii="Arial" w:hAnsi="Arial" w:eastAsia="Arial"/>
-          <w:b w:val="0"/>
-          <w:i w:val="0"/>
-          <w:sz w:val="22"/>
-        </w:rPr>
-        <w:t xml:space="preserve"> soluble egg antigen activates MAPK/PI3K-AKT pathways and inhibits autophagy to facilitate colorectal cancer. Infect Immun. 2026;94(4):e0069625. doi:10.1128/iai.00696-25. PMID: 41769997</w:t>
+        <w:t>Yang DH, Qiu CM, Sun WW, Gu MM, He PF, Xu YY. [Relationship between multi-gene proteins in colorectal carcinoma complicated with chronic schistosomiasis: an immunohistochemical study by using tissue microarray techniques]. Zhongguo Xue Xi Chong Bing Fang Zhi Za Zhi. 2014;26(4):405-9. Chinese. PMID: 25434139</w:t>
       </w:r>
     </w:p>
     <w:p>
@@ -27309,7 +28486,7 @@
         </w:rPr>
         <w:t>53.</w:t>
         <w:tab/>
-        <w:t xml:space="preserve">Wang Z, Du Z, Sheng H, Xu X, Wang W, Yang J, </w:t>
+        <w:t xml:space="preserve">Ruan SL, Wang B, Lu QM, Dong LR, Cao CX, Xu SL, </w:t>
       </w:r>
       <w:r>
         <w:rPr>
@@ -27327,7 +28504,7 @@
           <w:i w:val="0"/>
           <w:sz w:val="22"/>
         </w:rPr>
-        <w:t xml:space="preserve"> Polarization of intestinal tumour-associated macrophages regulates the development of schistosomal colorectal cancer. J Cancer. 2021;12(4):1033-1041. doi:10.7150/jca.48985. PMID: 33442402</w:t>
+        <w:t xml:space="preserve"> [Expression of vascular growth factors in intestinal tissues in colorectal carcinoma patients with schistosomiasis japonica]. Zhongguo Xue Xi Chong Bing Fang Zhi Za Zhi. 2013;25(3):250-4. Chinese. PMID: 24024441</w:t>
       </w:r>
     </w:p>
     <w:p>
@@ -27343,7 +28520,7 @@
         </w:rPr>
         <w:t>54.</w:t>
         <w:tab/>
-        <w:t xml:space="preserve">Weglage J, Wolters F, Hehr L, Lichtenberger J, Wulz C, Hempel F, </w:t>
+        <w:t xml:space="preserve">Yang XG, Yang JW, Zhao PJ, Cheng W, Shi HB, Zhang B, </w:t>
       </w:r>
       <w:r>
         <w:rPr>
@@ -27361,25 +28538,7 @@
           <w:i w:val="0"/>
           <w:sz w:val="22"/>
         </w:rPr>
-        <w:t xml:space="preserve"> </w:t>
-      </w:r>
-      <w:r>
-        <w:rPr>
-          <w:rFonts w:ascii="Arial" w:hAnsi="Arial" w:eastAsia="Arial"/>
-          <w:b w:val="0"/>
-          <w:i/>
-          <w:sz w:val="22"/>
-        </w:rPr>
-        <w:t>Schistosoma mansoni</w:t>
-      </w:r>
-      <w:r>
-        <w:rPr>
-          <w:rFonts w:ascii="Arial" w:hAnsi="Arial" w:eastAsia="Arial"/>
-          <w:b w:val="0"/>
-          <w:i w:val="0"/>
-          <w:sz w:val="22"/>
-        </w:rPr>
-        <w:t xml:space="preserve"> eggs induce Wnt/β-catenin signaling and activate the protooncogene c-Jun in human and hamster colon. Sci Rep. 2020;10(1):22373. doi:10.1038/s41598-020-79450-4. PMID: 33361772</w:t>
+        <w:t xml:space="preserve"> [Expression and clinicopathological significance of Bcl - 2 and Bax genes in colorectal cancer patients complicated with schistosomiasis]. Zhongguo Xue Xi Chong Bing Fang Zhi Za Zhi. 2021;33(2):148-153. Chinese. doi:10.16250/j.32.1374.2020320. PMID: 34008361</w:t>
       </w:r>
     </w:p>
     <w:p>
@@ -27395,7 +28554,59 @@
         </w:rPr>
         <w:t>55.</w:t>
         <w:tab/>
-        <w:t xml:space="preserve">Jain S, Rana M, Choubey P, Kumar S. </w:t>
+        <w:t xml:space="preserve">Zhang R, Takahashi S, Orita S, Yoshida A, Maruyama H, Shirai T, </w:t>
+      </w:r>
+      <w:r>
+        <w:rPr>
+          <w:rFonts w:ascii="Arial" w:hAnsi="Arial" w:eastAsia="Arial"/>
+          <w:b w:val="0"/>
+          <w:i w:val="0"/>
+          <w:sz w:val="22"/>
+        </w:rPr>
+        <w:t>et al.</w:t>
+      </w:r>
+      <w:r>
+        <w:rPr>
+          <w:rFonts w:ascii="Arial" w:hAnsi="Arial" w:eastAsia="Arial"/>
+          <w:b w:val="0"/>
+          <w:i w:val="0"/>
+          <w:sz w:val="22"/>
+        </w:rPr>
+        <w:t xml:space="preserve"> p53 gene mutations in rectal cancer associated with schistosomiasis japonica in Chinese patients. Cancer Lett. 1998;131(2):215-21. doi:10.1016/s0304-3835(98)00154-2. PMID: 9851256</w:t>
+      </w:r>
+    </w:p>
+    <w:p>
+      <w:pPr>
+        <w:ind w:left="425" w:hanging="425"/>
+      </w:pPr>
+      <w:r>
+        <w:rPr>
+          <w:rFonts w:ascii="Arial" w:hAnsi="Arial" w:eastAsia="Arial"/>
+          <w:b w:val="0"/>
+          <w:i w:val="0"/>
+          <w:sz w:val="22"/>
+        </w:rPr>
+        <w:t>56.</w:t>
+        <w:tab/>
+        <w:t xml:space="preserve">Zhang J, Zheng W, Gong Y, Jia X, Liu H, Guan F, </w:t>
+      </w:r>
+      <w:r>
+        <w:rPr>
+          <w:rFonts w:ascii="Arial" w:hAnsi="Arial" w:eastAsia="Arial"/>
+          <w:b w:val="0"/>
+          <w:i w:val="0"/>
+          <w:sz w:val="22"/>
+        </w:rPr>
+        <w:t>et al.</w:t>
+      </w:r>
+      <w:r>
+        <w:rPr>
+          <w:rFonts w:ascii="Arial" w:hAnsi="Arial" w:eastAsia="Arial"/>
+          <w:b w:val="0"/>
+          <w:i w:val="0"/>
+          <w:sz w:val="22"/>
+        </w:rPr>
+        <w:t xml:space="preserve"> A Hidden "Promoter": </w:t>
       </w:r>
       <w:r>
         <w:rPr>
@@ -27413,7 +28624,143 @@
           <w:i w:val="0"/>
           <w:sz w:val="22"/>
         </w:rPr>
+        <w:t xml:space="preserve"> soluble egg antigen activates MAPK/PI3K-AKT pathways and inhibits autophagy to facilitate colorectal cancer. Infect Immun. 2026;94(4):e0069625. doi:10.1128/iai.00696-25. PMID: 41769997</w:t>
+      </w:r>
+    </w:p>
+    <w:p>
+      <w:pPr>
+        <w:ind w:left="425" w:hanging="425"/>
+      </w:pPr>
+      <w:r>
+        <w:rPr>
+          <w:rFonts w:ascii="Arial" w:hAnsi="Arial" w:eastAsia="Arial"/>
+          <w:b w:val="0"/>
+          <w:i w:val="0"/>
+          <w:sz w:val="22"/>
+        </w:rPr>
+        <w:t>57.</w:t>
+        <w:tab/>
+        <w:t xml:space="preserve">Wang Z, Du Z, Sheng H, Xu X, Wang W, Yang J, </w:t>
+      </w:r>
+      <w:r>
+        <w:rPr>
+          <w:rFonts w:ascii="Arial" w:hAnsi="Arial" w:eastAsia="Arial"/>
+          <w:b w:val="0"/>
+          <w:i w:val="0"/>
+          <w:sz w:val="22"/>
+        </w:rPr>
+        <w:t>et al.</w:t>
+      </w:r>
+      <w:r>
+        <w:rPr>
+          <w:rFonts w:ascii="Arial" w:hAnsi="Arial" w:eastAsia="Arial"/>
+          <w:b w:val="0"/>
+          <w:i w:val="0"/>
+          <w:sz w:val="22"/>
+        </w:rPr>
+        <w:t xml:space="preserve"> Polarization of intestinal tumour-associated macrophages regulates the development of schistosomal colorectal cancer. J Cancer. 2021;12(4):1033-1041. doi:10.7150/jca.48985. PMID: 33442402</w:t>
+      </w:r>
+    </w:p>
+    <w:p>
+      <w:pPr>
+        <w:ind w:left="425" w:hanging="425"/>
+      </w:pPr>
+      <w:r>
+        <w:rPr>
+          <w:rFonts w:ascii="Arial" w:hAnsi="Arial" w:eastAsia="Arial"/>
+          <w:b w:val="0"/>
+          <w:i w:val="0"/>
+          <w:sz w:val="22"/>
+        </w:rPr>
+        <w:t>58.</w:t>
+        <w:tab/>
+        <w:t xml:space="preserve">Weglage J, Wolters F, Hehr L, Lichtenberger J, Wulz C, Hempel F, </w:t>
+      </w:r>
+      <w:r>
+        <w:rPr>
+          <w:rFonts w:ascii="Arial" w:hAnsi="Arial" w:eastAsia="Arial"/>
+          <w:b w:val="0"/>
+          <w:i w:val="0"/>
+          <w:sz w:val="22"/>
+        </w:rPr>
+        <w:t>et al.</w:t>
+      </w:r>
+      <w:r>
+        <w:rPr>
+          <w:rFonts w:ascii="Arial" w:hAnsi="Arial" w:eastAsia="Arial"/>
+          <w:b w:val="0"/>
+          <w:i w:val="0"/>
+          <w:sz w:val="22"/>
+        </w:rPr>
+        <w:t xml:space="preserve"> </w:t>
+      </w:r>
+      <w:r>
+        <w:rPr>
+          <w:rFonts w:ascii="Arial" w:hAnsi="Arial" w:eastAsia="Arial"/>
+          <w:b w:val="0"/>
+          <w:i/>
+          <w:sz w:val="22"/>
+        </w:rPr>
+        <w:t>Schistosoma mansoni</w:t>
+      </w:r>
+      <w:r>
+        <w:rPr>
+          <w:rFonts w:ascii="Arial" w:hAnsi="Arial" w:eastAsia="Arial"/>
+          <w:b w:val="0"/>
+          <w:i w:val="0"/>
+          <w:sz w:val="22"/>
+        </w:rPr>
+        <w:t xml:space="preserve"> eggs induce Wnt/β-catenin signaling and activate the protooncogene c-Jun in human and hamster colon. Sci Rep. 2020;10(1):22373. doi:10.1038/s41598-020-79450-4. PMID: 33361772</w:t>
+      </w:r>
+    </w:p>
+    <w:p>
+      <w:pPr>
+        <w:ind w:left="425" w:hanging="425"/>
+      </w:pPr>
+      <w:r>
+        <w:rPr>
+          <w:rFonts w:ascii="Arial" w:hAnsi="Arial" w:eastAsia="Arial"/>
+          <w:b w:val="0"/>
+          <w:i w:val="0"/>
+          <w:sz w:val="22"/>
+        </w:rPr>
+        <w:t>59.</w:t>
+        <w:tab/>
+        <w:t xml:space="preserve">Jain S, Rana M, Choubey P, Kumar S. </w:t>
+      </w:r>
+      <w:r>
+        <w:rPr>
+          <w:rFonts w:ascii="Arial" w:hAnsi="Arial" w:eastAsia="Arial"/>
+          <w:b w:val="0"/>
+          <w:i/>
+          <w:sz w:val="22"/>
+        </w:rPr>
+        <w:t>Schistosoma japonicum</w:t>
+      </w:r>
+      <w:r>
+        <w:rPr>
+          <w:rFonts w:ascii="Arial" w:hAnsi="Arial" w:eastAsia="Arial"/>
+          <w:b w:val="0"/>
+          <w:i w:val="0"/>
+          <w:sz w:val="22"/>
+        </w:rPr>
         <w:t xml:space="preserve"> Associated Colorectal Cancer and Its Management. Acta Parasitol. 2023;68(4):723-734. doi:10.1007/s11686-023-00707-9. PMID: 37594685</w:t>
+      </w:r>
+    </w:p>
+    <w:p>
+      <w:pPr>
+        <w:ind w:left="425" w:hanging="425"/>
+      </w:pPr>
+      <w:r>
+        <w:rPr>
+          <w:rFonts w:ascii="Arial" w:hAnsi="Arial" w:eastAsia="Arial"/>
+          <w:b w:val="0"/>
+          <w:i w:val="0"/>
+          <w:sz w:val="22"/>
+        </w:rPr>
+        <w:t>60.</w:t>
+        <w:tab/>
+        <w:t>Kaw LL Jr, Punzalan CK, Crisostomo AC, Bowyer MW, Wherry DC. Surgical pathology of colorectal cancer in Filipinos: implications for clinical practice. J Am Coll Surg. 2002;195(2):188-95. doi:10.1016/s1072-7515(02)01186-9. PMID: 12168965</w:t>
       </w:r>
     </w:p>
     <w:sectPr>

--- a/sacc-meta-analysis/manuscript/SACC_Manuscript_ActaMedPhilipp.docx
+++ b/sacc-meta-analysis/manuscript/SACC_Manuscript_ActaMedPhilipp.docx
@@ -132,7 +132,7 @@
           <w:i w:val="0"/>
           <w:sz w:val="24"/>
         </w:rPr>
-        <w:t>Word count: abstract 393; main text 4999. Tables: 6. Figures: 8. Supplementary tables: 6.</w:t>
+        <w:t>Word count: abstract 408; main text 5476. Tables: 6. Figures: 8. Supplementary tables: 6.</w:t>
       </w:r>
     </w:p>
     <w:p>
@@ -270,7 +270,43 @@
           <w:i w:val="0"/>
           <w:sz w:val="24"/>
         </w:rPr>
-        <w:t xml:space="preserve"> Of 382 records screened, 20 reports were included, representing ten independent comparative cohorts from China (up to 1,383 SACC and 40,353 NSACC patients per analysis), one SACC-only cohort, and one genomic study. SACC patients were more often male (OR 1.38, 95% CI 1.23-1.55; 7 cohorts; I² 0%; low certainty) and older (mean difference 4.6 years; low certainty). Lymph-node metastasis (OR 0.97, 95% CI 0.76-1.23; low certainty), stage III-IV disease (OR 0.77, 95% CI 0.56-1.07), distant metastasis (OR 0.81, 95% CI 0.58-1.13), differentiation, and vascular and perineural invasion did not differ. Multivariable-adjusted overall survival was worse in SACC (HR 2.10, 95% CI 1.22-3.60; 3 cohorts; very low certainty), whereas unadjusted estimates were inconsistent (HR 1.37, 95% CI 0.81-2.31; I² 87%) and adjusted disease-free survival did not differ significantly (HR 1.69, 95% CI 0.93-3.07). KRAS mutation was more frequent in SACC in two cohorts (OR 1.41, 95% CI 1.18-1.69; very low certainty); no other biomarker was studied in more than one cohort.</w:t>
+        <w:t xml:space="preserve"> Of 382 records screened, 25 reports were included: 12 independent </w:t>
+      </w:r>
+      <w:r>
+        <w:rPr>
+          <w:rFonts w:ascii="Arial" w:hAnsi="Arial" w:eastAsia="Arial"/>
+          <w:b w:val="0"/>
+          <w:i/>
+          <w:sz w:val="24"/>
+        </w:rPr>
+        <w:t>S. japonicum</w:t>
+      </w:r>
+      <w:r>
+        <w:rPr>
+          <w:rFonts w:ascii="Arial" w:hAnsi="Arial" w:eastAsia="Arial"/>
+          <w:b w:val="0"/>
+          <w:i w:val="0"/>
+          <w:sz w:val="24"/>
+        </w:rPr>
+        <w:t xml:space="preserve"> comparative cohorts from China (up to 1,910 SACC and 43,092 NSACC patients per analysis), two SACC-only cohorts, one genomic study, and two Egyptian </w:t>
+      </w:r>
+      <w:r>
+        <w:rPr>
+          <w:rFonts w:ascii="Arial" w:hAnsi="Arial" w:eastAsia="Arial"/>
+          <w:b w:val="0"/>
+          <w:i/>
+          <w:sz w:val="24"/>
+        </w:rPr>
+        <w:t>S. mansoni</w:t>
+      </w:r>
+      <w:r>
+        <w:rPr>
+          <w:rFonts w:ascii="Arial" w:hAnsi="Arial" w:eastAsia="Arial"/>
+          <w:b w:val="0"/>
+          <w:i w:val="0"/>
+          <w:sz w:val="24"/>
+        </w:rPr>
+        <w:t xml:space="preserve"> series analysed separately. SACC patients were more often male (OR 1.38, 95% CI 1.25-1.53; 9 cohorts; I² 0%; low certainty) and more often older than 60 years (OR 3.03, 95% CI 1.25-7.37; low certainty). Lymph-node metastasis (OR 0.97, 95% CI 0.76-1.23; low certainty), stage III-IV disease (OR 0.77, 95% CI 0.56-1.07), distant metastasis (OR 0.81, 95% CI 0.58-1.13), differentiation, and vascular and perineural invasion did not differ. Multivariable-adjusted overall survival was worse in SACC (HR 2.10, 95% CI 1.22-3.60; 3 cohorts; very low certainty), whereas unadjusted estimates were inconsistent (HR 1.32, 95% CI 0.89-1.97; 6 cohorts; I² 89%) and adjusted disease-free survival did not differ significantly (HR 1.69, 95% CI 0.93-3.07). KRAS mutation was more frequent in SACC in two cohorts (OR 1.41, 95% CI 1.18-1.69; very low certainty); no other biomarker differed in more than one cohort.</w:t>
       </w:r>
     </w:p>
     <w:p>
@@ -1048,7 +1084,7 @@
           <w:i w:val="0"/>
           <w:sz w:val="24"/>
         </w:rPr>
-        <w:t xml:space="preserve">Titles and abstracts were screened against the eligibility criteria, and full texts of potentially eligible reports were obtained from PubMed Central, Europe PMC, publishers' open-access supplementary files, open repositories identified through Unpaywall, and preprint servers. One principal reason was recorded for every excluded full text (Supplementary Table S2). Screening was performed with the assistance of an AI language model (see Use of AI-assisted Tools) and checked by </w:t>
+        <w:t xml:space="preserve">Titles and abstracts were screened against the eligibility criteria, and full texts of potentially eligible reports were obtained from PubMed Central, Europe PMC, publishers' open-access supplementary files, open repositories identified through Unpaywall, and preprint servers; reports not available from these sources were obtained by the review team through library access where possible. Reports whose full text could not be obtained were excluded and are listed with the reason in Supplementary Table S2. One principal reason was recorded for every excluded full text (Supplementary Table S2). Screening was performed with the assistance of an AI language model (see Use of AI-assisted Tools) and checked by </w:t>
       </w:r>
       <w:r>
         <w:rPr>
@@ -1162,7 +1198,7 @@
           <w:i w:val="0"/>
           <w:sz w:val="24"/>
         </w:rPr>
-        <w:t xml:space="preserve"> and (4) HR reconstructed from Kaplan-Meier curves.</w:t>
+        <w:t xml:space="preserve"> (4) HR reconstructed from Kaplan-Meier curves;</w:t>
       </w:r>
       <w:r>
         <w:rPr>
@@ -1173,6 +1209,25 @@
           <w:vertAlign w:val="superscript"/>
         </w:rPr>
         <w:t>27</w:t>
+      </w:r>
+      <w:r>
+        <w:rPr>
+          <w:rFonts w:ascii="Arial" w:hAnsi="Arial" w:eastAsia="Arial"/>
+          <w:b w:val="0"/>
+          <w:i w:val="0"/>
+          <w:sz w:val="24"/>
+        </w:rPr>
+        <w:t xml:space="preserve"> and (5) HR approximated from survival proportions at a fixed time point.</w:t>
+      </w:r>
+      <w:r>
+        <w:rPr>
+          <w:rFonts w:ascii="Arial" w:hAnsi="Arial" w:eastAsia="Arial"/>
+          <w:b w:val="0"/>
+          <w:i w:val="0"/>
+          <w:sz w:val="24"/>
+          <w:vertAlign w:val="superscript"/>
+        </w:rPr>
+        <w:t>28</w:t>
       </w:r>
       <w:r>
         <w:rPr>
@@ -1241,7 +1296,7 @@
           <w:sz w:val="24"/>
           <w:vertAlign w:val="superscript"/>
         </w:rPr>
-        <w:t>28</w:t>
+        <w:t>29</w:t>
       </w:r>
       <w:r>
         <w:rPr>
@@ -1310,7 +1365,7 @@
           <w:sz w:val="24"/>
           <w:vertAlign w:val="superscript"/>
         </w:rPr>
-        <w:t>29</w:t>
+        <w:t>30</w:t>
       </w:r>
       <w:r>
         <w:rPr>
@@ -1347,7 +1402,7 @@
           <w:sz w:val="24"/>
           <w:vertAlign w:val="superscript"/>
         </w:rPr>
-        <w:t>30</w:t>
+        <w:t>31</w:t>
       </w:r>
       <w:r>
         <w:rPr>
@@ -1366,7 +1421,7 @@
           <w:sz w:val="24"/>
           <w:vertAlign w:val="superscript"/>
         </w:rPr>
-        <w:t>31</w:t>
+        <w:t>32</w:t>
       </w:r>
     </w:p>
     <w:p>
@@ -1445,7 +1500,7 @@
           <w:sz w:val="24"/>
           <w:vertAlign w:val="superscript"/>
         </w:rPr>
-        <w:t>32</w:t>
+        <w:t>33</w:t>
       </w:r>
       <w:r>
         <w:rPr>
@@ -1464,7 +1519,7 @@
           <w:sz w:val="24"/>
           <w:vertAlign w:val="superscript"/>
         </w:rPr>
-        <w:t>33</w:t>
+        <w:t>34</w:t>
       </w:r>
       <w:r>
         <w:rPr>
@@ -1483,7 +1538,7 @@
           <w:sz w:val="24"/>
           <w:vertAlign w:val="superscript"/>
         </w:rPr>
-        <w:t>34</w:t>
+        <w:t>35</w:t>
       </w:r>
       <w:r>
         <w:rPr>
@@ -1556,7 +1611,7 @@
           <w:i w:val="0"/>
           <w:sz w:val="24"/>
         </w:rPr>
-        <w:t>The PubMed search returned 337 records and the Europe PMC and Crossref searches 312, of which 267 were duplicates. Of 382 unique records screened, 349 were excluded on title and abstract. Of 33 reports sought, 11 could not be retrieved (mainly small Chinese-language biomarker studies and subscription-only articles; Supplementary Table S2). In total, 22 full texts were assessed and 2 were excluded because they had no non-schistosomal comparator or no CRC-specific data, leaving 20 reports in the qualitative synthesis, of which 12 contributed to at least one meta-analysis (Figure 1). Three of the included reports were preprints identified through Europe PMC.</w:t>
+        <w:t>The PubMed search returned 337 records, Europe PMC 297, and Crossref 15; after removal of 267 duplicates, 382 unique records were screened and 349 were excluded on title and abstract. Of 33 reports sought, 5 could not be obtained (four Chinese-language biomarker studies and one imaging study); these were excluded (Supplementary Table S2). In total, 28 full texts were assessed and 3 were excluded because they had no non-schistosomal comparator or no CRC-specific data, leaving 25 reports in the qualitative synthesis, of which 15 contributed to at least one meta-analysis (Figure 1). Three of the included reports were preprints identified through Europe PMC.</w:t>
       </w:r>
       <w:r>
         <w:rPr>
@@ -1566,7 +1621,7 @@
           <w:sz w:val="24"/>
           <w:vertAlign w:val="superscript"/>
         </w:rPr>
-        <w:t>35-37</w:t>
+        <w:t>36-38</w:t>
       </w:r>
     </w:p>
     <w:p>
@@ -1625,7 +1680,7 @@
           <w:i w:val="0"/>
           <w:sz w:val="22"/>
         </w:rPr>
-        <w:t xml:space="preserve"> PRISMA 2020 flow diagram of study selection. Databases shown as not calculated (Scopus, Web of Science, Embase, CNKI, Wanfang, SinoMed) could not be searched (see Limitations).</w:t>
+        <w:t xml:space="preserve"> PRISMA 2020 flow diagram of study selection. Reports whose full text could not be obtained were excluded. Subscription databases that could not be searched are discussed under Limitations.</w:t>
       </w:r>
     </w:p>
     <w:p>
@@ -1650,7 +1705,61 @@
           <w:i w:val="0"/>
           <w:sz w:val="24"/>
         </w:rPr>
-        <w:t>The 20 included reports came from 12 hospitals or groups, all in China (Table 1, Figure 2). Ten independent cohorts compared SACC with NSACC: Changhai Hospital, Shanghai (823 SACC and 30,330 NSACC; 2001-2021);</w:t>
+        <w:t xml:space="preserve">Of the 25 included reports, 23 concerned </w:t>
+      </w:r>
+      <w:r>
+        <w:rPr>
+          <w:rFonts w:ascii="Arial" w:hAnsi="Arial" w:eastAsia="Arial"/>
+          <w:b w:val="0"/>
+          <w:i/>
+          <w:sz w:val="24"/>
+        </w:rPr>
+        <w:t>S. japonicum</w:t>
+      </w:r>
+      <w:r>
+        <w:rPr>
+          <w:rFonts w:ascii="Arial" w:hAnsi="Arial" w:eastAsia="Arial"/>
+          <w:b w:val="0"/>
+          <w:i w:val="0"/>
+          <w:sz w:val="24"/>
+        </w:rPr>
+        <w:t xml:space="preserve"> in China and two concerned </w:t>
+      </w:r>
+      <w:r>
+        <w:rPr>
+          <w:rFonts w:ascii="Arial" w:hAnsi="Arial" w:eastAsia="Arial"/>
+          <w:b w:val="0"/>
+          <w:i/>
+          <w:sz w:val="24"/>
+        </w:rPr>
+        <w:t>S. mansoni</w:t>
+      </w:r>
+      <w:r>
+        <w:rPr>
+          <w:rFonts w:ascii="Arial" w:hAnsi="Arial" w:eastAsia="Arial"/>
+          <w:b w:val="0"/>
+          <w:i w:val="0"/>
+          <w:sz w:val="24"/>
+        </w:rPr>
+        <w:t xml:space="preserve"> in Egypt (Table 1, Figure 2). Twelve independent </w:t>
+      </w:r>
+      <w:r>
+        <w:rPr>
+          <w:rFonts w:ascii="Arial" w:hAnsi="Arial" w:eastAsia="Arial"/>
+          <w:b w:val="0"/>
+          <w:i/>
+          <w:sz w:val="24"/>
+        </w:rPr>
+        <w:t>S. japonicum</w:t>
+      </w:r>
+      <w:r>
+        <w:rPr>
+          <w:rFonts w:ascii="Arial" w:hAnsi="Arial" w:eastAsia="Arial"/>
+          <w:b w:val="0"/>
+          <w:i w:val="0"/>
+          <w:sz w:val="24"/>
+        </w:rPr>
+        <w:t xml:space="preserve"> cohorts compared SACC with NSACC: Changhai Hospital, Shanghai (823 SACC and 30,330 NSACC; 2001-2021);</w:t>
       </w:r>
       <w:r>
         <w:rPr>
@@ -1679,7 +1788,7 @@
           <w:sz w:val="24"/>
           <w:vertAlign w:val="superscript"/>
         </w:rPr>
-        <w:t>12,38</w:t>
+        <w:t>12,39</w:t>
       </w:r>
       <w:r>
         <w:rPr>
@@ -1698,7 +1807,7 @@
           <w:sz w:val="24"/>
           <w:vertAlign w:val="superscript"/>
         </w:rPr>
-        <w:t>13,37,39-43</w:t>
+        <w:t>13,38,40-44</w:t>
       </w:r>
       <w:r>
         <w:rPr>
@@ -1774,7 +1883,7 @@
           <w:sz w:val="24"/>
           <w:vertAlign w:val="superscript"/>
         </w:rPr>
-        <w:t>44</w:t>
+        <w:t>45</w:t>
       </w:r>
       <w:r>
         <w:rPr>
@@ -1793,7 +1902,7 @@
           <w:sz w:val="24"/>
           <w:vertAlign w:val="superscript"/>
         </w:rPr>
-        <w:t>45</w:t>
+        <w:t>46</w:t>
       </w:r>
       <w:r>
         <w:rPr>
@@ -1812,7 +1921,7 @@
           <w:sz w:val="24"/>
           <w:vertAlign w:val="superscript"/>
         </w:rPr>
-        <w:t>35</w:t>
+        <w:t>36</w:t>
       </w:r>
       <w:r>
         <w:rPr>
@@ -1821,7 +1930,7 @@
           <w:i w:val="0"/>
           <w:sz w:val="24"/>
         </w:rPr>
-        <w:t xml:space="preserve"> and the Affiliated Hospital of Jiujiang University (1,030 NSACC; SACC reported as percentages only; 2013-2024).</w:t>
+        <w:t xml:space="preserve"> the Affiliated Hospital of Jiujiang University (1,030 NSACC; SACC reported as percentages only; 2013-2024);</w:t>
       </w:r>
       <w:r>
         <w:rPr>
@@ -1831,7 +1940,7 @@
           <w:sz w:val="24"/>
           <w:vertAlign w:val="superscript"/>
         </w:rPr>
-        <w:t>36</w:t>
+        <w:t>37</w:t>
       </w:r>
       <w:r>
         <w:rPr>
@@ -1840,7 +1949,7 @@
           <w:i w:val="0"/>
           <w:sz w:val="24"/>
         </w:rPr>
-        <w:t xml:space="preserve"> Overlap was confirmed from the full texts: all seven Qingpu reports described patients resected at the same hospital between January 2008 and August 2016, and the two Jingzhou reports shared hospital, period, and an author (Supplementary Table S6). A report previously suspected to belong to the Qingpu cohort proved to be a separate SACC-only cohort from the main Zhongshan campus (2016-2018).</w:t>
+        <w:t xml:space="preserve"> a national multicentre pathology series published in 1986 (430 and 2,717);</w:t>
       </w:r>
       <w:r>
         <w:rPr>
@@ -1850,7 +1959,7 @@
           <w:sz w:val="24"/>
           <w:vertAlign w:val="superscript"/>
         </w:rPr>
-        <w:t>46</w:t>
+        <w:t>16</w:t>
       </w:r>
       <w:r>
         <w:rPr>
@@ -1859,7 +1968,7 @@
           <w:i w:val="0"/>
           <w:sz w:val="24"/>
         </w:rPr>
-        <w:t xml:space="preserve"> One exome-sequencing study used an external comparator.</w:t>
+        <w:t xml:space="preserve"> and a series of 22 and 22 rectal cancers from Hunan Province.</w:t>
       </w:r>
       <w:r>
         <w:rPr>
@@ -1878,7 +1987,119 @@
           <w:i w:val="0"/>
           <w:sz w:val="24"/>
         </w:rPr>
-        <w:t xml:space="preserve"> All cohorts were retrospective. Survival data were available for six cohorts, and nine contributed to at least one pooled analysis.</w:t>
+        <w:t xml:space="preserve"> Overlap was confirmed from the full texts: all seven Qingpu reports described patients resected at the same hospital between January 2008 and August 2016, and the two Jingzhou reports shared hospital, period, and an author (Supplementary Table S6). Two SACC-only cohorts contributed within-SACC prognostic data: one from the main Zhongshan campus (2016-2018), previously suspected to belong to the Qingpu cohort,</w:t>
+      </w:r>
+      <w:r>
+        <w:rPr>
+          <w:rFonts w:ascii="Arial" w:hAnsi="Arial" w:eastAsia="Arial"/>
+          <w:b w:val="0"/>
+          <w:i w:val="0"/>
+          <w:sz w:val="24"/>
+          <w:vertAlign w:val="superscript"/>
+        </w:rPr>
+        <w:t>48</w:t>
+      </w:r>
+      <w:r>
+        <w:rPr>
+          <w:rFonts w:ascii="Arial" w:hAnsi="Arial" w:eastAsia="Arial"/>
+          <w:b w:val="0"/>
+          <w:i w:val="0"/>
+          <w:sz w:val="24"/>
+        </w:rPr>
+        <w:t xml:space="preserve"> and one of 74 patients from West China Hospital (2009-2012).</w:t>
+      </w:r>
+      <w:r>
+        <w:rPr>
+          <w:rFonts w:ascii="Arial" w:hAnsi="Arial" w:eastAsia="Arial"/>
+          <w:b w:val="0"/>
+          <w:i w:val="0"/>
+          <w:sz w:val="24"/>
+          <w:vertAlign w:val="superscript"/>
+        </w:rPr>
+        <w:t>49</w:t>
+      </w:r>
+      <w:r>
+        <w:rPr>
+          <w:rFonts w:ascii="Arial" w:hAnsi="Arial" w:eastAsia="Arial"/>
+          <w:b w:val="0"/>
+          <w:i w:val="0"/>
+          <w:sz w:val="24"/>
+        </w:rPr>
+        <w:t xml:space="preserve"> One exome-sequencing study used an external comparator.</w:t>
+      </w:r>
+      <w:r>
+        <w:rPr>
+          <w:rFonts w:ascii="Arial" w:hAnsi="Arial" w:eastAsia="Arial"/>
+          <w:b w:val="0"/>
+          <w:i w:val="0"/>
+          <w:sz w:val="24"/>
+          <w:vertAlign w:val="superscript"/>
+        </w:rPr>
+        <w:t>50</w:t>
+      </w:r>
+      <w:r>
+        <w:rPr>
+          <w:rFonts w:ascii="Arial" w:hAnsi="Arial" w:eastAsia="Arial"/>
+          <w:b w:val="0"/>
+          <w:i w:val="0"/>
+          <w:sz w:val="24"/>
+        </w:rPr>
+        <w:t xml:space="preserve"> The two </w:t>
+      </w:r>
+      <w:r>
+        <w:rPr>
+          <w:rFonts w:ascii="Arial" w:hAnsi="Arial" w:eastAsia="Arial"/>
+          <w:b w:val="0"/>
+          <w:i/>
+          <w:sz w:val="24"/>
+        </w:rPr>
+        <w:t>S. mansoni</w:t>
+      </w:r>
+      <w:r>
+        <w:rPr>
+          <w:rFonts w:ascii="Arial" w:hAnsi="Arial" w:eastAsia="Arial"/>
+          <w:b w:val="0"/>
+          <w:i w:val="0"/>
+          <w:sz w:val="24"/>
+        </w:rPr>
+        <w:t xml:space="preserve"> reports, from Alexandria (40 vs 20) and Mansoura (24 vs 45 with biomarker data),</w:t>
+      </w:r>
+      <w:r>
+        <w:rPr>
+          <w:rFonts w:ascii="Arial" w:hAnsi="Arial" w:eastAsia="Arial"/>
+          <w:b w:val="0"/>
+          <w:i w:val="0"/>
+          <w:sz w:val="24"/>
+          <w:vertAlign w:val="superscript"/>
+        </w:rPr>
+        <w:t>51,52</w:t>
+      </w:r>
+      <w:r>
+        <w:rPr>
+          <w:rFonts w:ascii="Arial" w:hAnsi="Arial" w:eastAsia="Arial"/>
+          <w:b w:val="0"/>
+          <w:i w:val="0"/>
+          <w:sz w:val="24"/>
+        </w:rPr>
+        <w:t xml:space="preserve"> were analysed separately. All cohorts were retrospective. Survival data were available for seven </w:t>
+      </w:r>
+      <w:r>
+        <w:rPr>
+          <w:rFonts w:ascii="Arial" w:hAnsi="Arial" w:eastAsia="Arial"/>
+          <w:b w:val="0"/>
+          <w:i/>
+          <w:sz w:val="24"/>
+        </w:rPr>
+        <w:t>S. japonicum</w:t>
+      </w:r>
+      <w:r>
+        <w:rPr>
+          <w:rFonts w:ascii="Arial" w:hAnsi="Arial" w:eastAsia="Arial"/>
+          <w:b w:val="0"/>
+          <w:i w:val="0"/>
+          <w:sz w:val="24"/>
+        </w:rPr>
+        <w:t xml:space="preserve"> cohorts, and eleven contributed to at least one pooled analysis.</w:t>
       </w:r>
     </w:p>
     <w:p>
@@ -2758,7 +2979,7 @@
                 <w:sz w:val="13"/>
                 <w:vertAlign w:val="superscript"/>
               </w:rPr>
-              <w:t>38</w:t>
+              <w:t>39</w:t>
             </w:r>
           </w:p>
         </w:tc>
@@ -3311,7 +3532,7 @@
                 <w:sz w:val="13"/>
                 <w:vertAlign w:val="superscript"/>
               </w:rPr>
-              <w:t>39</w:t>
+              <w:t>40</w:t>
             </w:r>
           </w:p>
         </w:tc>
@@ -3583,7 +3804,7 @@
                 <w:sz w:val="13"/>
                 <w:vertAlign w:val="superscript"/>
               </w:rPr>
-              <w:t>40</w:t>
+              <w:t>41</w:t>
             </w:r>
           </w:p>
         </w:tc>
@@ -3855,7 +4076,7 @@
                 <w:sz w:val="13"/>
                 <w:vertAlign w:val="superscript"/>
               </w:rPr>
-              <w:t>41</w:t>
+              <w:t>42</w:t>
             </w:r>
           </w:p>
         </w:tc>
@@ -4127,7 +4348,7 @@
                 <w:sz w:val="13"/>
                 <w:vertAlign w:val="superscript"/>
               </w:rPr>
-              <w:t>42</w:t>
+              <w:t>43</w:t>
             </w:r>
           </w:p>
         </w:tc>
@@ -4408,7 +4629,7 @@
                 <w:sz w:val="13"/>
                 <w:vertAlign w:val="superscript"/>
               </w:rPr>
-              <w:t>43</w:t>
+              <w:t>44</w:t>
             </w:r>
           </w:p>
         </w:tc>
@@ -4970,7 +5191,7 @@
                 <w:sz w:val="13"/>
                 <w:vertAlign w:val="superscript"/>
               </w:rPr>
-              <w:t>37</w:t>
+              <w:t>38</w:t>
             </w:r>
           </w:p>
         </w:tc>
@@ -6094,7 +6315,7 @@
                 <w:sz w:val="13"/>
                 <w:vertAlign w:val="superscript"/>
               </w:rPr>
-              <w:t>44</w:t>
+              <w:t>45</w:t>
             </w:r>
           </w:p>
         </w:tc>
@@ -6375,7 +6596,7 @@
                 <w:sz w:val="13"/>
                 <w:vertAlign w:val="superscript"/>
               </w:rPr>
-              <w:t>45</w:t>
+              <w:t>46</w:t>
             </w:r>
           </w:p>
         </w:tc>
@@ -6656,7 +6877,7 @@
                 <w:sz w:val="13"/>
                 <w:vertAlign w:val="superscript"/>
               </w:rPr>
-              <w:t>35</w:t>
+              <w:t>36</w:t>
             </w:r>
           </w:p>
         </w:tc>
@@ -6937,7 +7158,7 @@
                 <w:sz w:val="13"/>
                 <w:vertAlign w:val="superscript"/>
               </w:rPr>
-              <w:t>36</w:t>
+              <w:t>37</w:t>
             </w:r>
           </w:p>
         </w:tc>
@@ -7208,7 +7429,7 @@
                 <w:i w:val="0"/>
                 <w:sz w:val="13"/>
               </w:rPr>
-              <w:t>Pan 2023</w:t>
+              <w:t>NCG 1986</w:t>
             </w:r>
             <w:r>
               <w:rPr>
@@ -7218,7 +7439,7 @@
                 <w:sz w:val="13"/>
                 <w:vertAlign w:val="superscript"/>
               </w:rPr>
-              <w:t>46</w:t>
+              <w:t>16</w:t>
             </w:r>
           </w:p>
         </w:tc>
@@ -7238,7 +7459,7 @@
                 <w:i w:val="0"/>
                 <w:sz w:val="13"/>
               </w:rPr>
-              <w:t>Shanghai</w:t>
+              <w:t>China (multi-province)</w:t>
             </w:r>
           </w:p>
         </w:tc>
@@ -7258,7 +7479,7 @@
                 <w:i w:val="0"/>
                 <w:sz w:val="13"/>
               </w:rPr>
-              <w:t>Zhongshan Hospital</w:t>
+              <w:t>Multicentre</w:t>
             </w:r>
           </w:p>
         </w:tc>
@@ -7278,7 +7499,7 @@
                 <w:i w:val="0"/>
                 <w:sz w:val="13"/>
               </w:rPr>
-              <w:t>2016-01 to 2018-12</w:t>
+              <w:t>NR (before 1985)</w:t>
             </w:r>
           </w:p>
         </w:tc>
@@ -7298,7 +7519,7 @@
                 <w:i w:val="0"/>
                 <w:sz w:val="13"/>
               </w:rPr>
-              <w:t>Retrospective SACC-only cohort</w:t>
+              <w:t>Multicentre retrospective cohort</w:t>
             </w:r>
           </w:p>
         </w:tc>
@@ -7318,7 +7539,7 @@
                 <w:i w:val="0"/>
                 <w:sz w:val="13"/>
               </w:rPr>
-              <w:t>172</w:t>
+              <w:t>430</w:t>
             </w:r>
           </w:p>
         </w:tc>
@@ -7338,7 +7559,7 @@
                 <w:i w:val="0"/>
                 <w:sz w:val="13"/>
               </w:rPr>
-              <w:t>-</w:t>
+              <w:t>2717</w:t>
             </w:r>
           </w:p>
         </w:tc>
@@ -7360,6 +7581,15 @@
               </w:rPr>
               <w:t>S. japonicum</w:t>
             </w:r>
+            <w:r>
+              <w:rPr>
+                <w:rFonts w:ascii="Arial" w:hAnsi="Arial" w:eastAsia="Arial"/>
+                <w:b w:val="0"/>
+                <w:i w:val="0"/>
+                <w:sz w:val="13"/>
+              </w:rPr>
+              <w:t xml:space="preserve"> presumed</w:t>
+            </w:r>
           </w:p>
         </w:tc>
         <w:tc>
@@ -7378,7 +7608,7 @@
                 <w:i w:val="0"/>
                 <w:sz w:val="13"/>
               </w:rPr>
-              <w:t>Eggs on H&amp;E in resected specimen</w:t>
+              <w:t>Eggs in bowel wall on histology</w:t>
             </w:r>
           </w:p>
         </w:tc>
@@ -7398,7 +7628,7 @@
                 <w:i w:val="0"/>
                 <w:sz w:val="13"/>
               </w:rPr>
-              <w:t>Median 50.1 mo</w:t>
+              <w:t>5-year survival (median NR)</w:t>
             </w:r>
           </w:p>
         </w:tc>
@@ -7418,7 +7648,7 @@
                 <w:i w:val="0"/>
                 <w:sz w:val="13"/>
               </w:rPr>
-              <w:t>Eggs in lymph nodes</w:t>
+              <w:t xml:space="preserve">5-year survival lower in SACC; regional LN immune response; infiltrating growth </w:t>
             </w:r>
           </w:p>
         </w:tc>
@@ -7438,7 +7668,7 @@
                 <w:i w:val="0"/>
                 <w:sz w:val="13"/>
               </w:rPr>
-              <w:t>G9</w:t>
+              <w:t>G7</w:t>
             </w:r>
           </w:p>
         </w:tc>
@@ -7458,7 +7688,7 @@
                 <w:i w:val="0"/>
                 <w:sz w:val="13"/>
               </w:rPr>
-              <w:t>Within-SACC prognostic</w:t>
+              <w:t>Primary comparative</w:t>
             </w:r>
           </w:p>
         </w:tc>
@@ -7480,7 +7710,7 @@
                 <w:i w:val="0"/>
                 <w:sz w:val="13"/>
               </w:rPr>
-              <w:t>Yu 2023</w:t>
+              <w:t>Zhang R 1998</w:t>
             </w:r>
             <w:r>
               <w:rPr>
@@ -7510,7 +7740,7 @@
                 <w:i w:val="0"/>
                 <w:sz w:val="13"/>
               </w:rPr>
-              <w:t>Shanghai</w:t>
+              <w:t>Hunan</w:t>
             </w:r>
           </w:p>
         </w:tc>
@@ -7530,7 +7760,7 @@
                 <w:i w:val="0"/>
                 <w:sz w:val="13"/>
               </w:rPr>
-              <w:t>Changzheng Hospital</w:t>
+              <w:t>Hunan Province hospitals</w:t>
             </w:r>
           </w:p>
         </w:tc>
@@ -7550,7 +7780,7 @@
                 <w:i w:val="0"/>
                 <w:sz w:val="13"/>
               </w:rPr>
-              <w:t>2014-2020</w:t>
+              <w:t>NR</w:t>
             </w:r>
           </w:p>
         </w:tc>
@@ -7570,7 +7800,7 @@
                 <w:i w:val="0"/>
                 <w:sz w:val="13"/>
               </w:rPr>
-              <w:t>Whole-exome sequencing, SACC tumours vs external sporadic-CRC data</w:t>
+              <w:t>Comparative series, rectal cancer</w:t>
             </w:r>
           </w:p>
         </w:tc>
@@ -7590,7 +7820,7 @@
                 <w:i w:val="0"/>
                 <w:sz w:val="13"/>
               </w:rPr>
-              <w:t>30</w:t>
+              <w:t>22</w:t>
             </w:r>
           </w:p>
         </w:tc>
@@ -7610,7 +7840,7 @@
                 <w:i w:val="0"/>
                 <w:sz w:val="13"/>
               </w:rPr>
-              <w:t>NR</w:t>
+              <w:t>22</w:t>
             </w:r>
           </w:p>
         </w:tc>
@@ -7650,7 +7880,7 @@
                 <w:i w:val="0"/>
                 <w:sz w:val="13"/>
               </w:rPr>
-              <w:t>History plus ova in specimen</w:t>
+              <w:t>Not stated (chronic schistosomiasis japonica)</w:t>
             </w:r>
           </w:p>
         </w:tc>
@@ -7670,7 +7900,7 @@
                 <w:i w:val="0"/>
                 <w:sz w:val="13"/>
               </w:rPr>
-              <w:t>NR</w:t>
+              <w:t>None</w:t>
             </w:r>
           </w:p>
         </w:tc>
@@ -7690,7 +7920,7 @@
                 <w:i w:val="0"/>
                 <w:sz w:val="13"/>
               </w:rPr>
-              <w:t>TMB</w:t>
+              <w:t>TP53 mutation spectrum</w:t>
             </w:r>
           </w:p>
         </w:tc>
@@ -7710,7 +7940,7 @@
                 <w:i w:val="0"/>
                 <w:sz w:val="13"/>
               </w:rPr>
-              <w:t>NR</w:t>
+              <w:t>G16</w:t>
             </w:r>
           </w:p>
         </w:tc>
@@ -7730,7 +7960,7 @@
                 <w:i w:val="0"/>
                 <w:sz w:val="13"/>
               </w:rPr>
-              <w:t>Molecular evidence table</w:t>
+              <w:t>Primary comparative</w:t>
             </w:r>
           </w:p>
         </w:tc>
@@ -7752,7 +7982,7 @@
                 <w:i w:val="0"/>
                 <w:sz w:val="13"/>
               </w:rPr>
-              <w:t>Wang M 2016</w:t>
+              <w:t>Pan 2023</w:t>
             </w:r>
             <w:r>
               <w:rPr>
@@ -7782,7 +8012,7 @@
                 <w:i w:val="0"/>
                 <w:sz w:val="13"/>
               </w:rPr>
-              <w:t>Chengdu, Sichuan</w:t>
+              <w:t>Shanghai</w:t>
             </w:r>
           </w:p>
         </w:tc>
@@ -7802,7 +8032,7 @@
                 <w:i w:val="0"/>
                 <w:sz w:val="13"/>
               </w:rPr>
-              <w:t>West China Hospital</w:t>
+              <w:t>Zhongshan Hospital</w:t>
             </w:r>
           </w:p>
         </w:tc>
@@ -7822,7 +8052,7 @@
                 <w:i w:val="0"/>
                 <w:sz w:val="13"/>
               </w:rPr>
-              <w:t>2009-07 to 2012-07</w:t>
+              <w:t>2016-01 to 2018-12</w:t>
             </w:r>
           </w:p>
         </w:tc>
@@ -7862,7 +8092,7 @@
                 <w:i w:val="0"/>
                 <w:sz w:val="13"/>
               </w:rPr>
-              <w:t>74</w:t>
+              <w:t>172</w:t>
             </w:r>
           </w:p>
         </w:tc>
@@ -7922,7 +8152,7 @@
                 <w:i w:val="0"/>
                 <w:sz w:val="13"/>
               </w:rPr>
-              <w:t>NR (full text not retrieved)</w:t>
+              <w:t>Eggs on H&amp;E in resected specimen</w:t>
             </w:r>
           </w:p>
         </w:tc>
@@ -7942,7 +8172,7 @@
                 <w:i w:val="0"/>
                 <w:sz w:val="13"/>
               </w:rPr>
-              <w:t>NR</w:t>
+              <w:t>Median 50.1 mo</w:t>
             </w:r>
           </w:p>
         </w:tc>
@@ -7962,7 +8192,7 @@
                 <w:i w:val="0"/>
                 <w:sz w:val="13"/>
               </w:rPr>
-              <w:t>Egg deposition site; CEA; pT; pN; resection margin eggs; OS</w:t>
+              <w:t>Eggs in lymph nodes</w:t>
             </w:r>
           </w:p>
         </w:tc>
@@ -7982,7 +8212,7 @@
                 <w:i w:val="0"/>
                 <w:sz w:val="13"/>
               </w:rPr>
-              <w:t>G6</w:t>
+              <w:t>G9</w:t>
             </w:r>
           </w:p>
         </w:tc>
@@ -8002,7 +8232,7 @@
                 <w:i w:val="0"/>
                 <w:sz w:val="13"/>
               </w:rPr>
-              <w:t>Not analysed (no full text)</w:t>
+              <w:t>Within-SACC prognostic</w:t>
             </w:r>
           </w:p>
         </w:tc>
@@ -8024,7 +8254,7 @@
                 <w:i w:val="0"/>
                 <w:sz w:val="13"/>
               </w:rPr>
-              <w:t>NCG 1986</w:t>
+              <w:t>Wang M 2016</w:t>
             </w:r>
             <w:r>
               <w:rPr>
@@ -8034,7 +8264,7 @@
                 <w:sz w:val="13"/>
                 <w:vertAlign w:val="superscript"/>
               </w:rPr>
-              <w:t>16</w:t>
+              <w:t>49</w:t>
             </w:r>
           </w:p>
         </w:tc>
@@ -8054,7 +8284,7 @@
                 <w:i w:val="0"/>
                 <w:sz w:val="13"/>
               </w:rPr>
-              <w:t>China (multi-province)</w:t>
+              <w:t>Chengdu, Sichuan</w:t>
             </w:r>
           </w:p>
         </w:tc>
@@ -8074,7 +8304,7 @@
                 <w:i w:val="0"/>
                 <w:sz w:val="13"/>
               </w:rPr>
-              <w:t>Multicentre</w:t>
+              <w:t>West China Hospital</w:t>
             </w:r>
           </w:p>
         </w:tc>
@@ -8094,6 +8324,135 @@
                 <w:i w:val="0"/>
                 <w:sz w:val="13"/>
               </w:rPr>
+              <w:t>2009-07 to 2012-07</w:t>
+            </w:r>
+          </w:p>
+        </w:tc>
+        <w:tc>
+          <w:tcPr>
+            <w:tcW w:type="dxa" w:w="997"/>
+          </w:tcPr>
+          <w:p>
+            <w:pPr>
+              <w:spacing w:after="0"/>
+            </w:pPr>
+            <w:r/>
+            <w:r>
+              <w:rPr>
+                <w:rFonts w:ascii="Arial" w:hAnsi="Arial" w:eastAsia="Arial"/>
+                <w:b w:val="0"/>
+                <w:i w:val="0"/>
+                <w:sz w:val="13"/>
+              </w:rPr>
+              <w:t>Retrospective SACC-only cohort</w:t>
+            </w:r>
+          </w:p>
+        </w:tc>
+        <w:tc>
+          <w:tcPr>
+            <w:tcW w:type="dxa" w:w="997"/>
+          </w:tcPr>
+          <w:p>
+            <w:pPr>
+              <w:spacing w:after="0"/>
+            </w:pPr>
+            <w:r/>
+            <w:r>
+              <w:rPr>
+                <w:rFonts w:ascii="Arial" w:hAnsi="Arial" w:eastAsia="Arial"/>
+                <w:b w:val="0"/>
+                <w:i w:val="0"/>
+                <w:sz w:val="13"/>
+              </w:rPr>
+              <w:t>74</w:t>
+            </w:r>
+          </w:p>
+        </w:tc>
+        <w:tc>
+          <w:tcPr>
+            <w:tcW w:type="dxa" w:w="997"/>
+          </w:tcPr>
+          <w:p>
+            <w:pPr>
+              <w:spacing w:after="0"/>
+            </w:pPr>
+            <w:r/>
+            <w:r>
+              <w:rPr>
+                <w:rFonts w:ascii="Arial" w:hAnsi="Arial" w:eastAsia="Arial"/>
+                <w:b w:val="0"/>
+                <w:i w:val="0"/>
+                <w:sz w:val="13"/>
+              </w:rPr>
+              <w:t>-</w:t>
+            </w:r>
+          </w:p>
+        </w:tc>
+        <w:tc>
+          <w:tcPr>
+            <w:tcW w:type="dxa" w:w="997"/>
+          </w:tcPr>
+          <w:p>
+            <w:pPr>
+              <w:spacing w:after="0"/>
+            </w:pPr>
+            <w:r/>
+            <w:r>
+              <w:rPr>
+                <w:rFonts w:ascii="Arial" w:hAnsi="Arial" w:eastAsia="Arial"/>
+                <w:b w:val="0"/>
+                <w:i/>
+                <w:sz w:val="13"/>
+              </w:rPr>
+              <w:t>S. japonicum</w:t>
+            </w:r>
+            <w:r>
+              <w:rPr>
+                <w:rFonts w:ascii="Arial" w:hAnsi="Arial" w:eastAsia="Arial"/>
+                <w:b w:val="0"/>
+                <w:i w:val="0"/>
+                <w:sz w:val="13"/>
+              </w:rPr>
+              <w:t xml:space="preserve"> presumed</w:t>
+            </w:r>
+          </w:p>
+        </w:tc>
+        <w:tc>
+          <w:tcPr>
+            <w:tcW w:type="dxa" w:w="997"/>
+          </w:tcPr>
+          <w:p>
+            <w:pPr>
+              <w:spacing w:after="0"/>
+            </w:pPr>
+            <w:r/>
+            <w:r>
+              <w:rPr>
+                <w:rFonts w:ascii="Arial" w:hAnsi="Arial" w:eastAsia="Arial"/>
+                <w:b w:val="0"/>
+                <w:i w:val="0"/>
+                <w:sz w:val="13"/>
+              </w:rPr>
+              <w:t>Eggs on pathology</w:t>
+            </w:r>
+          </w:p>
+        </w:tc>
+        <w:tc>
+          <w:tcPr>
+            <w:tcW w:type="dxa" w:w="997"/>
+          </w:tcPr>
+          <w:p>
+            <w:pPr>
+              <w:spacing w:after="0"/>
+            </w:pPr>
+            <w:r/>
+            <w:r>
+              <w:rPr>
+                <w:rFonts w:ascii="Arial" w:hAnsi="Arial" w:eastAsia="Arial"/>
+                <w:b w:val="0"/>
+                <w:i w:val="0"/>
+                <w:sz w:val="13"/>
+              </w:rPr>
               <w:t>NR</w:t>
             </w:r>
           </w:p>
@@ -8114,7 +8473,7 @@
                 <w:i w:val="0"/>
                 <w:sz w:val="13"/>
               </w:rPr>
-              <w:t>Multicentre retrospective cohort</w:t>
+              <w:t>Egg deposition site; CEA; pT; pN; resection margin eggs; OS</w:t>
             </w:r>
           </w:p>
         </w:tc>
@@ -8134,7 +8493,7 @@
                 <w:i w:val="0"/>
                 <w:sz w:val="13"/>
               </w:rPr>
-              <w:t>430</w:t>
+              <w:t>G6</w:t>
             </w:r>
           </w:p>
         </w:tc>
@@ -8154,127 +8513,7 @@
                 <w:i w:val="0"/>
                 <w:sz w:val="13"/>
               </w:rPr>
-              <w:t>NR</w:t>
-            </w:r>
-          </w:p>
-        </w:tc>
-        <w:tc>
-          <w:tcPr>
-            <w:tcW w:type="dxa" w:w="997"/>
-          </w:tcPr>
-          <w:p>
-            <w:pPr>
-              <w:spacing w:after="0"/>
-            </w:pPr>
-            <w:r/>
-            <w:r>
-              <w:rPr>
-                <w:rFonts w:ascii="Arial" w:hAnsi="Arial" w:eastAsia="Arial"/>
-                <w:b w:val="0"/>
-                <w:i/>
-                <w:sz w:val="13"/>
-              </w:rPr>
-              <w:t>S. japonicum</w:t>
-            </w:r>
-          </w:p>
-        </w:tc>
-        <w:tc>
-          <w:tcPr>
-            <w:tcW w:type="dxa" w:w="997"/>
-          </w:tcPr>
-          <w:p>
-            <w:pPr>
-              <w:spacing w:after="0"/>
-            </w:pPr>
-            <w:r/>
-            <w:r>
-              <w:rPr>
-                <w:rFonts w:ascii="Arial" w:hAnsi="Arial" w:eastAsia="Arial"/>
-                <w:b w:val="0"/>
-                <w:i w:val="0"/>
-                <w:sz w:val="13"/>
-              </w:rPr>
-              <w:t>NR (full text not retrieved)</w:t>
-            </w:r>
-          </w:p>
-        </w:tc>
-        <w:tc>
-          <w:tcPr>
-            <w:tcW w:type="dxa" w:w="997"/>
-          </w:tcPr>
-          <w:p>
-            <w:pPr>
-              <w:spacing w:after="0"/>
-            </w:pPr>
-            <w:r/>
-            <w:r>
-              <w:rPr>
-                <w:rFonts w:ascii="Arial" w:hAnsi="Arial" w:eastAsia="Arial"/>
-                <w:b w:val="0"/>
-                <w:i w:val="0"/>
-                <w:sz w:val="13"/>
-              </w:rPr>
-              <w:t>NR</w:t>
-            </w:r>
-          </w:p>
-        </w:tc>
-        <w:tc>
-          <w:tcPr>
-            <w:tcW w:type="dxa" w:w="997"/>
-          </w:tcPr>
-          <w:p>
-            <w:pPr>
-              <w:spacing w:after="0"/>
-            </w:pPr>
-            <w:r/>
-            <w:r>
-              <w:rPr>
-                <w:rFonts w:ascii="Arial" w:hAnsi="Arial" w:eastAsia="Arial"/>
-                <w:b w:val="0"/>
-                <w:i w:val="0"/>
-                <w:sz w:val="13"/>
-              </w:rPr>
-              <w:t xml:space="preserve">5-year survival lower in SACC; regional LN immune response; infiltrating growth </w:t>
-            </w:r>
-          </w:p>
-        </w:tc>
-        <w:tc>
-          <w:tcPr>
-            <w:tcW w:type="dxa" w:w="997"/>
-          </w:tcPr>
-          <w:p>
-            <w:pPr>
-              <w:spacing w:after="0"/>
-            </w:pPr>
-            <w:r/>
-            <w:r>
-              <w:rPr>
-                <w:rFonts w:ascii="Arial" w:hAnsi="Arial" w:eastAsia="Arial"/>
-                <w:b w:val="0"/>
-                <w:i w:val="0"/>
-                <w:sz w:val="13"/>
-              </w:rPr>
-              <w:t>G7</w:t>
-            </w:r>
-          </w:p>
-        </w:tc>
-        <w:tc>
-          <w:tcPr>
-            <w:tcW w:type="dxa" w:w="997"/>
-          </w:tcPr>
-          <w:p>
-            <w:pPr>
-              <w:spacing w:after="0"/>
-            </w:pPr>
-            <w:r/>
-            <w:r>
-              <w:rPr>
-                <w:rFonts w:ascii="Arial" w:hAnsi="Arial" w:eastAsia="Arial"/>
-                <w:b w:val="0"/>
-                <w:i w:val="0"/>
-                <w:sz w:val="13"/>
-              </w:rPr>
-              <w:t>Not analysed (no full text)</w:t>
+              <w:t>Within-SACC prognostic</w:t>
             </w:r>
           </w:p>
         </w:tc>
@@ -8296,6 +8535,278 @@
                 <w:i w:val="0"/>
                 <w:sz w:val="13"/>
               </w:rPr>
+              <w:t>Yu 2023</w:t>
+            </w:r>
+            <w:r>
+              <w:rPr>
+                <w:rFonts w:ascii="Arial" w:hAnsi="Arial" w:eastAsia="Arial"/>
+                <w:b w:val="0"/>
+                <w:i w:val="0"/>
+                <w:sz w:val="13"/>
+                <w:vertAlign w:val="superscript"/>
+              </w:rPr>
+              <w:t>50</w:t>
+            </w:r>
+          </w:p>
+        </w:tc>
+        <w:tc>
+          <w:tcPr>
+            <w:tcW w:type="dxa" w:w="997"/>
+          </w:tcPr>
+          <w:p>
+            <w:pPr>
+              <w:spacing w:after="0"/>
+            </w:pPr>
+            <w:r/>
+            <w:r>
+              <w:rPr>
+                <w:rFonts w:ascii="Arial" w:hAnsi="Arial" w:eastAsia="Arial"/>
+                <w:b w:val="0"/>
+                <w:i w:val="0"/>
+                <w:sz w:val="13"/>
+              </w:rPr>
+              <w:t>Shanghai</w:t>
+            </w:r>
+          </w:p>
+        </w:tc>
+        <w:tc>
+          <w:tcPr>
+            <w:tcW w:type="dxa" w:w="997"/>
+          </w:tcPr>
+          <w:p>
+            <w:pPr>
+              <w:spacing w:after="0"/>
+            </w:pPr>
+            <w:r/>
+            <w:r>
+              <w:rPr>
+                <w:rFonts w:ascii="Arial" w:hAnsi="Arial" w:eastAsia="Arial"/>
+                <w:b w:val="0"/>
+                <w:i w:val="0"/>
+                <w:sz w:val="13"/>
+              </w:rPr>
+              <w:t>Changzheng Hospital</w:t>
+            </w:r>
+          </w:p>
+        </w:tc>
+        <w:tc>
+          <w:tcPr>
+            <w:tcW w:type="dxa" w:w="997"/>
+          </w:tcPr>
+          <w:p>
+            <w:pPr>
+              <w:spacing w:after="0"/>
+            </w:pPr>
+            <w:r/>
+            <w:r>
+              <w:rPr>
+                <w:rFonts w:ascii="Arial" w:hAnsi="Arial" w:eastAsia="Arial"/>
+                <w:b w:val="0"/>
+                <w:i w:val="0"/>
+                <w:sz w:val="13"/>
+              </w:rPr>
+              <w:t>2014-2020</w:t>
+            </w:r>
+          </w:p>
+        </w:tc>
+        <w:tc>
+          <w:tcPr>
+            <w:tcW w:type="dxa" w:w="997"/>
+          </w:tcPr>
+          <w:p>
+            <w:pPr>
+              <w:spacing w:after="0"/>
+            </w:pPr>
+            <w:r/>
+            <w:r>
+              <w:rPr>
+                <w:rFonts w:ascii="Arial" w:hAnsi="Arial" w:eastAsia="Arial"/>
+                <w:b w:val="0"/>
+                <w:i w:val="0"/>
+                <w:sz w:val="13"/>
+              </w:rPr>
+              <w:t>Whole-exome sequencing, SACC tumours vs external sporadic-CRC data</w:t>
+            </w:r>
+          </w:p>
+        </w:tc>
+        <w:tc>
+          <w:tcPr>
+            <w:tcW w:type="dxa" w:w="997"/>
+          </w:tcPr>
+          <w:p>
+            <w:pPr>
+              <w:spacing w:after="0"/>
+            </w:pPr>
+            <w:r/>
+            <w:r>
+              <w:rPr>
+                <w:rFonts w:ascii="Arial" w:hAnsi="Arial" w:eastAsia="Arial"/>
+                <w:b w:val="0"/>
+                <w:i w:val="0"/>
+                <w:sz w:val="13"/>
+              </w:rPr>
+              <w:t>30</w:t>
+            </w:r>
+          </w:p>
+        </w:tc>
+        <w:tc>
+          <w:tcPr>
+            <w:tcW w:type="dxa" w:w="997"/>
+          </w:tcPr>
+          <w:p>
+            <w:pPr>
+              <w:spacing w:after="0"/>
+            </w:pPr>
+            <w:r/>
+            <w:r>
+              <w:rPr>
+                <w:rFonts w:ascii="Arial" w:hAnsi="Arial" w:eastAsia="Arial"/>
+                <w:b w:val="0"/>
+                <w:i w:val="0"/>
+                <w:sz w:val="13"/>
+              </w:rPr>
+              <w:t>NR</w:t>
+            </w:r>
+          </w:p>
+        </w:tc>
+        <w:tc>
+          <w:tcPr>
+            <w:tcW w:type="dxa" w:w="997"/>
+          </w:tcPr>
+          <w:p>
+            <w:pPr>
+              <w:spacing w:after="0"/>
+            </w:pPr>
+            <w:r/>
+            <w:r>
+              <w:rPr>
+                <w:rFonts w:ascii="Arial" w:hAnsi="Arial" w:eastAsia="Arial"/>
+                <w:b w:val="0"/>
+                <w:i/>
+                <w:sz w:val="13"/>
+              </w:rPr>
+              <w:t>S. japonicum</w:t>
+            </w:r>
+          </w:p>
+        </w:tc>
+        <w:tc>
+          <w:tcPr>
+            <w:tcW w:type="dxa" w:w="997"/>
+          </w:tcPr>
+          <w:p>
+            <w:pPr>
+              <w:spacing w:after="0"/>
+            </w:pPr>
+            <w:r/>
+            <w:r>
+              <w:rPr>
+                <w:rFonts w:ascii="Arial" w:hAnsi="Arial" w:eastAsia="Arial"/>
+                <w:b w:val="0"/>
+                <w:i w:val="0"/>
+                <w:sz w:val="13"/>
+              </w:rPr>
+              <w:t>History plus ova in specimen</w:t>
+            </w:r>
+          </w:p>
+        </w:tc>
+        <w:tc>
+          <w:tcPr>
+            <w:tcW w:type="dxa" w:w="997"/>
+          </w:tcPr>
+          <w:p>
+            <w:pPr>
+              <w:spacing w:after="0"/>
+            </w:pPr>
+            <w:r/>
+            <w:r>
+              <w:rPr>
+                <w:rFonts w:ascii="Arial" w:hAnsi="Arial" w:eastAsia="Arial"/>
+                <w:b w:val="0"/>
+                <w:i w:val="0"/>
+                <w:sz w:val="13"/>
+              </w:rPr>
+              <w:t>NR</w:t>
+            </w:r>
+          </w:p>
+        </w:tc>
+        <w:tc>
+          <w:tcPr>
+            <w:tcW w:type="dxa" w:w="997"/>
+          </w:tcPr>
+          <w:p>
+            <w:pPr>
+              <w:spacing w:after="0"/>
+            </w:pPr>
+            <w:r/>
+            <w:r>
+              <w:rPr>
+                <w:rFonts w:ascii="Arial" w:hAnsi="Arial" w:eastAsia="Arial"/>
+                <w:b w:val="0"/>
+                <w:i w:val="0"/>
+                <w:sz w:val="13"/>
+              </w:rPr>
+              <w:t>TMB</w:t>
+            </w:r>
+          </w:p>
+        </w:tc>
+        <w:tc>
+          <w:tcPr>
+            <w:tcW w:type="dxa" w:w="997"/>
+          </w:tcPr>
+          <w:p>
+            <w:pPr>
+              <w:spacing w:after="0"/>
+            </w:pPr>
+            <w:r/>
+            <w:r>
+              <w:rPr>
+                <w:rFonts w:ascii="Arial" w:hAnsi="Arial" w:eastAsia="Arial"/>
+                <w:b w:val="0"/>
+                <w:i w:val="0"/>
+                <w:sz w:val="13"/>
+              </w:rPr>
+              <w:t>NR</w:t>
+            </w:r>
+          </w:p>
+        </w:tc>
+        <w:tc>
+          <w:tcPr>
+            <w:tcW w:type="dxa" w:w="997"/>
+          </w:tcPr>
+          <w:p>
+            <w:pPr>
+              <w:spacing w:after="0"/>
+            </w:pPr>
+            <w:r/>
+            <w:r>
+              <w:rPr>
+                <w:rFonts w:ascii="Arial" w:hAnsi="Arial" w:eastAsia="Arial"/>
+                <w:b w:val="0"/>
+                <w:i w:val="0"/>
+                <w:sz w:val="13"/>
+              </w:rPr>
+              <w:t>Molecular evidence table</w:t>
+            </w:r>
+          </w:p>
+        </w:tc>
+      </w:tr>
+      <w:tr>
+        <w:tc>
+          <w:tcPr>
+            <w:tcW w:type="dxa" w:w="997"/>
+          </w:tcPr>
+          <w:p>
+            <w:pPr>
+              <w:spacing w:after="0"/>
+            </w:pPr>
+            <w:r/>
+            <w:r>
+              <w:rPr>
+                <w:rFonts w:ascii="Arial" w:hAnsi="Arial" w:eastAsia="Arial"/>
+                <w:b w:val="0"/>
+                <w:i w:val="0"/>
+                <w:sz w:val="13"/>
+              </w:rPr>
               <w:t>Madbouly 2007</w:t>
             </w:r>
             <w:r>
@@ -8306,7 +8817,7 @@
                 <w:sz w:val="13"/>
                 <w:vertAlign w:val="superscript"/>
               </w:rPr>
-              <w:t>49</w:t>
+              <w:t>51</w:t>
             </w:r>
           </w:p>
         </w:tc>
@@ -8366,6 +8877,278 @@
                 <w:i w:val="0"/>
                 <w:sz w:val="13"/>
               </w:rPr>
+              <w:t>1999-01 to 2001-06</w:t>
+            </w:r>
+          </w:p>
+        </w:tc>
+        <w:tc>
+          <w:tcPr>
+            <w:tcW w:type="dxa" w:w="997"/>
+          </w:tcPr>
+          <w:p>
+            <w:pPr>
+              <w:spacing w:after="0"/>
+            </w:pPr>
+            <w:r/>
+            <w:r>
+              <w:rPr>
+                <w:rFonts w:ascii="Arial" w:hAnsi="Arial" w:eastAsia="Arial"/>
+                <w:b w:val="0"/>
+                <w:i w:val="0"/>
+                <w:sz w:val="13"/>
+              </w:rPr>
+              <w:t>Comparative pathological series</w:t>
+            </w:r>
+          </w:p>
+        </w:tc>
+        <w:tc>
+          <w:tcPr>
+            <w:tcW w:type="dxa" w:w="997"/>
+          </w:tcPr>
+          <w:p>
+            <w:pPr>
+              <w:spacing w:after="0"/>
+            </w:pPr>
+            <w:r/>
+            <w:r>
+              <w:rPr>
+                <w:rFonts w:ascii="Arial" w:hAnsi="Arial" w:eastAsia="Arial"/>
+                <w:b w:val="0"/>
+                <w:i w:val="0"/>
+                <w:sz w:val="13"/>
+              </w:rPr>
+              <w:t>40</w:t>
+            </w:r>
+          </w:p>
+        </w:tc>
+        <w:tc>
+          <w:tcPr>
+            <w:tcW w:type="dxa" w:w="997"/>
+          </w:tcPr>
+          <w:p>
+            <w:pPr>
+              <w:spacing w:after="0"/>
+            </w:pPr>
+            <w:r/>
+            <w:r>
+              <w:rPr>
+                <w:rFonts w:ascii="Arial" w:hAnsi="Arial" w:eastAsia="Arial"/>
+                <w:b w:val="0"/>
+                <w:i w:val="0"/>
+                <w:sz w:val="13"/>
+              </w:rPr>
+              <w:t>20</w:t>
+            </w:r>
+          </w:p>
+        </w:tc>
+        <w:tc>
+          <w:tcPr>
+            <w:tcW w:type="dxa" w:w="997"/>
+          </w:tcPr>
+          <w:p>
+            <w:pPr>
+              <w:spacing w:after="0"/>
+            </w:pPr>
+            <w:r/>
+            <w:r>
+              <w:rPr>
+                <w:rFonts w:ascii="Arial" w:hAnsi="Arial" w:eastAsia="Arial"/>
+                <w:b w:val="0"/>
+                <w:i/>
+                <w:sz w:val="13"/>
+              </w:rPr>
+              <w:t>S. mansoni</w:t>
+            </w:r>
+          </w:p>
+        </w:tc>
+        <w:tc>
+          <w:tcPr>
+            <w:tcW w:type="dxa" w:w="997"/>
+          </w:tcPr>
+          <w:p>
+            <w:pPr>
+              <w:spacing w:after="0"/>
+            </w:pPr>
+            <w:r/>
+            <w:r>
+              <w:rPr>
+                <w:rFonts w:ascii="Arial" w:hAnsi="Arial" w:eastAsia="Arial"/>
+                <w:b w:val="0"/>
+                <w:i w:val="0"/>
+                <w:sz w:val="13"/>
+              </w:rPr>
+              <w:t>Schistosomal colitis on histopathology</w:t>
+            </w:r>
+          </w:p>
+        </w:tc>
+        <w:tc>
+          <w:tcPr>
+            <w:tcW w:type="dxa" w:w="997"/>
+          </w:tcPr>
+          <w:p>
+            <w:pPr>
+              <w:spacing w:after="0"/>
+            </w:pPr>
+            <w:r/>
+            <w:r>
+              <w:rPr>
+                <w:rFonts w:ascii="Arial" w:hAnsi="Arial" w:eastAsia="Arial"/>
+                <w:b w:val="0"/>
+                <w:i w:val="0"/>
+                <w:sz w:val="13"/>
+              </w:rPr>
+              <w:t>None</w:t>
+            </w:r>
+          </w:p>
+        </w:tc>
+        <w:tc>
+          <w:tcPr>
+            <w:tcW w:type="dxa" w:w="997"/>
+          </w:tcPr>
+          <w:p>
+            <w:pPr>
+              <w:spacing w:after="0"/>
+            </w:pPr>
+            <w:r/>
+            <w:r>
+              <w:rPr>
+                <w:rFonts w:ascii="Arial" w:hAnsi="Arial" w:eastAsia="Arial"/>
+                <w:b w:val="0"/>
+                <w:i w:val="0"/>
+                <w:sz w:val="13"/>
+              </w:rPr>
+              <w:t>p53 IHC; DCC; MLH1/MSH2</w:t>
+            </w:r>
+          </w:p>
+        </w:tc>
+        <w:tc>
+          <w:tcPr>
+            <w:tcW w:type="dxa" w:w="997"/>
+          </w:tcPr>
+          <w:p>
+            <w:pPr>
+              <w:spacing w:after="0"/>
+            </w:pPr>
+            <w:r/>
+            <w:r>
+              <w:rPr>
+                <w:rFonts w:ascii="Arial" w:hAnsi="Arial" w:eastAsia="Arial"/>
+                <w:b w:val="0"/>
+                <w:i w:val="0"/>
+                <w:sz w:val="13"/>
+              </w:rPr>
+              <w:t>G8</w:t>
+            </w:r>
+          </w:p>
+        </w:tc>
+        <w:tc>
+          <w:tcPr>
+            <w:tcW w:type="dxa" w:w="997"/>
+          </w:tcPr>
+          <w:p>
+            <w:pPr>
+              <w:spacing w:after="0"/>
+            </w:pPr>
+            <w:r/>
+            <w:r>
+              <w:rPr>
+                <w:rFonts w:ascii="Arial" w:hAnsi="Arial" w:eastAsia="Arial"/>
+                <w:b w:val="0"/>
+                <w:i w:val="0"/>
+                <w:sz w:val="13"/>
+              </w:rPr>
+              <w:t>Separate species stratum</w:t>
+            </w:r>
+          </w:p>
+        </w:tc>
+      </w:tr>
+      <w:tr>
+        <w:tc>
+          <w:tcPr>
+            <w:tcW w:type="dxa" w:w="997"/>
+          </w:tcPr>
+          <w:p>
+            <w:pPr>
+              <w:spacing w:after="0"/>
+            </w:pPr>
+            <w:r/>
+            <w:r>
+              <w:rPr>
+                <w:rFonts w:ascii="Arial" w:hAnsi="Arial" w:eastAsia="Arial"/>
+                <w:b w:val="0"/>
+                <w:i w:val="0"/>
+                <w:sz w:val="13"/>
+              </w:rPr>
+              <w:t>Zalata 2005</w:t>
+            </w:r>
+            <w:r>
+              <w:rPr>
+                <w:rFonts w:ascii="Arial" w:hAnsi="Arial" w:eastAsia="Arial"/>
+                <w:b w:val="0"/>
+                <w:i w:val="0"/>
+                <w:sz w:val="13"/>
+                <w:vertAlign w:val="superscript"/>
+              </w:rPr>
+              <w:t>52</w:t>
+            </w:r>
+          </w:p>
+        </w:tc>
+        <w:tc>
+          <w:tcPr>
+            <w:tcW w:type="dxa" w:w="997"/>
+          </w:tcPr>
+          <w:p>
+            <w:pPr>
+              <w:spacing w:after="0"/>
+            </w:pPr>
+            <w:r/>
+            <w:r>
+              <w:rPr>
+                <w:rFonts w:ascii="Arial" w:hAnsi="Arial" w:eastAsia="Arial"/>
+                <w:b w:val="0"/>
+                <w:i w:val="0"/>
+                <w:sz w:val="13"/>
+              </w:rPr>
+              <w:t>Mansoura, Egypt</w:t>
+            </w:r>
+          </w:p>
+        </w:tc>
+        <w:tc>
+          <w:tcPr>
+            <w:tcW w:type="dxa" w:w="997"/>
+          </w:tcPr>
+          <w:p>
+            <w:pPr>
+              <w:spacing w:after="0"/>
+            </w:pPr>
+            <w:r/>
+            <w:r>
+              <w:rPr>
+                <w:rFonts w:ascii="Arial" w:hAnsi="Arial" w:eastAsia="Arial"/>
+                <w:b w:val="0"/>
+                <w:i w:val="0"/>
+                <w:sz w:val="13"/>
+              </w:rPr>
+              <w:t>Mansoura University</w:t>
+            </w:r>
+          </w:p>
+        </w:tc>
+        <w:tc>
+          <w:tcPr>
+            <w:tcW w:type="dxa" w:w="997"/>
+          </w:tcPr>
+          <w:p>
+            <w:pPr>
+              <w:spacing w:after="0"/>
+            </w:pPr>
+            <w:r/>
+            <w:r>
+              <w:rPr>
+                <w:rFonts w:ascii="Arial" w:hAnsi="Arial" w:eastAsia="Arial"/>
+                <w:b w:val="0"/>
+                <w:i w:val="0"/>
+                <w:sz w:val="13"/>
+              </w:rPr>
               <w:t>NR</w:t>
             </w:r>
           </w:p>
@@ -8386,7 +9169,7 @@
                 <w:i w:val="0"/>
                 <w:sz w:val="13"/>
               </w:rPr>
-              <w:t>Comparative pathological series</w:t>
+              <w:t>Comparative IHC study</w:t>
             </w:r>
           </w:p>
         </w:tc>
@@ -8406,7 +9189,7 @@
                 <w:i w:val="0"/>
                 <w:sz w:val="13"/>
               </w:rPr>
-              <w:t>40</w:t>
+              <w:t>24</w:t>
             </w:r>
           </w:p>
         </w:tc>
@@ -8426,7 +9209,7 @@
                 <w:i w:val="0"/>
                 <w:sz w:val="13"/>
               </w:rPr>
-              <w:t>20</w:t>
+              <w:t>45</w:t>
             </w:r>
           </w:p>
         </w:tc>
@@ -8466,7 +9249,7 @@
                 <w:i w:val="0"/>
                 <w:sz w:val="13"/>
               </w:rPr>
-              <w:t>NR (full text not retrieved)</w:t>
+              <w:t>Ova on histology</w:t>
             </w:r>
           </w:p>
         </w:tc>
@@ -8486,7 +9269,7 @@
                 <w:i w:val="0"/>
                 <w:sz w:val="13"/>
               </w:rPr>
-              <w:t>NR</w:t>
+              <w:t>None</w:t>
             </w:r>
           </w:p>
         </w:tc>
@@ -8506,7 +9289,7 @@
                 <w:i w:val="0"/>
                 <w:sz w:val="13"/>
               </w:rPr>
-              <w:t>p53 IHC; DCC; MLH1/MSH2</w:t>
+              <w:t>p53, Bcl-2, c-Myc</w:t>
             </w:r>
           </w:p>
         </w:tc>
@@ -8526,7 +9309,7 @@
                 <w:i w:val="0"/>
                 <w:sz w:val="13"/>
               </w:rPr>
-              <w:t>G8</w:t>
+              <w:t>G17</w:t>
             </w:r>
           </w:p>
         </w:tc>
@@ -8546,7 +9329,7 @@
                 <w:i w:val="0"/>
                 <w:sz w:val="13"/>
               </w:rPr>
-              <w:t>Not analysed (no full text)</w:t>
+              <w:t>Separate species stratum</w:t>
             </w:r>
           </w:p>
         </w:tc>
@@ -8578,7 +9361,25 @@
           <w:i w:val="0"/>
           <w:sz w:val="18"/>
         </w:rPr>
-        <w:t xml:space="preserve"> presumed = endemic-area cohort, species not confirmed. Overlap groups are defined in Supplementary Table S6. Eleven further reports could not be retrieved (Supplementary Table S2). Ge 2023, Zhou 2025, and Pan 2022 are preprints.</w:t>
+        <w:t xml:space="preserve"> presumed = endemic-area cohort, species not confirmed. Overlap groups are defined in Supplementary Table S6. Five further reports could not be obtained and were excluded (Supplementary Table S2). Ge 2023, Zhou 2025, and Pan 2022 are preprints. Madbouly 2007 and Zalata 2005 concern </w:t>
+      </w:r>
+      <w:r>
+        <w:rPr>
+          <w:rFonts w:ascii="Arial" w:hAnsi="Arial" w:eastAsia="Arial"/>
+          <w:b w:val="0"/>
+          <w:i/>
+          <w:sz w:val="18"/>
+        </w:rPr>
+        <w:t>S. mansoni</w:t>
+      </w:r>
+      <w:r>
+        <w:rPr>
+          <w:rFonts w:ascii="Arial" w:hAnsi="Arial" w:eastAsia="Arial"/>
+          <w:b w:val="0"/>
+          <w:i w:val="0"/>
+          <w:sz w:val="18"/>
+        </w:rPr>
+        <w:t xml:space="preserve"> and were analysed separately.</w:t>
       </w:r>
     </w:p>
     <w:p>
@@ -8598,7 +9399,7 @@
       <w:r>
         <w:drawing>
           <wp:inline xmlns:a="http://schemas.openxmlformats.org/drawingml/2006/main" xmlns:pic="http://schemas.openxmlformats.org/drawingml/2006/picture">
-            <wp:extent cx="5760000" cy="6094950"/>
+            <wp:extent cx="5760000" cy="7304979"/>
             <wp:docPr id="2" name="Picture 2"/>
             <wp:cNvGraphicFramePr>
               <a:graphicFrameLocks noChangeAspect="1"/>
@@ -8619,7 +9420,7 @@
                   <pic:spPr>
                     <a:xfrm>
                       <a:off x="0" y="0"/>
-                      <a:ext cx="5760000" cy="6094950"/>
+                      <a:ext cx="5760000" cy="7304979"/>
                     </a:xfrm>
                     <a:prstGeom prst="rect"/>
                   </pic:spPr>
@@ -8647,7 +9448,7 @@
           <w:i w:val="0"/>
           <w:sz w:val="22"/>
         </w:rPr>
-        <w:t xml:space="preserve"> Chronological landscape of the 20 included reports. Bars show recruitment periods; diamonds show publication year. Right column: SACC/NSACC sample sizes (NR, not reported; dash, SACC-only cohort). Labels give city or province.</w:t>
+        <w:t xml:space="preserve"> Chronological landscape of the 25 included reports. Bars show recruitment periods; diamonds show publication year. Right column: SACC/NSACC sample sizes (NR, not reported; dash, SACC-only cohort). Labels give city or province.</w:t>
       </w:r>
     </w:p>
     <w:p>
@@ -8682,7 +9483,7 @@
           <w:sz w:val="24"/>
           <w:vertAlign w:val="superscript"/>
         </w:rPr>
-        <w:t>45</w:t>
+        <w:t>46</w:t>
       </w:r>
       <w:r>
         <w:rPr>
@@ -8691,7 +9492,7 @@
           <w:i w:val="0"/>
           <w:sz w:val="24"/>
         </w:rPr>
-        <w:t xml:space="preserve"> and one matched survival study did not state its definition.</w:t>
+        <w:t xml:space="preserve"> and one matched survival study and one small rectal-cancer series did not state their definition.</w:t>
       </w:r>
       <w:r>
         <w:rPr>
@@ -8701,7 +9502,7 @@
           <w:sz w:val="24"/>
           <w:vertAlign w:val="superscript"/>
         </w:rPr>
-        <w:t>17</w:t>
+        <w:t>17,47</w:t>
       </w:r>
       <w:r>
         <w:rPr>
@@ -8728,7 +9529,7 @@
           <w:i w:val="0"/>
           <w:sz w:val="24"/>
         </w:rPr>
-        <w:t xml:space="preserve"> presumed from residence in endemic areas of Shanghai, Anhui, Hubei, Hunan, Jiangxi, and Sichuan. Pathologists were blinded to clinical data in the Qingpu reports,</w:t>
+        <w:t xml:space="preserve"> presumed from residence in endemic areas of Shanghai, Anhui, Hubei, Hunan, Jiangxi, and Sichuan, or from a national multicentre series.</w:t>
       </w:r>
       <w:r>
         <w:rPr>
@@ -8738,7 +9539,26 @@
           <w:sz w:val="24"/>
           <w:vertAlign w:val="superscript"/>
         </w:rPr>
-        <w:t>13,40</w:t>
+        <w:t>16</w:t>
+      </w:r>
+      <w:r>
+        <w:rPr>
+          <w:rFonts w:ascii="Arial" w:hAnsi="Arial" w:eastAsia="Arial"/>
+          <w:b w:val="0"/>
+          <w:i w:val="0"/>
+          <w:sz w:val="24"/>
+        </w:rPr>
+        <w:t xml:space="preserve"> Pathologists were blinded to clinical data in the Qingpu reports,</w:t>
+      </w:r>
+      <w:r>
+        <w:rPr>
+          <w:rFonts w:ascii="Arial" w:hAnsi="Arial" w:eastAsia="Arial"/>
+          <w:b w:val="0"/>
+          <w:i w:val="0"/>
+          <w:sz w:val="24"/>
+          <w:vertAlign w:val="superscript"/>
+        </w:rPr>
+        <w:t>13,41</w:t>
       </w:r>
       <w:r>
         <w:rPr>
@@ -8791,7 +9611,7 @@
           <w:i w:val="0"/>
           <w:sz w:val="24"/>
         </w:rPr>
-        <w:t>For male sex, the pooled OR was 1.38 (95% CI 1.23-1.55; P &lt; 0.001; 7 studies; I² = 0%; tau² = 0.000). For age (mean difference, years), the pooled MD was 4.61 (95% CI 0.75-8.47; P = 0.019; 4 studies; I² = 96%; tau² = 13.859). For age over 60 years, the pooled OR was 3.03 (95% CI 1.25-7.37; P = 0.014; 5 studies; I² = 93%; tau² = 0.924). Every cohort that tested age found SACC patients to be older or of similar age (Figure 7); heterogeneity reflected the size rather than the direction of the difference.</w:t>
+        <w:t>For male sex, the pooled OR was 1.38 (95% CI 1.25-1.53; P &lt; 0.001; 9 studies; I² = 0%; tau² = 0.000). For age (mean difference, years), the pooled MD was 3.32 (95% CI -1.00-7.64; P = 0.132; 5 studies; I² = 97%; tau² = 20.470). For age over 60 years, the pooled OR was 3.03 (95% CI 1.25-7.37; P = 0.014; 5 studies; I² = 93%; tau² = 0.924). Every cohort that tested age found SACC patients to be older or of similar age (Figure 7); heterogeneity reflected the size rather than the direction of the difference, and the pooled mean difference did not exclude zero, whereas the proportion older than 60 years was consistently higher.</w:t>
       </w:r>
     </w:p>
     <w:p>
@@ -8860,7 +9680,7 @@
           <w:i w:val="0"/>
           <w:sz w:val="24"/>
         </w:rPr>
-        <w:t>For poor differentiation, the pooled OR was 0.70 (95% CI 0.35-1.40; P = 0.311; 7 studies; I² = 88%; tau² = 0.701). For mucinous or signet-ring histology, the pooled OR was 1.45 (95% CI 0.61-3.47; P = 0.399; 3 studies; I² = 62%; tau² = 0.362). For vascular invasion, the pooled OR was 0.88 (95% CI 0.70-1.11; P = 0.269; 5 studies; I² = 17%; tau² = 0.013). For perineural invasion, the pooled OR was 0.95 (95% CI 0.77-1.18; P = 0.664; 5 studies; I² = 6%; tau² = 0.005). For tumour budding, the pooled OR was 0.75 (95% CI 0.35-1.62; P = 0.460; 2 studies; I² = 90%; tau² = 0.280). For tumour size of 5 cm or more, the pooled OR was 1.00 (95% CI 0.69-1.46; P = 0.982; 2 studies; I² = 0%; tau² = 0.000). Heterogeneity for differentiation was driven by one cohort reporting 2.6% poorly differentiated SACC against 21.9% NSACC with a non-significant P value;</w:t>
+        <w:t>For poor differentiation, the pooled OR was 0.72 (95% CI 0.38-1.36; P = 0.311; 8 studies; I² = 85%; tau² = 0.630). For mucinous or signet-ring histology, the pooled OR was 1.18 (95% CI 0.45-3.09; P = 0.735; 4 studies; I² = 64%; tau² = 0.554). For vascular invasion, the pooled OR was 0.88 (95% CI 0.70-1.11; P = 0.269; 5 studies; I² = 17%; tau² = 0.013). For perineural invasion, the pooled OR was 0.95 (95% CI 0.77-1.18; P = 0.664; 5 studies; I² = 6%; tau² = 0.005). For tumour budding, the pooled OR was 0.75 (95% CI 0.35-1.62; P = 0.460; 2 studies; I² = 90%; tau² = 0.280). For tumour size of 5 cm or more, the pooled OR was 1.00 (95% CI 0.69-1.46; P = 0.982; 2 studies; I² = 0%; tau² = 0.000). Heterogeneity for differentiation was driven by one cohort reporting 2.6% poorly differentiated SACC against 21.9% NSACC with a non-significant P value;</w:t>
       </w:r>
       <w:r>
         <w:rPr>
@@ -9701,7 +10521,7 @@
                 <w:sz w:val="13"/>
                 <w:vertAlign w:val="superscript"/>
               </w:rPr>
-              <w:t>38</w:t>
+              <w:t>39</w:t>
             </w:r>
           </w:p>
         </w:tc>
@@ -10961,7 +11781,7 @@
                 <w:sz w:val="13"/>
                 <w:vertAlign w:val="superscript"/>
               </w:rPr>
-              <w:t>44</w:t>
+              <w:t>45</w:t>
             </w:r>
           </w:p>
         </w:tc>
@@ -11213,7 +12033,7 @@
                 <w:sz w:val="13"/>
                 <w:vertAlign w:val="superscript"/>
               </w:rPr>
-              <w:t>45</w:t>
+              <w:t>46</w:t>
             </w:r>
           </w:p>
         </w:tc>
@@ -11465,7 +12285,7 @@
                 <w:sz w:val="13"/>
                 <w:vertAlign w:val="superscript"/>
               </w:rPr>
-              <w:t>35</w:t>
+              <w:t>36</w:t>
             </w:r>
           </w:p>
         </w:tc>
@@ -11646,6 +12466,510 @@
                 <w:sz w:val="13"/>
               </w:rPr>
               <w:t>-</w:t>
+            </w:r>
+          </w:p>
+        </w:tc>
+        <w:tc>
+          <w:tcPr>
+            <w:tcW w:type="dxa" w:w="1080"/>
+          </w:tcPr>
+          <w:p>
+            <w:pPr>
+              <w:spacing w:after="0"/>
+            </w:pPr>
+            <w:r/>
+            <w:r>
+              <w:rPr>
+                <w:rFonts w:ascii="Arial" w:hAnsi="Arial" w:eastAsia="Arial"/>
+                <w:b w:val="0"/>
+                <w:i w:val="0"/>
+                <w:sz w:val="13"/>
+              </w:rPr>
+              <w:t>-</w:t>
+            </w:r>
+          </w:p>
+        </w:tc>
+        <w:tc>
+          <w:tcPr>
+            <w:tcW w:type="dxa" w:w="1080"/>
+          </w:tcPr>
+          <w:p>
+            <w:pPr>
+              <w:spacing w:after="0"/>
+            </w:pPr>
+            <w:r/>
+            <w:r>
+              <w:rPr>
+                <w:rFonts w:ascii="Arial" w:hAnsi="Arial" w:eastAsia="Arial"/>
+                <w:b w:val="0"/>
+                <w:i w:val="0"/>
+                <w:sz w:val="13"/>
+              </w:rPr>
+              <w:t>-</w:t>
+            </w:r>
+          </w:p>
+        </w:tc>
+      </w:tr>
+      <w:tr>
+        <w:tc>
+          <w:tcPr>
+            <w:tcW w:type="dxa" w:w="1080"/>
+          </w:tcPr>
+          <w:p>
+            <w:pPr>
+              <w:spacing w:after="0"/>
+            </w:pPr>
+            <w:r/>
+            <w:r>
+              <w:rPr>
+                <w:rFonts w:ascii="Arial" w:hAnsi="Arial" w:eastAsia="Arial"/>
+                <w:b w:val="0"/>
+                <w:i w:val="0"/>
+                <w:sz w:val="13"/>
+              </w:rPr>
+              <w:t>NCG 1986</w:t>
+            </w:r>
+            <w:r>
+              <w:rPr>
+                <w:rFonts w:ascii="Arial" w:hAnsi="Arial" w:eastAsia="Arial"/>
+                <w:b w:val="0"/>
+                <w:i w:val="0"/>
+                <w:sz w:val="13"/>
+                <w:vertAlign w:val="superscript"/>
+              </w:rPr>
+              <w:t>16</w:t>
+            </w:r>
+          </w:p>
+        </w:tc>
+        <w:tc>
+          <w:tcPr>
+            <w:tcW w:type="dxa" w:w="1080"/>
+          </w:tcPr>
+          <w:p>
+            <w:pPr>
+              <w:spacing w:after="0"/>
+            </w:pPr>
+            <w:r/>
+            <w:r>
+              <w:rPr>
+                <w:rFonts w:ascii="Arial" w:hAnsi="Arial" w:eastAsia="Arial"/>
+                <w:b w:val="0"/>
+                <w:i w:val="0"/>
+                <w:sz w:val="13"/>
+              </w:rPr>
+              <w:t>282/430 vs 1568/2717</w:t>
+            </w:r>
+          </w:p>
+        </w:tc>
+        <w:tc>
+          <w:tcPr>
+            <w:tcW w:type="dxa" w:w="1080"/>
+          </w:tcPr>
+          <w:p>
+            <w:pPr>
+              <w:spacing w:after="0"/>
+            </w:pPr>
+            <w:r/>
+            <w:r>
+              <w:rPr>
+                <w:rFonts w:ascii="Arial" w:hAnsi="Arial" w:eastAsia="Arial"/>
+                <w:b w:val="0"/>
+                <w:i w:val="0"/>
+                <w:sz w:val="13"/>
+              </w:rPr>
+              <w:t>-</w:t>
+            </w:r>
+          </w:p>
+        </w:tc>
+        <w:tc>
+          <w:tcPr>
+            <w:tcW w:type="dxa" w:w="1080"/>
+          </w:tcPr>
+          <w:p>
+            <w:pPr>
+              <w:spacing w:after="0"/>
+            </w:pPr>
+            <w:r/>
+            <w:r>
+              <w:rPr>
+                <w:rFonts w:ascii="Arial" w:hAnsi="Arial" w:eastAsia="Arial"/>
+                <w:b w:val="0"/>
+                <w:i w:val="0"/>
+                <w:sz w:val="13"/>
+              </w:rPr>
+              <w:t>-</w:t>
+            </w:r>
+          </w:p>
+        </w:tc>
+        <w:tc>
+          <w:tcPr>
+            <w:tcW w:type="dxa" w:w="1080"/>
+          </w:tcPr>
+          <w:p>
+            <w:pPr>
+              <w:spacing w:after="0"/>
+            </w:pPr>
+            <w:r/>
+            <w:r>
+              <w:rPr>
+                <w:rFonts w:ascii="Arial" w:hAnsi="Arial" w:eastAsia="Arial"/>
+                <w:b w:val="0"/>
+                <w:i w:val="0"/>
+                <w:sz w:val="13"/>
+              </w:rPr>
+              <w:t>-</w:t>
+            </w:r>
+          </w:p>
+        </w:tc>
+        <w:tc>
+          <w:tcPr>
+            <w:tcW w:type="dxa" w:w="1080"/>
+          </w:tcPr>
+          <w:p>
+            <w:pPr>
+              <w:spacing w:after="0"/>
+            </w:pPr>
+            <w:r/>
+            <w:r>
+              <w:rPr>
+                <w:rFonts w:ascii="Arial" w:hAnsi="Arial" w:eastAsia="Arial"/>
+                <w:b w:val="0"/>
+                <w:i w:val="0"/>
+                <w:sz w:val="13"/>
+              </w:rPr>
+              <w:t>-</w:t>
+            </w:r>
+          </w:p>
+        </w:tc>
+        <w:tc>
+          <w:tcPr>
+            <w:tcW w:type="dxa" w:w="1080"/>
+          </w:tcPr>
+          <w:p>
+            <w:pPr>
+              <w:spacing w:after="0"/>
+            </w:pPr>
+            <w:r/>
+            <w:r>
+              <w:rPr>
+                <w:rFonts w:ascii="Arial" w:hAnsi="Arial" w:eastAsia="Arial"/>
+                <w:b w:val="0"/>
+                <w:i w:val="0"/>
+                <w:sz w:val="13"/>
+              </w:rPr>
+              <w:t>-</w:t>
+            </w:r>
+          </w:p>
+        </w:tc>
+        <w:tc>
+          <w:tcPr>
+            <w:tcW w:type="dxa" w:w="1080"/>
+          </w:tcPr>
+          <w:p>
+            <w:pPr>
+              <w:spacing w:after="0"/>
+            </w:pPr>
+            <w:r/>
+            <w:r>
+              <w:rPr>
+                <w:rFonts w:ascii="Arial" w:hAnsi="Arial" w:eastAsia="Arial"/>
+                <w:b w:val="0"/>
+                <w:i w:val="0"/>
+                <w:sz w:val="13"/>
+              </w:rPr>
+              <w:t>-</w:t>
+            </w:r>
+          </w:p>
+        </w:tc>
+        <w:tc>
+          <w:tcPr>
+            <w:tcW w:type="dxa" w:w="1080"/>
+          </w:tcPr>
+          <w:p>
+            <w:pPr>
+              <w:spacing w:after="0"/>
+            </w:pPr>
+            <w:r/>
+            <w:r>
+              <w:rPr>
+                <w:rFonts w:ascii="Arial" w:hAnsi="Arial" w:eastAsia="Arial"/>
+                <w:b w:val="0"/>
+                <w:i w:val="0"/>
+                <w:sz w:val="13"/>
+              </w:rPr>
+              <w:t>-</w:t>
+            </w:r>
+          </w:p>
+        </w:tc>
+        <w:tc>
+          <w:tcPr>
+            <w:tcW w:type="dxa" w:w="1080"/>
+          </w:tcPr>
+          <w:p>
+            <w:pPr>
+              <w:spacing w:after="0"/>
+            </w:pPr>
+            <w:r/>
+            <w:r>
+              <w:rPr>
+                <w:rFonts w:ascii="Arial" w:hAnsi="Arial" w:eastAsia="Arial"/>
+                <w:b w:val="0"/>
+                <w:i w:val="0"/>
+                <w:sz w:val="13"/>
+              </w:rPr>
+              <w:t>-</w:t>
+            </w:r>
+          </w:p>
+        </w:tc>
+        <w:tc>
+          <w:tcPr>
+            <w:tcW w:type="dxa" w:w="1080"/>
+          </w:tcPr>
+          <w:p>
+            <w:pPr>
+              <w:spacing w:after="0"/>
+            </w:pPr>
+            <w:r/>
+            <w:r>
+              <w:rPr>
+                <w:rFonts w:ascii="Arial" w:hAnsi="Arial" w:eastAsia="Arial"/>
+                <w:b w:val="0"/>
+                <w:i w:val="0"/>
+                <w:sz w:val="13"/>
+              </w:rPr>
+              <w:t>-</w:t>
+            </w:r>
+          </w:p>
+        </w:tc>
+        <w:tc>
+          <w:tcPr>
+            <w:tcW w:type="dxa" w:w="1080"/>
+          </w:tcPr>
+          <w:p>
+            <w:pPr>
+              <w:spacing w:after="0"/>
+            </w:pPr>
+            <w:r/>
+            <w:r>
+              <w:rPr>
+                <w:rFonts w:ascii="Arial" w:hAnsi="Arial" w:eastAsia="Arial"/>
+                <w:b w:val="0"/>
+                <w:i w:val="0"/>
+                <w:sz w:val="13"/>
+              </w:rPr>
+              <w:t>-</w:t>
+            </w:r>
+          </w:p>
+        </w:tc>
+      </w:tr>
+      <w:tr>
+        <w:tc>
+          <w:tcPr>
+            <w:tcW w:type="dxa" w:w="1080"/>
+          </w:tcPr>
+          <w:p>
+            <w:pPr>
+              <w:spacing w:after="0"/>
+            </w:pPr>
+            <w:r/>
+            <w:r>
+              <w:rPr>
+                <w:rFonts w:ascii="Arial" w:hAnsi="Arial" w:eastAsia="Arial"/>
+                <w:b w:val="0"/>
+                <w:i w:val="0"/>
+                <w:sz w:val="13"/>
+              </w:rPr>
+              <w:t>Zhang R 1998</w:t>
+            </w:r>
+            <w:r>
+              <w:rPr>
+                <w:rFonts w:ascii="Arial" w:hAnsi="Arial" w:eastAsia="Arial"/>
+                <w:b w:val="0"/>
+                <w:i w:val="0"/>
+                <w:sz w:val="13"/>
+                <w:vertAlign w:val="superscript"/>
+              </w:rPr>
+              <w:t>47</w:t>
+            </w:r>
+          </w:p>
+        </w:tc>
+        <w:tc>
+          <w:tcPr>
+            <w:tcW w:type="dxa" w:w="1080"/>
+          </w:tcPr>
+          <w:p>
+            <w:pPr>
+              <w:spacing w:after="0"/>
+            </w:pPr>
+            <w:r/>
+            <w:r>
+              <w:rPr>
+                <w:rFonts w:ascii="Arial" w:hAnsi="Arial" w:eastAsia="Arial"/>
+                <w:b w:val="0"/>
+                <w:i w:val="0"/>
+                <w:sz w:val="13"/>
+              </w:rPr>
+              <w:t>18/22 vs 17/22</w:t>
+            </w:r>
+          </w:p>
+        </w:tc>
+        <w:tc>
+          <w:tcPr>
+            <w:tcW w:type="dxa" w:w="1080"/>
+          </w:tcPr>
+          <w:p>
+            <w:pPr>
+              <w:spacing w:after="0"/>
+            </w:pPr>
+            <w:r/>
+            <w:r>
+              <w:rPr>
+                <w:rFonts w:ascii="Arial" w:hAnsi="Arial" w:eastAsia="Arial"/>
+                <w:b w:val="0"/>
+                <w:i w:val="0"/>
+                <w:sz w:val="13"/>
+              </w:rPr>
+              <w:t>-</w:t>
+            </w:r>
+          </w:p>
+        </w:tc>
+        <w:tc>
+          <w:tcPr>
+            <w:tcW w:type="dxa" w:w="1080"/>
+          </w:tcPr>
+          <w:p>
+            <w:pPr>
+              <w:spacing w:after="0"/>
+            </w:pPr>
+            <w:r/>
+            <w:r>
+              <w:rPr>
+                <w:rFonts w:ascii="Arial" w:hAnsi="Arial" w:eastAsia="Arial"/>
+                <w:b w:val="0"/>
+                <w:i w:val="0"/>
+                <w:sz w:val="13"/>
+              </w:rPr>
+              <w:t>-</w:t>
+            </w:r>
+          </w:p>
+        </w:tc>
+        <w:tc>
+          <w:tcPr>
+            <w:tcW w:type="dxa" w:w="1080"/>
+          </w:tcPr>
+          <w:p>
+            <w:pPr>
+              <w:spacing w:after="0"/>
+            </w:pPr>
+            <w:r/>
+            <w:r>
+              <w:rPr>
+                <w:rFonts w:ascii="Arial" w:hAnsi="Arial" w:eastAsia="Arial"/>
+                <w:b w:val="0"/>
+                <w:i w:val="0"/>
+                <w:sz w:val="13"/>
+              </w:rPr>
+              <w:t>-</w:t>
+            </w:r>
+          </w:p>
+        </w:tc>
+        <w:tc>
+          <w:tcPr>
+            <w:tcW w:type="dxa" w:w="1080"/>
+          </w:tcPr>
+          <w:p>
+            <w:pPr>
+              <w:spacing w:after="0"/>
+            </w:pPr>
+            <w:r/>
+            <w:r>
+              <w:rPr>
+                <w:rFonts w:ascii="Arial" w:hAnsi="Arial" w:eastAsia="Arial"/>
+                <w:b w:val="0"/>
+                <w:i w:val="0"/>
+                <w:sz w:val="13"/>
+              </w:rPr>
+              <w:t>-</w:t>
+            </w:r>
+          </w:p>
+        </w:tc>
+        <w:tc>
+          <w:tcPr>
+            <w:tcW w:type="dxa" w:w="1080"/>
+          </w:tcPr>
+          <w:p>
+            <w:pPr>
+              <w:spacing w:after="0"/>
+            </w:pPr>
+            <w:r/>
+            <w:r>
+              <w:rPr>
+                <w:rFonts w:ascii="Arial" w:hAnsi="Arial" w:eastAsia="Arial"/>
+                <w:b w:val="0"/>
+                <w:i w:val="0"/>
+                <w:sz w:val="13"/>
+              </w:rPr>
+              <w:t>-</w:t>
+            </w:r>
+          </w:p>
+        </w:tc>
+        <w:tc>
+          <w:tcPr>
+            <w:tcW w:type="dxa" w:w="1080"/>
+          </w:tcPr>
+          <w:p>
+            <w:pPr>
+              <w:spacing w:after="0"/>
+            </w:pPr>
+            <w:r/>
+            <w:r>
+              <w:rPr>
+                <w:rFonts w:ascii="Arial" w:hAnsi="Arial" w:eastAsia="Arial"/>
+                <w:b w:val="0"/>
+                <w:i w:val="0"/>
+                <w:sz w:val="13"/>
+              </w:rPr>
+              <w:t>-</w:t>
+            </w:r>
+          </w:p>
+        </w:tc>
+        <w:tc>
+          <w:tcPr>
+            <w:tcW w:type="dxa" w:w="1080"/>
+          </w:tcPr>
+          <w:p>
+            <w:pPr>
+              <w:spacing w:after="0"/>
+            </w:pPr>
+            <w:r/>
+            <w:r>
+              <w:rPr>
+                <w:rFonts w:ascii="Arial" w:hAnsi="Arial" w:eastAsia="Arial"/>
+                <w:b w:val="0"/>
+                <w:i w:val="0"/>
+                <w:sz w:val="13"/>
+              </w:rPr>
+              <w:t>3/22 vs 3/22</w:t>
+            </w:r>
+          </w:p>
+        </w:tc>
+        <w:tc>
+          <w:tcPr>
+            <w:tcW w:type="dxa" w:w="1080"/>
+          </w:tcPr>
+          <w:p>
+            <w:pPr>
+              <w:spacing w:after="0"/>
+            </w:pPr>
+            <w:r/>
+            <w:r>
+              <w:rPr>
+                <w:rFonts w:ascii="Arial" w:hAnsi="Arial" w:eastAsia="Arial"/>
+                <w:b w:val="0"/>
+                <w:i w:val="0"/>
+                <w:sz w:val="13"/>
+              </w:rPr>
+              <w:t>0/22 vs 4/22</w:t>
             </w:r>
           </w:p>
         </w:tc>
@@ -11782,7 +13106,7 @@
           <w:sz w:val="24"/>
           <w:vertAlign w:val="superscript"/>
         </w:rPr>
-        <w:t>44</w:t>
+        <w:t>45</w:t>
       </w:r>
       <w:r>
         <w:rPr>
@@ -11801,7 +13125,7 @@
           <w:sz w:val="24"/>
           <w:vertAlign w:val="superscript"/>
         </w:rPr>
-        <w:t>36</w:t>
+        <w:t>37</w:t>
       </w:r>
     </w:p>
     <w:p>
@@ -11952,7 +13276,7 @@
           <w:sz w:val="24"/>
           <w:vertAlign w:val="superscript"/>
         </w:rPr>
-        <w:t>41</w:t>
+        <w:t>42</w:t>
       </w:r>
       <w:r>
         <w:rPr>
@@ -11971,7 +13295,7 @@
           <w:sz w:val="24"/>
           <w:vertAlign w:val="superscript"/>
         </w:rPr>
-        <w:t>37</w:t>
+        <w:t>38</w:t>
       </w:r>
       <w:r>
         <w:rPr>
@@ -11990,7 +13314,7 @@
           <w:sz w:val="24"/>
           <w:vertAlign w:val="superscript"/>
         </w:rPr>
-        <w:t>39</w:t>
+        <w:t>40</w:t>
       </w:r>
       <w:r>
         <w:rPr>
@@ -12009,7 +13333,7 @@
           <w:sz w:val="24"/>
           <w:vertAlign w:val="superscript"/>
         </w:rPr>
-        <w:t>40</w:t>
+        <w:t>41</w:t>
       </w:r>
       <w:r>
         <w:rPr>
@@ -12028,7 +13352,7 @@
           <w:sz w:val="24"/>
           <w:vertAlign w:val="superscript"/>
         </w:rPr>
-        <w:t>42</w:t>
+        <w:t>43</w:t>
       </w:r>
       <w:r>
         <w:rPr>
@@ -12047,7 +13371,7 @@
           <w:sz w:val="24"/>
           <w:vertAlign w:val="superscript"/>
         </w:rPr>
-        <w:t>43</w:t>
+        <w:t>44</w:t>
       </w:r>
       <w:r>
         <w:rPr>
@@ -12066,7 +13390,7 @@
           <w:sz w:val="24"/>
           <w:vertAlign w:val="superscript"/>
         </w:rPr>
-        <w:t>47</w:t>
+        <w:t>50</w:t>
       </w:r>
       <w:r>
         <w:rPr>
@@ -12075,25 +13399,7 @@
           <w:i w:val="0"/>
           <w:sz w:val="24"/>
         </w:rPr>
-        <w:t xml:space="preserve"> Molecular data on </w:t>
-      </w:r>
-      <w:r>
-        <w:rPr>
-          <w:rFonts w:ascii="Arial" w:hAnsi="Arial" w:eastAsia="Arial"/>
-          <w:b w:val="0"/>
-          <w:i/>
-          <w:sz w:val="24"/>
-        </w:rPr>
-        <w:t>S. mansoni</w:t>
-      </w:r>
-      <w:r>
-        <w:rPr>
-          <w:rFonts w:ascii="Arial" w:hAnsi="Arial" w:eastAsia="Arial"/>
-          <w:b w:val="0"/>
-          <w:i w:val="0"/>
-          <w:sz w:val="24"/>
-        </w:rPr>
-        <w:t>-associated CRC and several small Chinese-language comparisons could not be retrieved (Supplementary Table S2).</w:t>
+        <w:t xml:space="preserve"> In 22 versus 22 rectal cancers from Hunan, p53 protein expression (13/22 in each group) and TP53 mutation in exons 5-8 (10/22 vs 9/22) did not differ, although mutations at CpG sites were proportionally more frequent in SACC (7 of 11 vs 3 of 13 base substitutions; P = 0.054).</w:t>
       </w:r>
       <w:r>
         <w:rPr>
@@ -12103,7 +13409,7 @@
           <w:sz w:val="24"/>
           <w:vertAlign w:val="superscript"/>
         </w:rPr>
-        <w:t>49-55</w:t>
+        <w:t>47</w:t>
       </w:r>
     </w:p>
     <w:p>
@@ -13391,7 +14697,7 @@
                 <w:sz w:val="14"/>
                 <w:vertAlign w:val="superscript"/>
               </w:rPr>
-              <w:t>41</w:t>
+              <w:t>42</w:t>
             </w:r>
           </w:p>
         </w:tc>
@@ -13543,7 +14849,7 @@
                 <w:sz w:val="14"/>
                 <w:vertAlign w:val="superscript"/>
               </w:rPr>
-              <w:t>41</w:t>
+              <w:t>42</w:t>
             </w:r>
           </w:p>
         </w:tc>
@@ -13695,7 +15001,7 @@
                 <w:sz w:val="14"/>
                 <w:vertAlign w:val="superscript"/>
               </w:rPr>
-              <w:t>39</w:t>
+              <w:t>40</w:t>
             </w:r>
           </w:p>
         </w:tc>
@@ -13847,7 +15153,7 @@
                 <w:sz w:val="14"/>
                 <w:vertAlign w:val="superscript"/>
               </w:rPr>
-              <w:t>39</w:t>
+              <w:t>40</w:t>
             </w:r>
           </w:p>
         </w:tc>
@@ -13999,7 +15305,7 @@
                 <w:sz w:val="14"/>
                 <w:vertAlign w:val="superscript"/>
               </w:rPr>
-              <w:t>40</w:t>
+              <w:t>41</w:t>
             </w:r>
           </w:p>
         </w:tc>
@@ -14151,7 +15457,7 @@
                 <w:sz w:val="14"/>
                 <w:vertAlign w:val="superscript"/>
               </w:rPr>
-              <w:t>40</w:t>
+              <w:t>41</w:t>
             </w:r>
           </w:p>
         </w:tc>
@@ -14303,7 +15609,7 @@
                 <w:sz w:val="14"/>
                 <w:vertAlign w:val="superscript"/>
               </w:rPr>
-              <w:t>40</w:t>
+              <w:t>41</w:t>
             </w:r>
           </w:p>
         </w:tc>
@@ -14455,7 +15761,7 @@
                 <w:sz w:val="14"/>
                 <w:vertAlign w:val="superscript"/>
               </w:rPr>
-              <w:t>40</w:t>
+              <w:t>41</w:t>
             </w:r>
           </w:p>
         </w:tc>
@@ -14607,7 +15913,7 @@
                 <w:sz w:val="14"/>
                 <w:vertAlign w:val="superscript"/>
               </w:rPr>
-              <w:t>42</w:t>
+              <w:t>43</w:t>
             </w:r>
           </w:p>
         </w:tc>
@@ -14759,7 +16065,7 @@
                 <w:sz w:val="14"/>
                 <w:vertAlign w:val="superscript"/>
               </w:rPr>
-              <w:t>42</w:t>
+              <w:t>43</w:t>
             </w:r>
           </w:p>
         </w:tc>
@@ -14911,7 +16217,7 @@
                 <w:sz w:val="14"/>
                 <w:vertAlign w:val="superscript"/>
               </w:rPr>
-              <w:t>42</w:t>
+              <w:t>43</w:t>
             </w:r>
           </w:p>
         </w:tc>
@@ -15063,7 +16369,7 @@
                 <w:sz w:val="14"/>
                 <w:vertAlign w:val="superscript"/>
               </w:rPr>
-              <w:t>42</w:t>
+              <w:t>43</w:t>
             </w:r>
           </w:p>
         </w:tc>
@@ -15215,7 +16521,7 @@
                 <w:sz w:val="14"/>
                 <w:vertAlign w:val="superscript"/>
               </w:rPr>
-              <w:t>43</w:t>
+              <w:t>44</w:t>
             </w:r>
           </w:p>
         </w:tc>
@@ -15367,7 +16673,7 @@
                 <w:sz w:val="14"/>
                 <w:vertAlign w:val="superscript"/>
               </w:rPr>
-              <w:t>47</w:t>
+              <w:t>50</w:t>
             </w:r>
           </w:p>
         </w:tc>
@@ -15519,7 +16825,7 @@
                 <w:sz w:val="14"/>
                 <w:vertAlign w:val="superscript"/>
               </w:rPr>
-              <w:t>47</w:t>
+              <w:t>50</w:t>
             </w:r>
           </w:p>
         </w:tc>
@@ -15671,7 +16977,7 @@
                 <w:sz w:val="14"/>
                 <w:vertAlign w:val="superscript"/>
               </w:rPr>
-              <w:t>37</w:t>
+              <w:t>38</w:t>
             </w:r>
           </w:p>
         </w:tc>
@@ -15793,7 +17099,1331 @@
                 <w:i w:val="0"/>
                 <w:sz w:val="14"/>
               </w:rPr>
-              <w:t>APC, TP53 mutation, beta-catenin, Ki-67</w:t>
+              <w:t>p53 IHC positive</w:t>
+            </w:r>
+          </w:p>
+        </w:tc>
+        <w:tc>
+          <w:tcPr>
+            <w:tcW w:type="dxa" w:w="1851"/>
+          </w:tcPr>
+          <w:p>
+            <w:pPr>
+              <w:spacing w:after="0"/>
+            </w:pPr>
+            <w:r/>
+            <w:r>
+              <w:rPr>
+                <w:rFonts w:ascii="Arial" w:hAnsi="Arial" w:eastAsia="Arial"/>
+                <w:b w:val="0"/>
+                <w:i w:val="0"/>
+                <w:sz w:val="14"/>
+              </w:rPr>
+              <w:t>Zhang R 1998</w:t>
+            </w:r>
+            <w:r>
+              <w:rPr>
+                <w:rFonts w:ascii="Arial" w:hAnsi="Arial" w:eastAsia="Arial"/>
+                <w:b w:val="0"/>
+                <w:i w:val="0"/>
+                <w:sz w:val="14"/>
+                <w:vertAlign w:val="superscript"/>
+              </w:rPr>
+              <w:t>47</w:t>
+            </w:r>
+          </w:p>
+        </w:tc>
+        <w:tc>
+          <w:tcPr>
+            <w:tcW w:type="dxa" w:w="1851"/>
+          </w:tcPr>
+          <w:p>
+            <w:pPr>
+              <w:spacing w:after="0"/>
+            </w:pPr>
+            <w:r/>
+            <w:r>
+              <w:rPr>
+                <w:rFonts w:ascii="Arial" w:hAnsi="Arial" w:eastAsia="Arial"/>
+                <w:b w:val="0"/>
+                <w:i w:val="0"/>
+                <w:sz w:val="14"/>
+              </w:rPr>
+              <w:t>IHC</w:t>
+            </w:r>
+          </w:p>
+        </w:tc>
+        <w:tc>
+          <w:tcPr>
+            <w:tcW w:type="dxa" w:w="1851"/>
+          </w:tcPr>
+          <w:p>
+            <w:pPr>
+              <w:spacing w:after="0"/>
+            </w:pPr>
+            <w:r/>
+            <w:r>
+              <w:rPr>
+                <w:rFonts w:ascii="Arial" w:hAnsi="Arial" w:eastAsia="Arial"/>
+                <w:b w:val="0"/>
+                <w:i w:val="0"/>
+                <w:sz w:val="14"/>
+              </w:rPr>
+              <w:t>13/22 (59.1%)</w:t>
+            </w:r>
+          </w:p>
+        </w:tc>
+        <w:tc>
+          <w:tcPr>
+            <w:tcW w:type="dxa" w:w="1851"/>
+          </w:tcPr>
+          <w:p>
+            <w:pPr>
+              <w:spacing w:after="0"/>
+            </w:pPr>
+            <w:r/>
+            <w:r>
+              <w:rPr>
+                <w:rFonts w:ascii="Arial" w:hAnsi="Arial" w:eastAsia="Arial"/>
+                <w:b w:val="0"/>
+                <w:i w:val="0"/>
+                <w:sz w:val="14"/>
+              </w:rPr>
+              <w:t>13/22 (59.1%)</w:t>
+            </w:r>
+          </w:p>
+        </w:tc>
+        <w:tc>
+          <w:tcPr>
+            <w:tcW w:type="dxa" w:w="1851"/>
+          </w:tcPr>
+          <w:p>
+            <w:pPr>
+              <w:spacing w:after="0"/>
+            </w:pPr>
+            <w:r/>
+            <w:r>
+              <w:rPr>
+                <w:rFonts w:ascii="Arial" w:hAnsi="Arial" w:eastAsia="Arial"/>
+                <w:b w:val="0"/>
+                <w:i w:val="0"/>
+                <w:sz w:val="14"/>
+              </w:rPr>
+              <w:t>NR</w:t>
+            </w:r>
+          </w:p>
+        </w:tc>
+        <w:tc>
+          <w:tcPr>
+            <w:tcW w:type="dxa" w:w="1851"/>
+          </w:tcPr>
+          <w:p>
+            <w:pPr>
+              <w:spacing w:after="0"/>
+            </w:pPr>
+            <w:r/>
+            <w:r>
+              <w:rPr>
+                <w:rFonts w:ascii="Arial" w:hAnsi="Arial" w:eastAsia="Arial"/>
+                <w:b w:val="0"/>
+                <w:i w:val="0"/>
+                <w:sz w:val="14"/>
+              </w:rPr>
+              <w:t>Not pooled (k &lt; 2)</w:t>
+            </w:r>
+          </w:p>
+        </w:tc>
+      </w:tr>
+      <w:tr>
+        <w:tc>
+          <w:tcPr>
+            <w:tcW w:type="dxa" w:w="1851"/>
+          </w:tcPr>
+          <w:p>
+            <w:pPr>
+              <w:spacing w:after="0"/>
+            </w:pPr>
+            <w:r/>
+            <w:r>
+              <w:rPr>
+                <w:rFonts w:ascii="Arial" w:hAnsi="Arial" w:eastAsia="Arial"/>
+                <w:b w:val="0"/>
+                <w:i w:val="0"/>
+                <w:sz w:val="14"/>
+              </w:rPr>
+              <w:t>TP53 mutation (exons 5-8)</w:t>
+            </w:r>
+          </w:p>
+        </w:tc>
+        <w:tc>
+          <w:tcPr>
+            <w:tcW w:type="dxa" w:w="1851"/>
+          </w:tcPr>
+          <w:p>
+            <w:pPr>
+              <w:spacing w:after="0"/>
+            </w:pPr>
+            <w:r/>
+            <w:r>
+              <w:rPr>
+                <w:rFonts w:ascii="Arial" w:hAnsi="Arial" w:eastAsia="Arial"/>
+                <w:b w:val="0"/>
+                <w:i w:val="0"/>
+                <w:sz w:val="14"/>
+              </w:rPr>
+              <w:t>Zhang R 1998</w:t>
+            </w:r>
+            <w:r>
+              <w:rPr>
+                <w:rFonts w:ascii="Arial" w:hAnsi="Arial" w:eastAsia="Arial"/>
+                <w:b w:val="0"/>
+                <w:i w:val="0"/>
+                <w:sz w:val="14"/>
+                <w:vertAlign w:val="superscript"/>
+              </w:rPr>
+              <w:t>47</w:t>
+            </w:r>
+          </w:p>
+        </w:tc>
+        <w:tc>
+          <w:tcPr>
+            <w:tcW w:type="dxa" w:w="1851"/>
+          </w:tcPr>
+          <w:p>
+            <w:pPr>
+              <w:spacing w:after="0"/>
+            </w:pPr>
+            <w:r/>
+            <w:r>
+              <w:rPr>
+                <w:rFonts w:ascii="Arial" w:hAnsi="Arial" w:eastAsia="Arial"/>
+                <w:b w:val="0"/>
+                <w:i w:val="0"/>
+                <w:sz w:val="14"/>
+              </w:rPr>
+              <w:t>PCR-SSCP/sequencing</w:t>
+            </w:r>
+          </w:p>
+        </w:tc>
+        <w:tc>
+          <w:tcPr>
+            <w:tcW w:type="dxa" w:w="1851"/>
+          </w:tcPr>
+          <w:p>
+            <w:pPr>
+              <w:spacing w:after="0"/>
+            </w:pPr>
+            <w:r/>
+            <w:r>
+              <w:rPr>
+                <w:rFonts w:ascii="Arial" w:hAnsi="Arial" w:eastAsia="Arial"/>
+                <w:b w:val="0"/>
+                <w:i w:val="0"/>
+                <w:sz w:val="14"/>
+              </w:rPr>
+              <w:t>10/22 (45.5%)</w:t>
+            </w:r>
+          </w:p>
+        </w:tc>
+        <w:tc>
+          <w:tcPr>
+            <w:tcW w:type="dxa" w:w="1851"/>
+          </w:tcPr>
+          <w:p>
+            <w:pPr>
+              <w:spacing w:after="0"/>
+            </w:pPr>
+            <w:r/>
+            <w:r>
+              <w:rPr>
+                <w:rFonts w:ascii="Arial" w:hAnsi="Arial" w:eastAsia="Arial"/>
+                <w:b w:val="0"/>
+                <w:i w:val="0"/>
+                <w:sz w:val="14"/>
+              </w:rPr>
+              <w:t>9/22 (40.9%)</w:t>
+            </w:r>
+          </w:p>
+        </w:tc>
+        <w:tc>
+          <w:tcPr>
+            <w:tcW w:type="dxa" w:w="1851"/>
+          </w:tcPr>
+          <w:p>
+            <w:pPr>
+              <w:spacing w:after="0"/>
+            </w:pPr>
+            <w:r/>
+            <w:r>
+              <w:rPr>
+                <w:rFonts w:ascii="Arial" w:hAnsi="Arial" w:eastAsia="Arial"/>
+                <w:b w:val="0"/>
+                <w:i w:val="0"/>
+                <w:sz w:val="14"/>
+              </w:rPr>
+              <w:t>NR</w:t>
+            </w:r>
+          </w:p>
+        </w:tc>
+        <w:tc>
+          <w:tcPr>
+            <w:tcW w:type="dxa" w:w="1851"/>
+          </w:tcPr>
+          <w:p>
+            <w:pPr>
+              <w:spacing w:after="0"/>
+            </w:pPr>
+            <w:r/>
+            <w:r>
+              <w:rPr>
+                <w:rFonts w:ascii="Arial" w:hAnsi="Arial" w:eastAsia="Arial"/>
+                <w:b w:val="0"/>
+                <w:i w:val="0"/>
+                <w:sz w:val="14"/>
+              </w:rPr>
+              <w:t>Not pooled (k &lt; 2)</w:t>
+            </w:r>
+          </w:p>
+        </w:tc>
+      </w:tr>
+      <w:tr>
+        <w:tc>
+          <w:tcPr>
+            <w:tcW w:type="dxa" w:w="1851"/>
+          </w:tcPr>
+          <w:p>
+            <w:pPr>
+              <w:spacing w:after="0"/>
+            </w:pPr>
+            <w:r/>
+            <w:r>
+              <w:rPr>
+                <w:rFonts w:ascii="Arial" w:hAnsi="Arial" w:eastAsia="Arial"/>
+                <w:b w:val="0"/>
+                <w:i w:val="0"/>
+                <w:sz w:val="14"/>
+              </w:rPr>
+              <w:t>p53 IHC positive (</w:t>
+            </w:r>
+            <w:r>
+              <w:rPr>
+                <w:rFonts w:ascii="Arial" w:hAnsi="Arial" w:eastAsia="Arial"/>
+                <w:b w:val="0"/>
+                <w:i/>
+                <w:sz w:val="14"/>
+              </w:rPr>
+              <w:t>S. mansoni</w:t>
+            </w:r>
+            <w:r>
+              <w:rPr>
+                <w:rFonts w:ascii="Arial" w:hAnsi="Arial" w:eastAsia="Arial"/>
+                <w:b w:val="0"/>
+                <w:i w:val="0"/>
+                <w:sz w:val="14"/>
+              </w:rPr>
+              <w:t>)</w:t>
+            </w:r>
+          </w:p>
+        </w:tc>
+        <w:tc>
+          <w:tcPr>
+            <w:tcW w:type="dxa" w:w="1851"/>
+          </w:tcPr>
+          <w:p>
+            <w:pPr>
+              <w:spacing w:after="0"/>
+            </w:pPr>
+            <w:r/>
+            <w:r>
+              <w:rPr>
+                <w:rFonts w:ascii="Arial" w:hAnsi="Arial" w:eastAsia="Arial"/>
+                <w:b w:val="0"/>
+                <w:i w:val="0"/>
+                <w:sz w:val="14"/>
+              </w:rPr>
+              <w:t>Madbouly 2007</w:t>
+            </w:r>
+            <w:r>
+              <w:rPr>
+                <w:rFonts w:ascii="Arial" w:hAnsi="Arial" w:eastAsia="Arial"/>
+                <w:b w:val="0"/>
+                <w:i w:val="0"/>
+                <w:sz w:val="14"/>
+                <w:vertAlign w:val="superscript"/>
+              </w:rPr>
+              <w:t>51</w:t>
+            </w:r>
+          </w:p>
+        </w:tc>
+        <w:tc>
+          <w:tcPr>
+            <w:tcW w:type="dxa" w:w="1851"/>
+          </w:tcPr>
+          <w:p>
+            <w:pPr>
+              <w:spacing w:after="0"/>
+            </w:pPr>
+            <w:r/>
+            <w:r>
+              <w:rPr>
+                <w:rFonts w:ascii="Arial" w:hAnsi="Arial" w:eastAsia="Arial"/>
+                <w:b w:val="0"/>
+                <w:i w:val="0"/>
+                <w:sz w:val="14"/>
+              </w:rPr>
+              <w:t>IHC DO-7</w:t>
+            </w:r>
+          </w:p>
+        </w:tc>
+        <w:tc>
+          <w:tcPr>
+            <w:tcW w:type="dxa" w:w="1851"/>
+          </w:tcPr>
+          <w:p>
+            <w:pPr>
+              <w:spacing w:after="0"/>
+            </w:pPr>
+            <w:r/>
+            <w:r>
+              <w:rPr>
+                <w:rFonts w:ascii="Arial" w:hAnsi="Arial" w:eastAsia="Arial"/>
+                <w:b w:val="0"/>
+                <w:i w:val="0"/>
+                <w:sz w:val="14"/>
+              </w:rPr>
+              <w:t>32/40 (80.0%)</w:t>
+            </w:r>
+          </w:p>
+        </w:tc>
+        <w:tc>
+          <w:tcPr>
+            <w:tcW w:type="dxa" w:w="1851"/>
+          </w:tcPr>
+          <w:p>
+            <w:pPr>
+              <w:spacing w:after="0"/>
+            </w:pPr>
+            <w:r/>
+            <w:r>
+              <w:rPr>
+                <w:rFonts w:ascii="Arial" w:hAnsi="Arial" w:eastAsia="Arial"/>
+                <w:b w:val="0"/>
+                <w:i w:val="0"/>
+                <w:sz w:val="14"/>
+              </w:rPr>
+              <w:t>8/20 (40.0%)</w:t>
+            </w:r>
+          </w:p>
+        </w:tc>
+        <w:tc>
+          <w:tcPr>
+            <w:tcW w:type="dxa" w:w="1851"/>
+          </w:tcPr>
+          <w:p>
+            <w:pPr>
+              <w:spacing w:after="0"/>
+            </w:pPr>
+            <w:r/>
+            <w:r>
+              <w:rPr>
+                <w:rFonts w:ascii="Arial" w:hAnsi="Arial" w:eastAsia="Arial"/>
+                <w:b w:val="0"/>
+                <w:i w:val="0"/>
+                <w:sz w:val="14"/>
+              </w:rPr>
+              <w:t>0.006</w:t>
+            </w:r>
+          </w:p>
+        </w:tc>
+        <w:tc>
+          <w:tcPr>
+            <w:tcW w:type="dxa" w:w="1851"/>
+          </w:tcPr>
+          <w:p>
+            <w:pPr>
+              <w:spacing w:after="0"/>
+            </w:pPr>
+            <w:r/>
+            <w:r>
+              <w:rPr>
+                <w:rFonts w:ascii="Arial" w:hAnsi="Arial" w:eastAsia="Arial"/>
+                <w:b w:val="0"/>
+                <w:i w:val="0"/>
+                <w:sz w:val="14"/>
+              </w:rPr>
+              <w:t>Not pooled (k &lt; 2)</w:t>
+            </w:r>
+          </w:p>
+        </w:tc>
+      </w:tr>
+      <w:tr>
+        <w:tc>
+          <w:tcPr>
+            <w:tcW w:type="dxa" w:w="1851"/>
+          </w:tcPr>
+          <w:p>
+            <w:pPr>
+              <w:spacing w:after="0"/>
+            </w:pPr>
+            <w:r/>
+            <w:r>
+              <w:rPr>
+                <w:rFonts w:ascii="Arial" w:hAnsi="Arial" w:eastAsia="Arial"/>
+                <w:b w:val="0"/>
+                <w:i w:val="0"/>
+                <w:sz w:val="14"/>
+              </w:rPr>
+              <w:t>MMR protein loss (MLH1/MSH2) (</w:t>
+            </w:r>
+            <w:r>
+              <w:rPr>
+                <w:rFonts w:ascii="Arial" w:hAnsi="Arial" w:eastAsia="Arial"/>
+                <w:b w:val="0"/>
+                <w:i/>
+                <w:sz w:val="14"/>
+              </w:rPr>
+              <w:t>S. mansoni</w:t>
+            </w:r>
+            <w:r>
+              <w:rPr>
+                <w:rFonts w:ascii="Arial" w:hAnsi="Arial" w:eastAsia="Arial"/>
+                <w:b w:val="0"/>
+                <w:i w:val="0"/>
+                <w:sz w:val="14"/>
+              </w:rPr>
+              <w:t>)</w:t>
+            </w:r>
+          </w:p>
+        </w:tc>
+        <w:tc>
+          <w:tcPr>
+            <w:tcW w:type="dxa" w:w="1851"/>
+          </w:tcPr>
+          <w:p>
+            <w:pPr>
+              <w:spacing w:after="0"/>
+            </w:pPr>
+            <w:r/>
+            <w:r>
+              <w:rPr>
+                <w:rFonts w:ascii="Arial" w:hAnsi="Arial" w:eastAsia="Arial"/>
+                <w:b w:val="0"/>
+                <w:i w:val="0"/>
+                <w:sz w:val="14"/>
+              </w:rPr>
+              <w:t>Madbouly 2007</w:t>
+            </w:r>
+            <w:r>
+              <w:rPr>
+                <w:rFonts w:ascii="Arial" w:hAnsi="Arial" w:eastAsia="Arial"/>
+                <w:b w:val="0"/>
+                <w:i w:val="0"/>
+                <w:sz w:val="14"/>
+                <w:vertAlign w:val="superscript"/>
+              </w:rPr>
+              <w:t>51</w:t>
+            </w:r>
+          </w:p>
+        </w:tc>
+        <w:tc>
+          <w:tcPr>
+            <w:tcW w:type="dxa" w:w="1851"/>
+          </w:tcPr>
+          <w:p>
+            <w:pPr>
+              <w:spacing w:after="0"/>
+            </w:pPr>
+            <w:r/>
+            <w:r>
+              <w:rPr>
+                <w:rFonts w:ascii="Arial" w:hAnsi="Arial" w:eastAsia="Arial"/>
+                <w:b w:val="0"/>
+                <w:i w:val="0"/>
+                <w:sz w:val="14"/>
+              </w:rPr>
+              <w:t>IHC</w:t>
+            </w:r>
+          </w:p>
+        </w:tc>
+        <w:tc>
+          <w:tcPr>
+            <w:tcW w:type="dxa" w:w="1851"/>
+          </w:tcPr>
+          <w:p>
+            <w:pPr>
+              <w:spacing w:after="0"/>
+            </w:pPr>
+            <w:r/>
+            <w:r>
+              <w:rPr>
+                <w:rFonts w:ascii="Arial" w:hAnsi="Arial" w:eastAsia="Arial"/>
+                <w:b w:val="0"/>
+                <w:i w:val="0"/>
+                <w:sz w:val="14"/>
+              </w:rPr>
+              <w:t>3/40 (7.5%)</w:t>
+            </w:r>
+          </w:p>
+        </w:tc>
+        <w:tc>
+          <w:tcPr>
+            <w:tcW w:type="dxa" w:w="1851"/>
+          </w:tcPr>
+          <w:p>
+            <w:pPr>
+              <w:spacing w:after="0"/>
+            </w:pPr>
+            <w:r/>
+            <w:r>
+              <w:rPr>
+                <w:rFonts w:ascii="Arial" w:hAnsi="Arial" w:eastAsia="Arial"/>
+                <w:b w:val="0"/>
+                <w:i w:val="0"/>
+                <w:sz w:val="14"/>
+              </w:rPr>
+              <w:t>1/20 (5.0%)</w:t>
+            </w:r>
+          </w:p>
+        </w:tc>
+        <w:tc>
+          <w:tcPr>
+            <w:tcW w:type="dxa" w:w="1851"/>
+          </w:tcPr>
+          <w:p>
+            <w:pPr>
+              <w:spacing w:after="0"/>
+            </w:pPr>
+            <w:r/>
+            <w:r>
+              <w:rPr>
+                <w:rFonts w:ascii="Arial" w:hAnsi="Arial" w:eastAsia="Arial"/>
+                <w:b w:val="0"/>
+                <w:i w:val="0"/>
+                <w:sz w:val="14"/>
+              </w:rPr>
+              <w:t>NR</w:t>
+            </w:r>
+          </w:p>
+        </w:tc>
+        <w:tc>
+          <w:tcPr>
+            <w:tcW w:type="dxa" w:w="1851"/>
+          </w:tcPr>
+          <w:p>
+            <w:pPr>
+              <w:spacing w:after="0"/>
+            </w:pPr>
+            <w:r/>
+            <w:r>
+              <w:rPr>
+                <w:rFonts w:ascii="Arial" w:hAnsi="Arial" w:eastAsia="Arial"/>
+                <w:b w:val="0"/>
+                <w:i w:val="0"/>
+                <w:sz w:val="14"/>
+              </w:rPr>
+              <w:t>Not pooled (k &lt; 2)</w:t>
+            </w:r>
+          </w:p>
+        </w:tc>
+      </w:tr>
+      <w:tr>
+        <w:tc>
+          <w:tcPr>
+            <w:tcW w:type="dxa" w:w="1851"/>
+          </w:tcPr>
+          <w:p>
+            <w:pPr>
+              <w:spacing w:after="0"/>
+            </w:pPr>
+            <w:r/>
+            <w:r>
+              <w:rPr>
+                <w:rFonts w:ascii="Arial" w:hAnsi="Arial" w:eastAsia="Arial"/>
+                <w:b w:val="0"/>
+                <w:i w:val="0"/>
+                <w:sz w:val="14"/>
+              </w:rPr>
+              <w:t>p53 diffuse positive (</w:t>
+            </w:r>
+            <w:r>
+              <w:rPr>
+                <w:rFonts w:ascii="Arial" w:hAnsi="Arial" w:eastAsia="Arial"/>
+                <w:b w:val="0"/>
+                <w:i/>
+                <w:sz w:val="14"/>
+              </w:rPr>
+              <w:t>S. mansoni</w:t>
+            </w:r>
+            <w:r>
+              <w:rPr>
+                <w:rFonts w:ascii="Arial" w:hAnsi="Arial" w:eastAsia="Arial"/>
+                <w:b w:val="0"/>
+                <w:i w:val="0"/>
+                <w:sz w:val="14"/>
+              </w:rPr>
+              <w:t>)</w:t>
+            </w:r>
+          </w:p>
+        </w:tc>
+        <w:tc>
+          <w:tcPr>
+            <w:tcW w:type="dxa" w:w="1851"/>
+          </w:tcPr>
+          <w:p>
+            <w:pPr>
+              <w:spacing w:after="0"/>
+            </w:pPr>
+            <w:r/>
+            <w:r>
+              <w:rPr>
+                <w:rFonts w:ascii="Arial" w:hAnsi="Arial" w:eastAsia="Arial"/>
+                <w:b w:val="0"/>
+                <w:i w:val="0"/>
+                <w:sz w:val="14"/>
+              </w:rPr>
+              <w:t>Zalata 2005</w:t>
+            </w:r>
+            <w:r>
+              <w:rPr>
+                <w:rFonts w:ascii="Arial" w:hAnsi="Arial" w:eastAsia="Arial"/>
+                <w:b w:val="0"/>
+                <w:i w:val="0"/>
+                <w:sz w:val="14"/>
+                <w:vertAlign w:val="superscript"/>
+              </w:rPr>
+              <w:t>52</w:t>
+            </w:r>
+          </w:p>
+        </w:tc>
+        <w:tc>
+          <w:tcPr>
+            <w:tcW w:type="dxa" w:w="1851"/>
+          </w:tcPr>
+          <w:p>
+            <w:pPr>
+              <w:spacing w:after="0"/>
+            </w:pPr>
+            <w:r/>
+            <w:r>
+              <w:rPr>
+                <w:rFonts w:ascii="Arial" w:hAnsi="Arial" w:eastAsia="Arial"/>
+                <w:b w:val="0"/>
+                <w:i w:val="0"/>
+                <w:sz w:val="14"/>
+              </w:rPr>
+              <w:t>IHC clone 1801</w:t>
+            </w:r>
+          </w:p>
+        </w:tc>
+        <w:tc>
+          <w:tcPr>
+            <w:tcW w:type="dxa" w:w="1851"/>
+          </w:tcPr>
+          <w:p>
+            <w:pPr>
+              <w:spacing w:after="0"/>
+            </w:pPr>
+            <w:r/>
+            <w:r>
+              <w:rPr>
+                <w:rFonts w:ascii="Arial" w:hAnsi="Arial" w:eastAsia="Arial"/>
+                <w:b w:val="0"/>
+                <w:i w:val="0"/>
+                <w:sz w:val="14"/>
+              </w:rPr>
+              <w:t>8/24 (33.3%)</w:t>
+            </w:r>
+          </w:p>
+        </w:tc>
+        <w:tc>
+          <w:tcPr>
+            <w:tcW w:type="dxa" w:w="1851"/>
+          </w:tcPr>
+          <w:p>
+            <w:pPr>
+              <w:spacing w:after="0"/>
+            </w:pPr>
+            <w:r/>
+            <w:r>
+              <w:rPr>
+                <w:rFonts w:ascii="Arial" w:hAnsi="Arial" w:eastAsia="Arial"/>
+                <w:b w:val="0"/>
+                <w:i w:val="0"/>
+                <w:sz w:val="14"/>
+              </w:rPr>
+              <w:t>20/45 (44.4%)</w:t>
+            </w:r>
+          </w:p>
+        </w:tc>
+        <w:tc>
+          <w:tcPr>
+            <w:tcW w:type="dxa" w:w="1851"/>
+          </w:tcPr>
+          <w:p>
+            <w:pPr>
+              <w:spacing w:after="0"/>
+            </w:pPr>
+            <w:r/>
+            <w:r>
+              <w:rPr>
+                <w:rFonts w:ascii="Arial" w:hAnsi="Arial" w:eastAsia="Arial"/>
+                <w:b w:val="0"/>
+                <w:i w:val="0"/>
+                <w:sz w:val="14"/>
+              </w:rPr>
+              <w:t>&gt;0.05</w:t>
+            </w:r>
+          </w:p>
+        </w:tc>
+        <w:tc>
+          <w:tcPr>
+            <w:tcW w:type="dxa" w:w="1851"/>
+          </w:tcPr>
+          <w:p>
+            <w:pPr>
+              <w:spacing w:after="0"/>
+            </w:pPr>
+            <w:r/>
+            <w:r>
+              <w:rPr>
+                <w:rFonts w:ascii="Arial" w:hAnsi="Arial" w:eastAsia="Arial"/>
+                <w:b w:val="0"/>
+                <w:i w:val="0"/>
+                <w:sz w:val="14"/>
+              </w:rPr>
+              <w:t>Not pooled (k &lt; 2)</w:t>
+            </w:r>
+          </w:p>
+        </w:tc>
+      </w:tr>
+      <w:tr>
+        <w:tc>
+          <w:tcPr>
+            <w:tcW w:type="dxa" w:w="1851"/>
+          </w:tcPr>
+          <w:p>
+            <w:pPr>
+              <w:spacing w:after="0"/>
+            </w:pPr>
+            <w:r/>
+            <w:r>
+              <w:rPr>
+                <w:rFonts w:ascii="Arial" w:hAnsi="Arial" w:eastAsia="Arial"/>
+                <w:b w:val="0"/>
+                <w:i w:val="0"/>
+                <w:sz w:val="14"/>
+              </w:rPr>
+              <w:t>Bcl-2 positive (</w:t>
+            </w:r>
+            <w:r>
+              <w:rPr>
+                <w:rFonts w:ascii="Arial" w:hAnsi="Arial" w:eastAsia="Arial"/>
+                <w:b w:val="0"/>
+                <w:i/>
+                <w:sz w:val="14"/>
+              </w:rPr>
+              <w:t>S. mansoni</w:t>
+            </w:r>
+            <w:r>
+              <w:rPr>
+                <w:rFonts w:ascii="Arial" w:hAnsi="Arial" w:eastAsia="Arial"/>
+                <w:b w:val="0"/>
+                <w:i w:val="0"/>
+                <w:sz w:val="14"/>
+              </w:rPr>
+              <w:t>)</w:t>
+            </w:r>
+          </w:p>
+        </w:tc>
+        <w:tc>
+          <w:tcPr>
+            <w:tcW w:type="dxa" w:w="1851"/>
+          </w:tcPr>
+          <w:p>
+            <w:pPr>
+              <w:spacing w:after="0"/>
+            </w:pPr>
+            <w:r/>
+            <w:r>
+              <w:rPr>
+                <w:rFonts w:ascii="Arial" w:hAnsi="Arial" w:eastAsia="Arial"/>
+                <w:b w:val="0"/>
+                <w:i w:val="0"/>
+                <w:sz w:val="14"/>
+              </w:rPr>
+              <w:t>Zalata 2005</w:t>
+            </w:r>
+            <w:r>
+              <w:rPr>
+                <w:rFonts w:ascii="Arial" w:hAnsi="Arial" w:eastAsia="Arial"/>
+                <w:b w:val="0"/>
+                <w:i w:val="0"/>
+                <w:sz w:val="14"/>
+                <w:vertAlign w:val="superscript"/>
+              </w:rPr>
+              <w:t>52</w:t>
+            </w:r>
+          </w:p>
+        </w:tc>
+        <w:tc>
+          <w:tcPr>
+            <w:tcW w:type="dxa" w:w="1851"/>
+          </w:tcPr>
+          <w:p>
+            <w:pPr>
+              <w:spacing w:after="0"/>
+            </w:pPr>
+            <w:r/>
+            <w:r>
+              <w:rPr>
+                <w:rFonts w:ascii="Arial" w:hAnsi="Arial" w:eastAsia="Arial"/>
+                <w:b w:val="0"/>
+                <w:i w:val="0"/>
+                <w:sz w:val="14"/>
+              </w:rPr>
+              <w:t>IHC clone 124</w:t>
+            </w:r>
+          </w:p>
+        </w:tc>
+        <w:tc>
+          <w:tcPr>
+            <w:tcW w:type="dxa" w:w="1851"/>
+          </w:tcPr>
+          <w:p>
+            <w:pPr>
+              <w:spacing w:after="0"/>
+            </w:pPr>
+            <w:r/>
+            <w:r>
+              <w:rPr>
+                <w:rFonts w:ascii="Arial" w:hAnsi="Arial" w:eastAsia="Arial"/>
+                <w:b w:val="0"/>
+                <w:i w:val="0"/>
+                <w:sz w:val="14"/>
+              </w:rPr>
+              <w:t>14/24 (58.3%)</w:t>
+            </w:r>
+          </w:p>
+        </w:tc>
+        <w:tc>
+          <w:tcPr>
+            <w:tcW w:type="dxa" w:w="1851"/>
+          </w:tcPr>
+          <w:p>
+            <w:pPr>
+              <w:spacing w:after="0"/>
+            </w:pPr>
+            <w:r/>
+            <w:r>
+              <w:rPr>
+                <w:rFonts w:ascii="Arial" w:hAnsi="Arial" w:eastAsia="Arial"/>
+                <w:b w:val="0"/>
+                <w:i w:val="0"/>
+                <w:sz w:val="14"/>
+              </w:rPr>
+              <w:t>15/45 (33.3%)</w:t>
+            </w:r>
+          </w:p>
+        </w:tc>
+        <w:tc>
+          <w:tcPr>
+            <w:tcW w:type="dxa" w:w="1851"/>
+          </w:tcPr>
+          <w:p>
+            <w:pPr>
+              <w:spacing w:after="0"/>
+            </w:pPr>
+            <w:r/>
+            <w:r>
+              <w:rPr>
+                <w:rFonts w:ascii="Arial" w:hAnsi="Arial" w:eastAsia="Arial"/>
+                <w:b w:val="0"/>
+                <w:i w:val="0"/>
+                <w:sz w:val="14"/>
+              </w:rPr>
+              <w:t>0.046</w:t>
+            </w:r>
+          </w:p>
+        </w:tc>
+        <w:tc>
+          <w:tcPr>
+            <w:tcW w:type="dxa" w:w="1851"/>
+          </w:tcPr>
+          <w:p>
+            <w:pPr>
+              <w:spacing w:after="0"/>
+            </w:pPr>
+            <w:r/>
+            <w:r>
+              <w:rPr>
+                <w:rFonts w:ascii="Arial" w:hAnsi="Arial" w:eastAsia="Arial"/>
+                <w:b w:val="0"/>
+                <w:i w:val="0"/>
+                <w:sz w:val="14"/>
+              </w:rPr>
+              <w:t>Not pooled (k &lt; 2)</w:t>
+            </w:r>
+          </w:p>
+        </w:tc>
+      </w:tr>
+      <w:tr>
+        <w:tc>
+          <w:tcPr>
+            <w:tcW w:type="dxa" w:w="1851"/>
+          </w:tcPr>
+          <w:p>
+            <w:pPr>
+              <w:spacing w:after="0"/>
+            </w:pPr>
+            <w:r/>
+            <w:r>
+              <w:rPr>
+                <w:rFonts w:ascii="Arial" w:hAnsi="Arial" w:eastAsia="Arial"/>
+                <w:b w:val="0"/>
+                <w:i w:val="0"/>
+                <w:sz w:val="14"/>
+              </w:rPr>
+              <w:t>c-Myc positive (</w:t>
+            </w:r>
+            <w:r>
+              <w:rPr>
+                <w:rFonts w:ascii="Arial" w:hAnsi="Arial" w:eastAsia="Arial"/>
+                <w:b w:val="0"/>
+                <w:i/>
+                <w:sz w:val="14"/>
+              </w:rPr>
+              <w:t>S. mansoni</w:t>
+            </w:r>
+            <w:r>
+              <w:rPr>
+                <w:rFonts w:ascii="Arial" w:hAnsi="Arial" w:eastAsia="Arial"/>
+                <w:b w:val="0"/>
+                <w:i w:val="0"/>
+                <w:sz w:val="14"/>
+              </w:rPr>
+              <w:t>)</w:t>
+            </w:r>
+          </w:p>
+        </w:tc>
+        <w:tc>
+          <w:tcPr>
+            <w:tcW w:type="dxa" w:w="1851"/>
+          </w:tcPr>
+          <w:p>
+            <w:pPr>
+              <w:spacing w:after="0"/>
+            </w:pPr>
+            <w:r/>
+            <w:r>
+              <w:rPr>
+                <w:rFonts w:ascii="Arial" w:hAnsi="Arial" w:eastAsia="Arial"/>
+                <w:b w:val="0"/>
+                <w:i w:val="0"/>
+                <w:sz w:val="14"/>
+              </w:rPr>
+              <w:t>Zalata 2005</w:t>
+            </w:r>
+            <w:r>
+              <w:rPr>
+                <w:rFonts w:ascii="Arial" w:hAnsi="Arial" w:eastAsia="Arial"/>
+                <w:b w:val="0"/>
+                <w:i w:val="0"/>
+                <w:sz w:val="14"/>
+                <w:vertAlign w:val="superscript"/>
+              </w:rPr>
+              <w:t>52</w:t>
+            </w:r>
+          </w:p>
+        </w:tc>
+        <w:tc>
+          <w:tcPr>
+            <w:tcW w:type="dxa" w:w="1851"/>
+          </w:tcPr>
+          <w:p>
+            <w:pPr>
+              <w:spacing w:after="0"/>
+            </w:pPr>
+            <w:r/>
+            <w:r>
+              <w:rPr>
+                <w:rFonts w:ascii="Arial" w:hAnsi="Arial" w:eastAsia="Arial"/>
+                <w:b w:val="0"/>
+                <w:i w:val="0"/>
+                <w:sz w:val="14"/>
+              </w:rPr>
+              <w:t>IHC</w:t>
+            </w:r>
+          </w:p>
+        </w:tc>
+        <w:tc>
+          <w:tcPr>
+            <w:tcW w:type="dxa" w:w="1851"/>
+          </w:tcPr>
+          <w:p>
+            <w:pPr>
+              <w:spacing w:after="0"/>
+            </w:pPr>
+            <w:r/>
+            <w:r>
+              <w:rPr>
+                <w:rFonts w:ascii="Arial" w:hAnsi="Arial" w:eastAsia="Arial"/>
+                <w:b w:val="0"/>
+                <w:i w:val="0"/>
+                <w:sz w:val="14"/>
+              </w:rPr>
+              <w:t>22/23 (95.7%)</w:t>
+            </w:r>
+          </w:p>
+        </w:tc>
+        <w:tc>
+          <w:tcPr>
+            <w:tcW w:type="dxa" w:w="1851"/>
+          </w:tcPr>
+          <w:p>
+            <w:pPr>
+              <w:spacing w:after="0"/>
+            </w:pPr>
+            <w:r/>
+            <w:r>
+              <w:rPr>
+                <w:rFonts w:ascii="Arial" w:hAnsi="Arial" w:eastAsia="Arial"/>
+                <w:b w:val="0"/>
+                <w:i w:val="0"/>
+                <w:sz w:val="14"/>
+              </w:rPr>
+              <w:t>43/44 (97.7%)</w:t>
+            </w:r>
+          </w:p>
+        </w:tc>
+        <w:tc>
+          <w:tcPr>
+            <w:tcW w:type="dxa" w:w="1851"/>
+          </w:tcPr>
+          <w:p>
+            <w:pPr>
+              <w:spacing w:after="0"/>
+            </w:pPr>
+            <w:r/>
+            <w:r>
+              <w:rPr>
+                <w:rFonts w:ascii="Arial" w:hAnsi="Arial" w:eastAsia="Arial"/>
+                <w:b w:val="0"/>
+                <w:i w:val="0"/>
+                <w:sz w:val="14"/>
+              </w:rPr>
+              <w:t>&gt;0.05</w:t>
+            </w:r>
+          </w:p>
+        </w:tc>
+        <w:tc>
+          <w:tcPr>
+            <w:tcW w:type="dxa" w:w="1851"/>
+          </w:tcPr>
+          <w:p>
+            <w:pPr>
+              <w:spacing w:after="0"/>
+            </w:pPr>
+            <w:r/>
+            <w:r>
+              <w:rPr>
+                <w:rFonts w:ascii="Arial" w:hAnsi="Arial" w:eastAsia="Arial"/>
+                <w:b w:val="0"/>
+                <w:i w:val="0"/>
+                <w:sz w:val="14"/>
+              </w:rPr>
+              <w:t>Not pooled (k &lt; 2)</w:t>
+            </w:r>
+          </w:p>
+        </w:tc>
+      </w:tr>
+      <w:tr>
+        <w:tc>
+          <w:tcPr>
+            <w:tcW w:type="dxa" w:w="1851"/>
+          </w:tcPr>
+          <w:p>
+            <w:pPr>
+              <w:spacing w:after="0"/>
+            </w:pPr>
+            <w:r/>
+            <w:r>
+              <w:rPr>
+                <w:rFonts w:ascii="Arial" w:hAnsi="Arial" w:eastAsia="Arial"/>
+                <w:b w:val="0"/>
+                <w:i w:val="0"/>
+                <w:sz w:val="14"/>
+              </w:rPr>
+              <w:t>DCC loss (</w:t>
+            </w:r>
+            <w:r>
+              <w:rPr>
+                <w:rFonts w:ascii="Arial" w:hAnsi="Arial" w:eastAsia="Arial"/>
+                <w:b w:val="0"/>
+                <w:i/>
+                <w:sz w:val="14"/>
+              </w:rPr>
+              <w:t>S. mansoni</w:t>
+            </w:r>
+            <w:r>
+              <w:rPr>
+                <w:rFonts w:ascii="Arial" w:hAnsi="Arial" w:eastAsia="Arial"/>
+                <w:b w:val="0"/>
+                <w:i w:val="0"/>
+                <w:sz w:val="14"/>
+              </w:rPr>
+              <w:t>)</w:t>
+            </w:r>
+          </w:p>
+        </w:tc>
+        <w:tc>
+          <w:tcPr>
+            <w:tcW w:type="dxa" w:w="1851"/>
+          </w:tcPr>
+          <w:p>
+            <w:pPr>
+              <w:spacing w:after="0"/>
+            </w:pPr>
+            <w:r/>
+            <w:r>
+              <w:rPr>
+                <w:rFonts w:ascii="Arial" w:hAnsi="Arial" w:eastAsia="Arial"/>
+                <w:b w:val="0"/>
+                <w:i w:val="0"/>
+                <w:sz w:val="14"/>
+              </w:rPr>
+              <w:t>Madbouly 2007</w:t>
+            </w:r>
+            <w:r>
+              <w:rPr>
+                <w:rFonts w:ascii="Arial" w:hAnsi="Arial" w:eastAsia="Arial"/>
+                <w:b w:val="0"/>
+                <w:i w:val="0"/>
+                <w:sz w:val="14"/>
+                <w:vertAlign w:val="superscript"/>
+              </w:rPr>
+              <w:t>51</w:t>
+            </w:r>
+          </w:p>
+        </w:tc>
+        <w:tc>
+          <w:tcPr>
+            <w:tcW w:type="dxa" w:w="1851"/>
+          </w:tcPr>
+          <w:p>
+            <w:pPr>
+              <w:spacing w:after="0"/>
+            </w:pPr>
+            <w:r/>
+            <w:r>
+              <w:rPr>
+                <w:rFonts w:ascii="Arial" w:hAnsi="Arial" w:eastAsia="Arial"/>
+                <w:b w:val="0"/>
+                <w:i w:val="0"/>
+                <w:sz w:val="14"/>
+              </w:rPr>
+              <w:t>IHC G97-449</w:t>
+            </w:r>
+          </w:p>
+        </w:tc>
+        <w:tc>
+          <w:tcPr>
+            <w:tcW w:type="dxa" w:w="1851"/>
+          </w:tcPr>
+          <w:p>
+            <w:pPr>
+              <w:spacing w:after="0"/>
+            </w:pPr>
+            <w:r/>
+            <w:r>
+              <w:rPr>
+                <w:rFonts w:ascii="Arial" w:hAnsi="Arial" w:eastAsia="Arial"/>
+                <w:b w:val="0"/>
+                <w:i w:val="0"/>
+                <w:sz w:val="14"/>
+              </w:rPr>
+              <w:t>16/40 (40.0%)</w:t>
+            </w:r>
+          </w:p>
+        </w:tc>
+        <w:tc>
+          <w:tcPr>
+            <w:tcW w:type="dxa" w:w="1851"/>
+          </w:tcPr>
+          <w:p>
+            <w:pPr>
+              <w:spacing w:after="0"/>
+            </w:pPr>
+            <w:r/>
+            <w:r>
+              <w:rPr>
+                <w:rFonts w:ascii="Arial" w:hAnsi="Arial" w:eastAsia="Arial"/>
+                <w:b w:val="0"/>
+                <w:i w:val="0"/>
+                <w:sz w:val="14"/>
+              </w:rPr>
+              <w:t>11/20 (55.0%)</w:t>
+            </w:r>
+          </w:p>
+        </w:tc>
+        <w:tc>
+          <w:tcPr>
+            <w:tcW w:type="dxa" w:w="1851"/>
+          </w:tcPr>
+          <w:p>
+            <w:pPr>
+              <w:spacing w:after="0"/>
+            </w:pPr>
+            <w:r/>
+            <w:r>
+              <w:rPr>
+                <w:rFonts w:ascii="Arial" w:hAnsi="Arial" w:eastAsia="Arial"/>
+                <w:b w:val="0"/>
+                <w:i w:val="0"/>
+                <w:sz w:val="14"/>
+              </w:rPr>
+              <w:t>0.49</w:t>
+            </w:r>
+          </w:p>
+        </w:tc>
+        <w:tc>
+          <w:tcPr>
+            <w:tcW w:type="dxa" w:w="1851"/>
+          </w:tcPr>
+          <w:p>
+            <w:pPr>
+              <w:spacing w:after="0"/>
+            </w:pPr>
+            <w:r/>
+            <w:r>
+              <w:rPr>
+                <w:rFonts w:ascii="Arial" w:hAnsi="Arial" w:eastAsia="Arial"/>
+                <w:b w:val="0"/>
+                <w:i w:val="0"/>
+                <w:sz w:val="14"/>
+              </w:rPr>
+              <w:t>Not pooled (k &lt; 2)</w:t>
+            </w:r>
+          </w:p>
+        </w:tc>
+      </w:tr>
+      <w:tr>
+        <w:tc>
+          <w:tcPr>
+            <w:tcW w:type="dxa" w:w="1851"/>
+          </w:tcPr>
+          <w:p>
+            <w:pPr>
+              <w:spacing w:after="0"/>
+            </w:pPr>
+            <w:r/>
+            <w:r>
+              <w:rPr>
+                <w:rFonts w:ascii="Arial" w:hAnsi="Arial" w:eastAsia="Arial"/>
+                <w:b w:val="0"/>
+                <w:i w:val="0"/>
+                <w:sz w:val="14"/>
+              </w:rPr>
+              <w:t>APC, beta-catenin, Ki-67</w:t>
             </w:r>
           </w:p>
         </w:tc>
@@ -15927,7 +18557,7 @@
           <w:i w:val="0"/>
           <w:sz w:val="18"/>
         </w:rPr>
-        <w:t xml:space="preserve">All Qingpu reports (Wang 2021, Wang 2023, Pan 2020, Cheng 2023, Chai 2026) describe one cohort; each biomarker appears once. Biomarkers were pooled only with at least two independent internal-comparator cohorts. Abstract-only data on </w:t>
+        <w:t xml:space="preserve">All Qingpu reports (Wang 2021, Wang 2023, Pan 2020, Cheng 2023, Chai 2026) describe one cohort; each biomarker appears once. Biomarkers were pooled only with at least two independent internal-comparator cohorts. Rows marked </w:t>
       </w:r>
       <w:r>
         <w:rPr>
@@ -15945,7 +18575,25 @@
           <w:i w:val="0"/>
           <w:sz w:val="18"/>
         </w:rPr>
-        <w:t xml:space="preserve"> (Madbouly 2007: p53 32/40 vs 8/20; MSI 3/40 vs 1/20) are not shown in the analysis.</w:t>
+        <w:t xml:space="preserve"> (Madbouly 2007, Zalata 2005) are shown for completeness and were not pooled with </w:t>
+      </w:r>
+      <w:r>
+        <w:rPr>
+          <w:rFonts w:ascii="Arial" w:hAnsi="Arial" w:eastAsia="Arial"/>
+          <w:b w:val="0"/>
+          <w:i/>
+          <w:sz w:val="18"/>
+        </w:rPr>
+        <w:t>S. japonicum</w:t>
+      </w:r>
+      <w:r>
+        <w:rPr>
+          <w:rFonts w:ascii="Arial" w:hAnsi="Arial" w:eastAsia="Arial"/>
+          <w:b w:val="0"/>
+          <w:i w:val="0"/>
+          <w:sz w:val="18"/>
+        </w:rPr>
+        <w:t>.</w:t>
       </w:r>
     </w:p>
     <w:p>
@@ -16022,10 +18670,19 @@
         <w:rPr>
           <w:rFonts w:ascii="Arial" w:hAnsi="Arial" w:eastAsia="Arial"/>
           <w:b/>
+          <w:i/>
+          <w:sz w:val="24"/>
+        </w:rPr>
+        <w:t>Schistosoma mansoni</w:t>
+      </w:r>
+      <w:r>
+        <w:rPr>
+          <w:rFonts w:ascii="Arial" w:hAnsi="Arial" w:eastAsia="Arial"/>
+          <w:b/>
           <w:i w:val="0"/>
           <w:sz w:val="24"/>
         </w:rPr>
-        <w:t>Overall survival</w:t>
+        <w:t>-associated colorectal cancer</w:t>
       </w:r>
     </w:p>
     <w:p>
@@ -16039,7 +18696,43 @@
           <w:i w:val="0"/>
           <w:sz w:val="24"/>
         </w:rPr>
-        <w:t>For overall survival (multivariable-adjusted HRs), the pooled HR was 2.10 (95% CI 1.22-3.60; P = 0.007; 3 studies; I² = 57%; tau² = 0.130). Leave-one-out estimates ranged from 1.76 (without WangM2014) to 2.86 (without WangW2020). For overall survival (unadjusted or derived HRs), the pooled HR was 1.37 (95% CI 0.81-2.31; P = 0.240; 5 studies; I² = 87%; tau² = 0.295). The unadjusted pool combined four estimates above 1 with one below 1 derived from a log-rank P value in a 100-patient follow-up subset;</w:t>
+        <w:t xml:space="preserve">Two Egyptian series studied </w:t>
+      </w:r>
+      <w:r>
+        <w:rPr>
+          <w:rFonts w:ascii="Arial" w:hAnsi="Arial" w:eastAsia="Arial"/>
+          <w:b w:val="0"/>
+          <w:i/>
+          <w:sz w:val="24"/>
+        </w:rPr>
+        <w:t>S. mansoni</w:t>
+      </w:r>
+      <w:r>
+        <w:rPr>
+          <w:rFonts w:ascii="Arial" w:hAnsi="Arial" w:eastAsia="Arial"/>
+          <w:b w:val="0"/>
+          <w:i w:val="0"/>
+          <w:sz w:val="24"/>
+        </w:rPr>
+        <w:t xml:space="preserve">-associated CRC and were not pooled with </w:t>
+      </w:r>
+      <w:r>
+        <w:rPr>
+          <w:rFonts w:ascii="Arial" w:hAnsi="Arial" w:eastAsia="Arial"/>
+          <w:b w:val="0"/>
+          <w:i/>
+          <w:sz w:val="24"/>
+        </w:rPr>
+        <w:t>S. japonicum</w:t>
+      </w:r>
+      <w:r>
+        <w:rPr>
+          <w:rFonts w:ascii="Arial" w:hAnsi="Arial" w:eastAsia="Arial"/>
+          <w:b w:val="0"/>
+          <w:i w:val="0"/>
+          <w:sz w:val="24"/>
+        </w:rPr>
+        <w:t>. In Alexandria, 40 patients with SACC were younger than 20 with NSACC (mean 34.5 vs 50.7 years) and more often had mucinous tumours (14/40 vs 2/20), lymph-node involvement (30/40 vs 8/20), synchronous tumours (8/40 vs 1/20), and p53 overexpression (32/40 vs 8/20), whereas DCC loss (16/40 vs 11/20) and mismatch-repair protein loss (3/40 vs 1/20) were similar; several P values in that report differ between the text and tables.</w:t>
       </w:r>
       <w:r>
         <w:rPr>
@@ -16049,7 +18742,89 @@
           <w:sz w:val="24"/>
           <w:vertAlign w:val="superscript"/>
         </w:rPr>
+        <w:t>51</w:t>
+      </w:r>
+      <w:r>
+        <w:rPr>
+          <w:rFonts w:ascii="Arial" w:hAnsi="Arial" w:eastAsia="Arial"/>
+          <w:b w:val="0"/>
+          <w:i w:val="0"/>
+          <w:sz w:val="24"/>
+        </w:rPr>
+        <w:t xml:space="preserve"> In Mansoura, Bcl-2 expression was more frequent in SACC (14/24 vs 15/45; P = 0.046), whereas diffuse p53 (8/24 vs 20/45) and c-Myc (22/23 vs 43/44) expression did not differ.</w:t>
+      </w:r>
+      <w:r>
+        <w:rPr>
+          <w:rFonts w:ascii="Arial" w:hAnsi="Arial" w:eastAsia="Arial"/>
+          <w:b w:val="0"/>
+          <w:i w:val="0"/>
+          <w:sz w:val="24"/>
+          <w:vertAlign w:val="superscript"/>
+        </w:rPr>
+        <w:t>52</w:t>
+      </w:r>
+      <w:r>
+        <w:rPr>
+          <w:rFonts w:ascii="Arial" w:hAnsi="Arial" w:eastAsia="Arial"/>
+          <w:b w:val="0"/>
+          <w:i w:val="0"/>
+          <w:sz w:val="24"/>
+        </w:rPr>
+        <w:t xml:space="preserve"> Both series were small, unadjusted, and at moderate or high risk of bias. A further Egyptian series of 176 SACC patients was excluded because it had no non-schistosomal comparator (Supplementary Table S2).</w:t>
+      </w:r>
+    </w:p>
+    <w:p>
+      <w:r>
+        <w:rPr>
+          <w:rFonts w:ascii="Arial" w:hAnsi="Arial" w:eastAsia="Arial"/>
+          <w:b/>
+          <w:i w:val="0"/>
+          <w:sz w:val="24"/>
+        </w:rPr>
+        <w:t>Overall survival</w:t>
+      </w:r>
+    </w:p>
+    <w:p>
+      <w:pPr>
+        <w:jc w:val="both"/>
+      </w:pPr>
+      <w:r>
+        <w:rPr>
+          <w:rFonts w:ascii="Arial" w:hAnsi="Arial" w:eastAsia="Arial"/>
+          <w:b w:val="0"/>
+          <w:i w:val="0"/>
+          <w:sz w:val="24"/>
+        </w:rPr>
+        <w:t>For overall survival (multivariable-adjusted HRs), the pooled HR was 2.10 (95% CI 1.22-3.60; P = 0.007; 3 studies; I² = 57%; tau² = 0.130). Leave-one-out estimates ranged from 1.76 (without Wang M 2014) to 2.86 (without Wang W 2020). For overall survival (unadjusted or derived HRs), the pooled HR was 1.32 (95% CI 0.89-1.97; P = 0.167; 6 studies; I² = 89%; tau² = 0.198). The unadjusted pool combined five estimates above 1 with one below 1 derived from a log-rank P value in a 100-patient follow-up subset;</w:t>
+      </w:r>
+      <w:r>
+        <w:rPr>
+          <w:rFonts w:ascii="Arial" w:hAnsi="Arial" w:eastAsia="Arial"/>
+          <w:b w:val="0"/>
+          <w:i w:val="0"/>
+          <w:sz w:val="24"/>
+          <w:vertAlign w:val="superscript"/>
+        </w:rPr>
         <w:t>12,26</w:t>
+      </w:r>
+      <w:r>
+        <w:rPr>
+          <w:rFonts w:ascii="Arial" w:hAnsi="Arial" w:eastAsia="Arial"/>
+          <w:b w:val="0"/>
+          <w:i w:val="0"/>
+          <w:sz w:val="24"/>
+        </w:rPr>
+        <w:t xml:space="preserve"> the 1986 national series contributed an HR approximated from crude 5-year survival (45.6% vs 50.9%);</w:t>
+      </w:r>
+      <w:r>
+        <w:rPr>
+          <w:rFonts w:ascii="Arial" w:hAnsi="Arial" w:eastAsia="Arial"/>
+          <w:b w:val="0"/>
+          <w:i w:val="0"/>
+          <w:sz w:val="24"/>
+          <w:vertAlign w:val="superscript"/>
+        </w:rPr>
+        <w:t>16,28</w:t>
       </w:r>
       <w:r>
         <w:rPr>
@@ -16078,7 +18853,7 @@
       <w:r>
         <w:drawing>
           <wp:inline xmlns:a="http://schemas.openxmlformats.org/drawingml/2006/main" xmlns:pic="http://schemas.openxmlformats.org/drawingml/2006/picture">
-            <wp:extent cx="5760000" cy="5556705"/>
+            <wp:extent cx="5760000" cy="6502400"/>
             <wp:docPr id="5" name="Picture 5"/>
             <wp:cNvGraphicFramePr>
               <a:graphicFrameLocks noChangeAspect="1"/>
@@ -16099,7 +18874,7 @@
                   <pic:spPr>
                     <a:xfrm>
                       <a:off x="0" y="0"/>
-                      <a:ext cx="5760000" cy="5556705"/>
+                      <a:ext cx="5760000" cy="6502400"/>
                     </a:xfrm>
                     <a:prstGeom prst="rect"/>
                   </pic:spPr>
@@ -16127,7 +18902,7 @@
           <w:i w:val="0"/>
           <w:sz w:val="22"/>
         </w:rPr>
-        <w:t xml:space="preserve"> Overall survival in SACC versus NSACC. Hazard ratios with 95% CI; multivariable-adjusted and unadjusted/derived estimates are pooled separately (random effects, REML). Source: P1, adjusted HR reported; P2, unadjusted HR reported; P3, derived from log-rank P and events.</w:t>
+        <w:t xml:space="preserve"> Overall survival in SACC versus NSACC. Hazard ratios with 95% CI; multivariable-adjusted and unadjusted/derived estimates are pooled separately (random effects, REML). Source: P1, adjusted HR reported; P2, unadjusted HR reported; P3, derived from log-rank P and events or from 5-year survival proportions.</w:t>
       </w:r>
     </w:p>
     <w:p>
@@ -16191,7 +18966,7 @@
       <w:r>
         <w:drawing>
           <wp:inline xmlns:a="http://schemas.openxmlformats.org/drawingml/2006/main" xmlns:pic="http://schemas.openxmlformats.org/drawingml/2006/picture">
-            <wp:extent cx="5760000" cy="4845176"/>
+            <wp:extent cx="5760000" cy="5580800"/>
             <wp:docPr id="6" name="Picture 6"/>
             <wp:cNvGraphicFramePr>
               <a:graphicFrameLocks noChangeAspect="1"/>
@@ -16212,7 +18987,7 @@
                   <pic:spPr>
                     <a:xfrm>
                       <a:off x="0" y="0"/>
-                      <a:ext cx="5760000" cy="4845176"/>
+                      <a:ext cx="5760000" cy="5580800"/>
                     </a:xfrm>
                     <a:prstGeom prst="rect"/>
                   </pic:spPr>
@@ -16275,7 +19050,7 @@
           <w:sz w:val="24"/>
           <w:vertAlign w:val="superscript"/>
         </w:rPr>
-        <w:t>19,42</w:t>
+        <w:t>19,43</w:t>
       </w:r>
       <w:r>
         <w:rPr>
@@ -16303,7 +19078,7 @@
           <w:i w:val="0"/>
           <w:sz w:val="24"/>
         </w:rPr>
-        <w:t xml:space="preserve"> Schistosomiasis-specific features were examined only in the SACC-only cohort from the main Zhongshan campus (172 patients):</w:t>
+        <w:t xml:space="preserve"> Schistosomiasis-specific features were examined mainly in the SACC-only cohort from the main Zhongshan campus (172 patients):</w:t>
       </w:r>
       <w:r>
         <w:rPr>
@@ -16313,7 +19088,7 @@
           <w:sz w:val="24"/>
           <w:vertAlign w:val="superscript"/>
         </w:rPr>
-        <w:t>46</w:t>
+        <w:t>48</w:t>
       </w:r>
       <w:r>
         <w:rPr>
@@ -16332,7 +19107,7 @@
           <w:sz w:val="24"/>
           <w:vertAlign w:val="superscript"/>
         </w:rPr>
-        <w:t>37,41,42</w:t>
+        <w:t>38,42,43</w:t>
       </w:r>
       <w:r>
         <w:rPr>
@@ -16341,7 +19116,7 @@
           <w:i w:val="0"/>
           <w:sz w:val="24"/>
         </w:rPr>
-        <w:t xml:space="preserve"> A West China cohort of 74 SACC patients on egg deposition site could not be retrieved.</w:t>
+        <w:t xml:space="preserve"> In 74 SACC patients from West China Hospital, elevated CEA (adjusted HR 4.05, 1.46-11.28) and T stage predicted overall survival, whereas deep egg deposition was significant only in univariable analysis.</w:t>
       </w:r>
       <w:r>
         <w:rPr>
@@ -16351,7 +19126,7 @@
           <w:sz w:val="24"/>
           <w:vertAlign w:val="superscript"/>
         </w:rPr>
-        <w:t>48</w:t>
+        <w:t>49</w:t>
       </w:r>
       <w:r>
         <w:rPr>
@@ -16360,7 +19135,7 @@
           <w:i w:val="0"/>
           <w:sz w:val="24"/>
         </w:rPr>
-        <w:t xml:space="preserve"> Apart from nodal metastasis, no within-SACC factor could be pooled (Table 5).</w:t>
+        <w:t xml:space="preserve"> Pooled with the largest cohort, elevated CEA gave an HR of 2.14 (95% CI 0.70-6.55) (I² = 70%). Apart from nodal metastasis and CEA, no within-SACC factor could be pooled (Table 5).</w:t>
       </w:r>
     </w:p>
     <w:p>
@@ -16603,7 +19378,7 @@
                 <w:sz w:val="13"/>
                 <w:vertAlign w:val="superscript"/>
               </w:rPr>
-              <w:t>46</w:t>
+              <w:t>48</w:t>
             </w:r>
           </w:p>
         </w:tc>
@@ -16775,7 +19550,7 @@
                 <w:sz w:val="13"/>
                 <w:vertAlign w:val="superscript"/>
               </w:rPr>
-              <w:t>46</w:t>
+              <w:t>48</w:t>
             </w:r>
           </w:p>
         </w:tc>
@@ -16947,7 +19722,7 @@
                 <w:sz w:val="13"/>
                 <w:vertAlign w:val="superscript"/>
               </w:rPr>
-              <w:t>46</w:t>
+              <w:t>48</w:t>
             </w:r>
           </w:p>
         </w:tc>
@@ -17119,7 +19894,7 @@
                 <w:sz w:val="13"/>
                 <w:vertAlign w:val="superscript"/>
               </w:rPr>
-              <w:t>46</w:t>
+              <w:t>48</w:t>
             </w:r>
           </w:p>
         </w:tc>
@@ -17291,7 +20066,7 @@
                 <w:sz w:val="13"/>
                 <w:vertAlign w:val="superscript"/>
               </w:rPr>
-              <w:t>46</w:t>
+              <w:t>48</w:t>
             </w:r>
           </w:p>
         </w:tc>
@@ -17463,7 +20238,7 @@
                 <w:sz w:val="13"/>
                 <w:vertAlign w:val="superscript"/>
               </w:rPr>
-              <w:t>46</w:t>
+              <w:t>48</w:t>
             </w:r>
           </w:p>
         </w:tc>
@@ -17635,7 +20410,7 @@
                 <w:sz w:val="13"/>
                 <w:vertAlign w:val="superscript"/>
               </w:rPr>
-              <w:t>46</w:t>
+              <w:t>48</w:t>
             </w:r>
           </w:p>
         </w:tc>
@@ -18839,7 +21614,7 @@
                 <w:sz w:val="13"/>
                 <w:vertAlign w:val="superscript"/>
               </w:rPr>
-              <w:t>42</w:t>
+              <w:t>43</w:t>
             </w:r>
           </w:p>
         </w:tc>
@@ -19011,7 +21786,7 @@
                 <w:sz w:val="13"/>
                 <w:vertAlign w:val="superscript"/>
               </w:rPr>
-              <w:t>42</w:t>
+              <w:t>43</w:t>
             </w:r>
           </w:p>
         </w:tc>
@@ -19183,7 +21958,7 @@
                 <w:sz w:val="13"/>
                 <w:vertAlign w:val="superscript"/>
               </w:rPr>
-              <w:t>39</w:t>
+              <w:t>40</w:t>
             </w:r>
           </w:p>
         </w:tc>
@@ -19355,7 +22130,7 @@
                 <w:sz w:val="13"/>
                 <w:vertAlign w:val="superscript"/>
               </w:rPr>
-              <w:t>40</w:t>
+              <w:t>41</w:t>
             </w:r>
           </w:p>
         </w:tc>
@@ -19527,7 +22302,7 @@
                 <w:sz w:val="13"/>
                 <w:vertAlign w:val="superscript"/>
               </w:rPr>
-              <w:t>41</w:t>
+              <w:t>42</w:t>
             </w:r>
           </w:p>
         </w:tc>
@@ -19699,7 +22474,7 @@
                 <w:sz w:val="13"/>
                 <w:vertAlign w:val="superscript"/>
               </w:rPr>
-              <w:t>37</w:t>
+              <w:t>38</w:t>
             </w:r>
           </w:p>
         </w:tc>
@@ -19841,6 +22616,178 @@
                 <w:i w:val="0"/>
                 <w:sz w:val="13"/>
               </w:rPr>
+              <w:t>CEA elevated</w:t>
+            </w:r>
+          </w:p>
+        </w:tc>
+        <w:tc>
+          <w:tcPr>
+            <w:tcW w:type="dxa" w:w="1620"/>
+          </w:tcPr>
+          <w:p>
+            <w:pPr>
+              <w:spacing w:after="0"/>
+            </w:pPr>
+            <w:r/>
+            <w:r>
+              <w:rPr>
+                <w:rFonts w:ascii="Arial" w:hAnsi="Arial" w:eastAsia="Arial"/>
+                <w:b w:val="0"/>
+                <w:i w:val="0"/>
+                <w:sz w:val="13"/>
+              </w:rPr>
+              <w:t>Wang M 2016</w:t>
+            </w:r>
+            <w:r>
+              <w:rPr>
+                <w:rFonts w:ascii="Arial" w:hAnsi="Arial" w:eastAsia="Arial"/>
+                <w:b w:val="0"/>
+                <w:i w:val="0"/>
+                <w:sz w:val="13"/>
+                <w:vertAlign w:val="superscript"/>
+              </w:rPr>
+              <w:t>49</w:t>
+            </w:r>
+          </w:p>
+        </w:tc>
+        <w:tc>
+          <w:tcPr>
+            <w:tcW w:type="dxa" w:w="1620"/>
+          </w:tcPr>
+          <w:p>
+            <w:pPr>
+              <w:spacing w:after="0"/>
+            </w:pPr>
+            <w:r/>
+            <w:r>
+              <w:rPr>
+                <w:rFonts w:ascii="Arial" w:hAnsi="Arial" w:eastAsia="Arial"/>
+                <w:b w:val="0"/>
+                <w:i w:val="0"/>
+                <w:sz w:val="13"/>
+              </w:rPr>
+              <w:t>&gt;5 vs &lt;5 ng/mL</w:t>
+            </w:r>
+          </w:p>
+        </w:tc>
+        <w:tc>
+          <w:tcPr>
+            <w:tcW w:type="dxa" w:w="1620"/>
+          </w:tcPr>
+          <w:p>
+            <w:pPr>
+              <w:spacing w:after="0"/>
+            </w:pPr>
+            <w:r/>
+            <w:r>
+              <w:rPr>
+                <w:rFonts w:ascii="Arial" w:hAnsi="Arial" w:eastAsia="Arial"/>
+                <w:b w:val="0"/>
+                <w:i w:val="0"/>
+                <w:sz w:val="13"/>
+              </w:rPr>
+              <w:t>OS</w:t>
+            </w:r>
+          </w:p>
+        </w:tc>
+        <w:tc>
+          <w:tcPr>
+            <w:tcW w:type="dxa" w:w="1620"/>
+          </w:tcPr>
+          <w:p>
+            <w:pPr>
+              <w:spacing w:after="0"/>
+            </w:pPr>
+            <w:r/>
+            <w:r>
+              <w:rPr>
+                <w:rFonts w:ascii="Arial" w:hAnsi="Arial" w:eastAsia="Arial"/>
+                <w:b w:val="0"/>
+                <w:i w:val="0"/>
+                <w:sz w:val="13"/>
+              </w:rPr>
+              <w:t>4.05 (1.46-11.28)</w:t>
+            </w:r>
+          </w:p>
+        </w:tc>
+        <w:tc>
+          <w:tcPr>
+            <w:tcW w:type="dxa" w:w="1620"/>
+          </w:tcPr>
+          <w:p>
+            <w:pPr>
+              <w:spacing w:after="0"/>
+            </w:pPr>
+            <w:r/>
+            <w:r>
+              <w:rPr>
+                <w:rFonts w:ascii="Arial" w:hAnsi="Arial" w:eastAsia="Arial"/>
+                <w:b w:val="0"/>
+                <w:i w:val="0"/>
+                <w:sz w:val="13"/>
+              </w:rPr>
+              <w:t>Adjusted</w:t>
+            </w:r>
+          </w:p>
+        </w:tc>
+        <w:tc>
+          <w:tcPr>
+            <w:tcW w:type="dxa" w:w="1620"/>
+          </w:tcPr>
+          <w:p>
+            <w:pPr>
+              <w:spacing w:after="0"/>
+            </w:pPr>
+            <w:r/>
+            <w:r>
+              <w:rPr>
+                <w:rFonts w:ascii="Arial" w:hAnsi="Arial" w:eastAsia="Arial"/>
+                <w:b w:val="0"/>
+                <w:i w:val="0"/>
+                <w:sz w:val="13"/>
+              </w:rPr>
+              <w:t>T stage, N stage, egg deposition site</w:t>
+            </w:r>
+          </w:p>
+        </w:tc>
+        <w:tc>
+          <w:tcPr>
+            <w:tcW w:type="dxa" w:w="1620"/>
+          </w:tcPr>
+          <w:p>
+            <w:pPr>
+              <w:spacing w:after="0"/>
+            </w:pPr>
+            <w:r/>
+            <w:r>
+              <w:rPr>
+                <w:rFonts w:ascii="Arial" w:hAnsi="Arial" w:eastAsia="Arial"/>
+                <w:b w:val="0"/>
+                <w:i w:val="0"/>
+                <w:sz w:val="13"/>
+              </w:rPr>
+              <w:t>74</w:t>
+            </w:r>
+          </w:p>
+        </w:tc>
+      </w:tr>
+      <w:tr>
+        <w:tc>
+          <w:tcPr>
+            <w:tcW w:type="dxa" w:w="1620"/>
+          </w:tcPr>
+          <w:p>
+            <w:pPr>
+              <w:spacing w:after="0"/>
+            </w:pPr>
+            <w:r/>
+            <w:r>
+              <w:rPr>
+                <w:rFonts w:ascii="Arial" w:hAnsi="Arial" w:eastAsia="Arial"/>
+                <w:b w:val="0"/>
+                <w:i w:val="0"/>
+                <w:sz w:val="13"/>
+              </w:rPr>
               <w:t>LN metastasis OS (pooled)</w:t>
             </w:r>
           </w:p>
@@ -19955,6 +22902,141 @@
                 <w:sz w:val="13"/>
               </w:rPr>
               <w:t>945</w:t>
+            </w:r>
+          </w:p>
+        </w:tc>
+      </w:tr>
+      <w:tr>
+        <w:tc>
+          <w:tcPr>
+            <w:tcW w:type="dxa" w:w="1620"/>
+          </w:tcPr>
+          <w:p>
+            <w:pPr>
+              <w:spacing w:after="0"/>
+            </w:pPr>
+            <w:r/>
+            <w:r>
+              <w:rPr>
+                <w:rFonts w:ascii="Arial" w:hAnsi="Arial" w:eastAsia="Arial"/>
+                <w:b w:val="0"/>
+                <w:i w:val="0"/>
+                <w:sz w:val="13"/>
+              </w:rPr>
+              <w:t>CEA elevated OS (pooled)</w:t>
+            </w:r>
+          </w:p>
+        </w:tc>
+        <w:tc>
+          <w:tcPr>
+            <w:tcW w:type="dxa" w:w="1620"/>
+          </w:tcPr>
+          <w:p>
+            <w:pPr>
+              <w:spacing w:after="0"/>
+            </w:pPr>
+            <w:r/>
+            <w:r>
+              <w:rPr>
+                <w:rFonts w:ascii="Arial" w:hAnsi="Arial" w:eastAsia="Arial"/>
+                <w:b w:val="0"/>
+                <w:i w:val="0"/>
+                <w:sz w:val="13"/>
+              </w:rPr>
+              <w:t>2 cohorts</w:t>
+            </w:r>
+          </w:p>
+        </w:tc>
+        <w:tc>
+          <w:tcPr>
+            <w:tcW w:type="dxa" w:w="1620"/>
+          </w:tcPr>
+          <w:p>
+            <w:pPr>
+              <w:spacing w:after="0"/>
+            </w:pPr>
+            <w:r/>
+          </w:p>
+        </w:tc>
+        <w:tc>
+          <w:tcPr>
+            <w:tcW w:type="dxa" w:w="1620"/>
+          </w:tcPr>
+          <w:p>
+            <w:pPr>
+              <w:spacing w:after="0"/>
+            </w:pPr>
+            <w:r/>
+          </w:p>
+        </w:tc>
+        <w:tc>
+          <w:tcPr>
+            <w:tcW w:type="dxa" w:w="1620"/>
+          </w:tcPr>
+          <w:p>
+            <w:pPr>
+              <w:spacing w:after="0"/>
+            </w:pPr>
+            <w:r/>
+            <w:r>
+              <w:rPr>
+                <w:rFonts w:ascii="Arial" w:hAnsi="Arial" w:eastAsia="Arial"/>
+                <w:b w:val="0"/>
+                <w:i w:val="0"/>
+                <w:sz w:val="13"/>
+              </w:rPr>
+              <w:t>2.14 (0.70-6.55); I² 70%</w:t>
+            </w:r>
+          </w:p>
+        </w:tc>
+        <w:tc>
+          <w:tcPr>
+            <w:tcW w:type="dxa" w:w="1620"/>
+          </w:tcPr>
+          <w:p>
+            <w:pPr>
+              <w:spacing w:after="0"/>
+            </w:pPr>
+            <w:r/>
+            <w:r>
+              <w:rPr>
+                <w:rFonts w:ascii="Arial" w:hAnsi="Arial" w:eastAsia="Arial"/>
+                <w:b w:val="0"/>
+                <w:i w:val="0"/>
+                <w:sz w:val="13"/>
+              </w:rPr>
+              <w:t>Random effects</w:t>
+            </w:r>
+          </w:p>
+        </w:tc>
+        <w:tc>
+          <w:tcPr>
+            <w:tcW w:type="dxa" w:w="1620"/>
+          </w:tcPr>
+          <w:p>
+            <w:pPr>
+              <w:spacing w:after="0"/>
+            </w:pPr>
+            <w:r/>
+          </w:p>
+        </w:tc>
+        <w:tc>
+          <w:tcPr>
+            <w:tcW w:type="dxa" w:w="1620"/>
+          </w:tcPr>
+          <w:p>
+            <w:pPr>
+              <w:spacing w:after="0"/>
+            </w:pPr>
+            <w:r/>
+            <w:r>
+              <w:rPr>
+                <w:rFonts w:ascii="Arial" w:hAnsi="Arial" w:eastAsia="Arial"/>
+                <w:b w:val="0"/>
+                <w:i w:val="0"/>
+                <w:sz w:val="13"/>
+              </w:rPr>
+              <w:t>882</w:t>
             </w:r>
           </w:p>
         </w:tc>
@@ -20003,7 +23085,7 @@
           <w:i w:val="0"/>
           <w:sz w:val="24"/>
         </w:rPr>
-        <w:t>Of the 11 comparative reports that contributed to meta-analyses, 5 were at low, 4 at moderate, and 2 at high risk of bias (Supplementary Table S4). The most frequent limitations were the absence of adjustment for confounders in cross-sectional comparisons, unreported or incomplete follow-up, and non-consecutive selection of the comparison group in two reports.</w:t>
+        <w:t>Of the 13 comparative reports that contributed to meta-analyses, 5 were at low, 5 at moderate, and 3 at high risk of bias (Supplementary Table S4). The most frequent limitations were the absence of adjustment for confounders in cross-sectional comparisons, unreported or incomplete follow-up, and non-consecutive or undescribed selection of the comparison group in three reports.</w:t>
       </w:r>
       <w:r>
         <w:rPr>
@@ -20013,7 +23095,7 @@
           <w:sz w:val="24"/>
           <w:vertAlign w:val="superscript"/>
         </w:rPr>
-        <w:t>38,45</w:t>
+        <w:t>39,46,47</w:t>
       </w:r>
       <w:r>
         <w:rPr>
@@ -20022,7 +23104,7 @@
           <w:i w:val="0"/>
           <w:sz w:val="24"/>
         </w:rPr>
-        <w:t xml:space="preserve"> Exposure ascertainment was histological in all but one cohort, but egg detection depends on sampling and reporting, which would bias comparisons towards the null. Several reports contained internal numerical inconsistencies, which are listed in the extraction file. The two independent risk-of-bias assessments agreed on the overall rating for all 11 comparative cohorts (87 of 88 items); the single item disagreement was resolved by consensus.</w:t>
+        <w:t xml:space="preserve"> Exposure ascertainment was histological in all but two cohorts, but egg detection depends on sampling and reporting, which would bias comparisons towards the null. Several reports contained internal numerical inconsistencies, which are listed in the extraction file. The two independent risk-of-bias assessments agreed on the overall rating for 13 of 15 assessed reports (115 of 120 items); every disagreement was resolved against the source text.</w:t>
       </w:r>
     </w:p>
     <w:p>
@@ -20066,7 +23148,7 @@
           <w:i w:val="0"/>
           <w:sz w:val="24"/>
         </w:rPr>
-        <w:t xml:space="preserve"> gave ORs of male sex 1.43 (95% CI 1.20-1.72); stage III-IV disease 0.68 (95% CI 0.33-1.40); lymph-node metastasis 1.06 (95% CI 0.76-1.49); rectal location 1.06 (95% CI 0.88-1.26). The male excess was robust to every sensitivity analysis, whereas the small excess of rectal tumours depended on the largest cohort and the estimate for stage III-IV disease was unstable. For unadjusted overall survival, omitting the only cohort with a favourable (derived) HR</w:t>
+        <w:t xml:space="preserve"> gave ORs of male sex 1.42 (95% CI 1.23-1.63); stage III-IV disease 0.68 (95% CI 0.33-1.40); lymph-node metastasis 1.06 (95% CI 0.76-1.49); rectal location 1.06 (95% CI 0.88-1.26). The male excess was robust to every sensitivity analysis, whereas the small excess of rectal tumours depended on the largest cohort and the estimate for stage III-IV disease was unstable. For unadjusted overall survival, omitting the only cohort with a favourable (derived) HR</w:t>
       </w:r>
       <w:r>
         <w:rPr>
@@ -20085,7 +23167,7 @@
           <w:i w:val="0"/>
           <w:sz w:val="24"/>
         </w:rPr>
-        <w:t xml:space="preserve"> gave an HR of 1.62 (95% CI 1.15-2.28) (I² = 67%). Excluding the preprint cohort</w:t>
+        <w:t xml:space="preserve"> gave an HR of 1.45 (95% CI 1.12-1.89) (I² = 73%). Excluding the preprint cohort</w:t>
       </w:r>
       <w:r>
         <w:rPr>
@@ -20095,7 +23177,7 @@
           <w:sz w:val="24"/>
           <w:vertAlign w:val="superscript"/>
         </w:rPr>
-        <w:t>35</w:t>
+        <w:t>36</w:t>
       </w:r>
       <w:r>
         <w:rPr>
@@ -20104,7 +23186,7 @@
           <w:i w:val="0"/>
           <w:sz w:val="24"/>
         </w:rPr>
-        <w:t xml:space="preserve"> changed statistical significance for Stage III-IV (0.84 (95% CI 0.74-0.97); primary 0.77 (95% CI 0.56-1.07)); age &gt; 60 years (2.63 (95% CI 0.88-7.89); primary 3.03 (95% CI 1.25-7.37)), but not for any other outcome. Common-effect estimates were similar in direction to random-effects estimates (Supplementary Table S5). All analysed cohorts used histology, so the histology-restricted analysis was identical to the primary analysis; no cohort confirmed the species. Subgroup analyses were not feasible with two to seven cohorts per outcome, and small-study effects were not assessed because no outcome had 10 or more studies.</w:t>
+        <w:t xml:space="preserve"> changed statistical significance for Stage III-IV (0.84 (95% CI 0.74-0.97); primary 0.77 (95% CI 0.56-1.07)); age &gt; 60 years (2.63 (95% CI 0.88-7.89); primary 3.03 (95% CI 1.25-7.37)), but not for any other outcome. Common-effect estimates were similar in direction to random-effects estimates (Supplementary Table S5). All analysed cohorts used histology, so the histology-restricted analysis was identical to the primary analysis; no cohort confirmed the species. Subgroup analyses were not feasible with two to nine cohorts per outcome, and small-study effects were not assessed because no outcome had 10 or more studies.</w:t>
       </w:r>
     </w:p>
     <w:p>
@@ -20129,7 +23211,7 @@
           <w:i w:val="0"/>
           <w:sz w:val="24"/>
         </w:rPr>
-        <w:t>Table 4 summarises all pooled analyses with GRADE ratings (rationale in Supplementary Table S4b). Certainty was low for male sex, older age, lymph-node metastasis, sigmoid location, and vascular and perineural invasion, and very low for all survival outcomes, stage III-IV disease, distant metastasis, rectal location, differentiation, and KRAS mutation, mainly because of inconsistency and imprecision. No outcome reached moderate or high certainty. Figure 7 shows the direction of each feature study by study, including features that could not be pooled, and Table 6 integrates these results into a phenotype matrix.</w:t>
+        <w:t>Table 4 summarises all pooled analyses with GRADE ratings (rationale in Supplementary Table S4b). Certainty was low for male sex, age over 60 years, lymph-node metastasis, sigmoid location, and vascular and perineural invasion, and very low for all survival outcomes, mean age difference, stage III-IV disease, distant metastasis, rectal location, differentiation, and KRAS mutation, mainly because of inconsistency and imprecision. No outcome reached moderate or high certainty. Figure 7 shows the direction of each feature study by study, including features that could not be pooled, and Table 6 integrates these results into a phenotype matrix.</w:t>
       </w:r>
     </w:p>
     <w:p>
@@ -20641,7 +23723,7 @@
                 <w:i w:val="0"/>
                 <w:sz w:val="15"/>
               </w:rPr>
-              <w:t>5</w:t>
+              <w:t>6</w:t>
             </w:r>
           </w:p>
         </w:tc>
@@ -20661,7 +23743,7 @@
                 <w:i w:val="0"/>
                 <w:sz w:val="15"/>
               </w:rPr>
-              <w:t>696</w:t>
+              <w:t>1126</w:t>
             </w:r>
           </w:p>
         </w:tc>
@@ -20681,7 +23763,7 @@
                 <w:i w:val="0"/>
                 <w:sz w:val="15"/>
               </w:rPr>
-              <w:t>6969</w:t>
+              <w:t>9686</w:t>
             </w:r>
           </w:p>
         </w:tc>
@@ -20721,7 +23803,7 @@
                 <w:i w:val="0"/>
                 <w:sz w:val="15"/>
               </w:rPr>
-              <w:t>1.37</w:t>
+              <w:t>1.32</w:t>
             </w:r>
           </w:p>
         </w:tc>
@@ -20741,7 +23823,7 @@
                 <w:i w:val="0"/>
                 <w:sz w:val="15"/>
               </w:rPr>
-              <w:t>0.81-2.31</w:t>
+              <w:t>0.89-1.97</w:t>
             </w:r>
           </w:p>
         </w:tc>
@@ -20761,7 +23843,7 @@
                 <w:i w:val="0"/>
                 <w:sz w:val="15"/>
               </w:rPr>
-              <w:t>87%</w:t>
+              <w:t>89%</w:t>
             </w:r>
           </w:p>
         </w:tc>
@@ -20781,7 +23863,7 @@
                 <w:i w:val="0"/>
                 <w:sz w:val="15"/>
               </w:rPr>
-              <w:t>0.295</w:t>
+              <w:t>0.198</w:t>
             </w:r>
           </w:p>
         </w:tc>
@@ -20801,7 +23883,7 @@
                 <w:i w:val="0"/>
                 <w:sz w:val="15"/>
               </w:rPr>
-              <w:t>0.240</w:t>
+              <w:t>0.167</w:t>
             </w:r>
           </w:p>
         </w:tc>
@@ -22195,7 +25277,7 @@
                 <w:i w:val="0"/>
                 <w:sz w:val="15"/>
               </w:rPr>
-              <w:t>7</w:t>
+              <w:t>9</w:t>
             </w:r>
           </w:p>
         </w:tc>
@@ -22215,7 +25297,7 @@
                 <w:i w:val="0"/>
                 <w:sz w:val="15"/>
               </w:rPr>
-              <w:t>1458</w:t>
+              <w:t>1910</w:t>
             </w:r>
           </w:p>
         </w:tc>
@@ -22235,7 +25317,7 @@
                 <w:i w:val="0"/>
                 <w:sz w:val="15"/>
               </w:rPr>
-              <w:t>40353</w:t>
+              <w:t>43092</w:t>
             </w:r>
           </w:p>
         </w:tc>
@@ -22295,7 +25377,7 @@
                 <w:i w:val="0"/>
                 <w:sz w:val="15"/>
               </w:rPr>
-              <w:t>1.23-1.55</w:t>
+              <w:t>1.25-1.53</w:t>
             </w:r>
           </w:p>
         </w:tc>
@@ -22417,7 +25499,7 @@
                 <w:i w:val="0"/>
                 <w:sz w:val="15"/>
               </w:rPr>
-              <w:t>4</w:t>
+              <w:t>5</w:t>
             </w:r>
           </w:p>
         </w:tc>
@@ -22437,7 +25519,7 @@
                 <w:i w:val="0"/>
                 <w:sz w:val="15"/>
               </w:rPr>
-              <w:t>1196</w:t>
+              <w:t>1218</w:t>
             </w:r>
           </w:p>
         </w:tc>
@@ -22457,7 +25539,7 @@
                 <w:i w:val="0"/>
                 <w:sz w:val="15"/>
               </w:rPr>
-              <w:t>39274</w:t>
+              <w:t>39296</w:t>
             </w:r>
           </w:p>
         </w:tc>
@@ -22497,7 +25579,7 @@
                 <w:i w:val="0"/>
                 <w:sz w:val="15"/>
               </w:rPr>
-              <w:t>4.61</w:t>
+              <w:t>3.32</w:t>
             </w:r>
           </w:p>
         </w:tc>
@@ -22517,7 +25599,7 @@
                 <w:i w:val="0"/>
                 <w:sz w:val="15"/>
               </w:rPr>
-              <w:t>0.75-8.47</w:t>
+              <w:t>-1.00-7.64</w:t>
             </w:r>
           </w:p>
         </w:tc>
@@ -22537,7 +25619,7 @@
                 <w:i w:val="0"/>
                 <w:sz w:val="15"/>
               </w:rPr>
-              <w:t>96%</w:t>
+              <w:t>97%</w:t>
             </w:r>
           </w:p>
         </w:tc>
@@ -22557,7 +25639,7 @@
                 <w:i w:val="0"/>
                 <w:sz w:val="15"/>
               </w:rPr>
-              <w:t>13.859</w:t>
+              <w:t>20.470</w:t>
             </w:r>
           </w:p>
         </w:tc>
@@ -22577,7 +25659,7 @@
                 <w:i w:val="0"/>
                 <w:sz w:val="15"/>
               </w:rPr>
-              <w:t>0.019</w:t>
+              <w:t>0.132</w:t>
             </w:r>
           </w:p>
         </w:tc>
@@ -22597,7 +25679,7 @@
                 <w:i w:val="0"/>
                 <w:sz w:val="15"/>
               </w:rPr>
-              <w:t>Low</w:t>
+              <w:t>Very low</w:t>
             </w:r>
           </w:p>
         </w:tc>
@@ -23527,7 +26609,7 @@
                 <w:i w:val="0"/>
                 <w:sz w:val="15"/>
               </w:rPr>
-              <w:t>7</w:t>
+              <w:t>8</w:t>
             </w:r>
           </w:p>
         </w:tc>
@@ -23547,7 +26629,7 @@
                 <w:i w:val="0"/>
                 <w:sz w:val="15"/>
               </w:rPr>
-              <w:t>1383</w:t>
+              <w:t>1405</w:t>
             </w:r>
           </w:p>
         </w:tc>
@@ -23567,7 +26649,7 @@
                 <w:i w:val="0"/>
                 <w:sz w:val="15"/>
               </w:rPr>
-              <w:t>19439</w:t>
+              <w:t>19461</w:t>
             </w:r>
           </w:p>
         </w:tc>
@@ -23607,7 +26689,7 @@
                 <w:i w:val="0"/>
                 <w:sz w:val="15"/>
               </w:rPr>
-              <w:t>0.70</w:t>
+              <w:t>0.72</w:t>
             </w:r>
           </w:p>
         </w:tc>
@@ -23627,7 +26709,7 @@
                 <w:i w:val="0"/>
                 <w:sz w:val="15"/>
               </w:rPr>
-              <w:t>0.35-1.40</w:t>
+              <w:t>0.38-1.36</w:t>
             </w:r>
           </w:p>
         </w:tc>
@@ -23647,7 +26729,7 @@
                 <w:i w:val="0"/>
                 <w:sz w:val="15"/>
               </w:rPr>
-              <w:t>88%</w:t>
+              <w:t>85%</w:t>
             </w:r>
           </w:p>
         </w:tc>
@@ -23667,7 +26749,7 @@
                 <w:i w:val="0"/>
                 <w:sz w:val="15"/>
               </w:rPr>
-              <w:t>0.701</w:t>
+              <w:t>0.630</w:t>
             </w:r>
           </w:p>
         </w:tc>
@@ -23749,7 +26831,7 @@
                 <w:i w:val="0"/>
                 <w:sz w:val="15"/>
               </w:rPr>
-              <w:t>3</w:t>
+              <w:t>4</w:t>
             </w:r>
           </w:p>
         </w:tc>
@@ -23769,7 +26851,7 @@
                 <w:i w:val="0"/>
                 <w:sz w:val="15"/>
               </w:rPr>
-              <w:t>258</w:t>
+              <w:t>280</w:t>
             </w:r>
           </w:p>
         </w:tc>
@@ -23789,7 +26871,7 @@
                 <w:i w:val="0"/>
                 <w:sz w:val="15"/>
               </w:rPr>
-              <w:t>654</w:t>
+              <w:t>676</w:t>
             </w:r>
           </w:p>
         </w:tc>
@@ -23829,7 +26911,7 @@
                 <w:i w:val="0"/>
                 <w:sz w:val="15"/>
               </w:rPr>
-              <w:t>1.45</w:t>
+              <w:t>1.18</w:t>
             </w:r>
           </w:p>
         </w:tc>
@@ -23849,7 +26931,7 @@
                 <w:i w:val="0"/>
                 <w:sz w:val="15"/>
               </w:rPr>
-              <w:t>0.61-3.47</w:t>
+              <w:t>0.45-3.09</w:t>
             </w:r>
           </w:p>
         </w:tc>
@@ -23869,7 +26951,7 @@
                 <w:i w:val="0"/>
                 <w:sz w:val="15"/>
               </w:rPr>
-              <w:t>62%</w:t>
+              <w:t>64%</w:t>
             </w:r>
           </w:p>
         </w:tc>
@@ -23889,7 +26971,7 @@
                 <w:i w:val="0"/>
                 <w:sz w:val="15"/>
               </w:rPr>
-              <w:t>0.362</w:t>
+              <w:t>0.554</w:t>
             </w:r>
           </w:p>
         </w:tc>
@@ -23909,7 +26991,7 @@
                 <w:i w:val="0"/>
                 <w:sz w:val="15"/>
               </w:rPr>
-              <w:t>0.399</w:t>
+              <w:t>0.735</w:t>
             </w:r>
           </w:p>
         </w:tc>
@@ -25091,7 +28173,7 @@
       <w:r>
         <w:drawing>
           <wp:inline xmlns:a="http://schemas.openxmlformats.org/drawingml/2006/main" xmlns:pic="http://schemas.openxmlformats.org/drawingml/2006/picture">
-            <wp:extent cx="5760000" cy="5191291"/>
+            <wp:extent cx="5760000" cy="4696709"/>
             <wp:docPr id="7" name="Picture 7"/>
             <wp:cNvGraphicFramePr>
               <a:graphicFrameLocks noChangeAspect="1"/>
@@ -25112,7 +28194,7 @@
                   <pic:spPr>
                     <a:xfrm>
                       <a:off x="0" y="0"/>
-                      <a:ext cx="5760000" cy="5191291"/>
+                      <a:ext cx="5760000" cy="4696709"/>
                     </a:xfrm>
                     <a:prstGeom prst="rect"/>
                   </pic:spPr>
@@ -25248,7 +28330,7 @@
                 <w:i w:val="0"/>
                 <w:sz w:val="16"/>
               </w:rPr>
-              <w:t>Older age</w:t>
+              <w:t>Age &gt; 60 years</w:t>
             </w:r>
           </w:p>
         </w:tc>
@@ -25268,7 +28350,7 @@
                 <w:i w:val="0"/>
                 <w:sz w:val="16"/>
               </w:rPr>
-              <w:t>Up (all cohorts older or similar)</w:t>
+              <w:t>Up</w:t>
             </w:r>
           </w:p>
         </w:tc>
@@ -25288,7 +28370,7 @@
                 <w:i w:val="0"/>
                 <w:sz w:val="16"/>
               </w:rPr>
-              <w:t>Low certainty; 4 cohorts; inconsistent</w:t>
+              <w:t>Low certainty; 5 cohorts; inconsistent</w:t>
             </w:r>
           </w:p>
         </w:tc>
@@ -25350,7 +28432,7 @@
                 <w:i w:val="0"/>
                 <w:sz w:val="16"/>
               </w:rPr>
-              <w:t>Low certainty; 7 cohorts</w:t>
+              <w:t>Low certainty; 9 cohorts</w:t>
             </w:r>
           </w:p>
         </w:tc>
@@ -25722,7 +28804,7 @@
                 <w:i w:val="0"/>
                 <w:sz w:val="16"/>
               </w:rPr>
-              <w:t>Very low certainty; 3 cohorts</w:t>
+              <w:t>Very low certainty; 4 cohorts</w:t>
             </w:r>
           </w:p>
         </w:tc>
@@ -26023,7 +29105,25 @@
           <w:i w:val="0"/>
           <w:sz w:val="24"/>
         </w:rPr>
-        <w:t>This synthesis of ten Chinese cohorts found that the most consistent difference between SACC and NSACC concerned the patients rather than the tumours. SACC patients were older and more often men (OR 1.38 (95% CI 1.23-1.55)), findings that were consistent across cohorts and robust to sensitivity analyses. By contrast, nodal metastasis (OR 0.97 (95% CI 0.76-1.23)), distant metastasis, T stage, differentiation, mucinous histology, and vascular and perineural invasion did not differ, the apparent excess of rectal tumours depended on a single large cohort, and the lower frequency of advanced stage was not robust. Multivariable-adjusted estimates suggested worse overall survival in SACC (HR 2.10 (95% CI 1.22-3.60)), but this rested on three small cohorts, unadjusted estimates were inconsistent, and the certainty of all survival evidence was very low. Molecular data were too sparse to define a molecular phenotype. Taken together, the evidence does not support SACC as a reproducibly distinct clinicopathological entity; it supports a demographically distinct patient group in which survival may be worse for reasons that remain unclear.</w:t>
+        <w:t xml:space="preserve">This synthesis of eleven pooled Chinese </w:t>
+      </w:r>
+      <w:r>
+        <w:rPr>
+          <w:rFonts w:ascii="Arial" w:hAnsi="Arial" w:eastAsia="Arial"/>
+          <w:b w:val="0"/>
+          <w:i/>
+          <w:sz w:val="24"/>
+        </w:rPr>
+        <w:t>S. japonicum</w:t>
+      </w:r>
+      <w:r>
+        <w:rPr>
+          <w:rFonts w:ascii="Arial" w:hAnsi="Arial" w:eastAsia="Arial"/>
+          <w:b w:val="0"/>
+          <w:i w:val="0"/>
+          <w:sz w:val="24"/>
+        </w:rPr>
+        <w:t xml:space="preserve"> cohorts found that the most consistent difference between SACC and NSACC concerned the patients rather than the tumours. SACC patients were more often men (OR 1.38 (95% CI 1.25-1.53)) and more often older than 60 years (OR 3.03 (95% CI 1.25-7.37)), findings that were consistent in direction across cohorts; the male excess was robust to every sensitivity analysis. By contrast, nodal metastasis (OR 0.97 (95% CI 0.76-1.23)), distant metastasis, T stage, differentiation, mucinous histology, and vascular and perineural invasion did not differ, the apparent excess of rectal tumours depended on a single large cohort, and the lower frequency of advanced stage was not robust. Multivariable-adjusted estimates suggested worse overall survival in SACC (HR 2.10 (95% CI 1.22-3.60)), but this rested on three small cohorts, unadjusted estimates were inconsistent, and the certainty of all survival evidence was very low. Molecular data were too sparse to define a molecular phenotype. Taken together, the evidence does not support SACC as a reproducibly distinct clinicopathological entity; it supports a demographically distinct patient group in which survival may be worse for reasons that remain unclear.</w:t>
       </w:r>
     </w:p>
     <w:p>
@@ -26143,7 +29243,7 @@
           <w:sz w:val="24"/>
           <w:vertAlign w:val="superscript"/>
         </w:rPr>
-        <w:t>18,35</w:t>
+        <w:t>18,36</w:t>
       </w:r>
       <w:r>
         <w:rPr>
@@ -26181,7 +29281,7 @@
           <w:sz w:val="24"/>
           <w:vertAlign w:val="superscript"/>
         </w:rPr>
-        <w:t>46</w:t>
+        <w:t>48</w:t>
       </w:r>
       <w:r>
         <w:rPr>
@@ -26244,7 +29344,7 @@
           <w:sz w:val="24"/>
           <w:vertAlign w:val="superscript"/>
         </w:rPr>
-        <w:t>47</w:t>
+        <w:t>50</w:t>
       </w:r>
       <w:r>
         <w:rPr>
@@ -26263,7 +29363,7 @@
           <w:sz w:val="24"/>
           <w:vertAlign w:val="superscript"/>
         </w:rPr>
-        <w:t>37,39-43</w:t>
+        <w:t>38,40-44</w:t>
       </w:r>
       <w:r>
         <w:rPr>
@@ -26272,7 +29372,7 @@
           <w:i w:val="0"/>
           <w:sz w:val="24"/>
         </w:rPr>
-        <w:t xml:space="preserve"> although several appeared to carry different prognostic weight within SACC. Small Chinese-language and Egyptian comparisons of p53, mismatch-repair, apoptosis, and angiogenesis markers could not be retrieved.</w:t>
+        <w:t xml:space="preserve"> although several appeared to carry different prognostic weight within SACC. In a 1998 Hunan series of rectal cancers, p53 protein expression and TP53 mutation frequency were similar in the two groups.</w:t>
       </w:r>
       <w:r>
         <w:rPr>
@@ -26282,7 +29382,16 @@
           <w:sz w:val="24"/>
           <w:vertAlign w:val="superscript"/>
         </w:rPr>
-        <w:t>49-55</w:t>
+        <w:t>47</w:t>
+      </w:r>
+      <w:r>
+        <w:rPr>
+          <w:rFonts w:ascii="Arial" w:hAnsi="Arial" w:eastAsia="Arial"/>
+          <w:b w:val="0"/>
+          <w:i w:val="0"/>
+          <w:sz w:val="24"/>
+        </w:rPr>
+        <w:t xml:space="preserve"> Taken together, no marker has yet been shown in more than one cohort to separate SACC from NSACC except KRAS.</w:t>
       </w:r>
     </w:p>
     <w:p>
@@ -26354,7 +29463,7 @@
           <w:sz w:val="24"/>
           <w:vertAlign w:val="superscript"/>
         </w:rPr>
-        <w:t>56</w:t>
+        <w:t>53</w:t>
       </w:r>
       <w:r>
         <w:rPr>
@@ -26373,7 +29482,7 @@
           <w:sz w:val="24"/>
           <w:vertAlign w:val="superscript"/>
         </w:rPr>
-        <w:t>57</w:t>
+        <w:t>54</w:t>
       </w:r>
       <w:r>
         <w:rPr>
@@ -26410,7 +29519,7 @@
           <w:sz w:val="24"/>
           <w:vertAlign w:val="superscript"/>
         </w:rPr>
-        <w:t>58</w:t>
+        <w:t>55</w:t>
       </w:r>
       <w:r>
         <w:rPr>
@@ -26429,7 +29538,7 @@
           <w:sz w:val="24"/>
           <w:vertAlign w:val="superscript"/>
         </w:rPr>
-        <w:t>46</w:t>
+        <w:t>48</w:t>
       </w:r>
       <w:r>
         <w:rPr>
@@ -26561,7 +29670,7 @@
           <w:sz w:val="22"/>
           <w:vertAlign w:val="superscript"/>
         </w:rPr>
-        <w:t>3,5,18,39-42,46,47,56-58</w:t>
+        <w:t>3,5,18,40-43,48,50,53-55</w:t>
       </w:r>
     </w:p>
     <w:p>
@@ -26614,7 +29723,7 @@
           <w:sz w:val="24"/>
           <w:vertAlign w:val="superscript"/>
         </w:rPr>
-        <w:t>5,20,59</w:t>
+        <w:t>5,20,56</w:t>
       </w:r>
       <w:r>
         <w:rPr>
@@ -26641,7 +29750,80 @@
           <w:i w:val="0"/>
           <w:sz w:val="24"/>
         </w:rPr>
-        <w:t>-associated disease: older rather than younger age, a male predominance, possibly worse adjusted survival, and no consistent excess of mucinous histology or advanced stage. A recent meta-analysis pooled the prevalence of intestinal parasitic infection among patients with CRC,</w:t>
+        <w:t xml:space="preserve">-associated disease: older rather than younger age, a male predominance, possibly worse adjusted survival, and no consistent excess of mucinous histology or advanced stage. The two Egyptian </w:t>
+      </w:r>
+      <w:r>
+        <w:rPr>
+          <w:rFonts w:ascii="Arial" w:hAnsi="Arial" w:eastAsia="Arial"/>
+          <w:b w:val="0"/>
+          <w:i/>
+          <w:sz w:val="24"/>
+        </w:rPr>
+        <w:t>S. mansoni</w:t>
+      </w:r>
+      <w:r>
+        <w:rPr>
+          <w:rFonts w:ascii="Arial" w:hAnsi="Arial" w:eastAsia="Arial"/>
+          <w:b w:val="0"/>
+          <w:i w:val="0"/>
+          <w:sz w:val="24"/>
+        </w:rPr>
+        <w:t xml:space="preserve"> series, by contrast, described younger patients, more mucinous tumours, and more frequent p53 overexpression in SACC,</w:t>
+      </w:r>
+      <w:r>
+        <w:rPr>
+          <w:rFonts w:ascii="Arial" w:hAnsi="Arial" w:eastAsia="Arial"/>
+          <w:b w:val="0"/>
+          <w:i w:val="0"/>
+          <w:sz w:val="24"/>
+          <w:vertAlign w:val="superscript"/>
+        </w:rPr>
+        <w:t>51,52</w:t>
+      </w:r>
+      <w:r>
+        <w:rPr>
+          <w:rFonts w:ascii="Arial" w:hAnsi="Arial" w:eastAsia="Arial"/>
+          <w:b w:val="0"/>
+          <w:i w:val="0"/>
+          <w:sz w:val="24"/>
+        </w:rPr>
+        <w:t xml:space="preserve"> which suggests that the classical description may reflect </w:t>
+      </w:r>
+      <w:r>
+        <w:rPr>
+          <w:rFonts w:ascii="Arial" w:hAnsi="Arial" w:eastAsia="Arial"/>
+          <w:b w:val="0"/>
+          <w:i/>
+          <w:sz w:val="24"/>
+        </w:rPr>
+        <w:t>S. mansoni</w:t>
+      </w:r>
+      <w:r>
+        <w:rPr>
+          <w:rFonts w:ascii="Arial" w:hAnsi="Arial" w:eastAsia="Arial"/>
+          <w:b w:val="0"/>
+          <w:i w:val="0"/>
+          <w:sz w:val="24"/>
+        </w:rPr>
+        <w:t xml:space="preserve"> disease and cannot be transferred to </w:t>
+      </w:r>
+      <w:r>
+        <w:rPr>
+          <w:rFonts w:ascii="Arial" w:hAnsi="Arial" w:eastAsia="Arial"/>
+          <w:b w:val="0"/>
+          <w:i/>
+          <w:sz w:val="24"/>
+        </w:rPr>
+        <w:t>S. japonicum</w:t>
+      </w:r>
+      <w:r>
+        <w:rPr>
+          <w:rFonts w:ascii="Arial" w:hAnsi="Arial" w:eastAsia="Arial"/>
+          <w:b w:val="0"/>
+          <w:i w:val="0"/>
+          <w:sz w:val="24"/>
+        </w:rPr>
+        <w:t>. A recent meta-analysis pooled the prevalence of intestinal parasitic infection among patients with CRC,</w:t>
       </w:r>
       <w:r>
         <w:rPr>
@@ -26732,7 +29914,7 @@
           <w:sz w:val="24"/>
           <w:vertAlign w:val="superscript"/>
         </w:rPr>
-        <w:t>60</w:t>
+        <w:t>57</w:t>
       </w:r>
       <w:r>
         <w:rPr>
@@ -26751,7 +29933,7 @@
           <w:sz w:val="24"/>
           <w:vertAlign w:val="superscript"/>
         </w:rPr>
-        <w:t>46</w:t>
+        <w:t>48</w:t>
       </w:r>
       <w:r>
         <w:rPr>
@@ -26810,7 +29992,25 @@
           <w:i w:val="0"/>
           <w:sz w:val="24"/>
         </w:rPr>
-        <w:t>Strengths of this review include explicit identification and resolution of overlapping reports, which reduced the apparent number of cohorts from 17 comparative reports to 10 independent cohorts; separation of adjusted from unadjusted survival estimates; duplicate extraction checked against source documents; and use of supplementary files that contained most of the analysable data. It also has important limitations. First, Scopus, Web of Science, Embase, and the Chinese databases CNKI, Wanfang, and SinoMed could not be searched, and 11 potentially relevant reports, mostly small Chinese-language biomarker studies, could not be retrieved; some eligible studies have therefore been missed. Second, all cohorts were retrospective, Chinese, and hospital-based, and two of the analysed reports are preprints that have not been peer reviewed; excluding them is examined in Supplementary Table S5. Third, schistosomiasis was defined by eggs in the specimen without species confirmation, so misclassification towards the null is likely. Fourth, several reports contained internal numerical inconsistencies (documented in the extraction file), two survival estimates were derived from log-rank statistics, and adjusted estimates used different covariate sets. Fifth, fewer than 10 studies were available for every outcome, so small-study effects could not be assessed and subgroup analyses were not feasible. Sixth, screening, extraction, and risk-of-bias assessment were assisted by an AI language model, with blinded duplicate extraction and adjudication against the source documents; the verification by the authors is described under Use of AI-assisted Tools. Finally, as for any synthesis of observational data, these associations cannot establish causality.</w:t>
+        <w:t xml:space="preserve">Strengths of this review include explicit identification and resolution of overlapping reports, which reduced the apparent number of cohorts from 20 comparative </w:t>
+      </w:r>
+      <w:r>
+        <w:rPr>
+          <w:rFonts w:ascii="Arial" w:hAnsi="Arial" w:eastAsia="Arial"/>
+          <w:b w:val="0"/>
+          <w:i/>
+          <w:sz w:val="24"/>
+        </w:rPr>
+        <w:t>S. japonicum</w:t>
+      </w:r>
+      <w:r>
+        <w:rPr>
+          <w:rFonts w:ascii="Arial" w:hAnsi="Arial" w:eastAsia="Arial"/>
+          <w:b w:val="0"/>
+          <w:i w:val="0"/>
+          <w:sz w:val="24"/>
+        </w:rPr>
+        <w:t xml:space="preserve"> reports to 12 independent cohorts; separation of adjusted from unadjusted survival estimates; duplicate extraction checked against source documents; and use of supplementary files that contained most of the analysable data. It also has important limitations. First, Scopus, Web of Science, Embase, and the Chinese databases CNKI, Wanfang, and SinoMed could not be searched, and five potentially relevant reports, four of them small Chinese-language biomarker studies, could not be obtained and were excluded; some eligible studies have therefore been missed. Second, all cohorts were retrospective, Chinese, and hospital-based, and two of the analysed reports are preprints that have not been peer reviewed; excluding them is examined in Supplementary Table S5. Third, schistosomiasis was defined by eggs in the specimen without species confirmation, so misclassification towards the null is likely. Fourth, several reports contained internal numerical inconsistencies (documented in the extraction file), three survival estimates were derived indirectly (two from log-rank statistics and one from 5-year survival proportions), and adjusted estimates used different covariate sets. Fifth, fewer than 10 studies were available for every outcome, so small-study effects could not be assessed and subgroup analyses were not feasible. Sixth, screening, extraction, and risk-of-bias assessment were assisted by an AI language model, with blinded duplicate extraction and adjudication against the source documents; the verification by the authors is described under Use of AI-assisted Tools. Finally, as for any synthesis of observational data, these associations cannot establish causality.</w:t>
       </w:r>
     </w:p>
     <w:p>
@@ -27798,25 +30998,7 @@
         </w:rPr>
         <w:t>28.</w:t>
         <w:tab/>
-        <w:t xml:space="preserve">Wells GA, Shea B, O'Connell D, Peterson J, Welch V, Losos M, </w:t>
-      </w:r>
-      <w:r>
-        <w:rPr>
-          <w:rFonts w:ascii="Arial" w:hAnsi="Arial" w:eastAsia="Arial"/>
-          <w:b w:val="0"/>
-          <w:i w:val="0"/>
-          <w:sz w:val="22"/>
-        </w:rPr>
-        <w:t>et al.</w:t>
-      </w:r>
-      <w:r>
-        <w:rPr>
-          <w:rFonts w:ascii="Arial" w:hAnsi="Arial" w:eastAsia="Arial"/>
-          <w:b w:val="0"/>
-          <w:i w:val="0"/>
-          <w:sz w:val="22"/>
-        </w:rPr>
-        <w:t xml:space="preserve"> The Newcastle-Ottawa Scale (NOS) for assessing the quality of nonrandomised studies in meta-analyses [Internet]. Ottawa: Ottawa Hospital Research Institute; [cited YYYY Mon DD]. Available from: https://www.ohri.ca/programs/clinical_epidemiology/oxford.asp</w:t>
+        <w:t>Parmar MK, Torri V, Stewart L. Extracting summary statistics to perform meta-analyses of the published literature for survival endpoints. Stat Med. 1998;17(24):2815-34. doi:10.1002/(sici)1097-0258(19981230)17:24&lt;2815::aid-sim110&gt;3.0.co;2-8</w:t>
       </w:r>
     </w:p>
     <w:p>
@@ -27832,7 +31014,25 @@
         </w:rPr>
         <w:t>29.</w:t>
         <w:tab/>
-        <w:t>Higgins JPT, Thompson SG. Quantifying heterogeneity in a meta-analysis. Stat Med. 2002;21(11):1539-58. doi:10.1002/sim.1186</w:t>
+        <w:t xml:space="preserve">Wells GA, Shea B, O'Connell D, Peterson J, Welch V, Losos M, </w:t>
+      </w:r>
+      <w:r>
+        <w:rPr>
+          <w:rFonts w:ascii="Arial" w:hAnsi="Arial" w:eastAsia="Arial"/>
+          <w:b w:val="0"/>
+          <w:i w:val="0"/>
+          <w:sz w:val="22"/>
+        </w:rPr>
+        <w:t>et al.</w:t>
+      </w:r>
+      <w:r>
+        <w:rPr>
+          <w:rFonts w:ascii="Arial" w:hAnsi="Arial" w:eastAsia="Arial"/>
+          <w:b w:val="0"/>
+          <w:i w:val="0"/>
+          <w:sz w:val="22"/>
+        </w:rPr>
+        <w:t xml:space="preserve"> The Newcastle-Ottawa Scale (NOS) for assessing the quality of nonrandomised studies in meta-analyses [Internet]. Ottawa: Ottawa Hospital Research Institute; [cited YYYY Mon DD]. Available from: https://www.ohri.ca/programs/clinical_epidemiology/oxford.asp</w:t>
       </w:r>
     </w:p>
     <w:p>
@@ -27848,7 +31048,7 @@
         </w:rPr>
         <w:t>30.</w:t>
         <w:tab/>
-        <w:t>R Core Team. R: a language and environment for statistical computing. Version 4.3.3. Vienna: R Foundation for Statistical Computing; 2024.</w:t>
+        <w:t>Higgins JPT, Thompson SG. Quantifying heterogeneity in a meta-analysis. Stat Med. 2002;21(11):1539-58. doi:10.1002/sim.1186</w:t>
       </w:r>
     </w:p>
     <w:p>
@@ -27864,7 +31064,7 @@
         </w:rPr>
         <w:t>31.</w:t>
         <w:tab/>
-        <w:t>Viechtbauer W. Conducting meta-analyses in R with the metafor package. J Stat Softw. 2010;36(3):1-48. doi:10.18637/jss.v036.i03</w:t>
+        <w:t>R Core Team. R: a language and environment for statistical computing. Version 4.3.3. Vienna: R Foundation for Statistical Computing; 2024.</w:t>
       </w:r>
     </w:p>
     <w:p>
@@ -27880,7 +31080,7 @@
         </w:rPr>
         <w:t>32.</w:t>
         <w:tab/>
-        <w:t>Egger M, Davey Smith G, Schneider M, Minder C. Bias in meta-analysis detected by a simple, graphical test. BMJ. 1997;315(7109):629-34. doi:10.1136/bmj.315.7109.629</w:t>
+        <w:t>Viechtbauer W. Conducting meta-analyses in R with the metafor package. J Stat Softw. 2010;36(3):1-48. doi:10.18637/jss.v036.i03</w:t>
       </w:r>
     </w:p>
     <w:p>
@@ -27896,25 +31096,7 @@
         </w:rPr>
         <w:t>33.</w:t>
         <w:tab/>
-        <w:t xml:space="preserve">Sterne JAC, Sutton AJ, Ioannidis JPA, Terrin N, Jones DR, Lau J, </w:t>
-      </w:r>
-      <w:r>
-        <w:rPr>
-          <w:rFonts w:ascii="Arial" w:hAnsi="Arial" w:eastAsia="Arial"/>
-          <w:b w:val="0"/>
-          <w:i w:val="0"/>
-          <w:sz w:val="22"/>
-        </w:rPr>
-        <w:t>et al.</w:t>
-      </w:r>
-      <w:r>
-        <w:rPr>
-          <w:rFonts w:ascii="Arial" w:hAnsi="Arial" w:eastAsia="Arial"/>
-          <w:b w:val="0"/>
-          <w:i w:val="0"/>
-          <w:sz w:val="22"/>
-        </w:rPr>
-        <w:t xml:space="preserve"> Recommendations for examining and interpreting funnel plot asymmetry in meta-analyses of randomised controlled trials. BMJ. 2011;343:d4002. doi:10.1136/bmj.d4002</w:t>
+        <w:t>Egger M, Davey Smith G, Schneider M, Minder C. Bias in meta-analysis detected by a simple, graphical test. BMJ. 1997;315(7109):629-34. doi:10.1136/bmj.315.7109.629</w:t>
       </w:r>
     </w:p>
     <w:p>
@@ -27930,7 +31112,7 @@
         </w:rPr>
         <w:t>34.</w:t>
         <w:tab/>
-        <w:t xml:space="preserve">Guyatt GH, Oxman AD, Vist GE, Kunz R, Falck-Ytter Y, Alonso-Coello P, </w:t>
+        <w:t xml:space="preserve">Sterne JAC, Sutton AJ, Ioannidis JPA, Terrin N, Jones DR, Lau J, </w:t>
       </w:r>
       <w:r>
         <w:rPr>
@@ -27948,7 +31130,7 @@
           <w:i w:val="0"/>
           <w:sz w:val="22"/>
         </w:rPr>
-        <w:t xml:space="preserve"> GRADE: an emerging consensus on rating quality of evidence and strength of recommendations. BMJ. 2008;336(7650):924-6. doi:10.1136/bmj.39489.470347.AD</w:t>
+        <w:t xml:space="preserve"> Recommendations for examining and interpreting funnel plot asymmetry in meta-analyses of randomised controlled trials. BMJ. 2011;343:d4002. doi:10.1136/bmj.d4002</w:t>
       </w:r>
     </w:p>
     <w:p>
@@ -27964,7 +31146,25 @@
         </w:rPr>
         <w:t>35.</w:t>
         <w:tab/>
-        <w:t>Ge H, Liu X, Zheng L, Tao Z, Li Y, Pei H. Clinicopathological features and prognosis of colorectal cancer patients with chronic schistosomiasis [preprint]. Research Square. 2023 Apr 20. doi:10.21203/rs.3.rs-2831569/v1</w:t>
+        <w:t xml:space="preserve">Guyatt GH, Oxman AD, Vist GE, Kunz R, Falck-Ytter Y, Alonso-Coello P, </w:t>
+      </w:r>
+      <w:r>
+        <w:rPr>
+          <w:rFonts w:ascii="Arial" w:hAnsi="Arial" w:eastAsia="Arial"/>
+          <w:b w:val="0"/>
+          <w:i w:val="0"/>
+          <w:sz w:val="22"/>
+        </w:rPr>
+        <w:t>et al.</w:t>
+      </w:r>
+      <w:r>
+        <w:rPr>
+          <w:rFonts w:ascii="Arial" w:hAnsi="Arial" w:eastAsia="Arial"/>
+          <w:b w:val="0"/>
+          <w:i w:val="0"/>
+          <w:sz w:val="22"/>
+        </w:rPr>
+        <w:t xml:space="preserve"> GRADE: an emerging consensus on rating quality of evidence and strength of recommendations. BMJ. 2008;336(7650):924-6. doi:10.1136/bmj.39489.470347.AD</w:t>
       </w:r>
     </w:p>
     <w:p>
@@ -27980,25 +31180,7 @@
         </w:rPr>
         <w:t>36.</w:t>
         <w:tab/>
-        <w:t xml:space="preserve">Zhou N, Zeng M, Pei X, Li Y, Shi Y, Sun X, </w:t>
-      </w:r>
-      <w:r>
-        <w:rPr>
-          <w:rFonts w:ascii="Arial" w:hAnsi="Arial" w:eastAsia="Arial"/>
-          <w:b w:val="0"/>
-          <w:i w:val="0"/>
-          <w:sz w:val="22"/>
-        </w:rPr>
-        <w:t>et al.</w:t>
-      </w:r>
-      <w:r>
-        <w:rPr>
-          <w:rFonts w:ascii="Arial" w:hAnsi="Arial" w:eastAsia="Arial"/>
-          <w:b w:val="0"/>
-          <w:i w:val="0"/>
-          <w:sz w:val="22"/>
-        </w:rPr>
-        <w:t xml:space="preserve"> Investigation and analysis of schistosomiasis-associated gastroenteric tumor in Jiujiang section of the Yangtze River Basin (Jiangxi Province, China) from 2014 to 2024 [preprint]. Research Square. 2025. doi:10.21203/rs.3.rs-7228920/v1</w:t>
+        <w:t>Ge H, Liu X, Zheng L, Tao Z, Li Y, Pei H. Clinicopathological features and prognosis of colorectal cancer patients with chronic schistosomiasis [preprint]. Research Square. 2023 Apr 20. doi:10.21203/rs.3.rs-2831569/v1</w:t>
       </w:r>
     </w:p>
     <w:p>
@@ -28014,7 +31196,7 @@
         </w:rPr>
         <w:t>37.</w:t>
         <w:tab/>
-        <w:t xml:space="preserve">Pan W, Luan L, Huang J, Wang W, Huang S, Bu D, </w:t>
+        <w:t xml:space="preserve">Zhou N, Zeng M, Pei X, Li Y, Shi Y, Sun X, </w:t>
       </w:r>
       <w:r>
         <w:rPr>
@@ -28032,7 +31214,7 @@
           <w:i w:val="0"/>
           <w:sz w:val="22"/>
         </w:rPr>
-        <w:t xml:space="preserve"> Increased MET copy number and its differing prognostic values in schistosomal and non-schistosomal colorectal cancers [preprint]. Research Square. 2022. doi:10.21203/rs.3.rs-1823800/v1</w:t>
+        <w:t xml:space="preserve"> Investigation and analysis of schistosomiasis-associated gastroenteric tumor in Jiujiang section of the Yangtze River Basin (Jiangxi Province, China) from 2014 to 2024 [preprint]. Research Square. 2025. doi:10.21203/rs.3.rs-7228920/v1</w:t>
       </w:r>
     </w:p>
     <w:p>
@@ -28048,7 +31230,7 @@
         </w:rPr>
         <w:t>38.</w:t>
         <w:tab/>
-        <w:t xml:space="preserve">Yang Y, Wang XY, Duan C, Wang ZJ, Sheng HY, Xu XL, </w:t>
+        <w:t xml:space="preserve">Pan W, Luan L, Huang J, Wang W, Huang S, Bu D, </w:t>
       </w:r>
       <w:r>
         <w:rPr>
@@ -28066,7 +31248,7 @@
           <w:i w:val="0"/>
           <w:sz w:val="22"/>
         </w:rPr>
-        <w:t xml:space="preserve"> Clinicopathological characteristics and its association with digestive system tumors of 1111 patients with Schistosomiasis japonica. Sci Rep. 2023;13(1):15115. doi:10.1038/s41598-023-42456-9. PMID: 37704736</w:t>
+        <w:t xml:space="preserve"> Increased MET copy number and its differing prognostic values in schistosomal and non-schistosomal colorectal cancers [preprint]. Research Square. 2022. doi:10.21203/rs.3.rs-1823800/v1</w:t>
       </w:r>
     </w:p>
     <w:p>
@@ -28082,7 +31264,7 @@
         </w:rPr>
         <w:t>39.</w:t>
         <w:tab/>
-        <w:t xml:space="preserve">Wang W, Jing H, Liu J, Bu D, Zhang Y, Zhu T, </w:t>
+        <w:t xml:space="preserve">Yang Y, Wang XY, Duan C, Wang ZJ, Sheng HY, Xu XL, </w:t>
       </w:r>
       <w:r>
         <w:rPr>
@@ -28100,7 +31282,7 @@
           <w:i w:val="0"/>
           <w:sz w:val="22"/>
         </w:rPr>
-        <w:t xml:space="preserve"> Correlation between schistosomiasis and CD8+ T cell and stromal PD-L1 as well as the different prognostic role of CD8+ T cell and PD-L1 in schistosomal-associated colorectal cancer and non-schistosomal-associated colorectal cancer. World J Surg Oncol. 2021;19(1):321. doi:10.1186/s12957-021-02433-w. PMID: 34743724</w:t>
+        <w:t xml:space="preserve"> Clinicopathological characteristics and its association with digestive system tumors of 1111 patients with Schistosomiasis japonica. Sci Rep. 2023;13(1):15115. doi:10.1038/s41598-023-42456-9. PMID: 37704736</w:t>
       </w:r>
     </w:p>
     <w:p>
@@ -28116,7 +31298,7 @@
         </w:rPr>
         <w:t>40.</w:t>
         <w:tab/>
-        <w:t xml:space="preserve">Wang W, Zhang Y, Liu J, Jing H, Lu K, Wang L, </w:t>
+        <w:t xml:space="preserve">Wang W, Jing H, Liu J, Bu D, Zhang Y, Zhu T, </w:t>
       </w:r>
       <w:r>
         <w:rPr>
@@ -28134,7 +31316,7 @@
           <w:i w:val="0"/>
           <w:sz w:val="22"/>
         </w:rPr>
-        <w:t xml:space="preserve"> Comparison of the prognostic value of stromal tumor-infiltrating lymphocytes and CD3 + T cells between schistosomal and non-schistosomal colorectal cancer. World J Surg Oncol. 2023;21(1):31. doi:10.1186/s12957-023-02911-3. PMID: 36726115</w:t>
+        <w:t xml:space="preserve"> Correlation between schistosomiasis and CD8+ T cell and stromal PD-L1 as well as the different prognostic role of CD8+ T cell and PD-L1 in schistosomal-associated colorectal cancer and non-schistosomal-associated colorectal cancer. World J Surg Oncol. 2021;19(1):321. doi:10.1186/s12957-021-02433-w. PMID: 34743724</w:t>
       </w:r>
     </w:p>
     <w:p>
@@ -28150,7 +31332,7 @@
         </w:rPr>
         <w:t>41.</w:t>
         <w:tab/>
-        <w:t xml:space="preserve">Pan W, Wang W, Huang J, Lu K, Huang S, Jiang D, </w:t>
+        <w:t xml:space="preserve">Wang W, Zhang Y, Liu J, Jing H, Lu K, Wang L, </w:t>
       </w:r>
       <w:r>
         <w:rPr>
@@ -28168,7 +31350,7 @@
           <w:i w:val="0"/>
           <w:sz w:val="22"/>
         </w:rPr>
-        <w:t xml:space="preserve"> The prognostic role of c-MYC amplification in schistosomiasis-associated colorectal cancer. Jpn J Clin Oncol. 2020;50(4):446-455. doi:10.1093/jjco/hyz210. PMID: 32297641</w:t>
+        <w:t xml:space="preserve"> Comparison of the prognostic value of stromal tumor-infiltrating lymphocytes and CD3 + T cells between schistosomal and non-schistosomal colorectal cancer. World J Surg Oncol. 2023;21(1):31. doi:10.1186/s12957-023-02911-3. PMID: 36726115</w:t>
       </w:r>
     </w:p>
     <w:p>
@@ -28184,7 +31366,7 @@
         </w:rPr>
         <w:t>42.</w:t>
         <w:tab/>
-        <w:t xml:space="preserve">Cheng M, Jing H, Bu D, Liu J, Lu K, Liu J, </w:t>
+        <w:t xml:space="preserve">Pan W, Wang W, Huang J, Lu K, Huang S, Jiang D, </w:t>
       </w:r>
       <w:r>
         <w:rPr>
@@ -28202,7 +31384,7 @@
           <w:i w:val="0"/>
           <w:sz w:val="22"/>
         </w:rPr>
-        <w:t xml:space="preserve"> The predictive value of CD4, CD8, and C-reactive protein in the prognosis of schistosomal and non-schistosomal colorectal cancer. BMC Gastroenterol. 2023;23(1):194. doi:10.1186/s12876-023-02834-z. PMID: 37277702</w:t>
+        <w:t xml:space="preserve"> The prognostic role of c-MYC amplification in schistosomiasis-associated colorectal cancer. Jpn J Clin Oncol. 2020;50(4):446-455. doi:10.1093/jjco/hyz210. PMID: 32297641</w:t>
       </w:r>
     </w:p>
     <w:p>
@@ -28218,7 +31400,7 @@
         </w:rPr>
         <w:t>43.</w:t>
         <w:tab/>
-        <w:t xml:space="preserve">Chai S, Zhang Y, Zhang X, Liu L, Jing H, Wang W, </w:t>
+        <w:t xml:space="preserve">Cheng M, Jing H, Bu D, Liu J, Lu K, Liu J, </w:t>
       </w:r>
       <w:r>
         <w:rPr>
@@ -28236,7 +31418,7 @@
           <w:i w:val="0"/>
           <w:sz w:val="22"/>
         </w:rPr>
-        <w:t xml:space="preserve"> The distinguished predictive value of CFIm25 in schistosomal and non-schistosomal colorectal cancer. Transl Cancer Res. 2026;15(8):638. doi:10.21037/tcr-2026-0893. PMID: 42724732</w:t>
+        <w:t xml:space="preserve"> The predictive value of CD4, CD8, and C-reactive protein in the prognosis of schistosomal and non-schistosomal colorectal cancer. BMC Gastroenterol. 2023;23(1):194. doi:10.1186/s12876-023-02834-z. PMID: 37277702</w:t>
       </w:r>
     </w:p>
     <w:p>
@@ -28252,7 +31434,25 @@
         </w:rPr>
         <w:t>44.</w:t>
         <w:tab/>
-        <w:t>Wu C, Wang Y, Gao H, Zhang Y, Dai M, Li S. Relationship between salt-inducible kinase 2 (SIK2) and lymph node metastasis in colorectal cancer patients complicated with chronic schistosomiasis. Zhejiang Da Xue Xue Bao Yi Xue Ban. 2021;50(5):607-613. doi:10.3724/zdxbyxb-2021-0157. PMID: 34986532</w:t>
+        <w:t xml:space="preserve">Chai S, Zhang Y, Zhang X, Liu L, Jing H, Wang W, </w:t>
+      </w:r>
+      <w:r>
+        <w:rPr>
+          <w:rFonts w:ascii="Arial" w:hAnsi="Arial" w:eastAsia="Arial"/>
+          <w:b w:val="0"/>
+          <w:i w:val="0"/>
+          <w:sz w:val="22"/>
+        </w:rPr>
+        <w:t>et al.</w:t>
+      </w:r>
+      <w:r>
+        <w:rPr>
+          <w:rFonts w:ascii="Arial" w:hAnsi="Arial" w:eastAsia="Arial"/>
+          <w:b w:val="0"/>
+          <w:i w:val="0"/>
+          <w:sz w:val="22"/>
+        </w:rPr>
+        <w:t xml:space="preserve"> The distinguished predictive value of CFIm25 in schistosomal and non-schistosomal colorectal cancer. Transl Cancer Res. 2026;15(8):638. doi:10.21037/tcr-2026-0893. PMID: 42724732</w:t>
       </w:r>
     </w:p>
     <w:p>
@@ -28268,25 +31468,7 @@
         </w:rPr>
         <w:t>45.</w:t>
         <w:tab/>
-        <w:t xml:space="preserve">Feng H, Lu AG, Zhao XW, Han DP, Zhao JK, Shi L, </w:t>
-      </w:r>
-      <w:r>
-        <w:rPr>
-          <w:rFonts w:ascii="Arial" w:hAnsi="Arial" w:eastAsia="Arial"/>
-          <w:b w:val="0"/>
-          <w:i w:val="0"/>
-          <w:sz w:val="22"/>
-        </w:rPr>
-        <w:t>et al.</w:t>
-      </w:r>
-      <w:r>
-        <w:rPr>
-          <w:rFonts w:ascii="Arial" w:hAnsi="Arial" w:eastAsia="Arial"/>
-          <w:b w:val="0"/>
-          <w:i w:val="0"/>
-          <w:sz w:val="22"/>
-        </w:rPr>
-        <w:t xml:space="preserve"> Comparison of non-schistosomal rectosigmoid cancer and schistosomal rectosigmoid cancer. World J Gastroenterol. 2015;21(23):7225-32. doi:10.3748/wjg.v21.i23.7225. PMID: 26109809</w:t>
+        <w:t>Wu C, Wang Y, Gao H, Zhang Y, Dai M, Li S. Relationship between salt-inducible kinase 2 (SIK2) and lymph node metastasis in colorectal cancer patients complicated with chronic schistosomiasis. Zhejiang Da Xue Xue Bao Yi Xue Ban. 2021;50(5):607-613. doi:10.3724/zdxbyxb-2021-0157. PMID: 34986532</w:t>
       </w:r>
     </w:p>
     <w:p>
@@ -28302,7 +31484,7 @@
         </w:rPr>
         <w:t>46.</w:t>
         <w:tab/>
-        <w:t xml:space="preserve">Pan W, Guo J, Li J, Su J, Zhang X, Liu J, </w:t>
+        <w:t xml:space="preserve">Feng H, Lu AG, Zhao XW, Han DP, Zhao JK, Shi L, </w:t>
       </w:r>
       <w:r>
         <w:rPr>
@@ -28320,7 +31502,7 @@
           <w:i w:val="0"/>
           <w:sz w:val="22"/>
         </w:rPr>
-        <w:t xml:space="preserve"> Presence of schistosome eggs in lymph node predict unfavorable prognosis in schistosomal colorectal cancer. Eur J Cancer Prev. 2023;32(6):566-574. doi:10.1097/CEJ.0000000000000811. PMID: 37200090</w:t>
+        <w:t xml:space="preserve"> Comparison of non-schistosomal rectosigmoid cancer and schistosomal rectosigmoid cancer. World J Gastroenterol. 2015;21(23):7225-32. doi:10.3748/wjg.v21.i23.7225. PMID: 26109809</w:t>
       </w:r>
     </w:p>
     <w:p>
@@ -28336,7 +31518,25 @@
         </w:rPr>
         <w:t>47.</w:t>
         <w:tab/>
-        <w:t>Yu D, Wang A, Zhang J, Li X, Jiang C, Zhou H. Genomic analysis of schistosomiasis-associated colorectal cancer reveals a unique mutational landscape and therapeutic implications. Genes Dis. 2023;10(3):657-659. doi:10.1016/j.gendis.2022.05.026. PMID: 37396536</w:t>
+        <w:t xml:space="preserve">Zhang R, Takahashi S, Orita S, Yoshida A, Maruyama H, Shirai T, </w:t>
+      </w:r>
+      <w:r>
+        <w:rPr>
+          <w:rFonts w:ascii="Arial" w:hAnsi="Arial" w:eastAsia="Arial"/>
+          <w:b w:val="0"/>
+          <w:i w:val="0"/>
+          <w:sz w:val="22"/>
+        </w:rPr>
+        <w:t>et al.</w:t>
+      </w:r>
+      <w:r>
+        <w:rPr>
+          <w:rFonts w:ascii="Arial" w:hAnsi="Arial" w:eastAsia="Arial"/>
+          <w:b w:val="0"/>
+          <w:i w:val="0"/>
+          <w:sz w:val="22"/>
+        </w:rPr>
+        <w:t xml:space="preserve"> p53 gene mutations in rectal cancer associated with schistosomiasis japonica in Chinese patients. Cancer Lett. 1998;131(2):215-21. doi:10.1016/s0304-3835(98)00154-2. PMID: 9851256</w:t>
       </w:r>
     </w:p>
     <w:p>
@@ -28352,7 +31552,25 @@
         </w:rPr>
         <w:t>48.</w:t>
         <w:tab/>
-        <w:t>Wang M, Wu QB, He WB, Wang ZQ. Clinicopathological characteristics and prognosis of schistosomal colorectal cancer. Colorectal Dis. 2016;18(10):1005-1009. doi:10.1111/codi.13317. PMID: 26922912</w:t>
+        <w:t xml:space="preserve">Pan W, Guo J, Li J, Su J, Zhang X, Liu J, </w:t>
+      </w:r>
+      <w:r>
+        <w:rPr>
+          <w:rFonts w:ascii="Arial" w:hAnsi="Arial" w:eastAsia="Arial"/>
+          <w:b w:val="0"/>
+          <w:i w:val="0"/>
+          <w:sz w:val="22"/>
+        </w:rPr>
+        <w:t>et al.</w:t>
+      </w:r>
+      <w:r>
+        <w:rPr>
+          <w:rFonts w:ascii="Arial" w:hAnsi="Arial" w:eastAsia="Arial"/>
+          <w:b w:val="0"/>
+          <w:i w:val="0"/>
+          <w:sz w:val="22"/>
+        </w:rPr>
+        <w:t xml:space="preserve"> Presence of schistosome eggs in lymph node predict unfavorable prognosis in schistosomal colorectal cancer. Eur J Cancer Prev. 2023;32(6):566-574. doi:10.1097/CEJ.0000000000000811. PMID: 37200090</w:t>
       </w:r>
     </w:p>
     <w:p>
@@ -28368,43 +31586,7 @@
         </w:rPr>
         <w:t>49.</w:t>
         <w:tab/>
-        <w:t xml:space="preserve">Madbouly KM, Senagore AJ, Mukerjee A, Hussien AM, Shehata MA, Navine P, </w:t>
-      </w:r>
-      <w:r>
-        <w:rPr>
-          <w:rFonts w:ascii="Arial" w:hAnsi="Arial" w:eastAsia="Arial"/>
-          <w:b w:val="0"/>
-          <w:i w:val="0"/>
-          <w:sz w:val="22"/>
-        </w:rPr>
-        <w:t>et al.</w:t>
-      </w:r>
-      <w:r>
-        <w:rPr>
-          <w:rFonts w:ascii="Arial" w:hAnsi="Arial" w:eastAsia="Arial"/>
-          <w:b w:val="0"/>
-          <w:i w:val="0"/>
-          <w:sz w:val="22"/>
-        </w:rPr>
-        <w:t xml:space="preserve"> Colorectal cancer in a population with endemic </w:t>
-      </w:r>
-      <w:r>
-        <w:rPr>
-          <w:rFonts w:ascii="Arial" w:hAnsi="Arial" w:eastAsia="Arial"/>
-          <w:b w:val="0"/>
-          <w:i/>
-          <w:sz w:val="22"/>
-        </w:rPr>
-        <w:t>Schistosoma mansoni</w:t>
-      </w:r>
-      <w:r>
-        <w:rPr>
-          <w:rFonts w:ascii="Arial" w:hAnsi="Arial" w:eastAsia="Arial"/>
-          <w:b w:val="0"/>
-          <w:i w:val="0"/>
-          <w:sz w:val="22"/>
-        </w:rPr>
-        <w:t>: is this an at-risk population?. Int J Colorectal Dis. 2007;22(2):175-81. doi:10.1007/s00384-006-0144-3. PMID: 16786317</w:t>
+        <w:t>Wang M, Wu QB, He WB, Wang ZQ. Clinicopathological characteristics and prognosis of schistosomal colorectal cancer. Colorectal Dis. 2016;18(10):1005-1009. doi:10.1111/codi.13317. PMID: 26922912</w:t>
       </w:r>
     </w:p>
     <w:p>
@@ -28420,25 +31602,7 @@
         </w:rPr>
         <w:t>50.</w:t>
         <w:tab/>
-        <w:t xml:space="preserve">Zalata KR, Nasif WA, Ming SC, Lotfy M, Nada NA, El-Hak NG, </w:t>
-      </w:r>
-      <w:r>
-        <w:rPr>
-          <w:rFonts w:ascii="Arial" w:hAnsi="Arial" w:eastAsia="Arial"/>
-          <w:b w:val="0"/>
-          <w:i w:val="0"/>
-          <w:sz w:val="22"/>
-        </w:rPr>
-        <w:t>et al.</w:t>
-      </w:r>
-      <w:r>
-        <w:rPr>
-          <w:rFonts w:ascii="Arial" w:hAnsi="Arial" w:eastAsia="Arial"/>
-          <w:b w:val="0"/>
-          <w:i w:val="0"/>
-          <w:sz w:val="22"/>
-        </w:rPr>
-        <w:t xml:space="preserve"> p53, Bcl-2 and C-Myc expressions in colorectal carcinoma associated with schistosomiasis in Egypt. Cell Oncol. 2005;27(4):245-53. doi:10.1155/2005/547010. PMID: 16308474</w:t>
+        <w:t>Yu D, Wang A, Zhang J, Li X, Jiang C, Zhou H. Genomic analysis of schistosomiasis-associated colorectal cancer reveals a unique mutational landscape and therapeutic implications. Genes Dis. 2023;10(3):657-659. doi:10.1016/j.gendis.2022.05.026. PMID: 37396536</w:t>
       </w:r>
     </w:p>
     <w:p>
@@ -28454,7 +31618,43 @@
         </w:rPr>
         <w:t>51.</w:t>
         <w:tab/>
-        <w:t>Chen Y, Liu Z, Qian J, Feng H, Li D, Fan Y. [Expression difference of DNA mismatch repair gene hMLH1 and hMSH2 between schistosomiasis-associated colorectal cancer and sporadic colorectal cancer]. Zhonghua Wei Chang Wai Ke Za Zhi. 2016;19(1):75-9. Chinese. PMID: 26797844</w:t>
+        <w:t xml:space="preserve">Madbouly KM, Senagore AJ, Mukerjee A, Hussien AM, Shehata MA, Navine P, </w:t>
+      </w:r>
+      <w:r>
+        <w:rPr>
+          <w:rFonts w:ascii="Arial" w:hAnsi="Arial" w:eastAsia="Arial"/>
+          <w:b w:val="0"/>
+          <w:i w:val="0"/>
+          <w:sz w:val="22"/>
+        </w:rPr>
+        <w:t>et al.</w:t>
+      </w:r>
+      <w:r>
+        <w:rPr>
+          <w:rFonts w:ascii="Arial" w:hAnsi="Arial" w:eastAsia="Arial"/>
+          <w:b w:val="0"/>
+          <w:i w:val="0"/>
+          <w:sz w:val="22"/>
+        </w:rPr>
+        <w:t xml:space="preserve"> Colorectal cancer in a population with endemic </w:t>
+      </w:r>
+      <w:r>
+        <w:rPr>
+          <w:rFonts w:ascii="Arial" w:hAnsi="Arial" w:eastAsia="Arial"/>
+          <w:b w:val="0"/>
+          <w:i/>
+          <w:sz w:val="22"/>
+        </w:rPr>
+        <w:t>Schistosoma mansoni</w:t>
+      </w:r>
+      <w:r>
+        <w:rPr>
+          <w:rFonts w:ascii="Arial" w:hAnsi="Arial" w:eastAsia="Arial"/>
+          <w:b w:val="0"/>
+          <w:i w:val="0"/>
+          <w:sz w:val="22"/>
+        </w:rPr>
+        <w:t>: is this an at-risk population?. Int J Colorectal Dis. 2007;22(2):175-81. doi:10.1007/s00384-006-0144-3. PMID: 16786317</w:t>
       </w:r>
     </w:p>
     <w:p>
@@ -28470,7 +31670,25 @@
         </w:rPr>
         <w:t>52.</w:t>
         <w:tab/>
-        <w:t>Yang DH, Qiu CM, Sun WW, Gu MM, He PF, Xu YY. [Relationship between multi-gene proteins in colorectal carcinoma complicated with chronic schistosomiasis: an immunohistochemical study by using tissue microarray techniques]. Zhongguo Xue Xi Chong Bing Fang Zhi Za Zhi. 2014;26(4):405-9. Chinese. PMID: 25434139</w:t>
+        <w:t xml:space="preserve">Zalata KR, Nasif WA, Ming SC, Lotfy M, Nada NA, El-Hak NG, </w:t>
+      </w:r>
+      <w:r>
+        <w:rPr>
+          <w:rFonts w:ascii="Arial" w:hAnsi="Arial" w:eastAsia="Arial"/>
+          <w:b w:val="0"/>
+          <w:i w:val="0"/>
+          <w:sz w:val="22"/>
+        </w:rPr>
+        <w:t>et al.</w:t>
+      </w:r>
+      <w:r>
+        <w:rPr>
+          <w:rFonts w:ascii="Arial" w:hAnsi="Arial" w:eastAsia="Arial"/>
+          <w:b w:val="0"/>
+          <w:i w:val="0"/>
+          <w:sz w:val="22"/>
+        </w:rPr>
+        <w:t xml:space="preserve"> p53, Bcl-2 and C-Myc expressions in colorectal carcinoma associated with schistosomiasis in Egypt. Cell Oncol. 2005;27(4):245-53. doi:10.1155/2005/547010. PMID: 16308474</w:t>
       </w:r>
     </w:p>
     <w:p>
@@ -28486,7 +31704,7 @@
         </w:rPr>
         <w:t>53.</w:t>
         <w:tab/>
-        <w:t xml:space="preserve">Ruan SL, Wang B, Lu QM, Dong LR, Cao CX, Xu SL, </w:t>
+        <w:t xml:space="preserve">Zhang J, Zheng W, Gong Y, Jia X, Liu H, Guan F, </w:t>
       </w:r>
       <w:r>
         <w:rPr>
@@ -28504,7 +31722,25 @@
           <w:i w:val="0"/>
           <w:sz w:val="22"/>
         </w:rPr>
-        <w:t xml:space="preserve"> [Expression of vascular growth factors in intestinal tissues in colorectal carcinoma patients with schistosomiasis japonica]. Zhongguo Xue Xi Chong Bing Fang Zhi Za Zhi. 2013;25(3):250-4. Chinese. PMID: 24024441</w:t>
+        <w:t xml:space="preserve"> A Hidden "Promoter": </w:t>
+      </w:r>
+      <w:r>
+        <w:rPr>
+          <w:rFonts w:ascii="Arial" w:hAnsi="Arial" w:eastAsia="Arial"/>
+          <w:b w:val="0"/>
+          <w:i/>
+          <w:sz w:val="22"/>
+        </w:rPr>
+        <w:t>Schistosoma japonicum</w:t>
+      </w:r>
+      <w:r>
+        <w:rPr>
+          <w:rFonts w:ascii="Arial" w:hAnsi="Arial" w:eastAsia="Arial"/>
+          <w:b w:val="0"/>
+          <w:i w:val="0"/>
+          <w:sz w:val="22"/>
+        </w:rPr>
+        <w:t xml:space="preserve"> soluble egg antigen activates MAPK/PI3K-AKT pathways and inhibits autophagy to facilitate colorectal cancer. Infect Immun. 2026;94(4):e0069625. doi:10.1128/iai.00696-25. PMID: 41769997</w:t>
       </w:r>
     </w:p>
     <w:p>
@@ -28520,7 +31756,7 @@
         </w:rPr>
         <w:t>54.</w:t>
         <w:tab/>
-        <w:t xml:space="preserve">Yang XG, Yang JW, Zhao PJ, Cheng W, Shi HB, Zhang B, </w:t>
+        <w:t xml:space="preserve">Wang Z, Du Z, Sheng H, Xu X, Wang W, Yang J, </w:t>
       </w:r>
       <w:r>
         <w:rPr>
@@ -28538,7 +31774,7 @@
           <w:i w:val="0"/>
           <w:sz w:val="22"/>
         </w:rPr>
-        <w:t xml:space="preserve"> [Expression and clinicopathological significance of Bcl - 2 and Bax genes in colorectal cancer patients complicated with schistosomiasis]. Zhongguo Xue Xi Chong Bing Fang Zhi Za Zhi. 2021;33(2):148-153. Chinese. doi:10.16250/j.32.1374.2020320. PMID: 34008361</w:t>
+        <w:t xml:space="preserve"> Polarization of intestinal tumour-associated macrophages regulates the development of schistosomal colorectal cancer. J Cancer. 2021;12(4):1033-1041. doi:10.7150/jca.48985. PMID: 33442402</w:t>
       </w:r>
     </w:p>
     <w:p>
@@ -28554,7 +31790,7 @@
         </w:rPr>
         <w:t>55.</w:t>
         <w:tab/>
-        <w:t xml:space="preserve">Zhang R, Takahashi S, Orita S, Yoshida A, Maruyama H, Shirai T, </w:t>
+        <w:t xml:space="preserve">Weglage J, Wolters F, Hehr L, Lichtenberger J, Wulz C, Hempel F, </w:t>
       </w:r>
       <w:r>
         <w:rPr>
@@ -28572,7 +31808,25 @@
           <w:i w:val="0"/>
           <w:sz w:val="22"/>
         </w:rPr>
-        <w:t xml:space="preserve"> p53 gene mutations in rectal cancer associated with schistosomiasis japonica in Chinese patients. Cancer Lett. 1998;131(2):215-21. doi:10.1016/s0304-3835(98)00154-2. PMID: 9851256</w:t>
+        <w:t xml:space="preserve"> </w:t>
+      </w:r>
+      <w:r>
+        <w:rPr>
+          <w:rFonts w:ascii="Arial" w:hAnsi="Arial" w:eastAsia="Arial"/>
+          <w:b w:val="0"/>
+          <w:i/>
+          <w:sz w:val="22"/>
+        </w:rPr>
+        <w:t>Schistosoma mansoni</w:t>
+      </w:r>
+      <w:r>
+        <w:rPr>
+          <w:rFonts w:ascii="Arial" w:hAnsi="Arial" w:eastAsia="Arial"/>
+          <w:b w:val="0"/>
+          <w:i w:val="0"/>
+          <w:sz w:val="22"/>
+        </w:rPr>
+        <w:t xml:space="preserve"> eggs induce Wnt/β-catenin signaling and activate the protooncogene c-Jun in human and hamster colon. Sci Rep. 2020;10(1):22373. doi:10.1038/s41598-020-79450-4. PMID: 33361772</w:t>
       </w:r>
     </w:p>
     <w:p>
@@ -28588,7 +31842,16 @@
         </w:rPr>
         <w:t>56.</w:t>
         <w:tab/>
-        <w:t xml:space="preserve">Zhang J, Zheng W, Gong Y, Jia X, Liu H, Guan F, </w:t>
+        <w:t xml:space="preserve">Jain S, Rana M, Choubey P, Kumar S. </w:t>
+      </w:r>
+      <w:r>
+        <w:rPr>
+          <w:rFonts w:ascii="Arial" w:hAnsi="Arial" w:eastAsia="Arial"/>
+          <w:b w:val="0"/>
+          <w:i/>
+          <w:sz w:val="22"/>
+        </w:rPr>
+        <w:t>Schistosoma japonicum</w:t>
       </w:r>
       <w:r>
         <w:rPr>
@@ -28597,34 +31860,7 @@
           <w:i w:val="0"/>
           <w:sz w:val="22"/>
         </w:rPr>
-        <w:t>et al.</w:t>
-      </w:r>
-      <w:r>
-        <w:rPr>
-          <w:rFonts w:ascii="Arial" w:hAnsi="Arial" w:eastAsia="Arial"/>
-          <w:b w:val="0"/>
-          <w:i w:val="0"/>
-          <w:sz w:val="22"/>
-        </w:rPr>
-        <w:t xml:space="preserve"> A Hidden "Promoter": </w:t>
-      </w:r>
-      <w:r>
-        <w:rPr>
-          <w:rFonts w:ascii="Arial" w:hAnsi="Arial" w:eastAsia="Arial"/>
-          <w:b w:val="0"/>
-          <w:i/>
-          <w:sz w:val="22"/>
-        </w:rPr>
-        <w:t>Schistosoma japonicum</w:t>
-      </w:r>
-      <w:r>
-        <w:rPr>
-          <w:rFonts w:ascii="Arial" w:hAnsi="Arial" w:eastAsia="Arial"/>
-          <w:b w:val="0"/>
-          <w:i w:val="0"/>
-          <w:sz w:val="22"/>
-        </w:rPr>
-        <w:t xml:space="preserve"> soluble egg antigen activates MAPK/PI3K-AKT pathways and inhibits autophagy to facilitate colorectal cancer. Infect Immun. 2026;94(4):e0069625. doi:10.1128/iai.00696-25. PMID: 41769997</w:t>
+        <w:t xml:space="preserve"> Associated Colorectal Cancer and Its Management. Acta Parasitol. 2023;68(4):723-734. doi:10.1007/s11686-023-00707-9. PMID: 37594685</w:t>
       </w:r>
     </w:p>
     <w:p>
@@ -28639,126 +31875,6 @@
           <w:sz w:val="22"/>
         </w:rPr>
         <w:t>57.</w:t>
-        <w:tab/>
-        <w:t xml:space="preserve">Wang Z, Du Z, Sheng H, Xu X, Wang W, Yang J, </w:t>
-      </w:r>
-      <w:r>
-        <w:rPr>
-          <w:rFonts w:ascii="Arial" w:hAnsi="Arial" w:eastAsia="Arial"/>
-          <w:b w:val="0"/>
-          <w:i w:val="0"/>
-          <w:sz w:val="22"/>
-        </w:rPr>
-        <w:t>et al.</w:t>
-      </w:r>
-      <w:r>
-        <w:rPr>
-          <w:rFonts w:ascii="Arial" w:hAnsi="Arial" w:eastAsia="Arial"/>
-          <w:b w:val="0"/>
-          <w:i w:val="0"/>
-          <w:sz w:val="22"/>
-        </w:rPr>
-        <w:t xml:space="preserve"> Polarization of intestinal tumour-associated macrophages regulates the development of schistosomal colorectal cancer. J Cancer. 2021;12(4):1033-1041. doi:10.7150/jca.48985. PMID: 33442402</w:t>
-      </w:r>
-    </w:p>
-    <w:p>
-      <w:pPr>
-        <w:ind w:left="425" w:hanging="425"/>
-      </w:pPr>
-      <w:r>
-        <w:rPr>
-          <w:rFonts w:ascii="Arial" w:hAnsi="Arial" w:eastAsia="Arial"/>
-          <w:b w:val="0"/>
-          <w:i w:val="0"/>
-          <w:sz w:val="22"/>
-        </w:rPr>
-        <w:t>58.</w:t>
-        <w:tab/>
-        <w:t xml:space="preserve">Weglage J, Wolters F, Hehr L, Lichtenberger J, Wulz C, Hempel F, </w:t>
-      </w:r>
-      <w:r>
-        <w:rPr>
-          <w:rFonts w:ascii="Arial" w:hAnsi="Arial" w:eastAsia="Arial"/>
-          <w:b w:val="0"/>
-          <w:i w:val="0"/>
-          <w:sz w:val="22"/>
-        </w:rPr>
-        <w:t>et al.</w:t>
-      </w:r>
-      <w:r>
-        <w:rPr>
-          <w:rFonts w:ascii="Arial" w:hAnsi="Arial" w:eastAsia="Arial"/>
-          <w:b w:val="0"/>
-          <w:i w:val="0"/>
-          <w:sz w:val="22"/>
-        </w:rPr>
-        <w:t xml:space="preserve"> </w:t>
-      </w:r>
-      <w:r>
-        <w:rPr>
-          <w:rFonts w:ascii="Arial" w:hAnsi="Arial" w:eastAsia="Arial"/>
-          <w:b w:val="0"/>
-          <w:i/>
-          <w:sz w:val="22"/>
-        </w:rPr>
-        <w:t>Schistosoma mansoni</w:t>
-      </w:r>
-      <w:r>
-        <w:rPr>
-          <w:rFonts w:ascii="Arial" w:hAnsi="Arial" w:eastAsia="Arial"/>
-          <w:b w:val="0"/>
-          <w:i w:val="0"/>
-          <w:sz w:val="22"/>
-        </w:rPr>
-        <w:t xml:space="preserve"> eggs induce Wnt/β-catenin signaling and activate the protooncogene c-Jun in human and hamster colon. Sci Rep. 2020;10(1):22373. doi:10.1038/s41598-020-79450-4. PMID: 33361772</w:t>
-      </w:r>
-    </w:p>
-    <w:p>
-      <w:pPr>
-        <w:ind w:left="425" w:hanging="425"/>
-      </w:pPr>
-      <w:r>
-        <w:rPr>
-          <w:rFonts w:ascii="Arial" w:hAnsi="Arial" w:eastAsia="Arial"/>
-          <w:b w:val="0"/>
-          <w:i w:val="0"/>
-          <w:sz w:val="22"/>
-        </w:rPr>
-        <w:t>59.</w:t>
-        <w:tab/>
-        <w:t xml:space="preserve">Jain S, Rana M, Choubey P, Kumar S. </w:t>
-      </w:r>
-      <w:r>
-        <w:rPr>
-          <w:rFonts w:ascii="Arial" w:hAnsi="Arial" w:eastAsia="Arial"/>
-          <w:b w:val="0"/>
-          <w:i/>
-          <w:sz w:val="22"/>
-        </w:rPr>
-        <w:t>Schistosoma japonicum</w:t>
-      </w:r>
-      <w:r>
-        <w:rPr>
-          <w:rFonts w:ascii="Arial" w:hAnsi="Arial" w:eastAsia="Arial"/>
-          <w:b w:val="0"/>
-          <w:i w:val="0"/>
-          <w:sz w:val="22"/>
-        </w:rPr>
-        <w:t xml:space="preserve"> Associated Colorectal Cancer and Its Management. Acta Parasitol. 2023;68(4):723-734. doi:10.1007/s11686-023-00707-9. PMID: 37594685</w:t>
-      </w:r>
-    </w:p>
-    <w:p>
-      <w:pPr>
-        <w:ind w:left="425" w:hanging="425"/>
-      </w:pPr>
-      <w:r>
-        <w:rPr>
-          <w:rFonts w:ascii="Arial" w:hAnsi="Arial" w:eastAsia="Arial"/>
-          <w:b w:val="0"/>
-          <w:i w:val="0"/>
-          <w:sz w:val="22"/>
-        </w:rPr>
-        <w:t>60.</w:t>
         <w:tab/>
         <w:t>Kaw LL Jr, Punzalan CK, Crisostomo AC, Bowyer MW, Wherry DC. Surgical pathology of colorectal cancer in Filipinos: implications for clinical practice. J Am Coll Surg. 2002;195(2):188-95. doi:10.1016/s1072-7515(02)01186-9. PMID: 12168965</w:t>
       </w:r>
